--- a/TECH-LINK_Strike_Machine_Manual.docx
+++ b/TECH-LINK_Strike_Machine_Manual.docx
@@ -131,6 +131,7 @@
                                   <w:sdtPr>
                                     <w:rPr>
                                       <w:color w:val="FFFFFF" w:themeColor="background1"/>
+                                      <w:sz w:val="32"/>
                                     </w:rPr>
                                     <w:alias w:val="Author"/>
                                     <w:tag w:val=""/>
@@ -138,6 +139,7 @@
                                     <w:dataBinding w:prefixMappings="xmlns:ns0='http://purl.org/dc/elements/1.1/' xmlns:ns1='http://schemas.openxmlformats.org/package/2006/metadata/core-properties' " w:xpath="/ns1:coreProperties[1]/ns0:creator[1]" w:storeItemID="{6C3C8BC8-F283-45AE-878A-BAB7291924A1}"/>
                                     <w:text/>
                                   </w:sdtPr>
+                                  <w:sdtEndPr/>
                                   <w:sdtContent>
                                     <w:p>
                                       <w:pPr>
@@ -146,17 +148,20 @@
                                         <w:jc w:val="center"/>
                                         <w:rPr>
                                           <w:color w:val="FFFFFF" w:themeColor="background1"/>
+                                          <w:sz w:val="32"/>
                                         </w:rPr>
                                       </w:pPr>
                                       <w:r>
                                         <w:rPr>
                                           <w:color w:val="FFFFFF" w:themeColor="background1"/>
+                                          <w:sz w:val="32"/>
                                         </w:rPr>
                                         <w:t xml:space="preserve">Author: </w:t>
                                       </w:r>
                                       <w:r>
                                         <w:rPr>
                                           <w:color w:val="FFFFFF" w:themeColor="background1"/>
+                                          <w:sz w:val="32"/>
                                         </w:rPr>
                                         <w:t>Nguyen Xuan Tan Tai</w:t>
                                       </w:r>
@@ -169,11 +174,13 @@
                                     <w:spacing w:before="120"/>
                                     <w:rPr>
                                       <w:color w:val="FFFFFF" w:themeColor="background1"/>
+                                      <w:sz w:val="32"/>
                                     </w:rPr>
                                   </w:pPr>
                                   <w:r>
                                     <w:rPr>
                                       <w:color w:val="FFFFFF" w:themeColor="background1"/>
+                                      <w:sz w:val="32"/>
                                     </w:rPr>
                                     <w:t> </w:t>
                                   </w:r>
@@ -185,29 +192,20 @@
                                     <w:jc w:val="center"/>
                                     <w:rPr>
                                       <w:color w:val="FFFFFF" w:themeColor="background1"/>
+                                      <w:sz w:val="32"/>
                                     </w:rPr>
                                   </w:pPr>
                                   <w:r>
                                     <w:rPr>
                                       <w:color w:val="FFFFFF" w:themeColor="background1"/>
+                                      <w:sz w:val="32"/>
                                     </w:rPr>
-                                    <w:t xml:space="preserve"> Vietnam: </w:t>
+                                    <w:t> Vietnam: 05B-07A Duong so 15, KCX Tan Thuan, Q7, Ho Chi Minh City</w:t>
                                   </w:r>
                                   <w:r>
                                     <w:rPr>
                                       <w:color w:val="FFFFFF" w:themeColor="background1"/>
-                                    </w:rPr>
-                                    <w:t>05B-07A Duong so 15, KCX T</w:t>
-                                  </w:r>
-                                  <w:r>
-                                    <w:rPr>
-                                      <w:color w:val="FFFFFF" w:themeColor="background1"/>
-                                    </w:rPr>
-                                    <w:t>an Thuan, Q7, Ho Chi Minh City</w:t>
-                                  </w:r>
-                                  <w:r>
-                                    <w:rPr>
-                                      <w:color w:val="FFFFFF" w:themeColor="background1"/>
+                                      <w:sz w:val="32"/>
                                     </w:rPr>
                                     <w:br/>
                                   </w:r>
@@ -215,6 +213,7 @@
                                     <w:sdtPr>
                                       <w:rPr>
                                         <w:color w:val="FFFFFF" w:themeColor="background1"/>
+                                        <w:sz w:val="32"/>
                                       </w:rPr>
                                       <w:alias w:val="Address"/>
                                       <w:tag w:val=""/>
@@ -222,10 +221,12 @@
                                       <w:dataBinding w:prefixMappings="xmlns:ns0='http://schemas.microsoft.com/office/2006/coverPageProps' " w:xpath="/ns0:CoverPageProperties[1]/ns0:CompanyAddress[1]" w:storeItemID="{55AF091B-3C7A-41E3-B477-F2FDAA23CFDA}"/>
                                       <w:text/>
                                     </w:sdtPr>
+                                    <w:sdtEndPr/>
                                     <w:sdtContent>
                                       <w:r>
                                         <w:rPr>
                                           <w:color w:val="FFFFFF" w:themeColor="background1"/>
+                                          <w:sz w:val="32"/>
                                         </w:rPr>
                                         <w:t>USA: 1921 Industrial Drive, Niles, MI, United States, 49120</w:t>
                                       </w:r>
@@ -428,6 +429,7 @@
                             <w:sdtPr>
                               <w:rPr>
                                 <w:color w:val="FFFFFF" w:themeColor="background1"/>
+                                <w:sz w:val="32"/>
                               </w:rPr>
                               <w:alias w:val="Author"/>
                               <w:tag w:val=""/>
@@ -435,6 +437,7 @@
                               <w:dataBinding w:prefixMappings="xmlns:ns0='http://purl.org/dc/elements/1.1/' xmlns:ns1='http://schemas.openxmlformats.org/package/2006/metadata/core-properties' " w:xpath="/ns1:coreProperties[1]/ns0:creator[1]" w:storeItemID="{6C3C8BC8-F283-45AE-878A-BAB7291924A1}"/>
                               <w:text/>
                             </w:sdtPr>
+                            <w:sdtEndPr/>
                             <w:sdtContent>
                               <w:p>
                                 <w:pPr>
@@ -443,17 +446,20 @@
                                   <w:jc w:val="center"/>
                                   <w:rPr>
                                     <w:color w:val="FFFFFF" w:themeColor="background1"/>
+                                    <w:sz w:val="32"/>
                                   </w:rPr>
                                 </w:pPr>
                                 <w:r>
                                   <w:rPr>
                                     <w:color w:val="FFFFFF" w:themeColor="background1"/>
+                                    <w:sz w:val="32"/>
                                   </w:rPr>
                                   <w:t xml:space="preserve">Author: </w:t>
                                 </w:r>
                                 <w:r>
                                   <w:rPr>
                                     <w:color w:val="FFFFFF" w:themeColor="background1"/>
+                                    <w:sz w:val="32"/>
                                   </w:rPr>
                                   <w:t>Nguyen Xuan Tan Tai</w:t>
                                 </w:r>
@@ -466,11 +472,13 @@
                               <w:spacing w:before="120"/>
                               <w:rPr>
                                 <w:color w:val="FFFFFF" w:themeColor="background1"/>
+                                <w:sz w:val="32"/>
                               </w:rPr>
                             </w:pPr>
                             <w:r>
                               <w:rPr>
                                 <w:color w:val="FFFFFF" w:themeColor="background1"/>
+                                <w:sz w:val="32"/>
                               </w:rPr>
                               <w:t> </w:t>
                             </w:r>
@@ -482,29 +490,20 @@
                               <w:jc w:val="center"/>
                               <w:rPr>
                                 <w:color w:val="FFFFFF" w:themeColor="background1"/>
+                                <w:sz w:val="32"/>
                               </w:rPr>
                             </w:pPr>
                             <w:r>
                               <w:rPr>
                                 <w:color w:val="FFFFFF" w:themeColor="background1"/>
+                                <w:sz w:val="32"/>
                               </w:rPr>
-                              <w:t xml:space="preserve"> Vietnam: </w:t>
+                              <w:t> Vietnam: 05B-07A Duong so 15, KCX Tan Thuan, Q7, Ho Chi Minh City</w:t>
                             </w:r>
                             <w:r>
                               <w:rPr>
                                 <w:color w:val="FFFFFF" w:themeColor="background1"/>
-                              </w:rPr>
-                              <w:t>05B-07A Duong so 15, KCX T</w:t>
-                            </w:r>
-                            <w:r>
-                              <w:rPr>
-                                <w:color w:val="FFFFFF" w:themeColor="background1"/>
-                              </w:rPr>
-                              <w:t>an Thuan, Q7, Ho Chi Minh City</w:t>
-                            </w:r>
-                            <w:r>
-                              <w:rPr>
-                                <w:color w:val="FFFFFF" w:themeColor="background1"/>
+                                <w:sz w:val="32"/>
                               </w:rPr>
                               <w:br/>
                             </w:r>
@@ -512,6 +511,7 @@
                               <w:sdtPr>
                                 <w:rPr>
                                   <w:color w:val="FFFFFF" w:themeColor="background1"/>
+                                  <w:sz w:val="32"/>
                                 </w:rPr>
                                 <w:alias w:val="Address"/>
                                 <w:tag w:val=""/>
@@ -519,10 +519,12 @@
                                 <w:dataBinding w:prefixMappings="xmlns:ns0='http://schemas.microsoft.com/office/2006/coverPageProps' " w:xpath="/ns0:CoverPageProperties[1]/ns0:CompanyAddress[1]" w:storeItemID="{55AF091B-3C7A-41E3-B477-F2FDAA23CFDA}"/>
                                 <w:text/>
                               </w:sdtPr>
+                              <w:sdtEndPr/>
                               <w:sdtContent>
                                 <w:r>
                                   <w:rPr>
                                     <w:color w:val="FFFFFF" w:themeColor="background1"/>
+                                    <w:sz w:val="32"/>
                                   </w:rPr>
                                   <w:t>USA: 1921 Industrial Drive, Niles, MI, United States, 49120</w:t>
                                 </w:r>
@@ -865,13 +867,27 @@
           <w:r>
             <w:fldChar w:fldCharType="separate"/>
           </w:r>
-          <w:hyperlink w:anchor="_Toc232684411" w:history="1">
+          <w:hyperlink w:anchor="_Toc234849675" w:history="1">
             <w:r>
               <w:rPr>
                 <w:rStyle w:val="Hyperlink"/>
                 <w:noProof/>
               </w:rPr>
-              <w:t>Chapter 1. Production Panels and Function Guide</w:t>
+              <w:t xml:space="preserve">Chapter </w:t>
+            </w:r>
+            <w:r>
+              <w:rPr>
+                <w:rStyle w:val="Hyperlink"/>
+                <w:noProof/>
+              </w:rPr>
+              <w:t>1</w:t>
+            </w:r>
+            <w:r>
+              <w:rPr>
+                <w:rStyle w:val="Hyperlink"/>
+                <w:noProof/>
+              </w:rPr>
+              <w:t>. Production Panels and Function Guide</w:t>
             </w:r>
             <w:r>
               <w:rPr>
@@ -892,7 +908,7 @@
                 <w:noProof/>
                 <w:webHidden/>
               </w:rPr>
-              <w:instrText xml:space="preserve"> PAGEREF _Toc232684411 \h </w:instrText>
+              <w:instrText xml:space="preserve"> PAGEREF _Toc234849675 \h </w:instrText>
             </w:r>
             <w:r>
               <w:rPr>
@@ -932,7 +948,7 @@
               <w:lang w:eastAsia="zh-CN"/>
             </w:rPr>
           </w:pPr>
-          <w:hyperlink w:anchor="_Toc232684412" w:history="1">
+          <w:hyperlink w:anchor="_Toc234849676" w:history="1">
             <w:r>
               <w:rPr>
                 <w:rStyle w:val="Hyperlink"/>
@@ -956,7 +972,7 @@
               <w:rPr>
                 <w:webHidden/>
               </w:rPr>
-              <w:instrText xml:space="preserve"> PAGEREF _Toc232684412 \h </w:instrText>
+              <w:instrText xml:space="preserve"> PAGEREF _Toc234849676 \h </w:instrText>
             </w:r>
             <w:r>
               <w:rPr>
@@ -992,7 +1008,7 @@
               <w:lang w:eastAsia="zh-CN"/>
             </w:rPr>
           </w:pPr>
-          <w:hyperlink w:anchor="_Toc232684413" w:history="1">
+          <w:hyperlink w:anchor="_Toc234849677" w:history="1">
             <w:r>
               <w:rPr>
                 <w:rStyle w:val="Hyperlink"/>
@@ -1016,7 +1032,7 @@
               <w:rPr>
                 <w:webHidden/>
               </w:rPr>
-              <w:instrText xml:space="preserve"> PAGEREF _Toc232684413 \h </w:instrText>
+              <w:instrText xml:space="preserve"> PAGEREF _Toc234849677 \h </w:instrText>
             </w:r>
             <w:r>
               <w:rPr>
@@ -1052,7 +1068,7 @@
               <w:lang w:eastAsia="zh-CN"/>
             </w:rPr>
           </w:pPr>
-          <w:hyperlink w:anchor="_Toc232684414" w:history="1">
+          <w:hyperlink w:anchor="_Toc234849678" w:history="1">
             <w:r>
               <w:rPr>
                 <w:rStyle w:val="Hyperlink"/>
@@ -1075,7 +1091,7 @@
               <w:rPr>
                 <w:webHidden/>
               </w:rPr>
-              <w:instrText xml:space="preserve"> PAGEREF _Toc232684414 \h </w:instrText>
+              <w:instrText xml:space="preserve"> PAGEREF _Toc234849678 \h </w:instrText>
             </w:r>
             <w:r>
               <w:rPr>
@@ -1111,7 +1127,7 @@
               <w:lang w:eastAsia="zh-CN"/>
             </w:rPr>
           </w:pPr>
-          <w:hyperlink w:anchor="_Toc232684415" w:history="1">
+          <w:hyperlink w:anchor="_Toc234849679" w:history="1">
             <w:r>
               <w:rPr>
                 <w:rStyle w:val="Hyperlink"/>
@@ -1134,7 +1150,7 @@
               <w:rPr>
                 <w:webHidden/>
               </w:rPr>
-              <w:instrText xml:space="preserve"> PAGEREF _Toc232684415 \h </w:instrText>
+              <w:instrText xml:space="preserve"> PAGEREF _Toc234849679 \h </w:instrText>
             </w:r>
             <w:r>
               <w:rPr>
@@ -1170,7 +1186,7 @@
               <w:lang w:eastAsia="zh-CN"/>
             </w:rPr>
           </w:pPr>
-          <w:hyperlink w:anchor="_Toc232684416" w:history="1">
+          <w:hyperlink w:anchor="_Toc234849680" w:history="1">
             <w:r>
               <w:rPr>
                 <w:rStyle w:val="Hyperlink"/>
@@ -1193,7 +1209,7 @@
               <w:rPr>
                 <w:webHidden/>
               </w:rPr>
-              <w:instrText xml:space="preserve"> PAGEREF _Toc232684416 \h </w:instrText>
+              <w:instrText xml:space="preserve"> PAGEREF _Toc234849680 \h </w:instrText>
             </w:r>
             <w:r>
               <w:rPr>
@@ -1229,7 +1245,7 @@
               <w:lang w:eastAsia="zh-CN"/>
             </w:rPr>
           </w:pPr>
-          <w:hyperlink w:anchor="_Toc232684417" w:history="1">
+          <w:hyperlink w:anchor="_Toc234849681" w:history="1">
             <w:r>
               <w:rPr>
                 <w:rStyle w:val="Hyperlink"/>
@@ -1252,7 +1268,7 @@
               <w:rPr>
                 <w:webHidden/>
               </w:rPr>
-              <w:instrText xml:space="preserve"> PAGEREF _Toc232684417 \h </w:instrText>
+              <w:instrText xml:space="preserve"> PAGEREF _Toc234849681 \h </w:instrText>
             </w:r>
             <w:r>
               <w:rPr>
@@ -1288,7 +1304,7 @@
               <w:lang w:eastAsia="zh-CN"/>
             </w:rPr>
           </w:pPr>
-          <w:hyperlink w:anchor="_Toc232684418" w:history="1">
+          <w:hyperlink w:anchor="_Toc234849682" w:history="1">
             <w:r>
               <w:rPr>
                 <w:rStyle w:val="Hyperlink"/>
@@ -1311,7 +1327,7 @@
               <w:rPr>
                 <w:webHidden/>
               </w:rPr>
-              <w:instrText xml:space="preserve"> PAGEREF _Toc232684418 \h </w:instrText>
+              <w:instrText xml:space="preserve"> PAGEREF _Toc234849682 \h </w:instrText>
             </w:r>
             <w:r>
               <w:rPr>
@@ -1347,7 +1363,7 @@
               <w:lang w:eastAsia="zh-CN"/>
             </w:rPr>
           </w:pPr>
-          <w:hyperlink w:anchor="_Toc232684419" w:history="1">
+          <w:hyperlink w:anchor="_Toc234849683" w:history="1">
             <w:r>
               <w:rPr>
                 <w:rStyle w:val="Hyperlink"/>
@@ -1370,7 +1386,7 @@
               <w:rPr>
                 <w:webHidden/>
               </w:rPr>
-              <w:instrText xml:space="preserve"> PAGEREF _Toc232684419 \h </w:instrText>
+              <w:instrText xml:space="preserve"> PAGEREF _Toc234849683 \h </w:instrText>
             </w:r>
             <w:r>
               <w:rPr>
@@ -1406,12 +1422,12 @@
               <w:lang w:eastAsia="zh-CN"/>
             </w:rPr>
           </w:pPr>
-          <w:hyperlink w:anchor="_Toc232684420" w:history="1">
+          <w:hyperlink w:anchor="_Toc234849684" w:history="1">
             <w:r>
               <w:rPr>
                 <w:rStyle w:val="Hyperlink"/>
               </w:rPr>
-              <w:t>1.5. Conveyor</w:t>
+              <w:t>3.1. Setting Page</w:t>
             </w:r>
             <w:r>
               <w:rPr>
@@ -1429,7 +1445,7 @@
               <w:rPr>
                 <w:webHidden/>
               </w:rPr>
-              <w:instrText xml:space="preserve"> PAGEREF _Toc232684420 \h </w:instrText>
+              <w:instrText xml:space="preserve"> PAGEREF _Toc234849684 \h </w:instrText>
             </w:r>
             <w:r>
               <w:rPr>
@@ -1446,7 +1462,7 @@
               <w:rPr>
                 <w:webHidden/>
               </w:rPr>
-              <w:t>12</w:t>
+              <w:t>11</w:t>
             </w:r>
             <w:r>
               <w:rPr>
@@ -1465,12 +1481,12 @@
               <w:lang w:eastAsia="zh-CN"/>
             </w:rPr>
           </w:pPr>
-          <w:hyperlink w:anchor="_Toc232684421" w:history="1">
+          <w:hyperlink w:anchor="_Toc234849685" w:history="1">
             <w:r>
               <w:rPr>
                 <w:rStyle w:val="Hyperlink"/>
               </w:rPr>
-              <w:t>1.6. Visualization</w:t>
+              <w:t>3.2. Operation Guide</w:t>
             </w:r>
             <w:r>
               <w:rPr>
@@ -1488,7 +1504,7 @@
               <w:rPr>
                 <w:webHidden/>
               </w:rPr>
-              <w:instrText xml:space="preserve"> PAGEREF _Toc232684421 \h </w:instrText>
+              <w:instrText xml:space="preserve"> PAGEREF _Toc234849685 \h </w:instrText>
             </w:r>
             <w:r>
               <w:rPr>
@@ -1505,7 +1521,7 @@
               <w:rPr>
                 <w:webHidden/>
               </w:rPr>
-              <w:t>13</w:t>
+              <w:t>11</w:t>
             </w:r>
             <w:r>
               <w:rPr>
@@ -1524,12 +1540,12 @@
               <w:lang w:eastAsia="zh-CN"/>
             </w:rPr>
           </w:pPr>
-          <w:hyperlink w:anchor="_Toc232684422" w:history="1">
+          <w:hyperlink w:anchor="_Toc234849686" w:history="1">
             <w:r>
               <w:rPr>
                 <w:rStyle w:val="Hyperlink"/>
               </w:rPr>
-              <w:t>1.7. Advance Setting</w:t>
+              <w:t>4. History Page</w:t>
             </w:r>
             <w:r>
               <w:rPr>
@@ -1547,7 +1563,7 @@
               <w:rPr>
                 <w:webHidden/>
               </w:rPr>
-              <w:instrText xml:space="preserve"> PAGEREF _Toc232684422 \h </w:instrText>
+              <w:instrText xml:space="preserve"> PAGEREF _Toc234849686 \h </w:instrText>
             </w:r>
             <w:r>
               <w:rPr>
@@ -1564,76 +1580,10 @@
               <w:rPr>
                 <w:webHidden/>
               </w:rPr>
-              <w:t>14</w:t>
+              <w:t>12</w:t>
             </w:r>
             <w:r>
               <w:rPr>
-                <w:webHidden/>
-              </w:rPr>
-              <w:fldChar w:fldCharType="end"/>
-            </w:r>
-          </w:hyperlink>
-        </w:p>
-        <w:p>
-          <w:pPr>
-            <w:pStyle w:val="TOC1"/>
-            <w:rPr>
-              <w:noProof/>
-              <w:lang w:eastAsia="zh-CN"/>
-            </w:rPr>
-          </w:pPr>
-          <w:hyperlink w:anchor="_Toc232684423" w:history="1">
-            <w:r>
-              <w:rPr>
-                <w:rStyle w:val="Hyperlink"/>
-                <w:noProof/>
-              </w:rPr>
-              <w:t>II. Product Panels and Function Guide</w:t>
-            </w:r>
-            <w:r>
-              <w:rPr>
-                <w:noProof/>
-                <w:webHidden/>
-              </w:rPr>
-              <w:tab/>
-            </w:r>
-            <w:r>
-              <w:rPr>
-                <w:noProof/>
-                <w:webHidden/>
-              </w:rPr>
-              <w:fldChar w:fldCharType="begin"/>
-            </w:r>
-            <w:r>
-              <w:rPr>
-                <w:noProof/>
-                <w:webHidden/>
-              </w:rPr>
-              <w:instrText xml:space="preserve"> PAGEREF _Toc232684423 \h </w:instrText>
-            </w:r>
-            <w:r>
-              <w:rPr>
-                <w:noProof/>
-                <w:webHidden/>
-              </w:rPr>
-            </w:r>
-            <w:r>
-              <w:rPr>
-                <w:noProof/>
-                <w:webHidden/>
-              </w:rPr>
-              <w:fldChar w:fldCharType="separate"/>
-            </w:r>
-            <w:r>
-              <w:rPr>
-                <w:noProof/>
-                <w:webHidden/>
-              </w:rPr>
-              <w:t>15</w:t>
-            </w:r>
-            <w:r>
-              <w:rPr>
-                <w:noProof/>
                 <w:webHidden/>
               </w:rPr>
               <w:fldChar w:fldCharType="end"/>
@@ -1649,12 +1599,12 @@
               <w:lang w:eastAsia="zh-CN"/>
             </w:rPr>
           </w:pPr>
-          <w:hyperlink w:anchor="_Toc232684424" w:history="1">
+          <w:hyperlink w:anchor="_Toc234849687" w:history="1">
             <w:r>
               <w:rPr>
                 <w:rStyle w:val="Hyperlink"/>
               </w:rPr>
-              <w:t>1. Catalog</w:t>
+              <w:t>4.1. History Page</w:t>
             </w:r>
             <w:r>
               <w:rPr>
@@ -1672,7 +1622,7 @@
               <w:rPr>
                 <w:webHidden/>
               </w:rPr>
-              <w:instrText xml:space="preserve"> PAGEREF _Toc232684424 \h </w:instrText>
+              <w:instrText xml:space="preserve"> PAGEREF _Toc234849687 \h </w:instrText>
             </w:r>
             <w:r>
               <w:rPr>
@@ -1689,7 +1639,7 @@
               <w:rPr>
                 <w:webHidden/>
               </w:rPr>
-              <w:t>16</w:t>
+              <w:t>12</w:t>
             </w:r>
             <w:r>
               <w:rPr>
@@ -1708,12 +1658,12 @@
               <w:lang w:eastAsia="zh-CN"/>
             </w:rPr>
           </w:pPr>
-          <w:hyperlink w:anchor="_Toc232684425" w:history="1">
+          <w:hyperlink w:anchor="_Toc234849688" w:history="1">
             <w:r>
               <w:rPr>
                 <w:rStyle w:val="Hyperlink"/>
               </w:rPr>
-              <w:t>2. Details</w:t>
+              <w:t>4.2. Operation Guide</w:t>
             </w:r>
             <w:r>
               <w:rPr>
@@ -1731,7 +1681,7 @@
               <w:rPr>
                 <w:webHidden/>
               </w:rPr>
-              <w:instrText xml:space="preserve"> PAGEREF _Toc232684425 \h </w:instrText>
+              <w:instrText xml:space="preserve"> PAGEREF _Toc234849688 \h </w:instrText>
             </w:r>
             <w:r>
               <w:rPr>
@@ -1748,7 +1698,7 @@
               <w:rPr>
                 <w:webHidden/>
               </w:rPr>
-              <w:t>17</w:t>
+              <w:t>13</w:t>
             </w:r>
             <w:r>
               <w:rPr>
@@ -1766,13 +1716,13 @@
               <w:lang w:eastAsia="zh-CN"/>
             </w:rPr>
           </w:pPr>
-          <w:hyperlink w:anchor="_Toc232684426" w:history="1">
+          <w:hyperlink w:anchor="_Toc234849689" w:history="1">
             <w:r>
               <w:rPr>
                 <w:rStyle w:val="Hyperlink"/>
                 <w:noProof/>
               </w:rPr>
-              <w:t>III. Devices Panel and Function Guide</w:t>
+              <w:t>V. Operation Instructions</w:t>
             </w:r>
             <w:r>
               <w:rPr>
@@ -1793,7 +1743,7 @@
                 <w:noProof/>
                 <w:webHidden/>
               </w:rPr>
-              <w:instrText xml:space="preserve"> PAGEREF _Toc232684426 \h </w:instrText>
+              <w:instrText xml:space="preserve"> PAGEREF _Toc234849689 \h </w:instrText>
             </w:r>
             <w:r>
               <w:rPr>
@@ -1813,7 +1763,7 @@
                 <w:noProof/>
                 <w:webHidden/>
               </w:rPr>
-              <w:t>18</w:t>
+              <w:t>14</w:t>
             </w:r>
             <w:r>
               <w:rPr>
@@ -1833,12 +1783,12 @@
               <w:lang w:eastAsia="zh-CN"/>
             </w:rPr>
           </w:pPr>
-          <w:hyperlink w:anchor="_Toc232684427" w:history="1">
+          <w:hyperlink w:anchor="_Toc234849690" w:history="1">
             <w:r>
               <w:rPr>
                 <w:rStyle w:val="Hyperlink"/>
               </w:rPr>
-              <w:t>1. Robot and PLC Connection Panel</w:t>
+              <w:t>STEP 1: Open the app and initialize connections.</w:t>
             </w:r>
             <w:r>
               <w:rPr>
@@ -1856,7 +1806,7 @@
               <w:rPr>
                 <w:webHidden/>
               </w:rPr>
-              <w:instrText xml:space="preserve"> PAGEREF _Toc232684427 \h </w:instrText>
+              <w:instrText xml:space="preserve"> PAGEREF _Toc234849690 \h </w:instrText>
             </w:r>
             <w:r>
               <w:rPr>
@@ -1873,76 +1823,10 @@
               <w:rPr>
                 <w:webHidden/>
               </w:rPr>
-              <w:t>19</w:t>
+              <w:t>14</w:t>
             </w:r>
             <w:r>
               <w:rPr>
-                <w:webHidden/>
-              </w:rPr>
-              <w:fldChar w:fldCharType="end"/>
-            </w:r>
-          </w:hyperlink>
-        </w:p>
-        <w:p>
-          <w:pPr>
-            <w:pStyle w:val="TOC1"/>
-            <w:rPr>
-              <w:noProof/>
-              <w:lang w:eastAsia="zh-CN"/>
-            </w:rPr>
-          </w:pPr>
-          <w:hyperlink w:anchor="_Toc232684428" w:history="1">
-            <w:r>
-              <w:rPr>
-                <w:rStyle w:val="Hyperlink"/>
-                <w:noProof/>
-              </w:rPr>
-              <w:t>IV. Dashboard Panel and Function Guide</w:t>
-            </w:r>
-            <w:r>
-              <w:rPr>
-                <w:noProof/>
-                <w:webHidden/>
-              </w:rPr>
-              <w:tab/>
-            </w:r>
-            <w:r>
-              <w:rPr>
-                <w:noProof/>
-                <w:webHidden/>
-              </w:rPr>
-              <w:fldChar w:fldCharType="begin"/>
-            </w:r>
-            <w:r>
-              <w:rPr>
-                <w:noProof/>
-                <w:webHidden/>
-              </w:rPr>
-              <w:instrText xml:space="preserve"> PAGEREF _Toc232684428 \h </w:instrText>
-            </w:r>
-            <w:r>
-              <w:rPr>
-                <w:noProof/>
-                <w:webHidden/>
-              </w:rPr>
-            </w:r>
-            <w:r>
-              <w:rPr>
-                <w:noProof/>
-                <w:webHidden/>
-              </w:rPr>
-              <w:fldChar w:fldCharType="separate"/>
-            </w:r>
-            <w:r>
-              <w:rPr>
-                <w:noProof/>
-                <w:webHidden/>
-              </w:rPr>
-              <w:t>20</w:t>
-            </w:r>
-            <w:r>
-              <w:rPr>
-                <w:noProof/>
                 <w:webHidden/>
               </w:rPr>
               <w:fldChar w:fldCharType="end"/>
@@ -1958,12 +1842,12 @@
               <w:lang w:eastAsia="zh-CN"/>
             </w:rPr>
           </w:pPr>
-          <w:hyperlink w:anchor="_Toc232684429" w:history="1">
+          <w:hyperlink w:anchor="_Toc234849691" w:history="1">
             <w:r>
               <w:rPr>
                 <w:rStyle w:val="Hyperlink"/>
               </w:rPr>
-              <w:t>1. Dashboard Panel</w:t>
+              <w:t>STEP 2: Setup Material and Box data.</w:t>
             </w:r>
             <w:r>
               <w:rPr>
@@ -1981,7 +1865,7 @@
               <w:rPr>
                 <w:webHidden/>
               </w:rPr>
-              <w:instrText xml:space="preserve"> PAGEREF _Toc232684429 \h </w:instrText>
+              <w:instrText xml:space="preserve"> PAGEREF _Toc234849691 \h </w:instrText>
             </w:r>
             <w:r>
               <w:rPr>
@@ -1998,7 +1882,7 @@
               <w:rPr>
                 <w:webHidden/>
               </w:rPr>
-              <w:t>21</w:t>
+              <w:t>16</w:t>
             </w:r>
             <w:r>
               <w:rPr>
@@ -2017,12 +1901,12 @@
               <w:lang w:eastAsia="zh-CN"/>
             </w:rPr>
           </w:pPr>
-          <w:hyperlink w:anchor="_Toc232684430" w:history="1">
+          <w:hyperlink w:anchor="_Toc234849692" w:history="1">
             <w:r>
               <w:rPr>
                 <w:rStyle w:val="Hyperlink"/>
               </w:rPr>
-              <w:t>2. Dashboard Panel</w:t>
+              <w:t>STEP 3: Prepare the Conveyor.</w:t>
             </w:r>
             <w:r>
               <w:rPr>
@@ -2040,7 +1924,7 @@
               <w:rPr>
                 <w:webHidden/>
               </w:rPr>
-              <w:instrText xml:space="preserve"> PAGEREF _Toc232684430 \h </w:instrText>
+              <w:instrText xml:space="preserve"> PAGEREF _Toc234849692 \h </w:instrText>
             </w:r>
             <w:r>
               <w:rPr>
@@ -2057,7 +1941,7 @@
               <w:rPr>
                 <w:webHidden/>
               </w:rPr>
-              <w:t>22</w:t>
+              <w:t>18</w:t>
             </w:r>
             <w:r>
               <w:rPr>
@@ -2076,12 +1960,12 @@
               <w:lang w:eastAsia="zh-CN"/>
             </w:rPr>
           </w:pPr>
-          <w:hyperlink w:anchor="_Toc232684431" w:history="1">
+          <w:hyperlink w:anchor="_Toc234849693" w:history="1">
             <w:r>
               <w:rPr>
                 <w:rStyle w:val="Hyperlink"/>
               </w:rPr>
-              <w:t>3. Activity Table Panel</w:t>
+              <w:t>STEP 4: Start Packing.</w:t>
             </w:r>
             <w:r>
               <w:rPr>
@@ -2099,7 +1983,7 @@
               <w:rPr>
                 <w:webHidden/>
               </w:rPr>
-              <w:instrText xml:space="preserve"> PAGEREF _Toc232684431 \h </w:instrText>
+              <w:instrText xml:space="preserve"> PAGEREF _Toc234849693 \h </w:instrText>
             </w:r>
             <w:r>
               <w:rPr>
@@ -2116,368 +2000,7 @@
               <w:rPr>
                 <w:webHidden/>
               </w:rPr>
-              <w:t>23</w:t>
-            </w:r>
-            <w:r>
-              <w:rPr>
-                <w:webHidden/>
-              </w:rPr>
-              <w:fldChar w:fldCharType="end"/>
-            </w:r>
-          </w:hyperlink>
-        </w:p>
-        <w:p>
-          <w:pPr>
-            <w:pStyle w:val="TOC2"/>
-            <w:rPr>
-              <w:rFonts w:asciiTheme="minorHAnsi" w:eastAsiaTheme="minorEastAsia" w:hAnsiTheme="minorHAnsi" w:cstheme="minorBidi"/>
-              <w:bCs w:val="0"/>
-              <w:lang w:eastAsia="zh-CN"/>
-            </w:rPr>
-          </w:pPr>
-          <w:hyperlink w:anchor="_Toc232684432" w:history="1">
-            <w:r>
-              <w:rPr>
-                <w:rStyle w:val="Hyperlink"/>
-              </w:rPr>
-              <w:t>4. Error Log Table</w:t>
-            </w:r>
-            <w:r>
-              <w:rPr>
-                <w:webHidden/>
-              </w:rPr>
-              <w:tab/>
-            </w:r>
-            <w:r>
-              <w:rPr>
-                <w:webHidden/>
-              </w:rPr>
-              <w:fldChar w:fldCharType="begin"/>
-            </w:r>
-            <w:r>
-              <w:rPr>
-                <w:webHidden/>
-              </w:rPr>
-              <w:instrText xml:space="preserve"> PAGEREF _Toc232684432 \h </w:instrText>
-            </w:r>
-            <w:r>
-              <w:rPr>
-                <w:webHidden/>
-              </w:rPr>
-            </w:r>
-            <w:r>
-              <w:rPr>
-                <w:webHidden/>
-              </w:rPr>
-              <w:fldChar w:fldCharType="separate"/>
-            </w:r>
-            <w:r>
-              <w:rPr>
-                <w:webHidden/>
-              </w:rPr>
-              <w:t>24</w:t>
-            </w:r>
-            <w:r>
-              <w:rPr>
-                <w:webHidden/>
-              </w:rPr>
-              <w:fldChar w:fldCharType="end"/>
-            </w:r>
-          </w:hyperlink>
-        </w:p>
-        <w:p>
-          <w:pPr>
-            <w:pStyle w:val="TOC1"/>
-            <w:rPr>
-              <w:noProof/>
-              <w:lang w:eastAsia="zh-CN"/>
-            </w:rPr>
-          </w:pPr>
-          <w:hyperlink w:anchor="_Toc232684433" w:history="1">
-            <w:r>
-              <w:rPr>
-                <w:rStyle w:val="Hyperlink"/>
-                <w:noProof/>
-              </w:rPr>
-              <w:t>V. Operation Instructions</w:t>
-            </w:r>
-            <w:r>
-              <w:rPr>
-                <w:noProof/>
-                <w:webHidden/>
-              </w:rPr>
-              <w:tab/>
-            </w:r>
-            <w:r>
-              <w:rPr>
-                <w:noProof/>
-                <w:webHidden/>
-              </w:rPr>
-              <w:fldChar w:fldCharType="begin"/>
-            </w:r>
-            <w:r>
-              <w:rPr>
-                <w:noProof/>
-                <w:webHidden/>
-              </w:rPr>
-              <w:instrText xml:space="preserve"> PAGEREF _Toc232684433 \h </w:instrText>
-            </w:r>
-            <w:r>
-              <w:rPr>
-                <w:noProof/>
-                <w:webHidden/>
-              </w:rPr>
-            </w:r>
-            <w:r>
-              <w:rPr>
-                <w:noProof/>
-                <w:webHidden/>
-              </w:rPr>
-              <w:fldChar w:fldCharType="separate"/>
-            </w:r>
-            <w:r>
-              <w:rPr>
-                <w:noProof/>
-                <w:webHidden/>
-              </w:rPr>
-              <w:t>25</w:t>
-            </w:r>
-            <w:r>
-              <w:rPr>
-                <w:noProof/>
-                <w:webHidden/>
-              </w:rPr>
-              <w:fldChar w:fldCharType="end"/>
-            </w:r>
-          </w:hyperlink>
-        </w:p>
-        <w:p>
-          <w:pPr>
-            <w:pStyle w:val="TOC2"/>
-            <w:rPr>
-              <w:rFonts w:asciiTheme="minorHAnsi" w:eastAsiaTheme="minorEastAsia" w:hAnsiTheme="minorHAnsi" w:cstheme="minorBidi"/>
-              <w:bCs w:val="0"/>
-              <w:lang w:eastAsia="zh-CN"/>
-            </w:rPr>
-          </w:pPr>
-          <w:hyperlink w:anchor="_Toc232684434" w:history="1">
-            <w:r>
-              <w:rPr>
-                <w:rStyle w:val="Hyperlink"/>
-              </w:rPr>
-              <w:t>STEP 1: Open the app and initialize connections.</w:t>
-            </w:r>
-            <w:r>
-              <w:rPr>
-                <w:webHidden/>
-              </w:rPr>
-              <w:tab/>
-            </w:r>
-            <w:r>
-              <w:rPr>
-                <w:webHidden/>
-              </w:rPr>
-              <w:fldChar w:fldCharType="begin"/>
-            </w:r>
-            <w:r>
-              <w:rPr>
-                <w:webHidden/>
-              </w:rPr>
-              <w:instrText xml:space="preserve"> PAGEREF _Toc232684434 \h </w:instrText>
-            </w:r>
-            <w:r>
-              <w:rPr>
-                <w:webHidden/>
-              </w:rPr>
-            </w:r>
-            <w:r>
-              <w:rPr>
-                <w:webHidden/>
-              </w:rPr>
-              <w:fldChar w:fldCharType="separate"/>
-            </w:r>
-            <w:r>
-              <w:rPr>
-                <w:webHidden/>
-              </w:rPr>
-              <w:t>25</w:t>
-            </w:r>
-            <w:r>
-              <w:rPr>
-                <w:webHidden/>
-              </w:rPr>
-              <w:fldChar w:fldCharType="end"/>
-            </w:r>
-          </w:hyperlink>
-        </w:p>
-        <w:p>
-          <w:pPr>
-            <w:pStyle w:val="TOC2"/>
-            <w:rPr>
-              <w:rFonts w:asciiTheme="minorHAnsi" w:eastAsiaTheme="minorEastAsia" w:hAnsiTheme="minorHAnsi" w:cstheme="minorBidi"/>
-              <w:bCs w:val="0"/>
-              <w:lang w:eastAsia="zh-CN"/>
-            </w:rPr>
-          </w:pPr>
-          <w:hyperlink w:anchor="_Toc232684435" w:history="1">
-            <w:r>
-              <w:rPr>
-                <w:rStyle w:val="Hyperlink"/>
-              </w:rPr>
-              <w:t>STEP 2: Setup Material and Box data.</w:t>
-            </w:r>
-            <w:r>
-              <w:rPr>
-                <w:webHidden/>
-              </w:rPr>
-              <w:tab/>
-            </w:r>
-            <w:r>
-              <w:rPr>
-                <w:webHidden/>
-              </w:rPr>
-              <w:fldChar w:fldCharType="begin"/>
-            </w:r>
-            <w:r>
-              <w:rPr>
-                <w:webHidden/>
-              </w:rPr>
-              <w:instrText xml:space="preserve"> PAGEREF _Toc232684435 \h </w:instrText>
-            </w:r>
-            <w:r>
-              <w:rPr>
-                <w:webHidden/>
-              </w:rPr>
-            </w:r>
-            <w:r>
-              <w:rPr>
-                <w:webHidden/>
-              </w:rPr>
-              <w:fldChar w:fldCharType="separate"/>
-            </w:r>
-            <w:r>
-              <w:rPr>
-                <w:webHidden/>
-              </w:rPr>
-              <w:t>27</w:t>
-            </w:r>
-            <w:r>
-              <w:rPr>
-                <w:webHidden/>
-              </w:rPr>
-              <w:fldChar w:fldCharType="end"/>
-            </w:r>
-          </w:hyperlink>
-        </w:p>
-        <w:p>
-          <w:pPr>
-            <w:pStyle w:val="TOC2"/>
-            <w:rPr>
-              <w:rFonts w:asciiTheme="minorHAnsi" w:eastAsiaTheme="minorEastAsia" w:hAnsiTheme="minorHAnsi" w:cstheme="minorBidi"/>
-              <w:bCs w:val="0"/>
-              <w:lang w:eastAsia="zh-CN"/>
-            </w:rPr>
-          </w:pPr>
-          <w:hyperlink w:anchor="_Toc232684436" w:history="1">
-            <w:r>
-              <w:rPr>
-                <w:rStyle w:val="Hyperlink"/>
-              </w:rPr>
-              <w:t>STEP 3: Prepare the Conveyor.</w:t>
-            </w:r>
-            <w:r>
-              <w:rPr>
-                <w:webHidden/>
-              </w:rPr>
-              <w:tab/>
-            </w:r>
-            <w:r>
-              <w:rPr>
-                <w:webHidden/>
-              </w:rPr>
-              <w:fldChar w:fldCharType="begin"/>
-            </w:r>
-            <w:r>
-              <w:rPr>
-                <w:webHidden/>
-              </w:rPr>
-              <w:instrText xml:space="preserve"> PAGEREF _Toc232684436 \h </w:instrText>
-            </w:r>
-            <w:r>
-              <w:rPr>
-                <w:webHidden/>
-              </w:rPr>
-            </w:r>
-            <w:r>
-              <w:rPr>
-                <w:webHidden/>
-              </w:rPr>
-              <w:fldChar w:fldCharType="separate"/>
-            </w:r>
-            <w:r>
-              <w:rPr>
-                <w:webHidden/>
-              </w:rPr>
-              <w:t>29</w:t>
-            </w:r>
-            <w:r>
-              <w:rPr>
-                <w:webHidden/>
-              </w:rPr>
-              <w:fldChar w:fldCharType="end"/>
-            </w:r>
-          </w:hyperlink>
-        </w:p>
-        <w:p>
-          <w:pPr>
-            <w:pStyle w:val="TOC2"/>
-            <w:rPr>
-              <w:rFonts w:asciiTheme="minorHAnsi" w:eastAsiaTheme="minorEastAsia" w:hAnsiTheme="minorHAnsi" w:cstheme="minorBidi"/>
-              <w:bCs w:val="0"/>
-              <w:lang w:eastAsia="zh-CN"/>
-            </w:rPr>
-          </w:pPr>
-          <w:hyperlink w:anchor="_Toc232684437" w:history="1">
-            <w:r>
-              <w:rPr>
-                <w:rStyle w:val="Hyperlink"/>
-              </w:rPr>
-              <w:t>STEP 4: Start Packing.</w:t>
-            </w:r>
-            <w:r>
-              <w:rPr>
-                <w:webHidden/>
-              </w:rPr>
-              <w:tab/>
-            </w:r>
-            <w:r>
-              <w:rPr>
-                <w:webHidden/>
-              </w:rPr>
-              <w:fldChar w:fldCharType="begin"/>
-            </w:r>
-            <w:r>
-              <w:rPr>
-                <w:webHidden/>
-              </w:rPr>
-              <w:instrText xml:space="preserve"> PAGEREF _Toc232684437 \h </w:instrText>
-            </w:r>
-            <w:r>
-              <w:rPr>
-                <w:webHidden/>
-              </w:rPr>
-            </w:r>
-            <w:r>
-              <w:rPr>
-                <w:webHidden/>
-              </w:rPr>
-              <w:fldChar w:fldCharType="separate"/>
-            </w:r>
-            <w:r>
-              <w:rPr>
-                <w:webHidden/>
-              </w:rPr>
-              <w:t>30</w:t>
+              <w:t>19</w:t>
             </w:r>
             <w:r>
               <w:rPr>
@@ -2518,7 +2041,7 @@
           <w:sz w:val="36"/>
         </w:rPr>
       </w:pPr>
-      <w:bookmarkStart w:id="0" w:name="_Toc232684411"/>
+      <w:bookmarkStart w:id="0" w:name="_Toc234849675"/>
       <w:r>
         <w:rPr>
           <w:sz w:val="36"/>
@@ -2567,7 +2090,7 @@
           <w:szCs w:val="26"/>
         </w:rPr>
       </w:pPr>
-      <w:bookmarkStart w:id="1" w:name="_Toc232684412"/>
+      <w:bookmarkStart w:id="1" w:name="_Toc234849676"/>
       <w:r>
         <w:rPr>
           <w:rFonts w:asciiTheme="majorHAnsi" w:eastAsiaTheme="majorEastAsia" w:hAnsiTheme="majorHAnsi" w:cstheme="majorBidi"/>
@@ -2607,7 +2130,7 @@
           <w:szCs w:val="26"/>
         </w:rPr>
       </w:pPr>
-      <w:bookmarkStart w:id="2" w:name="_Toc232684413"/>
+      <w:bookmarkStart w:id="2" w:name="_Toc234849677"/>
       <w:r>
         <w:rPr>
           <w:rFonts w:asciiTheme="majorHAnsi" w:eastAsiaTheme="majorEastAsia" w:hAnsiTheme="majorHAnsi" w:cstheme="majorBidi"/>
@@ -2632,7 +2155,7 @@
           <w:lang w:eastAsia="zh-CN"/>
         </w:rPr>
         <w:drawing>
-          <wp:inline distT="0" distB="0" distL="0" distR="0" wp14:anchorId="1E4CB7B4" wp14:editId="0030252C">
+          <wp:inline distT="0" distB="0" distL="0" distR="0" wp14:anchorId="3CCE8D01" wp14:editId="5B0446D7">
             <wp:extent cx="6749750" cy="3801534"/>
             <wp:effectExtent l="0" t="0" r="0" b="8890"/>
             <wp:docPr id="1" name="Picture 1"/>
@@ -2787,7 +2310,7 @@
           <w:lang w:eastAsia="zh-CN"/>
         </w:rPr>
         <w:drawing>
-          <wp:inline distT="0" distB="0" distL="0" distR="0" wp14:anchorId="520EC5FA" wp14:editId="1BCDDC1E">
+          <wp:inline distT="0" distB="0" distL="0" distR="0" wp14:anchorId="4E1E7A06" wp14:editId="023C22CF">
             <wp:extent cx="1051560" cy="316043"/>
             <wp:effectExtent l="0" t="0" r="0" b="8255"/>
             <wp:docPr id="5" name="Picture 5"/>
@@ -2854,8 +2377,6 @@
         </w:rPr>
         <w:t>.</w:t>
       </w:r>
-      <w:bookmarkStart w:id="3" w:name="_GoBack"/>
-      <w:bookmarkEnd w:id="3"/>
       <w:r>
         <w:rPr>
           <w:rFonts w:ascii="Times New Roman" w:hAnsi="Times New Roman" w:cs="Times New Roman"/>
@@ -2928,7 +2449,7 @@
           <w:lang w:eastAsia="zh-CN"/>
         </w:rPr>
         <w:drawing>
-          <wp:inline distT="0" distB="0" distL="0" distR="0" wp14:anchorId="43823A06" wp14:editId="75F8CAD3">
+          <wp:inline distT="0" distB="0" distL="0" distR="0" wp14:anchorId="580FFE85" wp14:editId="78A40B4F">
             <wp:extent cx="1066800" cy="325174"/>
             <wp:effectExtent l="0" t="0" r="0" b="0"/>
             <wp:docPr id="6" name="Picture 6"/>
@@ -3084,7 +2605,7 @@
           <w:lang w:eastAsia="zh-CN"/>
         </w:rPr>
         <w:drawing>
-          <wp:inline distT="0" distB="0" distL="0" distR="0" wp14:anchorId="6489E7E7" wp14:editId="19926E73">
+          <wp:inline distT="0" distB="0" distL="0" distR="0" wp14:anchorId="4852C21F" wp14:editId="29EDF2CF">
             <wp:extent cx="1036320" cy="300136"/>
             <wp:effectExtent l="0" t="0" r="0" b="5080"/>
             <wp:docPr id="7" name="Picture 7"/>
@@ -3231,7 +2752,7 @@
           <w:lang w:eastAsia="zh-CN"/>
         </w:rPr>
         <w:drawing>
-          <wp:inline distT="0" distB="0" distL="0" distR="0" wp14:anchorId="21A3E9FA" wp14:editId="2853D824">
+          <wp:inline distT="0" distB="0" distL="0" distR="0" wp14:anchorId="2888B6FB" wp14:editId="1FE09579">
             <wp:extent cx="1691640" cy="363862"/>
             <wp:effectExtent l="0" t="0" r="3810" b="0"/>
             <wp:docPr id="8" name="Picture 8"/>
@@ -3428,7 +2949,7 @@
           <w:lang w:eastAsia="zh-CN"/>
         </w:rPr>
         <w:drawing>
-          <wp:inline distT="0" distB="0" distL="0" distR="0" wp14:anchorId="33979906" wp14:editId="59D63AA5">
+          <wp:inline distT="0" distB="0" distL="0" distR="0" wp14:anchorId="05D31814" wp14:editId="0E4F77EF">
             <wp:extent cx="2567940" cy="314780"/>
             <wp:effectExtent l="0" t="0" r="3810" b="9525"/>
             <wp:docPr id="9" name="Picture 9"/>
@@ -3612,7 +3133,7 @@
           <w:lang w:eastAsia="zh-CN"/>
         </w:rPr>
         <w:drawing>
-          <wp:inline distT="0" distB="0" distL="0" distR="0" wp14:anchorId="0A94A004" wp14:editId="02CB654A">
+          <wp:inline distT="0" distB="0" distL="0" distR="0" wp14:anchorId="19B8B5F0" wp14:editId="5E286ECF">
             <wp:extent cx="514350" cy="476250"/>
             <wp:effectExtent l="0" t="0" r="0" b="0"/>
             <wp:docPr id="10" name="Picture 10"/>
@@ -3742,7 +3263,7 @@
           <w:lang w:eastAsia="zh-CN"/>
         </w:rPr>
         <w:drawing>
-          <wp:inline distT="0" distB="0" distL="0" distR="0" wp14:anchorId="4FF98553" wp14:editId="327C98E6">
+          <wp:inline distT="0" distB="0" distL="0" distR="0" wp14:anchorId="502FE4FF" wp14:editId="5870F6C2">
             <wp:extent cx="495300" cy="457200"/>
             <wp:effectExtent l="0" t="0" r="0" b="0"/>
             <wp:docPr id="11" name="Picture 11"/>
@@ -3894,7 +3415,7 @@
           <w:lang w:eastAsia="zh-CN"/>
         </w:rPr>
         <w:drawing>
-          <wp:inline distT="0" distB="0" distL="0" distR="0" wp14:anchorId="71026E91" wp14:editId="0558A7AA">
+          <wp:inline distT="0" distB="0" distL="0" distR="0" wp14:anchorId="00B74E71" wp14:editId="1348EFFD">
             <wp:extent cx="1798320" cy="539496"/>
             <wp:effectExtent l="0" t="0" r="0" b="0"/>
             <wp:docPr id="16" name="Picture 16"/>
@@ -4023,7 +3544,7 @@
           <w:lang w:eastAsia="zh-CN"/>
         </w:rPr>
         <w:drawing>
-          <wp:inline distT="0" distB="0" distL="0" distR="0" wp14:anchorId="3524E951" wp14:editId="6417A9FB">
+          <wp:inline distT="0" distB="0" distL="0" distR="0" wp14:anchorId="702B7375" wp14:editId="4DF93DD6">
             <wp:extent cx="571500" cy="737152"/>
             <wp:effectExtent l="0" t="0" r="0" b="6350"/>
             <wp:docPr id="17" name="Picture 17"/>
@@ -4079,7 +3600,7 @@
           <w:lang w:eastAsia="zh-CN"/>
         </w:rPr>
         <w:drawing>
-          <wp:inline distT="0" distB="0" distL="0" distR="0" wp14:anchorId="7AE0EF0D" wp14:editId="223FC301">
+          <wp:inline distT="0" distB="0" distL="0" distR="0" wp14:anchorId="6DC61361" wp14:editId="62E26BDE">
             <wp:extent cx="614567" cy="739140"/>
             <wp:effectExtent l="0" t="0" r="0" b="3810"/>
             <wp:docPr id="18" name="Picture 18"/>
@@ -4134,7 +3655,7 @@
           <w:lang w:eastAsia="zh-CN"/>
         </w:rPr>
         <w:drawing>
-          <wp:inline distT="0" distB="0" distL="0" distR="0" wp14:anchorId="0328CBD1" wp14:editId="4F1FCB38">
+          <wp:inline distT="0" distB="0" distL="0" distR="0" wp14:anchorId="235118C3" wp14:editId="792FC701">
             <wp:extent cx="546793" cy="731520"/>
             <wp:effectExtent l="0" t="0" r="5715" b="0"/>
             <wp:docPr id="19" name="Picture 19"/>
@@ -4189,7 +3710,7 @@
           <w:lang w:eastAsia="zh-CN"/>
         </w:rPr>
         <w:drawing>
-          <wp:inline distT="0" distB="0" distL="0" distR="0" wp14:anchorId="11C40954" wp14:editId="28A687CD">
+          <wp:inline distT="0" distB="0" distL="0" distR="0" wp14:anchorId="38F26D38" wp14:editId="4754E0EC">
             <wp:extent cx="630622" cy="731520"/>
             <wp:effectExtent l="0" t="0" r="0" b="0"/>
             <wp:docPr id="20" name="Picture 20"/>
@@ -4429,7 +3950,7 @@
                 <w:lang w:eastAsia="zh-CN"/>
               </w:rPr>
               <w:drawing>
-                <wp:inline distT="0" distB="0" distL="0" distR="0" wp14:anchorId="17B4845D" wp14:editId="0346A2CE">
+                <wp:inline distT="0" distB="0" distL="0" distR="0" wp14:anchorId="1E45A6F0" wp14:editId="7121F98F">
                   <wp:extent cx="1516380" cy="3617389"/>
                   <wp:effectExtent l="0" t="0" r="7620" b="2540"/>
                   <wp:docPr id="59" name="Picture 59"/>
@@ -5426,7 +4947,6 @@
     </w:tbl>
     <w:p>
       <w:pPr>
-        <w:ind w:firstLine="720"/>
         <w:rPr>
           <w:rFonts w:ascii="Times New Roman" w:hAnsi="Times New Roman" w:cs="Times New Roman"/>
           <w:sz w:val="28"/>
@@ -5528,7 +5048,7 @@
           <w:lang w:eastAsia="zh-CN"/>
         </w:rPr>
         <w:drawing>
-          <wp:inline distT="0" distB="0" distL="0" distR="0" wp14:anchorId="47E06318" wp14:editId="06467AA6">
+          <wp:inline distT="0" distB="0" distL="0" distR="0" wp14:anchorId="3F6FE1E1" wp14:editId="42394330">
             <wp:extent cx="5425109" cy="762000"/>
             <wp:effectExtent l="0" t="0" r="4445" b="0"/>
             <wp:docPr id="22" name="Picture 22"/>
@@ -5918,7 +5438,7 @@
           <w:sz w:val="32"/>
         </w:rPr>
       </w:pPr>
-      <w:bookmarkStart w:id="4" w:name="_Toc232684414"/>
+      <w:bookmarkStart w:id="3" w:name="_Toc234849678"/>
       <w:r>
         <w:rPr>
           <w:sz w:val="32"/>
@@ -5938,7 +5458,7 @@
         </w:rPr>
         <w:t>Temperature Group Page</w:t>
       </w:r>
-      <w:bookmarkEnd w:id="4"/>
+      <w:bookmarkEnd w:id="3"/>
     </w:p>
     <w:p>
       <w:pPr>
@@ -5954,7 +5474,7 @@
           <w:lang w:eastAsia="zh-CN"/>
         </w:rPr>
         <w:drawing>
-          <wp:inline distT="0" distB="0" distL="0" distR="0" wp14:anchorId="58DBDE23" wp14:editId="05E5C886">
+          <wp:inline distT="0" distB="0" distL="0" distR="0" wp14:anchorId="29D36919" wp14:editId="2E73A3B3">
             <wp:extent cx="6216376" cy="3863340"/>
             <wp:effectExtent l="0" t="0" r="0" b="3810"/>
             <wp:docPr id="28" name="Picture 28"/>
@@ -6102,7 +5622,7 @@
           <w:lang w:eastAsia="zh-CN"/>
         </w:rPr>
         <w:drawing>
-          <wp:inline distT="0" distB="0" distL="0" distR="0" wp14:anchorId="5B4A6E0E" wp14:editId="516D03D3">
+          <wp:inline distT="0" distB="0" distL="0" distR="0" wp14:anchorId="255BC5AC" wp14:editId="4CBB2170">
             <wp:extent cx="5318760" cy="944992"/>
             <wp:effectExtent l="0" t="0" r="0" b="7620"/>
             <wp:docPr id="32" name="Picture 32"/>
@@ -6281,7 +5801,7 @@
           <w:lang w:eastAsia="zh-CN"/>
         </w:rPr>
         <w:drawing>
-          <wp:inline distT="0" distB="0" distL="0" distR="0" wp14:anchorId="5E388F57" wp14:editId="3ADFE6B4">
+          <wp:inline distT="0" distB="0" distL="0" distR="0" wp14:anchorId="41FEAA3E" wp14:editId="61D5DD38">
             <wp:extent cx="5227320" cy="946531"/>
             <wp:effectExtent l="0" t="0" r="0" b="6350"/>
             <wp:docPr id="43" name="Picture 43"/>
@@ -6407,7 +5927,7 @@
           <w:lang w:eastAsia="zh-CN"/>
         </w:rPr>
         <w:drawing>
-          <wp:inline distT="0" distB="0" distL="0" distR="0" wp14:anchorId="3AA26906" wp14:editId="03A3D8A9">
+          <wp:inline distT="0" distB="0" distL="0" distR="0" wp14:anchorId="64949F3C" wp14:editId="34AD9E3C">
             <wp:extent cx="5225530" cy="1402080"/>
             <wp:effectExtent l="0" t="0" r="0" b="7620"/>
             <wp:docPr id="33" name="Picture 33"/>
@@ -6544,7 +6064,7 @@
           <w:lang w:eastAsia="zh-CN"/>
         </w:rPr>
         <w:drawing>
-          <wp:inline distT="0" distB="0" distL="0" distR="0" wp14:anchorId="3FBB77D4" wp14:editId="15F0CED8">
+          <wp:inline distT="0" distB="0" distL="0" distR="0" wp14:anchorId="039C2AAF" wp14:editId="191E289C">
             <wp:extent cx="1730228" cy="754380"/>
             <wp:effectExtent l="0" t="0" r="3810" b="7620"/>
             <wp:docPr id="57" name="Picture 57"/>
@@ -6687,7 +6207,7 @@
           <w:sz w:val="32"/>
         </w:rPr>
       </w:pPr>
-      <w:bookmarkStart w:id="5" w:name="_Toc232684415"/>
+      <w:bookmarkStart w:id="4" w:name="_Toc234849679"/>
       <w:r>
         <w:rPr>
           <w:sz w:val="32"/>
@@ -6701,7 +6221,7 @@
         </w:rPr>
         <w:t>Operation Guide</w:t>
       </w:r>
-      <w:bookmarkEnd w:id="5"/>
+      <w:bookmarkEnd w:id="4"/>
     </w:p>
     <w:p>
       <w:pPr>
@@ -6728,34 +6248,34 @@
           <w:sz w:val="32"/>
         </w:rPr>
       </w:pPr>
-      <w:bookmarkStart w:id="6" w:name="_Toc232684416"/>
+      <w:bookmarkStart w:id="5" w:name="_Toc234849680"/>
       <w:r>
         <w:rPr>
           <w:sz w:val="32"/>
         </w:rPr>
         <w:lastRenderedPageBreak/>
         <w:t>2. Chart Page</w:t>
+      </w:r>
+      <w:bookmarkEnd w:id="5"/>
+    </w:p>
+    <w:p>
+      <w:pPr>
+        <w:pStyle w:val="Heading2"/>
+        <w:rPr>
+          <w:sz w:val="32"/>
+        </w:rPr>
+      </w:pPr>
+      <w:bookmarkStart w:id="6" w:name="_Toc234849681"/>
+      <w:r>
+        <w:rPr>
+          <w:sz w:val="32"/>
+        </w:rPr>
+        <w:t>2.1. Chart Page</w:t>
       </w:r>
       <w:bookmarkEnd w:id="6"/>
     </w:p>
     <w:p>
       <w:pPr>
-        <w:pStyle w:val="Heading2"/>
-        <w:rPr>
-          <w:sz w:val="32"/>
-        </w:rPr>
-      </w:pPr>
-      <w:bookmarkStart w:id="7" w:name="_Toc232684417"/>
-      <w:r>
-        <w:rPr>
-          <w:sz w:val="32"/>
-        </w:rPr>
-        <w:t>2.1. Chart Page</w:t>
-      </w:r>
-      <w:bookmarkEnd w:id="7"/>
-    </w:p>
-    <w:p>
-      <w:pPr>
         <w:jc w:val="center"/>
         <w:rPr>
           <w:sz w:val="28"/>
@@ -6768,7 +6288,7 @@
           <w:lang w:eastAsia="zh-CN"/>
         </w:rPr>
         <w:drawing>
-          <wp:inline distT="0" distB="0" distL="0" distR="0" wp14:anchorId="523BEB3E" wp14:editId="5FBC7AE5">
+          <wp:inline distT="0" distB="0" distL="0" distR="0" wp14:anchorId="3508A284" wp14:editId="274F847C">
             <wp:extent cx="6002867" cy="4664498"/>
             <wp:effectExtent l="0" t="0" r="0" b="3175"/>
             <wp:docPr id="61" name="Picture 1"/>
@@ -6908,43 +6428,83 @@
           <w:sz w:val="32"/>
         </w:rPr>
       </w:pPr>
-      <w:bookmarkStart w:id="8" w:name="_Toc232684418"/>
+      <w:bookmarkStart w:id="7" w:name="_Toc234849682"/>
       <w:r>
         <w:rPr>
           <w:sz w:val="32"/>
         </w:rPr>
         <w:t>2.2. Operation Guide</w:t>
+      </w:r>
+      <w:bookmarkEnd w:id="7"/>
+    </w:p>
+    <w:p>
+      <w:pPr>
+        <w:spacing w:line="360" w:lineRule="auto"/>
+        <w:rPr>
+          <w:sz w:val="28"/>
+        </w:rPr>
+      </w:pPr>
+    </w:p>
+    <w:p>
+      <w:pPr>
+        <w:pStyle w:val="Heading2"/>
+        <w:rPr>
+          <w:sz w:val="32"/>
+        </w:rPr>
+      </w:pPr>
+      <w:bookmarkStart w:id="8" w:name="_Toc234849683"/>
+      <w:r>
+        <w:rPr>
+          <w:sz w:val="32"/>
+        </w:rPr>
+        <w:lastRenderedPageBreak/>
+        <w:t>3</w:t>
+      </w:r>
+      <w:r>
+        <w:rPr>
+          <w:sz w:val="32"/>
+        </w:rPr>
+        <w:t xml:space="preserve">. </w:t>
+      </w:r>
+      <w:r>
+        <w:rPr>
+          <w:sz w:val="32"/>
+        </w:rPr>
+        <w:t>Setting Page</w:t>
       </w:r>
       <w:bookmarkEnd w:id="8"/>
     </w:p>
     <w:p>
       <w:pPr>
-        <w:spacing w:line="360" w:lineRule="auto"/>
-        <w:rPr>
-          <w:sz w:val="28"/>
-        </w:rPr>
-      </w:pPr>
-    </w:p>
-    <w:p>
-      <w:pPr>
         <w:pStyle w:val="Heading2"/>
         <w:rPr>
           <w:sz w:val="32"/>
         </w:rPr>
       </w:pPr>
-      <w:bookmarkStart w:id="9" w:name="_Toc232684419"/>
+      <w:bookmarkStart w:id="9" w:name="_Toc234849684"/>
       <w:r>
         <w:rPr>
           <w:sz w:val="32"/>
         </w:rPr>
-        <w:lastRenderedPageBreak/>
         <w:t>3</w:t>
       </w:r>
       <w:r>
         <w:rPr>
           <w:sz w:val="32"/>
         </w:rPr>
-        <w:t xml:space="preserve">. </w:t>
+        <w:t>.</w:t>
+      </w:r>
+      <w:r>
+        <w:rPr>
+          <w:sz w:val="32"/>
+        </w:rPr>
+        <w:t>1.</w:t>
+      </w:r>
+      <w:r>
+        <w:rPr>
+          <w:sz w:val="32"/>
+        </w:rPr>
+        <w:t xml:space="preserve"> </w:t>
       </w:r>
       <w:r>
         <w:rPr>
@@ -6956,44 +6516,6 @@
     </w:p>
     <w:p>
       <w:pPr>
-        <w:pStyle w:val="Heading2"/>
-        <w:rPr>
-          <w:sz w:val="32"/>
-        </w:rPr>
-      </w:pPr>
-      <w:r>
-        <w:rPr>
-          <w:sz w:val="32"/>
-        </w:rPr>
-        <w:t>3</w:t>
-      </w:r>
-      <w:r>
-        <w:rPr>
-          <w:sz w:val="32"/>
-        </w:rPr>
-        <w:t>.</w:t>
-      </w:r>
-      <w:r>
-        <w:rPr>
-          <w:sz w:val="32"/>
-        </w:rPr>
-        <w:t>1.</w:t>
-      </w:r>
-      <w:r>
-        <w:rPr>
-          <w:sz w:val="32"/>
-        </w:rPr>
-        <w:t xml:space="preserve"> </w:t>
-      </w:r>
-      <w:r>
-        <w:rPr>
-          <w:sz w:val="32"/>
-        </w:rPr>
-        <w:t>Setting Page</w:t>
-      </w:r>
-    </w:p>
-    <w:p>
-      <w:pPr>
         <w:ind w:left="-567"/>
         <w:jc w:val="center"/>
         <w:rPr>
@@ -7006,7 +6528,7 @@
           <w:lang w:eastAsia="zh-CN"/>
         </w:rPr>
         <w:drawing>
-          <wp:inline distT="0" distB="0" distL="0" distR="0" wp14:anchorId="5CC38712" wp14:editId="54219C3F">
+          <wp:inline distT="0" distB="0" distL="0" distR="0" wp14:anchorId="309A5D6B" wp14:editId="2CFE9994">
             <wp:extent cx="6544849" cy="3657600"/>
             <wp:effectExtent l="0" t="0" r="8890" b="0"/>
             <wp:docPr id="4" name="Picture 4"/>
@@ -7150,6 +6672,7 @@
           <w:sz w:val="32"/>
         </w:rPr>
       </w:pPr>
+      <w:bookmarkStart w:id="10" w:name="_Toc234849685"/>
       <w:r>
         <w:rPr>
           <w:sz w:val="32"/>
@@ -7180,6 +6703,7 @@
         </w:rPr>
         <w:t>Operation Guide</w:t>
       </w:r>
+      <w:bookmarkEnd w:id="10"/>
     </w:p>
     <w:p>
       <w:pPr>
@@ -7199,7 +6723,6 @@
           <w:szCs w:val="26"/>
         </w:rPr>
       </w:pPr>
-      <w:bookmarkStart w:id="10" w:name="_Toc232684420"/>
       <w:r>
         <w:rPr>
           <w:sz w:val="32"/>
@@ -7214,6 +6737,7 @@
           <w:sz w:val="32"/>
         </w:rPr>
       </w:pPr>
+      <w:bookmarkStart w:id="11" w:name="_Toc234849686"/>
       <w:r>
         <w:rPr>
           <w:sz w:val="32"/>
@@ -7227,13 +6751,13 @@
         </w:rPr>
         <w:t xml:space="preserve">. </w:t>
       </w:r>
-      <w:bookmarkEnd w:id="10"/>
       <w:r>
         <w:rPr>
           <w:sz w:val="32"/>
         </w:rPr>
         <w:t>History Page</w:t>
       </w:r>
+      <w:bookmarkEnd w:id="11"/>
     </w:p>
     <w:p>
       <w:pPr>
@@ -7242,6 +6766,7 @@
           <w:sz w:val="32"/>
         </w:rPr>
       </w:pPr>
+      <w:bookmarkStart w:id="12" w:name="_Toc234849687"/>
       <w:r>
         <w:rPr>
           <w:sz w:val="32"/>
@@ -7272,6 +6797,7 @@
         </w:rPr>
         <w:t>History Page</w:t>
       </w:r>
+      <w:bookmarkEnd w:id="12"/>
     </w:p>
     <w:p>
       <w:pPr>
@@ -7293,7 +6819,7 @@
           <w:lang w:eastAsia="zh-CN"/>
         </w:rPr>
         <w:drawing>
-          <wp:inline distT="0" distB="0" distL="0" distR="0" wp14:anchorId="18471DA9" wp14:editId="7B49A73F">
+          <wp:inline distT="0" distB="0" distL="0" distR="0" wp14:anchorId="3E569616" wp14:editId="1AC8A33C">
             <wp:extent cx="5972175" cy="4649470"/>
             <wp:effectExtent l="0" t="0" r="9525" b="0"/>
             <wp:docPr id="21" name="Picture 21"/>
@@ -7360,27 +6886,283 @@
     </w:p>
     <w:p>
       <w:pPr>
-        <w:spacing w:line="360" w:lineRule="auto"/>
-        <w:rPr>
-          <w:sz w:val="28"/>
-        </w:rPr>
-      </w:pPr>
-      <w:r>
-        <w:rPr>
-          <w:sz w:val="28"/>
-        </w:rPr>
-        <w:t xml:space="preserve">- </w:t>
-      </w:r>
+        <w:pStyle w:val="Heading2"/>
+        <w:rPr>
+          <w:sz w:val="32"/>
+        </w:rPr>
+      </w:pPr>
+      <w:bookmarkStart w:id="13" w:name="_Toc234849688"/>
+      <w:r>
+        <w:rPr>
+          <w:sz w:val="32"/>
+        </w:rPr>
+        <w:t>4</w:t>
+      </w:r>
+      <w:r>
+        <w:rPr>
+          <w:sz w:val="32"/>
+        </w:rPr>
+        <w:t>.</w:t>
+      </w:r>
+      <w:r>
+        <w:rPr>
+          <w:sz w:val="32"/>
+        </w:rPr>
+        <w:t>2.</w:t>
+      </w:r>
+      <w:r>
+        <w:rPr>
+          <w:sz w:val="32"/>
+        </w:rPr>
+        <w:t xml:space="preserve"> </w:t>
+      </w:r>
+      <w:r>
+        <w:rPr>
+          <w:sz w:val="32"/>
+        </w:rPr>
+        <w:t>Operation Guide</w:t>
+      </w:r>
+      <w:bookmarkEnd w:id="13"/>
+    </w:p>
+    <w:p>
+      <w:pPr>
+        <w:rPr>
+          <w:sz w:val="28"/>
+        </w:rPr>
+      </w:pPr>
+    </w:p>
+    <w:p>
+      <w:pPr>
+        <w:rPr>
+          <w:sz w:val="28"/>
+        </w:rPr>
+      </w:pPr>
+    </w:p>
+    <w:p>
+      <w:pPr>
+        <w:rPr>
+          <w:sz w:val="28"/>
+        </w:rPr>
+      </w:pPr>
+    </w:p>
+    <w:p>
+      <w:pPr>
+        <w:rPr>
+          <w:sz w:val="28"/>
+        </w:rPr>
+      </w:pPr>
+    </w:p>
+    <w:p>
+      <w:pPr>
+        <w:rPr>
+          <w:sz w:val="28"/>
+        </w:rPr>
+      </w:pPr>
+    </w:p>
+    <w:p>
+      <w:pPr>
+        <w:rPr>
+          <w:sz w:val="36"/>
+        </w:rPr>
+      </w:pPr>
+    </w:p>
+    <w:p>
+      <w:pPr>
+        <w:rPr>
+          <w:sz w:val="36"/>
+        </w:rPr>
+      </w:pPr>
+      <w:r>
+        <w:rPr>
+          <w:sz w:val="36"/>
+        </w:rPr>
+        <w:br w:type="page"/>
+      </w:r>
+    </w:p>
+    <w:p>
+      <w:pPr>
+        <w:pStyle w:val="Heading1"/>
+        <w:rPr>
+          <w:sz w:val="36"/>
+          <w:szCs w:val="36"/>
+        </w:rPr>
+      </w:pPr>
+      <w:bookmarkStart w:id="14" w:name="_Toc234849689"/>
+      <w:r>
+        <w:rPr>
+          <w:sz w:val="36"/>
+          <w:szCs w:val="36"/>
+        </w:rPr>
+        <w:lastRenderedPageBreak/>
+        <w:t>Chapter</w:t>
+      </w:r>
+      <w:r>
+        <w:rPr>
+          <w:sz w:val="36"/>
+          <w:szCs w:val="36"/>
+        </w:rPr>
+        <w:t xml:space="preserve"> 2</w:t>
+      </w:r>
+      <w:r>
+        <w:rPr>
+          <w:sz w:val="36"/>
+          <w:szCs w:val="36"/>
+        </w:rPr>
+        <w:t xml:space="preserve">. </w:t>
+      </w:r>
+      <w:r>
+        <w:rPr>
+          <w:sz w:val="36"/>
+          <w:szCs w:val="36"/>
+        </w:rPr>
+        <w:t>Operation Instructions</w:t>
+      </w:r>
+      <w:bookmarkEnd w:id="14"/>
+    </w:p>
+    <w:p>
+      <w:pPr>
+        <w:pStyle w:val="Heading2"/>
+        <w:rPr>
+          <w:sz w:val="28"/>
+          <w:szCs w:val="28"/>
+        </w:rPr>
+      </w:pPr>
+      <w:bookmarkStart w:id="15" w:name="_Toc234849690"/>
+      <w:r>
+        <w:rPr>
+          <w:sz w:val="28"/>
+          <w:szCs w:val="28"/>
+        </w:rPr>
+        <w:t>STEP 1: Open the app</w:t>
+      </w:r>
+      <w:r>
+        <w:rPr>
+          <w:sz w:val="28"/>
+          <w:szCs w:val="28"/>
+        </w:rPr>
+        <w:t>.</w:t>
+      </w:r>
+      <w:bookmarkEnd w:id="15"/>
+    </w:p>
+    <w:p>
+      <w:pPr>
+        <w:rPr>
+          <w:sz w:val="28"/>
+          <w:szCs w:val="28"/>
+        </w:rPr>
+      </w:pPr>
+      <w:r>
+        <w:rPr>
+          <w:sz w:val="28"/>
+          <w:szCs w:val="28"/>
+        </w:rPr>
+        <w:t>+ Click on the application.</w:t>
+      </w:r>
+    </w:p>
+    <w:p>
+      <w:pPr>
+        <w:rPr>
+          <w:sz w:val="28"/>
+          <w:szCs w:val="28"/>
+        </w:rPr>
+      </w:pPr>
       <w:r>
         <w:rPr>
           <w:noProof/>
           <w:lang w:eastAsia="zh-CN"/>
         </w:rPr>
         <w:drawing>
-          <wp:inline distT="0" distB="0" distL="0" distR="0" wp14:anchorId="606C55AC" wp14:editId="371F9AE0">
-            <wp:extent cx="2336165" cy="312353"/>
+          <wp:inline distT="0" distB="0" distL="0" distR="0" wp14:anchorId="1C1A8AF7" wp14:editId="008A23F1">
+            <wp:extent cx="1257300" cy="1295400"/>
             <wp:effectExtent l="0" t="0" r="0" b="0"/>
-            <wp:docPr id="49" name="Picture 49"/>
+            <wp:docPr id="3" name="Picture 3"/>
+            <wp:cNvGraphicFramePr>
+              <a:graphicFrameLocks xmlns:a="http://schemas.openxmlformats.org/drawingml/2006/main" noChangeAspect="1"/>
+            </wp:cNvGraphicFramePr>
+            <a:graphic xmlns:a="http://schemas.openxmlformats.org/drawingml/2006/main">
+              <a:graphicData uri="http://schemas.openxmlformats.org/drawingml/2006/picture">
+                <pic:pic xmlns:pic="http://schemas.openxmlformats.org/drawingml/2006/picture">
+                  <pic:nvPicPr>
+                    <pic:cNvPr id="1" name=""/>
+                    <pic:cNvPicPr/>
+                  </pic:nvPicPr>
+                  <pic:blipFill>
+                    <a:blip r:embed="rId33"/>
+                    <a:stretch>
+                      <a:fillRect/>
+                    </a:stretch>
+                  </pic:blipFill>
+                  <pic:spPr>
+                    <a:xfrm>
+                      <a:off x="0" y="0"/>
+                      <a:ext cx="1257300" cy="1295400"/>
+                    </a:xfrm>
+                    <a:prstGeom prst="rect">
+                      <a:avLst/>
+                    </a:prstGeom>
+                  </pic:spPr>
+                </pic:pic>
+              </a:graphicData>
+            </a:graphic>
+          </wp:inline>
+        </w:drawing>
+      </w:r>
+      <w:r>
+        <w:rPr>
+          <w:sz w:val="28"/>
+          <w:szCs w:val="28"/>
+        </w:rPr>
+        <w:br/>
+      </w:r>
+      <w:bookmarkStart w:id="16" w:name="_GoBack"/>
+      <w:r>
+        <w:rPr>
+          <w:sz w:val="28"/>
+          <w:szCs w:val="28"/>
+        </w:rPr>
+        <w:t xml:space="preserve">+ </w:t>
+      </w:r>
+      <w:r>
+        <w:rPr>
+          <w:sz w:val="28"/>
+          <w:szCs w:val="28"/>
+        </w:rPr>
+        <w:t xml:space="preserve">When the interface first loads, </w:t>
+      </w:r>
+      <w:r>
+        <w:rPr>
+          <w:sz w:val="28"/>
+          <w:szCs w:val="28"/>
+        </w:rPr>
+        <w:t>switch to Devices Tab</w:t>
+      </w:r>
+      <w:r>
+        <w:rPr>
+          <w:sz w:val="28"/>
+          <w:szCs w:val="28"/>
+        </w:rPr>
+        <w:t xml:space="preserve"> to initialize connections. </w:t>
+      </w:r>
+      <w:bookmarkEnd w:id="16"/>
+    </w:p>
+    <w:p>
+      <w:pPr>
+        <w:jc w:val="center"/>
+        <w:rPr>
+          <w:sz w:val="28"/>
+          <w:szCs w:val="28"/>
+        </w:rPr>
+      </w:pPr>
+      <w:r>
+        <w:rPr>
+          <w:noProof/>
+          <w:lang w:eastAsia="zh-CN"/>
+        </w:rPr>
+        <w:drawing>
+          <wp:inline distT="0" distB="0" distL="0" distR="0" wp14:anchorId="3AF7D3AD" wp14:editId="4A58EF5B">
+            <wp:extent cx="5926016" cy="4644352"/>
+            <wp:effectExtent l="0" t="0" r="0" b="4445"/>
+            <wp:docPr id="12" name="Picture 12"/>
             <wp:cNvGraphicFramePr>
               <a:graphicFrameLocks xmlns:a="http://schemas.openxmlformats.org/drawingml/2006/main" noChangeAspect="1"/>
             </wp:cNvGraphicFramePr>
@@ -7392,14 +7174,14 @@
                     <pic:cNvPicPr/>
                   </pic:nvPicPr>
                   <pic:blipFill rotWithShape="1">
-                    <a:blip r:embed="rId33"/>
-                    <a:srcRect t="8467" b="4762"/>
+                    <a:blip r:embed="rId34"/>
+                    <a:srcRect l="393" r="379"/>
                     <a:stretch/>
                   </pic:blipFill>
                   <pic:spPr bwMode="auto">
                     <a:xfrm>
                       <a:off x="0" y="0"/>
-                      <a:ext cx="2444129" cy="326788"/>
+                      <a:ext cx="5926065" cy="4644390"/>
                     </a:xfrm>
                     <a:prstGeom prst="rect">
                       <a:avLst/>
@@ -7419,139 +7201,674 @@
           </wp:inline>
         </w:drawing>
       </w:r>
-      <w:r>
-        <w:rPr>
-          <w:sz w:val="28"/>
-        </w:rPr>
-        <w:t xml:space="preserve">: </w:t>
-      </w:r>
-      <w:r>
-        <w:rPr>
-          <w:sz w:val="28"/>
-        </w:rPr>
-        <w:t>On/Off Conveyor Sensor</w:t>
-      </w:r>
-      <w:r>
-        <w:rPr>
-          <w:sz w:val="28"/>
-        </w:rPr>
-        <w:t>.</w:t>
-      </w:r>
-      <w:r>
-        <w:rPr>
-          <w:sz w:val="28"/>
-        </w:rPr>
-        <w:br/>
-        <w:t xml:space="preserve">- </w:t>
-      </w:r>
-      <w:r>
-        <w:rPr>
-          <w:noProof/>
-          <w:lang w:eastAsia="zh-CN"/>
-        </w:rPr>
-        <w:drawing>
-          <wp:inline distT="0" distB="0" distL="0" distR="0" wp14:anchorId="528552B9" wp14:editId="5FC36AC2">
-            <wp:extent cx="1836420" cy="558143"/>
-            <wp:effectExtent l="0" t="0" r="0" b="0"/>
-            <wp:docPr id="50" name="Picture 50"/>
-            <wp:cNvGraphicFramePr>
-              <a:graphicFrameLocks xmlns:a="http://schemas.openxmlformats.org/drawingml/2006/main" noChangeAspect="1"/>
-            </wp:cNvGraphicFramePr>
-            <a:graphic xmlns:a="http://schemas.openxmlformats.org/drawingml/2006/main">
-              <a:graphicData uri="http://schemas.openxmlformats.org/drawingml/2006/picture">
-                <pic:pic xmlns:pic="http://schemas.openxmlformats.org/drawingml/2006/picture">
-                  <pic:nvPicPr>
-                    <pic:cNvPr id="1" name=""/>
-                    <pic:cNvPicPr/>
-                  </pic:nvPicPr>
-                  <pic:blipFill rotWithShape="1">
-                    <a:blip r:embed="rId34"/>
-                    <a:srcRect t="1" b="4657"/>
-                    <a:stretch/>
-                  </pic:blipFill>
-                  <pic:spPr bwMode="auto">
-                    <a:xfrm>
-                      <a:off x="0" y="0"/>
-                      <a:ext cx="1880264" cy="571469"/>
-                    </a:xfrm>
-                    <a:prstGeom prst="rect">
-                      <a:avLst/>
-                    </a:prstGeom>
-                    <a:ln>
-                      <a:noFill/>
-                    </a:ln>
-                    <a:extLst>
-                      <a:ext uri="{53640926-AAD7-44D8-BBD7-CCE9431645EC}">
-                        <a14:shadowObscured xmlns:a14="http://schemas.microsoft.com/office/drawing/2010/main"/>
-                      </a:ext>
-                    </a:extLst>
-                  </pic:spPr>
-                </pic:pic>
-              </a:graphicData>
-            </a:graphic>
-          </wp:inline>
-        </w:drawing>
-      </w:r>
-      <w:r>
-        <w:rPr>
-          <w:sz w:val="28"/>
-        </w:rPr>
-        <w:t>:</w:t>
-      </w:r>
-      <w:r>
-        <w:rPr>
-          <w:sz w:val="28"/>
-        </w:rPr>
-        <w:t xml:space="preserve"> </w:t>
-      </w:r>
-      <w:r>
-        <w:rPr>
-          <w:sz w:val="28"/>
-        </w:rPr>
-        <w:t xml:space="preserve">Sets the speed </w:t>
-      </w:r>
-      <w:r>
-        <w:rPr>
-          <w:sz w:val="28"/>
-        </w:rPr>
-        <w:t>for conveyor</w:t>
-      </w:r>
-      <w:r>
-        <w:rPr>
-          <w:sz w:val="28"/>
-        </w:rPr>
-        <w:t xml:space="preserve"> (mm/s)</w:t>
-      </w:r>
-      <w:r>
-        <w:rPr>
-          <w:sz w:val="28"/>
-        </w:rPr>
-        <w:t>.</w:t>
-      </w:r>
     </w:p>
     <w:p>
       <w:pPr>
-        <w:spacing w:line="360" w:lineRule="auto"/>
-        <w:rPr>
-          <w:sz w:val="28"/>
-        </w:rPr>
-      </w:pPr>
-      <w:r>
-        <w:rPr>
-          <w:sz w:val="28"/>
-        </w:rPr>
-        <w:t xml:space="preserve">- </w:t>
-      </w:r>
+        <w:jc w:val="center"/>
+        <w:rPr>
+          <w:sz w:val="28"/>
+          <w:szCs w:val="28"/>
+        </w:rPr>
+      </w:pPr>
+      <w:r>
+        <w:rPr>
+          <w:b/>
+          <w:sz w:val="28"/>
+          <w:szCs w:val="28"/>
+        </w:rPr>
+        <w:t xml:space="preserve">Figure 5.1: </w:t>
+      </w:r>
+      <w:r>
+        <w:rPr>
+          <w:sz w:val="28"/>
+          <w:szCs w:val="28"/>
+        </w:rPr>
+        <w:t>Interface first loads</w:t>
+      </w:r>
+      <w:r>
+        <w:rPr>
+          <w:sz w:val="28"/>
+          <w:szCs w:val="28"/>
+        </w:rPr>
+        <w:t>.</w:t>
+      </w:r>
+    </w:p>
+    <w:p>
+      <w:pPr>
+        <w:rPr>
+          <w:sz w:val="28"/>
+          <w:szCs w:val="28"/>
+        </w:rPr>
+      </w:pPr>
+      <w:r>
+        <w:rPr>
+          <w:sz w:val="28"/>
+          <w:szCs w:val="28"/>
+        </w:rPr>
+        <w:lastRenderedPageBreak/>
+        <w:t xml:space="preserve">+ </w:t>
+      </w:r>
+      <w:r>
+        <w:rPr>
+          <w:sz w:val="28"/>
+          <w:szCs w:val="28"/>
+        </w:rPr>
+        <w:t>At this point, you can either search for available IPs or manually enter the Robot's IP address and the communication port.</w:t>
+      </w:r>
+    </w:p>
+    <w:p>
+      <w:pPr>
+        <w:jc w:val="center"/>
+        <w:rPr>
+          <w:sz w:val="28"/>
+          <w:szCs w:val="28"/>
+        </w:rPr>
+      </w:pPr>
+    </w:p>
+    <w:p>
+      <w:pPr>
+        <w:jc w:val="center"/>
+        <w:rPr>
+          <w:sz w:val="28"/>
+          <w:szCs w:val="28"/>
+        </w:rPr>
+      </w:pPr>
+      <w:r>
+        <w:rPr>
+          <w:b/>
+          <w:sz w:val="28"/>
+          <w:szCs w:val="28"/>
+        </w:rPr>
+        <w:t xml:space="preserve">Figure 5.2: </w:t>
+      </w:r>
+      <w:r>
+        <w:rPr>
+          <w:sz w:val="28"/>
+          <w:szCs w:val="28"/>
+        </w:rPr>
+        <w:t>Assign IP Address.</w:t>
+      </w:r>
+    </w:p>
+    <w:p>
+      <w:pPr>
+        <w:rPr>
+          <w:sz w:val="28"/>
+          <w:szCs w:val="28"/>
+        </w:rPr>
+      </w:pPr>
+      <w:r>
+        <w:rPr>
+          <w:sz w:val="28"/>
+          <w:szCs w:val="28"/>
+        </w:rPr>
+        <w:t>- Robot</w:t>
+      </w:r>
+      <w:r>
+        <w:rPr>
+          <w:sz w:val="28"/>
+          <w:szCs w:val="28"/>
+        </w:rPr>
+        <w:t xml:space="preserve"> IP: 172.16.100.200</w:t>
+      </w:r>
+      <w:r>
+        <w:rPr>
+          <w:sz w:val="28"/>
+          <w:szCs w:val="28"/>
+        </w:rPr>
+        <w:t xml:space="preserve"> (Can be found in Robot Control Panel)</w:t>
+      </w:r>
+      <w:r>
+        <w:rPr>
+          <w:sz w:val="28"/>
+          <w:szCs w:val="28"/>
+        </w:rPr>
+        <w:t>.</w:t>
+      </w:r>
+      <w:r>
+        <w:rPr>
+          <w:sz w:val="28"/>
+          <w:szCs w:val="28"/>
+        </w:rPr>
+        <w:br/>
+        <w:t>- Port: 502</w:t>
+      </w:r>
+      <w:r>
+        <w:rPr>
+          <w:sz w:val="28"/>
+          <w:szCs w:val="28"/>
+        </w:rPr>
+        <w:t xml:space="preserve"> (Can be found in Robot Control Panel)</w:t>
+      </w:r>
+      <w:r>
+        <w:rPr>
+          <w:sz w:val="28"/>
+          <w:szCs w:val="28"/>
+        </w:rPr>
+        <w:t>.</w:t>
+      </w:r>
+      <w:r>
+        <w:rPr>
+          <w:sz w:val="28"/>
+          <w:szCs w:val="28"/>
+        </w:rPr>
+        <w:br/>
+        <w:t>- PLC IP: 172.16.100.100</w:t>
+      </w:r>
+      <w:r>
+        <w:rPr>
+          <w:sz w:val="28"/>
+          <w:szCs w:val="28"/>
+        </w:rPr>
+        <w:t>(Base on PLC config)</w:t>
+      </w:r>
+      <w:r>
+        <w:rPr>
+          <w:sz w:val="28"/>
+          <w:szCs w:val="28"/>
+        </w:rPr>
+        <w:t>.</w:t>
+      </w:r>
+      <w:r>
+        <w:rPr>
+          <w:sz w:val="28"/>
+          <w:szCs w:val="28"/>
+        </w:rPr>
+        <w:br/>
+      </w:r>
+      <w:r>
+        <w:rPr>
+          <w:sz w:val="28"/>
+          <w:szCs w:val="28"/>
+        </w:rPr>
+        <w:t xml:space="preserve">+ </w:t>
+      </w:r>
+      <w:r>
+        <w:rPr>
+          <w:sz w:val="28"/>
+          <w:szCs w:val="28"/>
+        </w:rPr>
+        <w:t xml:space="preserve">Once all connections are successful, return to the </w:t>
+      </w:r>
+      <w:r>
+        <w:rPr>
+          <w:sz w:val="28"/>
+          <w:szCs w:val="28"/>
+        </w:rPr>
+        <w:t>Production Tab</w:t>
+      </w:r>
+      <w:r>
+        <w:rPr>
+          <w:sz w:val="28"/>
+          <w:szCs w:val="28"/>
+        </w:rPr>
+        <w:t>.</w:t>
+      </w:r>
+      <w:r>
+        <w:rPr>
+          <w:sz w:val="28"/>
+          <w:szCs w:val="28"/>
+        </w:rPr>
+        <w:br/>
+      </w:r>
+    </w:p>
+    <w:p>
+      <w:pPr>
+        <w:rPr>
+          <w:sz w:val="28"/>
+          <w:szCs w:val="28"/>
+        </w:rPr>
+      </w:pPr>
+    </w:p>
+    <w:p>
+      <w:pPr>
+        <w:rPr>
+          <w:b/>
+          <w:sz w:val="28"/>
+          <w:szCs w:val="28"/>
+        </w:rPr>
+      </w:pPr>
+      <w:r>
+        <w:rPr>
+          <w:b/>
+          <w:sz w:val="28"/>
+          <w:szCs w:val="28"/>
+        </w:rPr>
+        <w:br w:type="page"/>
+      </w:r>
+    </w:p>
+    <w:p>
+      <w:pPr>
+        <w:pStyle w:val="Heading2"/>
+        <w:rPr>
+          <w:sz w:val="32"/>
+          <w:szCs w:val="28"/>
+        </w:rPr>
+      </w:pPr>
+      <w:bookmarkStart w:id="17" w:name="_Toc234849691"/>
+      <w:r>
+        <w:rPr>
+          <w:sz w:val="32"/>
+          <w:szCs w:val="28"/>
+        </w:rPr>
+        <w:lastRenderedPageBreak/>
+        <w:t xml:space="preserve">STEP 2: </w:t>
+      </w:r>
+      <w:r>
+        <w:rPr>
+          <w:sz w:val="32"/>
+          <w:szCs w:val="28"/>
+        </w:rPr>
+        <w:t>Setup Material and Box data.</w:t>
+      </w:r>
+      <w:bookmarkEnd w:id="17"/>
+    </w:p>
+    <w:p>
+      <w:pPr>
+        <w:rPr>
+          <w:sz w:val="28"/>
+          <w:szCs w:val="28"/>
+        </w:rPr>
+      </w:pPr>
+      <w:r>
+        <w:rPr>
+          <w:sz w:val="28"/>
+          <w:szCs w:val="28"/>
+        </w:rPr>
+        <w:t xml:space="preserve">+ </w:t>
+      </w:r>
+      <w:r>
+        <w:rPr>
+          <w:sz w:val="28"/>
+          <w:szCs w:val="28"/>
+        </w:rPr>
+        <w:t xml:space="preserve">At the </w:t>
+      </w:r>
+      <w:r>
+        <w:rPr>
+          <w:sz w:val="28"/>
+          <w:szCs w:val="28"/>
+        </w:rPr>
+        <w:t>Production</w:t>
+      </w:r>
+      <w:r>
+        <w:rPr>
+          <w:sz w:val="28"/>
+          <w:szCs w:val="28"/>
+        </w:rPr>
+        <w:t xml:space="preserve"> Tab</w:t>
+      </w:r>
+      <w:r>
+        <w:rPr>
+          <w:sz w:val="28"/>
+          <w:szCs w:val="28"/>
+        </w:rPr>
+        <w:t xml:space="preserve">, </w:t>
+      </w:r>
+      <w:r>
+        <w:rPr>
+          <w:sz w:val="28"/>
+          <w:szCs w:val="28"/>
+        </w:rPr>
+        <w:t>click on the Input Data button to open Input Data Tab</w:t>
+      </w:r>
+      <w:r>
+        <w:rPr>
+          <w:sz w:val="28"/>
+          <w:szCs w:val="28"/>
+        </w:rPr>
+        <w:t>.</w:t>
+      </w:r>
+    </w:p>
+    <w:p>
+      <w:pPr>
+        <w:jc w:val="center"/>
+        <w:rPr>
+          <w:sz w:val="28"/>
+          <w:szCs w:val="28"/>
+        </w:rPr>
+      </w:pPr>
+    </w:p>
+    <w:p>
+      <w:pPr>
+        <w:jc w:val="center"/>
+        <w:rPr>
+          <w:sz w:val="28"/>
+          <w:szCs w:val="28"/>
+        </w:rPr>
+      </w:pPr>
+      <w:r>
+        <w:rPr>
+          <w:b/>
+          <w:sz w:val="28"/>
+          <w:szCs w:val="28"/>
+        </w:rPr>
+        <w:t>Figure 5.</w:t>
+      </w:r>
+      <w:r>
+        <w:rPr>
+          <w:b/>
+          <w:sz w:val="28"/>
+          <w:szCs w:val="28"/>
+        </w:rPr>
+        <w:t>3</w:t>
+      </w:r>
+      <w:r>
+        <w:rPr>
+          <w:b/>
+          <w:sz w:val="28"/>
+          <w:szCs w:val="28"/>
+        </w:rPr>
+        <w:t xml:space="preserve">: </w:t>
+      </w:r>
+      <w:r>
+        <w:rPr>
+          <w:sz w:val="28"/>
+          <w:szCs w:val="28"/>
+        </w:rPr>
+        <w:t>Select Item for Packing Mode</w:t>
+      </w:r>
+      <w:r>
+        <w:rPr>
+          <w:sz w:val="28"/>
+          <w:szCs w:val="28"/>
+        </w:rPr>
+        <w:t>.</w:t>
+      </w:r>
+    </w:p>
+    <w:p>
+      <w:pPr>
+        <w:rPr>
+          <w:sz w:val="28"/>
+          <w:szCs w:val="28"/>
+        </w:rPr>
+      </w:pPr>
+      <w:r>
+        <w:rPr>
+          <w:sz w:val="28"/>
+          <w:szCs w:val="28"/>
+        </w:rPr>
+        <w:t xml:space="preserve">+ </w:t>
+      </w:r>
+      <w:r>
+        <w:rPr>
+          <w:sz w:val="28"/>
+          <w:szCs w:val="28"/>
+        </w:rPr>
+        <w:t xml:space="preserve">After </w:t>
+      </w:r>
+      <w:r>
+        <w:rPr>
+          <w:sz w:val="28"/>
+          <w:szCs w:val="28"/>
+        </w:rPr>
+        <w:t>s</w:t>
+      </w:r>
+      <w:r>
+        <w:rPr>
+          <w:sz w:val="28"/>
+          <w:szCs w:val="28"/>
+        </w:rPr>
+        <w:t>elect</w:t>
+      </w:r>
+      <w:r>
+        <w:rPr>
+          <w:sz w:val="28"/>
+          <w:szCs w:val="28"/>
+        </w:rPr>
+        <w:t xml:space="preserve"> </w:t>
+      </w:r>
+      <w:r>
+        <w:rPr>
+          <w:sz w:val="28"/>
+          <w:szCs w:val="28"/>
+        </w:rPr>
+        <w:t>item</w:t>
+      </w:r>
+      <w:r>
+        <w:rPr>
+          <w:sz w:val="28"/>
+          <w:szCs w:val="28"/>
+        </w:rPr>
+        <w:t>, the default values will popula</w:t>
+      </w:r>
+      <w:r>
+        <w:rPr>
+          <w:sz w:val="28"/>
+          <w:szCs w:val="28"/>
+        </w:rPr>
+        <w:t xml:space="preserve">te the fields for box shape </w:t>
+      </w:r>
+      <w:r>
+        <w:rPr>
+          <w:sz w:val="28"/>
+          <w:szCs w:val="28"/>
+        </w:rPr>
+        <w:t xml:space="preserve">dimensions. Then, press the </w:t>
+      </w:r>
+      <w:r>
+        <w:rPr>
+          <w:sz w:val="28"/>
+          <w:szCs w:val="28"/>
+        </w:rPr>
+        <w:t>Apply Configuration</w:t>
+      </w:r>
+      <w:r>
+        <w:rPr>
+          <w:sz w:val="28"/>
+          <w:szCs w:val="28"/>
+        </w:rPr>
+        <w:t xml:space="preserve"> button and</w:t>
+      </w:r>
+      <w:r>
+        <w:rPr>
+          <w:sz w:val="28"/>
+          <w:szCs w:val="28"/>
+        </w:rPr>
+        <w:t xml:space="preserve"> the system will </w:t>
+      </w:r>
+      <w:r>
+        <w:rPr>
+          <w:sz w:val="28"/>
+          <w:szCs w:val="28"/>
+        </w:rPr>
+        <w:t xml:space="preserve">start </w:t>
+      </w:r>
+      <w:r>
+        <w:rPr>
+          <w:sz w:val="28"/>
+          <w:szCs w:val="28"/>
+        </w:rPr>
+        <w:t>calculate and display th</w:t>
+      </w:r>
+      <w:r>
+        <w:rPr>
+          <w:sz w:val="28"/>
+          <w:szCs w:val="28"/>
+        </w:rPr>
+        <w:t>e Robot's movement trajectory.</w:t>
+      </w:r>
+    </w:p>
+    <w:p>
+      <w:pPr>
+        <w:jc w:val="center"/>
+        <w:rPr>
+          <w:sz w:val="28"/>
+          <w:szCs w:val="28"/>
+        </w:rPr>
+      </w:pPr>
+      <w:r>
+        <w:rPr>
+          <w:sz w:val="28"/>
+          <w:szCs w:val="28"/>
+        </w:rPr>
+        <w:t xml:space="preserve"> </w:t>
+      </w:r>
+    </w:p>
+    <w:p>
+      <w:pPr>
+        <w:jc w:val="center"/>
+        <w:rPr>
+          <w:sz w:val="28"/>
+          <w:szCs w:val="28"/>
+        </w:rPr>
+      </w:pPr>
+      <w:r>
+        <w:rPr>
+          <w:b/>
+          <w:sz w:val="28"/>
+          <w:szCs w:val="28"/>
+        </w:rPr>
+        <w:t xml:space="preserve">Figure 5.4: </w:t>
+      </w:r>
+      <w:r>
+        <w:rPr>
+          <w:sz w:val="28"/>
+          <w:szCs w:val="28"/>
+        </w:rPr>
+        <w:t>After apply data.</w:t>
+      </w:r>
+    </w:p>
+    <w:p>
+      <w:pPr>
+        <w:rPr>
+          <w:b/>
+          <w:sz w:val="28"/>
+          <w:szCs w:val="28"/>
+        </w:rPr>
+      </w:pPr>
+      <w:r>
+        <w:rPr>
+          <w:sz w:val="28"/>
+          <w:szCs w:val="28"/>
+        </w:rPr>
+        <w:t>+ (If Presser is Active) E</w:t>
+      </w:r>
+      <w:r>
+        <w:rPr>
+          <w:sz w:val="28"/>
+          <w:szCs w:val="28"/>
+        </w:rPr>
+        <w:t xml:space="preserve">nsure the box is placed correctly. Misalignment may cause the pressing unit to damage the box. To adjust, go to the </w:t>
+      </w:r>
+      <w:r>
+        <w:rPr>
+          <w:sz w:val="28"/>
+          <w:szCs w:val="28"/>
+        </w:rPr>
+        <w:t>Presser P</w:t>
+      </w:r>
+      <w:r>
+        <w:rPr>
+          <w:sz w:val="28"/>
+          <w:szCs w:val="28"/>
+        </w:rPr>
+        <w:t xml:space="preserve">anel and press R.Presser F.B or L.Presser F.B to extend the press. Then, press either L.Presser U.D or R.Presser U.D (*Only press one if the box needs adjustment) to lower the </w:t>
+      </w:r>
+      <w:r>
+        <w:rPr>
+          <w:sz w:val="28"/>
+          <w:szCs w:val="28"/>
+        </w:rPr>
+        <w:t>press.</w:t>
+      </w:r>
+      <w:r>
+        <w:rPr>
+          <w:sz w:val="28"/>
+          <w:szCs w:val="28"/>
+        </w:rPr>
+        <w:br/>
+      </w:r>
+    </w:p>
+    <w:p>
+      <w:pPr>
+        <w:rPr>
+          <w:sz w:val="28"/>
+          <w:szCs w:val="28"/>
+        </w:rPr>
+      </w:pPr>
+      <w:r>
+        <w:rPr>
+          <w:sz w:val="28"/>
+          <w:szCs w:val="28"/>
+        </w:rPr>
+        <w:br w:type="page"/>
+      </w:r>
+    </w:p>
+    <w:p>
+      <w:pPr>
+        <w:pStyle w:val="Heading2"/>
+        <w:rPr>
+          <w:sz w:val="32"/>
+          <w:szCs w:val="28"/>
+        </w:rPr>
+      </w:pPr>
+      <w:bookmarkStart w:id="18" w:name="_Toc234849692"/>
+      <w:r>
+        <w:rPr>
+          <w:sz w:val="32"/>
+          <w:szCs w:val="28"/>
+        </w:rPr>
+        <w:lastRenderedPageBreak/>
+        <w:t>STEP 3: Prepare the Conveyor</w:t>
+      </w:r>
+      <w:r>
+        <w:rPr>
+          <w:sz w:val="32"/>
+          <w:szCs w:val="28"/>
+        </w:rPr>
+        <w:t>.</w:t>
+      </w:r>
+      <w:bookmarkEnd w:id="18"/>
+    </w:p>
+    <w:p>
+      <w:pPr>
+        <w:rPr>
+          <w:sz w:val="28"/>
+          <w:szCs w:val="28"/>
+        </w:rPr>
+      </w:pPr>
+      <w:r>
+        <w:rPr>
+          <w:sz w:val="28"/>
+          <w:szCs w:val="28"/>
+        </w:rPr>
+        <w:t xml:space="preserve">+ Afterward, test if the conveyor is operational by going back to the </w:t>
+      </w:r>
+      <w:r>
+        <w:rPr>
+          <w:sz w:val="28"/>
+          <w:szCs w:val="28"/>
+        </w:rPr>
+        <w:t>Production Tab</w:t>
+      </w:r>
+      <w:r>
+        <w:rPr>
+          <w:sz w:val="28"/>
+          <w:szCs w:val="28"/>
+        </w:rPr>
+        <w:t>. In the Option section, choose "Conveyor" to configure conveyor settings.</w:t>
+      </w:r>
+    </w:p>
+    <w:p>
+      <w:pPr>
+        <w:jc w:val="center"/>
+        <w:rPr>
+          <w:sz w:val="28"/>
+          <w:szCs w:val="28"/>
+        </w:rPr>
+      </w:pPr>
       <w:r>
         <w:rPr>
           <w:noProof/>
+          <w:sz w:val="28"/>
+          <w:szCs w:val="28"/>
           <w:lang w:eastAsia="zh-CN"/>
         </w:rPr>
         <w:drawing>
-          <wp:inline distT="0" distB="0" distL="0" distR="0" wp14:anchorId="66E36F5D" wp14:editId="3E34294A">
-            <wp:extent cx="314325" cy="323850"/>
-            <wp:effectExtent l="0" t="0" r="9525" b="0"/>
-            <wp:docPr id="51" name="Picture 51"/>
+          <wp:inline distT="0" distB="0" distL="0" distR="0" wp14:anchorId="03D9A865" wp14:editId="501DCD3C">
+            <wp:extent cx="5486400" cy="4055110"/>
+            <wp:effectExtent l="0" t="0" r="0" b="2540"/>
+            <wp:docPr id="90" name="Picture 90"/>
             <wp:cNvGraphicFramePr>
               <a:graphicFrameLocks xmlns:a="http://schemas.openxmlformats.org/drawingml/2006/main" noChangeAspect="1"/>
             </wp:cNvGraphicFramePr>
@@ -7571,7 +7888,7 @@
                   <pic:spPr>
                     <a:xfrm>
                       <a:off x="0" y="0"/>
-                      <a:ext cx="314325" cy="323850"/>
+                      <a:ext cx="5486400" cy="4055110"/>
                     </a:xfrm>
                     <a:prstGeom prst="rect">
                       <a:avLst/>
@@ -7583,43 +7900,309 @@
           </wp:inline>
         </w:drawing>
       </w:r>
-      <w:r>
-        <w:rPr>
-          <w:sz w:val="28"/>
-        </w:rPr>
-        <w:t>: Display the state of sensor</w:t>
-      </w:r>
-      <w:r>
-        <w:rPr>
-          <w:sz w:val="28"/>
-        </w:rPr>
-        <w:t>.</w:t>
-      </w:r>
     </w:p>
     <w:p>
       <w:pPr>
-        <w:spacing w:line="360" w:lineRule="auto"/>
-        <w:rPr>
-          <w:sz w:val="28"/>
-        </w:rPr>
-      </w:pPr>
-      <w:r>
-        <w:rPr>
-          <w:sz w:val="28"/>
+        <w:jc w:val="center"/>
+        <w:rPr>
+          <w:sz w:val="28"/>
+          <w:szCs w:val="28"/>
+        </w:rPr>
+      </w:pPr>
+      <w:r>
+        <w:rPr>
+          <w:b/>
+          <w:sz w:val="28"/>
+          <w:szCs w:val="28"/>
+        </w:rPr>
+        <w:t>Figure 5.</w:t>
+      </w:r>
+      <w:r>
+        <w:rPr>
+          <w:b/>
+          <w:sz w:val="28"/>
+          <w:szCs w:val="28"/>
+        </w:rPr>
+        <w:t>5</w:t>
+      </w:r>
+      <w:r>
+        <w:rPr>
+          <w:b/>
+          <w:sz w:val="28"/>
+          <w:szCs w:val="28"/>
+        </w:rPr>
+        <w:t xml:space="preserve">: </w:t>
+      </w:r>
+      <w:r>
+        <w:rPr>
+          <w:sz w:val="28"/>
+          <w:szCs w:val="28"/>
+        </w:rPr>
+        <w:t>Start Conveyor</w:t>
+      </w:r>
+      <w:r>
+        <w:rPr>
+          <w:sz w:val="28"/>
+          <w:szCs w:val="28"/>
+        </w:rPr>
+        <w:t>.</w:t>
+      </w:r>
+    </w:p>
+    <w:p>
+      <w:pPr>
+        <w:rPr>
+          <w:b/>
+          <w:sz w:val="28"/>
+          <w:szCs w:val="28"/>
+        </w:rPr>
+      </w:pPr>
+      <w:r>
+        <w:rPr>
+          <w:sz w:val="28"/>
+          <w:szCs w:val="28"/>
+        </w:rPr>
+        <w:t xml:space="preserve">+ </w:t>
+      </w:r>
+      <w:r>
+        <w:rPr>
+          <w:sz w:val="28"/>
+          <w:szCs w:val="28"/>
+        </w:rPr>
+        <w:t xml:space="preserve">Adjust the </w:t>
+      </w:r>
+      <w:r>
+        <w:rPr>
+          <w:sz w:val="28"/>
+          <w:szCs w:val="28"/>
+        </w:rPr>
+        <w:t xml:space="preserve">conveyor </w:t>
+      </w:r>
+      <w:r>
+        <w:rPr>
+          <w:sz w:val="28"/>
+          <w:szCs w:val="28"/>
+        </w:rPr>
+        <w:t xml:space="preserve">speed according to </w:t>
+      </w:r>
+      <w:r>
+        <w:rPr>
+          <w:sz w:val="28"/>
+          <w:szCs w:val="28"/>
+        </w:rPr>
+        <w:t xml:space="preserve">Extruder Speed </w:t>
+      </w:r>
+      <w:r>
+        <w:rPr>
+          <w:sz w:val="28"/>
+          <w:szCs w:val="28"/>
+        </w:rPr>
+        <w:t xml:space="preserve">(recommended range: </w:t>
+      </w:r>
+      <w:r>
+        <w:rPr>
+          <w:sz w:val="28"/>
+          <w:szCs w:val="28"/>
+        </w:rPr>
+        <w:t>55</w:t>
+      </w:r>
+      <w:r>
+        <w:rPr>
+          <w:sz w:val="28"/>
+          <w:szCs w:val="28"/>
+        </w:rPr>
+        <w:t xml:space="preserve"> - 150 mm/s for</w:t>
+      </w:r>
+      <w:r>
+        <w:rPr>
+          <w:sz w:val="28"/>
+          <w:szCs w:val="28"/>
+        </w:rPr>
+        <w:t xml:space="preserve"> best synchronization). Press C</w:t>
+      </w:r>
+      <w:r>
+        <w:rPr>
+          <w:sz w:val="28"/>
+          <w:szCs w:val="28"/>
+        </w:rPr>
+        <w:t>W to pull materials onto the conveyor or C</w:t>
+      </w:r>
+      <w:r>
+        <w:rPr>
+          <w:sz w:val="28"/>
+          <w:szCs w:val="28"/>
+        </w:rPr>
+        <w:t>C</w:t>
+      </w:r>
+      <w:r>
+        <w:rPr>
+          <w:sz w:val="28"/>
+          <w:szCs w:val="28"/>
+        </w:rPr>
+        <w:t>W to push them backward</w:t>
+      </w:r>
+      <w:r>
+        <w:rPr>
+          <w:sz w:val="28"/>
+          <w:szCs w:val="28"/>
+        </w:rPr>
+        <w:t>. Load</w:t>
+      </w:r>
+      <w:r>
+        <w:rPr>
+          <w:sz w:val="28"/>
+          <w:szCs w:val="28"/>
+        </w:rPr>
+        <w:t xml:space="preserve"> materials onto the conveyor. Manually toggle the convey</w:t>
+      </w:r>
+      <w:r>
+        <w:rPr>
+          <w:sz w:val="28"/>
+          <w:szCs w:val="28"/>
+        </w:rPr>
+        <w:t>or to avoid material breakage.</w:t>
+      </w:r>
+      <w:r>
+        <w:rPr>
+          <w:sz w:val="28"/>
+          <w:szCs w:val="28"/>
+        </w:rPr>
+        <w:br/>
+      </w:r>
+    </w:p>
+    <w:p>
+      <w:pPr>
+        <w:rPr>
+          <w:b/>
+          <w:sz w:val="28"/>
+          <w:szCs w:val="28"/>
+        </w:rPr>
+      </w:pPr>
+      <w:r>
+        <w:rPr>
+          <w:b/>
+          <w:sz w:val="28"/>
+          <w:szCs w:val="28"/>
+        </w:rPr>
+        <w:br w:type="page"/>
+      </w:r>
+    </w:p>
+    <w:p>
+      <w:pPr>
+        <w:pStyle w:val="Heading2"/>
+        <w:rPr>
+          <w:sz w:val="32"/>
+          <w:szCs w:val="28"/>
+        </w:rPr>
+      </w:pPr>
+      <w:bookmarkStart w:id="19" w:name="_Toc234849693"/>
+      <w:r>
+        <w:rPr>
+          <w:sz w:val="32"/>
+          <w:szCs w:val="28"/>
         </w:rPr>
         <w:lastRenderedPageBreak/>
-        <w:t xml:space="preserve">- </w:t>
-      </w:r>
+        <w:t>STEP 4: Start Packing.</w:t>
+      </w:r>
+      <w:bookmarkEnd w:id="19"/>
+    </w:p>
+    <w:p>
+      <w:pPr>
+        <w:rPr>
+          <w:sz w:val="28"/>
+          <w:szCs w:val="28"/>
+        </w:rPr>
+      </w:pPr>
+      <w:r>
+        <w:rPr>
+          <w:sz w:val="28"/>
+          <w:szCs w:val="28"/>
+        </w:rPr>
+        <w:t xml:space="preserve">+ </w:t>
+      </w:r>
+      <w:r>
+        <w:rPr>
+          <w:sz w:val="28"/>
+          <w:szCs w:val="28"/>
+        </w:rPr>
+        <w:t xml:space="preserve">Once all preparations are complete, switch to the </w:t>
+      </w:r>
+      <w:r>
+        <w:rPr>
+          <w:sz w:val="28"/>
+          <w:szCs w:val="28"/>
+        </w:rPr>
+        <w:t>Operation Tab</w:t>
+      </w:r>
+      <w:r>
+        <w:rPr>
+          <w:sz w:val="28"/>
+          <w:szCs w:val="28"/>
+        </w:rPr>
+        <w:t xml:space="preserve"> to begin the operation. Press Start. The Robot will return to its Home position, then move to P1 (starting point). After about </w:t>
+      </w:r>
+      <w:r>
+        <w:rPr>
+          <w:sz w:val="28"/>
+          <w:szCs w:val="28"/>
+        </w:rPr>
+        <w:t>1</w:t>
+      </w:r>
+      <w:r>
+        <w:rPr>
+          <w:sz w:val="28"/>
+          <w:szCs w:val="28"/>
+        </w:rPr>
+        <w:t xml:space="preserve"> seconds, the </w:t>
+      </w:r>
+      <w:r>
+        <w:rPr>
+          <w:sz w:val="28"/>
+          <w:szCs w:val="28"/>
+        </w:rPr>
+        <w:t>Packing</w:t>
+      </w:r>
+      <w:r>
+        <w:rPr>
+          <w:sz w:val="28"/>
+          <w:szCs w:val="28"/>
+        </w:rPr>
+        <w:t xml:space="preserve"> operation will </w:t>
+      </w:r>
+      <w:r>
+        <w:rPr>
+          <w:sz w:val="28"/>
+          <w:szCs w:val="28"/>
+        </w:rPr>
+        <w:t>start</w:t>
+      </w:r>
+      <w:r>
+        <w:rPr>
+          <w:sz w:val="28"/>
+          <w:szCs w:val="28"/>
+        </w:rPr>
+        <w:t>.</w:t>
+      </w:r>
+    </w:p>
+    <w:p>
+      <w:pPr>
+        <w:jc w:val="center"/>
+        <w:rPr>
+          <w:sz w:val="28"/>
+          <w:szCs w:val="28"/>
+        </w:rPr>
+      </w:pPr>
       <w:r>
         <w:rPr>
           <w:noProof/>
+          <w:sz w:val="28"/>
+          <w:szCs w:val="28"/>
           <w:lang w:eastAsia="zh-CN"/>
         </w:rPr>
         <w:drawing>
-          <wp:inline distT="0" distB="0" distL="0" distR="0" wp14:anchorId="7220C1F0" wp14:editId="6DBD0E05">
-            <wp:extent cx="2453640" cy="416804"/>
-            <wp:effectExtent l="0" t="0" r="3810" b="2540"/>
-            <wp:docPr id="53" name="Picture 53"/>
+          <wp:inline distT="0" distB="0" distL="0" distR="0" wp14:anchorId="0ADF65ED" wp14:editId="4E983768">
+            <wp:extent cx="5486400" cy="4038600"/>
+            <wp:effectExtent l="0" t="0" r="0" b="0"/>
+            <wp:docPr id="91" name="Picture 91"/>
             <wp:cNvGraphicFramePr>
               <a:graphicFrameLocks xmlns:a="http://schemas.openxmlformats.org/drawingml/2006/main" noChangeAspect="1"/>
             </wp:cNvGraphicFramePr>
@@ -7639,4396 +8222,6 @@
                   <pic:spPr>
                     <a:xfrm>
                       <a:off x="0" y="0"/>
-                      <a:ext cx="2510663" cy="426491"/>
-                    </a:xfrm>
-                    <a:prstGeom prst="rect">
-                      <a:avLst/>
-                    </a:prstGeom>
-                  </pic:spPr>
-                </pic:pic>
-              </a:graphicData>
-            </a:graphic>
-          </wp:inline>
-        </w:drawing>
-      </w:r>
-      <w:r>
-        <w:rPr>
-          <w:sz w:val="28"/>
-        </w:rPr>
-        <w:t xml:space="preserve"> : Change the direct of the conveyor</w:t>
-      </w:r>
-      <w:r>
-        <w:rPr>
-          <w:sz w:val="28"/>
-        </w:rPr>
-        <w:t>.</w:t>
-      </w:r>
-    </w:p>
-    <w:p>
-      <w:pPr>
-        <w:rPr>
-          <w:sz w:val="28"/>
-        </w:rPr>
-      </w:pPr>
-      <w:r>
-        <w:rPr>
-          <w:sz w:val="28"/>
-        </w:rPr>
-        <w:t>*Note: When running in Packing mode, the robot ar</w:t>
-      </w:r>
-      <w:r>
-        <w:rPr>
-          <w:sz w:val="28"/>
-        </w:rPr>
-        <w:t>m</w:t>
-      </w:r>
-      <w:r>
-        <w:rPr>
-          <w:sz w:val="28"/>
-        </w:rPr>
-        <w:t xml:space="preserve"> will move in sync with the conveyor, meaning that this is also the speed in Packing mode</w:t>
-      </w:r>
-      <w:r>
-        <w:rPr>
-          <w:sz w:val="28"/>
-        </w:rPr>
-        <w:t>.</w:t>
-      </w:r>
-    </w:p>
-    <w:p>
-      <w:pPr>
-        <w:pStyle w:val="Heading2"/>
-        <w:rPr>
-          <w:sz w:val="32"/>
-        </w:rPr>
-      </w:pPr>
-      <w:r>
-        <w:rPr>
-          <w:sz w:val="32"/>
-        </w:rPr>
-        <w:t>4</w:t>
-      </w:r>
-      <w:r>
-        <w:rPr>
-          <w:sz w:val="32"/>
-        </w:rPr>
-        <w:t>.</w:t>
-      </w:r>
-      <w:r>
-        <w:rPr>
-          <w:sz w:val="32"/>
-        </w:rPr>
-        <w:t>2</w:t>
-      </w:r>
-      <w:r>
-        <w:rPr>
-          <w:sz w:val="32"/>
-        </w:rPr>
-        <w:t>.</w:t>
-      </w:r>
-      <w:r>
-        <w:rPr>
-          <w:sz w:val="32"/>
-        </w:rPr>
-        <w:t xml:space="preserve"> </w:t>
-      </w:r>
-      <w:r>
-        <w:rPr>
-          <w:sz w:val="32"/>
-        </w:rPr>
-        <w:t>Operation Guide</w:t>
-      </w:r>
-    </w:p>
-    <w:p>
-      <w:pPr>
-        <w:jc w:val="center"/>
-        <w:rPr>
-          <w:sz w:val="28"/>
-        </w:rPr>
-      </w:pPr>
-      <w:r>
-        <w:rPr>
-          <w:noProof/>
-          <w:lang w:eastAsia="zh-CN"/>
-        </w:rPr>
-        <w:drawing>
-          <wp:inline distT="0" distB="0" distL="0" distR="0" wp14:anchorId="291F69CA" wp14:editId="352A4187">
-            <wp:extent cx="2884833" cy="3429000"/>
-            <wp:effectExtent l="0" t="0" r="0" b="0"/>
-            <wp:docPr id="48" name="Picture 48"/>
-            <wp:cNvGraphicFramePr>
-              <a:graphicFrameLocks xmlns:a="http://schemas.openxmlformats.org/drawingml/2006/main" noChangeAspect="1"/>
-            </wp:cNvGraphicFramePr>
-            <a:graphic xmlns:a="http://schemas.openxmlformats.org/drawingml/2006/main">
-              <a:graphicData uri="http://schemas.openxmlformats.org/drawingml/2006/picture">
-                <pic:pic xmlns:pic="http://schemas.openxmlformats.org/drawingml/2006/picture">
-                  <pic:nvPicPr>
-                    <pic:cNvPr id="1" name=""/>
-                    <pic:cNvPicPr/>
-                  </pic:nvPicPr>
-                  <pic:blipFill>
-                    <a:blip r:embed="rId37"/>
-                    <a:stretch>
-                      <a:fillRect/>
-                    </a:stretch>
-                  </pic:blipFill>
-                  <pic:spPr>
-                    <a:xfrm>
-                      <a:off x="0" y="0"/>
-                      <a:ext cx="2884833" cy="3429000"/>
-                    </a:xfrm>
-                    <a:prstGeom prst="rect">
-                      <a:avLst/>
-                    </a:prstGeom>
-                  </pic:spPr>
-                </pic:pic>
-              </a:graphicData>
-            </a:graphic>
-          </wp:inline>
-        </w:drawing>
-      </w:r>
-    </w:p>
-    <w:p>
-      <w:pPr>
-        <w:jc w:val="center"/>
-        <w:rPr>
-          <w:b/>
-          <w:sz w:val="28"/>
-        </w:rPr>
-      </w:pPr>
-      <w:r>
-        <w:rPr>
-          <w:b/>
-          <w:sz w:val="28"/>
-        </w:rPr>
-        <w:t>Figure 1.5:</w:t>
-      </w:r>
-      <w:r>
-        <w:rPr>
-          <w:b/>
-          <w:sz w:val="28"/>
-        </w:rPr>
-        <w:t xml:space="preserve"> </w:t>
-      </w:r>
-      <w:r>
-        <w:rPr>
-          <w:sz w:val="28"/>
-        </w:rPr>
-        <w:t>Conveyor Tab.</w:t>
-      </w:r>
-    </w:p>
-    <w:p>
-      <w:pPr>
-        <w:rPr>
-          <w:sz w:val="28"/>
-        </w:rPr>
-      </w:pPr>
-      <w:r>
-        <w:rPr>
-          <w:sz w:val="28"/>
-        </w:rPr>
-        <w:t xml:space="preserve">- </w:t>
-      </w:r>
-      <w:r>
-        <w:rPr>
-          <w:sz w:val="28"/>
-        </w:rPr>
-        <w:t>Displays the</w:t>
-      </w:r>
-      <w:r>
-        <w:rPr>
-          <w:sz w:val="28"/>
-        </w:rPr>
-        <w:t xml:space="preserve"> current </w:t>
-      </w:r>
-      <w:r>
-        <w:rPr>
-          <w:sz w:val="28"/>
-        </w:rPr>
-        <w:t>path</w:t>
-      </w:r>
-      <w:r>
-        <w:rPr>
-          <w:sz w:val="28"/>
-        </w:rPr>
-        <w:t xml:space="preserve"> of t</w:t>
-      </w:r>
-      <w:r>
-        <w:rPr>
-          <w:sz w:val="28"/>
-        </w:rPr>
-        <w:t xml:space="preserve">he robot </w:t>
-      </w:r>
-      <w:r>
-        <w:rPr>
-          <w:sz w:val="28"/>
-        </w:rPr>
-        <w:t>arm</w:t>
-      </w:r>
-      <w:r>
-        <w:rPr>
-          <w:sz w:val="28"/>
-        </w:rPr>
-        <w:t xml:space="preserve"> in real time.</w:t>
-      </w:r>
-    </w:p>
-    <w:p>
-      <w:pPr>
-        <w:rPr>
-          <w:sz w:val="28"/>
-        </w:rPr>
-      </w:pPr>
-      <w:r>
-        <w:rPr>
-          <w:sz w:val="28"/>
-        </w:rPr>
-        <w:t xml:space="preserve">- </w:t>
-      </w:r>
-      <w:r>
-        <w:rPr>
-          <w:noProof/>
-          <w:lang w:eastAsia="zh-CN"/>
-        </w:rPr>
-        <w:drawing>
-          <wp:inline distT="0" distB="0" distL="0" distR="0" wp14:anchorId="7571D3F8" wp14:editId="2ADDB846">
-            <wp:extent cx="1613090" cy="307340"/>
-            <wp:effectExtent l="0" t="0" r="6350" b="0"/>
-            <wp:docPr id="54" name="Picture 54"/>
-            <wp:cNvGraphicFramePr>
-              <a:graphicFrameLocks xmlns:a="http://schemas.openxmlformats.org/drawingml/2006/main" noChangeAspect="1"/>
-            </wp:cNvGraphicFramePr>
-            <a:graphic xmlns:a="http://schemas.openxmlformats.org/drawingml/2006/main">
-              <a:graphicData uri="http://schemas.openxmlformats.org/drawingml/2006/picture">
-                <pic:pic xmlns:pic="http://schemas.openxmlformats.org/drawingml/2006/picture">
-                  <pic:nvPicPr>
-                    <pic:cNvPr id="1" name=""/>
-                    <pic:cNvPicPr/>
-                  </pic:nvPicPr>
-                  <pic:blipFill rotWithShape="1">
-                    <a:blip r:embed="rId38"/>
-                    <a:srcRect t="9023"/>
-                    <a:stretch/>
-                  </pic:blipFill>
-                  <pic:spPr bwMode="auto">
-                    <a:xfrm>
-                      <a:off x="0" y="0"/>
-                      <a:ext cx="1647895" cy="313971"/>
-                    </a:xfrm>
-                    <a:prstGeom prst="rect">
-                      <a:avLst/>
-                    </a:prstGeom>
-                    <a:ln>
-                      <a:noFill/>
-                    </a:ln>
-                    <a:extLst>
-                      <a:ext uri="{53640926-AAD7-44D8-BBD7-CCE9431645EC}">
-                        <a14:shadowObscured xmlns:a14="http://schemas.microsoft.com/office/drawing/2010/main"/>
-                      </a:ext>
-                    </a:extLst>
-                  </pic:spPr>
-                </pic:pic>
-              </a:graphicData>
-            </a:graphic>
-          </wp:inline>
-        </w:drawing>
-      </w:r>
-      <w:r>
-        <w:rPr>
-          <w:sz w:val="28"/>
-        </w:rPr>
-        <w:t>: Zoom in and out button.</w:t>
-      </w:r>
-    </w:p>
-    <w:p>
-      <w:pPr>
-        <w:rPr>
-          <w:sz w:val="28"/>
-        </w:rPr>
-      </w:pPr>
-      <w:r>
-        <w:rPr>
-          <w:sz w:val="28"/>
-        </w:rPr>
-        <w:t xml:space="preserve">- </w:t>
-      </w:r>
-      <w:r>
-        <w:rPr>
-          <w:noProof/>
-          <w:lang w:eastAsia="zh-CN"/>
-        </w:rPr>
-        <w:drawing>
-          <wp:inline distT="0" distB="0" distL="0" distR="0" wp14:anchorId="16F30D8E" wp14:editId="055BB5F0">
-            <wp:extent cx="784860" cy="293469"/>
-            <wp:effectExtent l="0" t="0" r="0" b="0"/>
-            <wp:docPr id="55" name="Picture 55"/>
-            <wp:cNvGraphicFramePr>
-              <a:graphicFrameLocks xmlns:a="http://schemas.openxmlformats.org/drawingml/2006/main" noChangeAspect="1"/>
-            </wp:cNvGraphicFramePr>
-            <a:graphic xmlns:a="http://schemas.openxmlformats.org/drawingml/2006/main">
-              <a:graphicData uri="http://schemas.openxmlformats.org/drawingml/2006/picture">
-                <pic:pic xmlns:pic="http://schemas.openxmlformats.org/drawingml/2006/picture">
-                  <pic:nvPicPr>
-                    <pic:cNvPr id="1" name=""/>
-                    <pic:cNvPicPr/>
-                  </pic:nvPicPr>
-                  <pic:blipFill rotWithShape="1">
-                    <a:blip r:embed="rId39"/>
-                    <a:srcRect t="7619" b="10476"/>
-                    <a:stretch/>
-                  </pic:blipFill>
-                  <pic:spPr bwMode="auto">
-                    <a:xfrm>
-                      <a:off x="0" y="0"/>
-                      <a:ext cx="790451" cy="295560"/>
-                    </a:xfrm>
-                    <a:prstGeom prst="rect">
-                      <a:avLst/>
-                    </a:prstGeom>
-                    <a:ln>
-                      <a:noFill/>
-                    </a:ln>
-                    <a:extLst>
-                      <a:ext uri="{53640926-AAD7-44D8-BBD7-CCE9431645EC}">
-                        <a14:shadowObscured xmlns:a14="http://schemas.microsoft.com/office/drawing/2010/main"/>
-                      </a:ext>
-                    </a:extLst>
-                  </pic:spPr>
-                </pic:pic>
-              </a:graphicData>
-            </a:graphic>
-          </wp:inline>
-        </w:drawing>
-      </w:r>
-      <w:r>
-        <w:rPr>
-          <w:sz w:val="28"/>
-        </w:rPr>
-        <w:t>: Switch to Setting Tab</w:t>
-      </w:r>
-      <w:r>
-        <w:rPr>
-          <w:sz w:val="28"/>
-        </w:rPr>
-        <w:t>.</w:t>
-      </w:r>
-    </w:p>
-    <w:p>
-      <w:pPr>
-        <w:rPr>
-          <w:sz w:val="28"/>
-        </w:rPr>
-      </w:pPr>
-      <w:r>
-        <w:rPr>
-          <w:sz w:val="28"/>
-        </w:rPr>
-        <w:t xml:space="preserve">- </w:t>
-      </w:r>
-      <w:r>
-        <w:rPr>
-          <w:noProof/>
-          <w:lang w:eastAsia="zh-CN"/>
-        </w:rPr>
-        <w:drawing>
-          <wp:inline distT="0" distB="0" distL="0" distR="0" wp14:anchorId="2A5F7841" wp14:editId="2B9514B4">
-            <wp:extent cx="761128" cy="289560"/>
-            <wp:effectExtent l="0" t="0" r="1270" b="0"/>
-            <wp:docPr id="56" name="Picture 56"/>
-            <wp:cNvGraphicFramePr>
-              <a:graphicFrameLocks xmlns:a="http://schemas.openxmlformats.org/drawingml/2006/main" noChangeAspect="1"/>
-            </wp:cNvGraphicFramePr>
-            <a:graphic xmlns:a="http://schemas.openxmlformats.org/drawingml/2006/main">
-              <a:graphicData uri="http://schemas.openxmlformats.org/drawingml/2006/picture">
-                <pic:pic xmlns:pic="http://schemas.openxmlformats.org/drawingml/2006/picture">
-                  <pic:nvPicPr>
-                    <pic:cNvPr id="1" name=""/>
-                    <pic:cNvPicPr/>
-                  </pic:nvPicPr>
-                  <pic:blipFill>
-                    <a:blip r:embed="rId40"/>
-                    <a:stretch>
-                      <a:fillRect/>
-                    </a:stretch>
-                  </pic:blipFill>
-                  <pic:spPr>
-                    <a:xfrm>
-                      <a:off x="0" y="0"/>
-                      <a:ext cx="805931" cy="306605"/>
-                    </a:xfrm>
-                    <a:prstGeom prst="rect">
-                      <a:avLst/>
-                    </a:prstGeom>
-                  </pic:spPr>
-                </pic:pic>
-              </a:graphicData>
-            </a:graphic>
-          </wp:inline>
-        </w:drawing>
-      </w:r>
-      <w:r>
-        <w:rPr>
-          <w:sz w:val="28"/>
-        </w:rPr>
-        <w:t>: Reset view</w:t>
-      </w:r>
-      <w:r>
-        <w:rPr>
-          <w:sz w:val="28"/>
-        </w:rPr>
-        <w:t>.</w:t>
-      </w:r>
-    </w:p>
-    <w:p>
-      <w:pPr>
-        <w:jc w:val="center"/>
-        <w:rPr>
-          <w:b/>
-          <w:sz w:val="28"/>
-        </w:rPr>
-      </w:pPr>
-    </w:p>
-    <w:p>
-      <w:pPr>
-        <w:jc w:val="center"/>
-        <w:rPr>
-          <w:b/>
-          <w:sz w:val="28"/>
-        </w:rPr>
-      </w:pPr>
-    </w:p>
-    <w:p>
-      <w:pPr>
-        <w:jc w:val="center"/>
-        <w:rPr>
-          <w:b/>
-          <w:sz w:val="28"/>
-        </w:rPr>
-      </w:pPr>
-    </w:p>
-    <w:p>
-      <w:pPr>
-        <w:pStyle w:val="Heading2"/>
-        <w:rPr>
-          <w:sz w:val="32"/>
-        </w:rPr>
-      </w:pPr>
-      <w:bookmarkStart w:id="11" w:name="_Toc232684422"/>
-      <w:r>
-        <w:rPr>
-          <w:sz w:val="32"/>
-        </w:rPr>
-        <w:lastRenderedPageBreak/>
-        <w:t>1.7</w:t>
-      </w:r>
-      <w:r>
-        <w:rPr>
-          <w:sz w:val="32"/>
-        </w:rPr>
-        <w:t xml:space="preserve">. </w:t>
-      </w:r>
-      <w:r>
-        <w:rPr>
-          <w:sz w:val="32"/>
-        </w:rPr>
-        <w:t>Advance Setting</w:t>
-      </w:r>
-      <w:bookmarkEnd w:id="11"/>
-    </w:p>
-    <w:p>
-      <w:pPr>
-        <w:jc w:val="center"/>
-        <w:rPr>
-          <w:b/>
-          <w:sz w:val="28"/>
-        </w:rPr>
-      </w:pPr>
-      <w:r>
-        <w:rPr>
-          <w:noProof/>
-          <w:lang w:eastAsia="zh-CN"/>
-        </w:rPr>
-        <w:drawing>
-          <wp:inline distT="0" distB="0" distL="0" distR="0" wp14:anchorId="114814FC" wp14:editId="1559C7FD">
-            <wp:extent cx="2651760" cy="2122329"/>
-            <wp:effectExtent l="0" t="0" r="0" b="0"/>
-            <wp:docPr id="30" name="Picture 30"/>
-            <wp:cNvGraphicFramePr>
-              <a:graphicFrameLocks xmlns:a="http://schemas.openxmlformats.org/drawingml/2006/main" noChangeAspect="1"/>
-            </wp:cNvGraphicFramePr>
-            <a:graphic xmlns:a="http://schemas.openxmlformats.org/drawingml/2006/main">
-              <a:graphicData uri="http://schemas.openxmlformats.org/drawingml/2006/picture">
-                <pic:pic xmlns:pic="http://schemas.openxmlformats.org/drawingml/2006/picture">
-                  <pic:nvPicPr>
-                    <pic:cNvPr id="1" name=""/>
-                    <pic:cNvPicPr/>
-                  </pic:nvPicPr>
-                  <pic:blipFill>
-                    <a:blip r:embed="rId41"/>
-                    <a:stretch>
-                      <a:fillRect/>
-                    </a:stretch>
-                  </pic:blipFill>
-                  <pic:spPr>
-                    <a:xfrm>
-                      <a:off x="0" y="0"/>
-                      <a:ext cx="2723499" cy="2179745"/>
-                    </a:xfrm>
-                    <a:prstGeom prst="rect">
-                      <a:avLst/>
-                    </a:prstGeom>
-                  </pic:spPr>
-                </pic:pic>
-              </a:graphicData>
-            </a:graphic>
-          </wp:inline>
-        </w:drawing>
-      </w:r>
-      <w:r>
-        <w:rPr>
-          <w:b/>
-          <w:sz w:val="28"/>
-        </w:rPr>
-        <w:t xml:space="preserve"> </w:t>
-      </w:r>
-      <w:r>
-        <w:rPr>
-          <w:noProof/>
-          <w:lang w:eastAsia="zh-CN"/>
-        </w:rPr>
-        <w:drawing>
-          <wp:inline distT="0" distB="0" distL="0" distR="0" wp14:anchorId="3059F07B" wp14:editId="056B61AC">
-            <wp:extent cx="2628900" cy="2120463"/>
-            <wp:effectExtent l="0" t="0" r="0" b="0"/>
-            <wp:docPr id="31" name="Picture 31"/>
-            <wp:cNvGraphicFramePr>
-              <a:graphicFrameLocks xmlns:a="http://schemas.openxmlformats.org/drawingml/2006/main" noChangeAspect="1"/>
-            </wp:cNvGraphicFramePr>
-            <a:graphic xmlns:a="http://schemas.openxmlformats.org/drawingml/2006/main">
-              <a:graphicData uri="http://schemas.openxmlformats.org/drawingml/2006/picture">
-                <pic:pic xmlns:pic="http://schemas.openxmlformats.org/drawingml/2006/picture">
-                  <pic:nvPicPr>
-                    <pic:cNvPr id="1" name=""/>
-                    <pic:cNvPicPr/>
-                  </pic:nvPicPr>
-                  <pic:blipFill>
-                    <a:blip r:embed="rId42"/>
-                    <a:stretch>
-                      <a:fillRect/>
-                    </a:stretch>
-                  </pic:blipFill>
-                  <pic:spPr>
-                    <a:xfrm>
-                      <a:off x="0" y="0"/>
-                      <a:ext cx="2641450" cy="2130586"/>
-                    </a:xfrm>
-                    <a:prstGeom prst="rect">
-                      <a:avLst/>
-                    </a:prstGeom>
-                  </pic:spPr>
-                </pic:pic>
-              </a:graphicData>
-            </a:graphic>
-          </wp:inline>
-        </w:drawing>
-      </w:r>
-    </w:p>
-    <w:p>
-      <w:pPr>
-        <w:jc w:val="center"/>
-        <w:rPr>
-          <w:b/>
-          <w:sz w:val="28"/>
-        </w:rPr>
-      </w:pPr>
-      <w:r>
-        <w:rPr>
-          <w:b/>
-          <w:sz w:val="28"/>
-        </w:rPr>
-        <w:t>Figure 1.</w:t>
-      </w:r>
-      <w:r>
-        <w:rPr>
-          <w:b/>
-          <w:sz w:val="28"/>
-        </w:rPr>
-        <w:t>7</w:t>
-      </w:r>
-      <w:r>
-        <w:rPr>
-          <w:b/>
-          <w:sz w:val="28"/>
-        </w:rPr>
-        <w:t>:</w:t>
-      </w:r>
-      <w:r>
-        <w:rPr>
-          <w:b/>
-          <w:sz w:val="28"/>
-        </w:rPr>
-        <w:t xml:space="preserve"> </w:t>
-      </w:r>
-      <w:r>
-        <w:rPr>
-          <w:sz w:val="28"/>
-        </w:rPr>
-        <w:t>Advance Setting</w:t>
-      </w:r>
-      <w:r>
-        <w:rPr>
-          <w:sz w:val="28"/>
-        </w:rPr>
-        <w:t xml:space="preserve"> Tab</w:t>
-      </w:r>
-      <w:r>
-        <w:rPr>
-          <w:sz w:val="28"/>
-        </w:rPr>
-        <w:t>.</w:t>
-      </w:r>
-    </w:p>
-    <w:p>
-      <w:pPr>
-        <w:tabs>
-          <w:tab w:val="left" w:pos="3600"/>
-        </w:tabs>
-        <w:rPr>
-          <w:sz w:val="28"/>
-        </w:rPr>
-      </w:pPr>
-      <w:r>
-        <w:rPr>
-          <w:sz w:val="28"/>
-        </w:rPr>
-        <w:t xml:space="preserve">- </w:t>
-      </w:r>
-      <w:r>
-        <w:rPr>
-          <w:sz w:val="28"/>
-        </w:rPr>
-        <w:t>Gap Length</w:t>
-      </w:r>
-      <w:r>
-        <w:rPr>
-          <w:sz w:val="28"/>
-        </w:rPr>
-        <w:t xml:space="preserve">: </w:t>
-      </w:r>
-      <w:r>
-        <w:rPr>
-          <w:sz w:val="28"/>
-        </w:rPr>
-        <w:t>Data for calculated.</w:t>
-      </w:r>
-      <w:r>
-        <w:rPr>
-          <w:sz w:val="28"/>
-        </w:rPr>
-        <w:br/>
-        <w:t xml:space="preserve">- </w:t>
-      </w:r>
-      <w:r>
-        <w:rPr>
-          <w:sz w:val="28"/>
-        </w:rPr>
-        <w:t>Scaling Speed in out</w:t>
-      </w:r>
-      <w:r>
-        <w:rPr>
-          <w:sz w:val="28"/>
-        </w:rPr>
-        <w:t>: Data for calculated</w:t>
-      </w:r>
-      <w:r>
-        <w:rPr>
-          <w:sz w:val="28"/>
-        </w:rPr>
-        <w:t>.</w:t>
-      </w:r>
-      <w:r>
-        <w:rPr>
-          <w:sz w:val="28"/>
-        </w:rPr>
-        <w:br/>
-      </w:r>
-      <w:r>
-        <w:rPr>
-          <w:sz w:val="28"/>
-        </w:rPr>
-        <w:t xml:space="preserve">- </w:t>
-      </w:r>
-      <w:r>
-        <w:rPr>
-          <w:sz w:val="28"/>
-        </w:rPr>
-        <w:t>Scaling Speed out in</w:t>
-      </w:r>
-      <w:r>
-        <w:rPr>
-          <w:sz w:val="28"/>
-        </w:rPr>
-        <w:t>: Data for calculated.</w:t>
-      </w:r>
-      <w:r>
-        <w:rPr>
-          <w:sz w:val="28"/>
-        </w:rPr>
-        <w:br/>
-        <w:t xml:space="preserve">- </w:t>
-      </w:r>
-      <w:r>
-        <w:rPr>
-          <w:sz w:val="28"/>
-        </w:rPr>
-        <w:t>Manual Speed</w:t>
-      </w:r>
-      <w:r>
-        <w:rPr>
-          <w:sz w:val="28"/>
-        </w:rPr>
-        <w:t xml:space="preserve">: </w:t>
-      </w:r>
-      <w:r>
-        <w:rPr>
-          <w:sz w:val="28"/>
-        </w:rPr>
-        <w:t>Speed of Robot Arm(Only when in Manual Mode)</w:t>
-      </w:r>
-      <w:r>
-        <w:rPr>
-          <w:sz w:val="28"/>
-        </w:rPr>
-        <w:t>.</w:t>
-      </w:r>
-      <w:r>
-        <w:rPr>
-          <w:sz w:val="28"/>
-        </w:rPr>
-        <w:br/>
-      </w:r>
-      <w:r>
-        <w:rPr>
-          <w:sz w:val="28"/>
-        </w:rPr>
-        <w:t xml:space="preserve">- </w:t>
-      </w:r>
-      <w:r>
-        <w:rPr>
-          <w:sz w:val="28"/>
-        </w:rPr>
-        <w:t>Presser Time</w:t>
-      </w:r>
-      <w:r>
-        <w:rPr>
-          <w:sz w:val="28"/>
-        </w:rPr>
-        <w:t>: Data for calculated</w:t>
-      </w:r>
-      <w:r>
-        <w:rPr>
-          <w:sz w:val="28"/>
-        </w:rPr>
-        <w:t xml:space="preserve"> </w:t>
-      </w:r>
-      <w:r>
-        <w:rPr>
-          <w:sz w:val="28"/>
-        </w:rPr>
-        <w:t>.</w:t>
-      </w:r>
-      <w:r>
-        <w:rPr>
-          <w:sz w:val="28"/>
-        </w:rPr>
-        <w:br/>
-        <w:t xml:space="preserve">- </w:t>
-      </w:r>
-      <w:r>
-        <w:rPr>
-          <w:sz w:val="28"/>
-        </w:rPr>
-        <w:t>Delay Sensor</w:t>
-      </w:r>
-      <w:r>
-        <w:rPr>
-          <w:sz w:val="28"/>
-        </w:rPr>
-        <w:t>: Data for calculated.</w:t>
-      </w:r>
-      <w:r>
-        <w:rPr>
-          <w:sz w:val="28"/>
-        </w:rPr>
-        <w:br/>
-      </w:r>
-      <w:r>
-        <w:rPr>
-          <w:sz w:val="28"/>
-        </w:rPr>
-        <w:t xml:space="preserve">- </w:t>
-      </w:r>
-      <w:r>
-        <w:rPr>
-          <w:sz w:val="28"/>
-        </w:rPr>
-        <w:t>Home X</w:t>
-      </w:r>
-      <w:r>
-        <w:rPr>
-          <w:sz w:val="28"/>
-        </w:rPr>
-        <w:t xml:space="preserve">: </w:t>
-      </w:r>
-      <w:r>
-        <w:rPr>
-          <w:sz w:val="28"/>
-        </w:rPr>
-        <w:t>Robot Home X</w:t>
-      </w:r>
-      <w:r>
-        <w:rPr>
-          <w:sz w:val="28"/>
-        </w:rPr>
-        <w:t>.</w:t>
-      </w:r>
-      <w:r>
-        <w:rPr>
-          <w:sz w:val="28"/>
-        </w:rPr>
-        <w:br/>
-      </w:r>
-      <w:r>
-        <w:rPr>
-          <w:sz w:val="28"/>
-        </w:rPr>
-        <w:t xml:space="preserve">- </w:t>
-      </w:r>
-      <w:r>
-        <w:rPr>
-          <w:sz w:val="28"/>
-        </w:rPr>
-        <w:t>Home Y</w:t>
-      </w:r>
-      <w:r>
-        <w:rPr>
-          <w:sz w:val="28"/>
-        </w:rPr>
-        <w:t xml:space="preserve">: </w:t>
-      </w:r>
-      <w:r>
-        <w:rPr>
-          <w:sz w:val="28"/>
-        </w:rPr>
-        <w:t>Robot Home Y</w:t>
-      </w:r>
-      <w:r>
-        <w:rPr>
-          <w:sz w:val="28"/>
-        </w:rPr>
-        <w:t>.</w:t>
-      </w:r>
-      <w:r>
-        <w:rPr>
-          <w:sz w:val="28"/>
-        </w:rPr>
-        <w:br/>
-      </w:r>
-      <w:r>
-        <w:rPr>
-          <w:sz w:val="28"/>
-        </w:rPr>
-        <w:t xml:space="preserve">- Home Z: </w:t>
-      </w:r>
-      <w:r>
-        <w:rPr>
-          <w:sz w:val="28"/>
-        </w:rPr>
-        <w:t>Robot Home Z</w:t>
-      </w:r>
-      <w:r>
-        <w:rPr>
-          <w:sz w:val="28"/>
-        </w:rPr>
-        <w:t>.</w:t>
-      </w:r>
-      <w:r>
-        <w:rPr>
-          <w:sz w:val="28"/>
-        </w:rPr>
-        <w:br/>
-      </w:r>
-      <w:r>
-        <w:rPr>
-          <w:sz w:val="28"/>
-        </w:rPr>
-        <w:t xml:space="preserve">- Pre Packing: </w:t>
-      </w:r>
-      <w:r>
-        <w:rPr>
-          <w:sz w:val="28"/>
-        </w:rPr>
-        <w:t>Prepare Position before Packing</w:t>
-      </w:r>
-      <w:r>
-        <w:rPr>
-          <w:sz w:val="28"/>
-        </w:rPr>
-        <w:t>.</w:t>
-      </w:r>
-      <w:r>
-        <w:rPr>
-          <w:sz w:val="28"/>
-        </w:rPr>
-        <w:br/>
-      </w:r>
-      <w:r>
-        <w:rPr>
-          <w:sz w:val="28"/>
-        </w:rPr>
-        <w:t>- Offset X: Data for calculated.</w:t>
-      </w:r>
-      <w:r>
-        <w:rPr>
-          <w:sz w:val="28"/>
-        </w:rPr>
-        <w:br/>
-      </w:r>
-      <w:r>
-        <w:rPr>
-          <w:sz w:val="28"/>
-        </w:rPr>
-        <w:t>- Offset Y: Data for calculated.</w:t>
-      </w:r>
-    </w:p>
-    <w:p>
-      <w:pPr>
-        <w:rPr>
-          <w:rFonts w:asciiTheme="majorHAnsi" w:eastAsiaTheme="majorEastAsia" w:hAnsiTheme="majorHAnsi" w:cstheme="majorBidi"/>
-          <w:b/>
-          <w:bCs/>
-          <w:color w:val="365F91" w:themeColor="accent1" w:themeShade="BF"/>
-          <w:sz w:val="36"/>
-          <w:szCs w:val="28"/>
-        </w:rPr>
-      </w:pPr>
-      <w:r>
-        <w:rPr>
-          <w:sz w:val="36"/>
-        </w:rPr>
-        <w:br w:type="page"/>
-      </w:r>
-    </w:p>
-    <w:p>
-      <w:pPr>
-        <w:pStyle w:val="Heading1"/>
-        <w:rPr>
-          <w:sz w:val="36"/>
-        </w:rPr>
-      </w:pPr>
-      <w:bookmarkStart w:id="12" w:name="_Toc232684423"/>
-      <w:r>
-        <w:rPr>
-          <w:sz w:val="36"/>
-        </w:rPr>
-        <w:lastRenderedPageBreak/>
-        <w:t xml:space="preserve">II. </w:t>
-      </w:r>
-      <w:r>
-        <w:rPr>
-          <w:sz w:val="36"/>
-        </w:rPr>
-        <w:t>Product</w:t>
-      </w:r>
-      <w:r>
-        <w:rPr>
-          <w:sz w:val="36"/>
-        </w:rPr>
-        <w:t xml:space="preserve"> Panels and Function Guide</w:t>
-      </w:r>
-      <w:bookmarkEnd w:id="12"/>
-    </w:p>
-    <w:p/>
-    <w:p>
-      <w:r>
-        <w:rPr>
-          <w:noProof/>
-          <w:lang w:eastAsia="zh-CN"/>
-        </w:rPr>
-        <w:drawing>
-          <wp:inline distT="0" distB="0" distL="0" distR="0" wp14:anchorId="038EC5CD" wp14:editId="1746F36F">
-            <wp:extent cx="5486400" cy="3366135"/>
-            <wp:effectExtent l="0" t="0" r="0" b="5715"/>
-            <wp:docPr id="58" name="Picture 58"/>
-            <wp:cNvGraphicFramePr>
-              <a:graphicFrameLocks xmlns:a="http://schemas.openxmlformats.org/drawingml/2006/main" noChangeAspect="1"/>
-            </wp:cNvGraphicFramePr>
-            <a:graphic xmlns:a="http://schemas.openxmlformats.org/drawingml/2006/main">
-              <a:graphicData uri="http://schemas.openxmlformats.org/drawingml/2006/picture">
-                <pic:pic xmlns:pic="http://schemas.openxmlformats.org/drawingml/2006/picture">
-                  <pic:nvPicPr>
-                    <pic:cNvPr id="1" name=""/>
-                    <pic:cNvPicPr/>
-                  </pic:nvPicPr>
-                  <pic:blipFill>
-                    <a:blip r:embed="rId43"/>
-                    <a:stretch>
-                      <a:fillRect/>
-                    </a:stretch>
-                  </pic:blipFill>
-                  <pic:spPr>
-                    <a:xfrm>
-                      <a:off x="0" y="0"/>
-                      <a:ext cx="5486400" cy="3366135"/>
-                    </a:xfrm>
-                    <a:prstGeom prst="rect">
-                      <a:avLst/>
-                    </a:prstGeom>
-                  </pic:spPr>
-                </pic:pic>
-              </a:graphicData>
-            </a:graphic>
-          </wp:inline>
-        </w:drawing>
-      </w:r>
-    </w:p>
-    <w:p>
-      <w:pPr>
-        <w:jc w:val="center"/>
-        <w:rPr>
-          <w:sz w:val="28"/>
-        </w:rPr>
-      </w:pPr>
-      <w:r>
-        <w:rPr>
-          <w:b/>
-          <w:sz w:val="28"/>
-        </w:rPr>
-        <w:t>Figure 2</w:t>
-      </w:r>
-      <w:r>
-        <w:rPr>
-          <w:b/>
-          <w:sz w:val="28"/>
-        </w:rPr>
-        <w:t>:</w:t>
-      </w:r>
-      <w:r>
-        <w:rPr>
-          <w:b/>
-          <w:sz w:val="28"/>
-        </w:rPr>
-        <w:t xml:space="preserve"> </w:t>
-      </w:r>
-      <w:r>
-        <w:rPr>
-          <w:sz w:val="28"/>
-        </w:rPr>
-        <w:t>Product Interface Panels</w:t>
-      </w:r>
-      <w:r>
-        <w:rPr>
-          <w:sz w:val="28"/>
-        </w:rPr>
-        <w:t>.</w:t>
-      </w:r>
-    </w:p>
-    <w:p>
-      <w:pPr>
-        <w:pStyle w:val="Heading2"/>
-        <w:rPr>
-          <w:sz w:val="32"/>
-        </w:rPr>
-      </w:pPr>
-      <w:bookmarkStart w:id="13" w:name="_Toc232684424"/>
-      <w:r>
-        <w:rPr>
-          <w:sz w:val="32"/>
-        </w:rPr>
-        <w:lastRenderedPageBreak/>
-        <w:t>1</w:t>
-      </w:r>
-      <w:r>
-        <w:rPr>
-          <w:sz w:val="32"/>
-        </w:rPr>
-        <w:t xml:space="preserve">. </w:t>
-      </w:r>
-      <w:r>
-        <w:rPr>
-          <w:sz w:val="32"/>
-        </w:rPr>
-        <w:t>Catalog</w:t>
-      </w:r>
-      <w:bookmarkEnd w:id="13"/>
-    </w:p>
-    <w:p>
-      <w:pPr>
-        <w:jc w:val="center"/>
-        <w:rPr>
-          <w:sz w:val="28"/>
-        </w:rPr>
-      </w:pPr>
-      <w:r>
-        <w:rPr>
-          <w:noProof/>
-          <w:lang w:eastAsia="zh-CN"/>
-        </w:rPr>
-        <w:drawing>
-          <wp:inline distT="0" distB="0" distL="0" distR="0" wp14:anchorId="17F5B860" wp14:editId="48AF068D">
-            <wp:extent cx="2874196" cy="4114800"/>
-            <wp:effectExtent l="0" t="0" r="2540" b="0"/>
-            <wp:docPr id="60" name="Picture 60"/>
-            <wp:cNvGraphicFramePr>
-              <a:graphicFrameLocks xmlns:a="http://schemas.openxmlformats.org/drawingml/2006/main" noChangeAspect="1"/>
-            </wp:cNvGraphicFramePr>
-            <a:graphic xmlns:a="http://schemas.openxmlformats.org/drawingml/2006/main">
-              <a:graphicData uri="http://schemas.openxmlformats.org/drawingml/2006/picture">
-                <pic:pic xmlns:pic="http://schemas.openxmlformats.org/drawingml/2006/picture">
-                  <pic:nvPicPr>
-                    <pic:cNvPr id="1" name=""/>
-                    <pic:cNvPicPr/>
-                  </pic:nvPicPr>
-                  <pic:blipFill>
-                    <a:blip r:embed="rId44"/>
-                    <a:stretch>
-                      <a:fillRect/>
-                    </a:stretch>
-                  </pic:blipFill>
-                  <pic:spPr>
-                    <a:xfrm>
-                      <a:off x="0" y="0"/>
-                      <a:ext cx="2874196" cy="4114800"/>
-                    </a:xfrm>
-                    <a:prstGeom prst="rect">
-                      <a:avLst/>
-                    </a:prstGeom>
-                  </pic:spPr>
-                </pic:pic>
-              </a:graphicData>
-            </a:graphic>
-          </wp:inline>
-        </w:drawing>
-      </w:r>
-    </w:p>
-    <w:p>
-      <w:pPr>
-        <w:jc w:val="center"/>
-        <w:rPr>
-          <w:sz w:val="28"/>
-        </w:rPr>
-      </w:pPr>
-      <w:r>
-        <w:rPr>
-          <w:b/>
-          <w:sz w:val="28"/>
-        </w:rPr>
-        <w:t>Figure 2.1:</w:t>
-      </w:r>
-      <w:r>
-        <w:rPr>
-          <w:b/>
-          <w:sz w:val="28"/>
-        </w:rPr>
-        <w:t xml:space="preserve"> </w:t>
-      </w:r>
-      <w:r>
-        <w:rPr>
-          <w:sz w:val="28"/>
-        </w:rPr>
-        <w:t>Catalog</w:t>
-      </w:r>
-      <w:r>
-        <w:rPr>
-          <w:sz w:val="28"/>
-        </w:rPr>
-        <w:t xml:space="preserve"> Panel</w:t>
-      </w:r>
-      <w:r>
-        <w:rPr>
-          <w:sz w:val="28"/>
-        </w:rPr>
-        <w:t>.</w:t>
-      </w:r>
-    </w:p>
-    <w:p>
-      <w:pPr>
-        <w:rPr>
-          <w:sz w:val="28"/>
-        </w:rPr>
-      </w:pPr>
-      <w:r>
-        <w:rPr>
-          <w:sz w:val="28"/>
-        </w:rPr>
-        <w:t xml:space="preserve">- </w:t>
-      </w:r>
-      <w:r>
-        <w:rPr>
-          <w:noProof/>
-          <w:lang w:eastAsia="zh-CN"/>
-        </w:rPr>
-        <w:drawing>
-          <wp:inline distT="0" distB="0" distL="0" distR="0" wp14:anchorId="7D9B3A97" wp14:editId="4723BE39">
-            <wp:extent cx="1889760" cy="385174"/>
-            <wp:effectExtent l="0" t="0" r="0" b="0"/>
-            <wp:docPr id="63" name="Picture 63"/>
-            <wp:cNvGraphicFramePr>
-              <a:graphicFrameLocks xmlns:a="http://schemas.openxmlformats.org/drawingml/2006/main" noChangeAspect="1"/>
-            </wp:cNvGraphicFramePr>
-            <a:graphic xmlns:a="http://schemas.openxmlformats.org/drawingml/2006/main">
-              <a:graphicData uri="http://schemas.openxmlformats.org/drawingml/2006/picture">
-                <pic:pic xmlns:pic="http://schemas.openxmlformats.org/drawingml/2006/picture">
-                  <pic:nvPicPr>
-                    <pic:cNvPr id="1" name=""/>
-                    <pic:cNvPicPr/>
-                  </pic:nvPicPr>
-                  <pic:blipFill rotWithShape="1">
-                    <a:blip r:embed="rId45"/>
-                    <a:srcRect l="933" t="8275" r="1322" b="3448"/>
-                    <a:stretch/>
-                  </pic:blipFill>
-                  <pic:spPr bwMode="auto">
-                    <a:xfrm>
-                      <a:off x="0" y="0"/>
-                      <a:ext cx="1976270" cy="402807"/>
-                    </a:xfrm>
-                    <a:prstGeom prst="rect">
-                      <a:avLst/>
-                    </a:prstGeom>
-                    <a:ln>
-                      <a:noFill/>
-                    </a:ln>
-                    <a:extLst>
-                      <a:ext uri="{53640926-AAD7-44D8-BBD7-CCE9431645EC}">
-                        <a14:shadowObscured xmlns:a14="http://schemas.microsoft.com/office/drawing/2010/main"/>
-                      </a:ext>
-                    </a:extLst>
-                  </pic:spPr>
-                </pic:pic>
-              </a:graphicData>
-            </a:graphic>
-          </wp:inline>
-        </w:drawing>
-      </w:r>
-      <w:r>
-        <w:rPr>
-          <w:sz w:val="28"/>
-        </w:rPr>
-        <w:t>: Switch to Box or Product Tab.</w:t>
-      </w:r>
-    </w:p>
-    <w:p>
-      <w:pPr>
-        <w:rPr>
-          <w:sz w:val="28"/>
-        </w:rPr>
-      </w:pPr>
-      <w:r>
-        <w:rPr>
-          <w:sz w:val="28"/>
-        </w:rPr>
-        <w:t xml:space="preserve">- </w:t>
-      </w:r>
-      <w:r>
-        <w:rPr>
-          <w:noProof/>
-          <w:lang w:eastAsia="zh-CN"/>
-        </w:rPr>
-        <w:drawing>
-          <wp:inline distT="0" distB="0" distL="0" distR="0" wp14:anchorId="414564DA" wp14:editId="1E3AD85D">
-            <wp:extent cx="2407920" cy="338349"/>
-            <wp:effectExtent l="0" t="0" r="0" b="5080"/>
-            <wp:docPr id="64" name="Picture 64"/>
-            <wp:cNvGraphicFramePr>
-              <a:graphicFrameLocks xmlns:a="http://schemas.openxmlformats.org/drawingml/2006/main" noChangeAspect="1"/>
-            </wp:cNvGraphicFramePr>
-            <a:graphic xmlns:a="http://schemas.openxmlformats.org/drawingml/2006/main">
-              <a:graphicData uri="http://schemas.openxmlformats.org/drawingml/2006/picture">
-                <pic:pic xmlns:pic="http://schemas.openxmlformats.org/drawingml/2006/picture">
-                  <pic:nvPicPr>
-                    <pic:cNvPr id="1" name=""/>
-                    <pic:cNvPicPr/>
-                  </pic:nvPicPr>
-                  <pic:blipFill rotWithShape="1">
-                    <a:blip r:embed="rId46"/>
-                    <a:srcRect l="698" t="1" b="4000"/>
-                    <a:stretch/>
-                  </pic:blipFill>
-                  <pic:spPr bwMode="auto">
-                    <a:xfrm>
-                      <a:off x="0" y="0"/>
-                      <a:ext cx="2610557" cy="366823"/>
-                    </a:xfrm>
-                    <a:prstGeom prst="rect">
-                      <a:avLst/>
-                    </a:prstGeom>
-                    <a:ln>
-                      <a:noFill/>
-                    </a:ln>
-                    <a:extLst>
-                      <a:ext uri="{53640926-AAD7-44D8-BBD7-CCE9431645EC}">
-                        <a14:shadowObscured xmlns:a14="http://schemas.microsoft.com/office/drawing/2010/main"/>
-                      </a:ext>
-                    </a:extLst>
-                  </pic:spPr>
-                </pic:pic>
-              </a:graphicData>
-            </a:graphic>
-          </wp:inline>
-        </w:drawing>
-      </w:r>
-      <w:r>
-        <w:rPr>
-          <w:sz w:val="28"/>
-        </w:rPr>
-        <w:t>: Add/ Edit/ Delete item in catalog.</w:t>
-      </w:r>
-    </w:p>
-    <w:p>
-      <w:pPr>
-        <w:rPr>
-          <w:sz w:val="28"/>
-        </w:rPr>
-      </w:pPr>
-    </w:p>
-    <w:p>
-      <w:pPr>
-        <w:rPr>
-          <w:sz w:val="28"/>
-        </w:rPr>
-      </w:pPr>
-    </w:p>
-    <w:p>
-      <w:pPr>
-        <w:rPr>
-          <w:sz w:val="28"/>
-        </w:rPr>
-      </w:pPr>
-      <w:r>
-        <w:rPr>
-          <w:sz w:val="28"/>
-        </w:rPr>
-        <w:br w:type="page"/>
-      </w:r>
-    </w:p>
-    <w:p>
-      <w:pPr>
-        <w:pStyle w:val="Heading2"/>
-        <w:rPr>
-          <w:sz w:val="32"/>
-        </w:rPr>
-      </w:pPr>
-      <w:bookmarkStart w:id="14" w:name="_Toc232684425"/>
-      <w:r>
-        <w:rPr>
-          <w:sz w:val="32"/>
-        </w:rPr>
-        <w:lastRenderedPageBreak/>
-        <w:t>2</w:t>
-      </w:r>
-      <w:r>
-        <w:rPr>
-          <w:sz w:val="32"/>
-        </w:rPr>
-        <w:t xml:space="preserve">. </w:t>
-      </w:r>
-      <w:r>
-        <w:rPr>
-          <w:sz w:val="32"/>
-        </w:rPr>
-        <w:t>Detail</w:t>
-      </w:r>
-      <w:r>
-        <w:rPr>
-          <w:sz w:val="32"/>
-        </w:rPr>
-        <w:t>s</w:t>
-      </w:r>
-      <w:bookmarkEnd w:id="14"/>
-    </w:p>
-    <w:p>
-      <w:pPr>
-        <w:jc w:val="center"/>
-        <w:rPr>
-          <w:sz w:val="28"/>
-        </w:rPr>
-      </w:pPr>
-      <w:r>
-        <w:rPr>
-          <w:noProof/>
-          <w:lang w:eastAsia="zh-CN"/>
-        </w:rPr>
-        <w:drawing>
-          <wp:inline distT="0" distB="0" distL="0" distR="0" wp14:anchorId="528B211B" wp14:editId="3E81E0ED">
-            <wp:extent cx="4492276" cy="4114800"/>
-            <wp:effectExtent l="0" t="0" r="3810" b="0"/>
-            <wp:docPr id="62" name="Picture 62"/>
-            <wp:cNvGraphicFramePr>
-              <a:graphicFrameLocks xmlns:a="http://schemas.openxmlformats.org/drawingml/2006/main" noChangeAspect="1"/>
-            </wp:cNvGraphicFramePr>
-            <a:graphic xmlns:a="http://schemas.openxmlformats.org/drawingml/2006/main">
-              <a:graphicData uri="http://schemas.openxmlformats.org/drawingml/2006/picture">
-                <pic:pic xmlns:pic="http://schemas.openxmlformats.org/drawingml/2006/picture">
-                  <pic:nvPicPr>
-                    <pic:cNvPr id="1" name=""/>
-                    <pic:cNvPicPr/>
-                  </pic:nvPicPr>
-                  <pic:blipFill>
-                    <a:blip r:embed="rId47"/>
-                    <a:stretch>
-                      <a:fillRect/>
-                    </a:stretch>
-                  </pic:blipFill>
-                  <pic:spPr>
-                    <a:xfrm>
-                      <a:off x="0" y="0"/>
-                      <a:ext cx="4492276" cy="4114800"/>
-                    </a:xfrm>
-                    <a:prstGeom prst="rect">
-                      <a:avLst/>
-                    </a:prstGeom>
-                  </pic:spPr>
-                </pic:pic>
-              </a:graphicData>
-            </a:graphic>
-          </wp:inline>
-        </w:drawing>
-      </w:r>
-    </w:p>
-    <w:p>
-      <w:pPr>
-        <w:jc w:val="center"/>
-        <w:rPr>
-          <w:sz w:val="28"/>
-        </w:rPr>
-      </w:pPr>
-      <w:r>
-        <w:rPr>
-          <w:b/>
-          <w:sz w:val="28"/>
-        </w:rPr>
-        <w:t>Figure 2.</w:t>
-      </w:r>
-      <w:r>
-        <w:rPr>
-          <w:b/>
-          <w:sz w:val="28"/>
-        </w:rPr>
-        <w:t>2</w:t>
-      </w:r>
-      <w:r>
-        <w:rPr>
-          <w:b/>
-          <w:sz w:val="28"/>
-        </w:rPr>
-        <w:t>:</w:t>
-      </w:r>
-      <w:r>
-        <w:rPr>
-          <w:b/>
-          <w:sz w:val="28"/>
-        </w:rPr>
-        <w:t xml:space="preserve"> </w:t>
-      </w:r>
-      <w:r>
-        <w:rPr>
-          <w:sz w:val="28"/>
-        </w:rPr>
-        <w:t>Detail Panel</w:t>
-      </w:r>
-      <w:r>
-        <w:rPr>
-          <w:sz w:val="28"/>
-        </w:rPr>
-        <w:t>.</w:t>
-      </w:r>
-    </w:p>
-    <w:p>
-      <w:pPr>
-        <w:rPr>
-          <w:sz w:val="28"/>
-        </w:rPr>
-      </w:pPr>
-      <w:r>
-        <w:rPr>
-          <w:sz w:val="28"/>
-        </w:rPr>
-        <w:t xml:space="preserve">- </w:t>
-      </w:r>
-      <w:r>
-        <w:rPr>
-          <w:sz w:val="28"/>
-        </w:rPr>
-        <w:t>Display information of the selected item</w:t>
-      </w:r>
-    </w:p>
-    <w:p>
-      <w:pPr>
-        <w:rPr>
-          <w:rFonts w:asciiTheme="majorHAnsi" w:eastAsiaTheme="majorEastAsia" w:hAnsiTheme="majorHAnsi" w:cstheme="majorBidi"/>
-          <w:b/>
-          <w:bCs/>
-          <w:color w:val="365F91" w:themeColor="accent1" w:themeShade="BF"/>
-          <w:sz w:val="36"/>
-          <w:szCs w:val="28"/>
-        </w:rPr>
-      </w:pPr>
-      <w:r>
-        <w:rPr>
-          <w:sz w:val="36"/>
-        </w:rPr>
-        <w:br w:type="page"/>
-      </w:r>
-    </w:p>
-    <w:p>
-      <w:pPr>
-        <w:pStyle w:val="Heading1"/>
-        <w:rPr>
-          <w:sz w:val="36"/>
-        </w:rPr>
-      </w:pPr>
-      <w:bookmarkStart w:id="15" w:name="_Toc232684426"/>
-      <w:r>
-        <w:rPr>
-          <w:sz w:val="36"/>
-        </w:rPr>
-        <w:lastRenderedPageBreak/>
-        <w:t xml:space="preserve">III. </w:t>
-      </w:r>
-      <w:r>
-        <w:rPr>
-          <w:sz w:val="36"/>
-        </w:rPr>
-        <w:t>Devices</w:t>
-      </w:r>
-      <w:r>
-        <w:rPr>
-          <w:sz w:val="36"/>
-        </w:rPr>
-        <w:t xml:space="preserve"> Panel</w:t>
-      </w:r>
-      <w:r>
-        <w:rPr>
-          <w:sz w:val="36"/>
-        </w:rPr>
-        <w:t xml:space="preserve"> and Function Guide</w:t>
-      </w:r>
-      <w:bookmarkEnd w:id="15"/>
-    </w:p>
-    <w:p>
-      <w:pPr>
-        <w:jc w:val="center"/>
-        <w:rPr>
-          <w:sz w:val="28"/>
-        </w:rPr>
-      </w:pPr>
-      <w:r>
-        <w:rPr>
-          <w:noProof/>
-          <w:lang w:eastAsia="zh-CN"/>
-        </w:rPr>
-        <w:drawing>
-          <wp:inline distT="0" distB="0" distL="0" distR="0" wp14:anchorId="179EAEF4" wp14:editId="3DAA8BBA">
-            <wp:extent cx="5486400" cy="3404235"/>
-            <wp:effectExtent l="0" t="0" r="0" b="5715"/>
-            <wp:docPr id="67" name="Picture 67"/>
-            <wp:cNvGraphicFramePr>
-              <a:graphicFrameLocks xmlns:a="http://schemas.openxmlformats.org/drawingml/2006/main" noChangeAspect="1"/>
-            </wp:cNvGraphicFramePr>
-            <a:graphic xmlns:a="http://schemas.openxmlformats.org/drawingml/2006/main">
-              <a:graphicData uri="http://schemas.openxmlformats.org/drawingml/2006/picture">
-                <pic:pic xmlns:pic="http://schemas.openxmlformats.org/drawingml/2006/picture">
-                  <pic:nvPicPr>
-                    <pic:cNvPr id="1" name=""/>
-                    <pic:cNvPicPr/>
-                  </pic:nvPicPr>
-                  <pic:blipFill>
-                    <a:blip r:embed="rId48"/>
-                    <a:stretch>
-                      <a:fillRect/>
-                    </a:stretch>
-                  </pic:blipFill>
-                  <pic:spPr>
-                    <a:xfrm>
-                      <a:off x="0" y="0"/>
-                      <a:ext cx="5486400" cy="3404235"/>
-                    </a:xfrm>
-                    <a:prstGeom prst="rect">
-                      <a:avLst/>
-                    </a:prstGeom>
-                  </pic:spPr>
-                </pic:pic>
-              </a:graphicData>
-            </a:graphic>
-          </wp:inline>
-        </w:drawing>
-      </w:r>
-    </w:p>
-    <w:p>
-      <w:pPr>
-        <w:jc w:val="center"/>
-        <w:rPr>
-          <w:sz w:val="28"/>
-        </w:rPr>
-      </w:pPr>
-      <w:r>
-        <w:rPr>
-          <w:b/>
-          <w:sz w:val="28"/>
-        </w:rPr>
-        <w:t>Figure 3:</w:t>
-      </w:r>
-      <w:r>
-        <w:rPr>
-          <w:b/>
-          <w:sz w:val="28"/>
-        </w:rPr>
-        <w:t xml:space="preserve"> </w:t>
-      </w:r>
-      <w:r>
-        <w:rPr>
-          <w:sz w:val="28"/>
-        </w:rPr>
-        <w:t>Devices Panel.</w:t>
-      </w:r>
-    </w:p>
-    <w:p/>
-    <w:p>
-      <w:r>
-        <w:br w:type="page"/>
-      </w:r>
-    </w:p>
-    <w:p>
-      <w:pPr>
-        <w:pStyle w:val="Heading2"/>
-        <w:rPr>
-          <w:sz w:val="32"/>
-        </w:rPr>
-      </w:pPr>
-      <w:bookmarkStart w:id="16" w:name="_Toc232684427"/>
-      <w:r>
-        <w:rPr>
-          <w:sz w:val="32"/>
-        </w:rPr>
-        <w:lastRenderedPageBreak/>
-        <w:t>1. Robot and PLC Connection Panel</w:t>
-      </w:r>
-      <w:bookmarkEnd w:id="16"/>
-    </w:p>
-    <w:p>
-      <w:pPr>
-        <w:jc w:val="center"/>
-        <w:rPr>
-          <w:sz w:val="28"/>
-        </w:rPr>
-      </w:pPr>
-      <w:r>
-        <w:rPr>
-          <w:noProof/>
-          <w:lang w:eastAsia="zh-CN"/>
-        </w:rPr>
-        <w:drawing>
-          <wp:inline distT="0" distB="0" distL="0" distR="0" wp14:anchorId="52BF242E" wp14:editId="09DBC8BD">
-            <wp:extent cx="5486400" cy="2350770"/>
-            <wp:effectExtent l="0" t="0" r="0" b="0"/>
-            <wp:docPr id="68" name="Picture 68"/>
-            <wp:cNvGraphicFramePr>
-              <a:graphicFrameLocks xmlns:a="http://schemas.openxmlformats.org/drawingml/2006/main" noChangeAspect="1"/>
-            </wp:cNvGraphicFramePr>
-            <a:graphic xmlns:a="http://schemas.openxmlformats.org/drawingml/2006/main">
-              <a:graphicData uri="http://schemas.openxmlformats.org/drawingml/2006/picture">
-                <pic:pic xmlns:pic="http://schemas.openxmlformats.org/drawingml/2006/picture">
-                  <pic:nvPicPr>
-                    <pic:cNvPr id="1" name=""/>
-                    <pic:cNvPicPr/>
-                  </pic:nvPicPr>
-                  <pic:blipFill>
-                    <a:blip r:embed="rId49"/>
-                    <a:stretch>
-                      <a:fillRect/>
-                    </a:stretch>
-                  </pic:blipFill>
-                  <pic:spPr>
-                    <a:xfrm>
-                      <a:off x="0" y="0"/>
-                      <a:ext cx="5486400" cy="2350770"/>
-                    </a:xfrm>
-                    <a:prstGeom prst="rect">
-                      <a:avLst/>
-                    </a:prstGeom>
-                  </pic:spPr>
-                </pic:pic>
-              </a:graphicData>
-            </a:graphic>
-          </wp:inline>
-        </w:drawing>
-      </w:r>
-    </w:p>
-    <w:p>
-      <w:pPr>
-        <w:jc w:val="center"/>
-        <w:rPr>
-          <w:b/>
-          <w:sz w:val="28"/>
-        </w:rPr>
-      </w:pPr>
-      <w:r>
-        <w:rPr>
-          <w:b/>
-          <w:sz w:val="28"/>
-        </w:rPr>
-        <w:t xml:space="preserve">Figure 3.1: </w:t>
-      </w:r>
-      <w:r>
-        <w:rPr>
-          <w:sz w:val="28"/>
-        </w:rPr>
-        <w:t>Connection Panel</w:t>
-      </w:r>
-    </w:p>
-    <w:p>
-      <w:pPr>
-        <w:spacing w:line="360" w:lineRule="auto"/>
-        <w:rPr>
-          <w:sz w:val="28"/>
-        </w:rPr>
-      </w:pPr>
-      <w:r>
-        <w:rPr>
-          <w:sz w:val="28"/>
-        </w:rPr>
-        <w:t xml:space="preserve">- IP </w:t>
-      </w:r>
-      <w:r>
-        <w:rPr>
-          <w:sz w:val="28"/>
-        </w:rPr>
-        <w:t>address</w:t>
-      </w:r>
-      <w:r>
-        <w:rPr>
-          <w:sz w:val="28"/>
-        </w:rPr>
-        <w:t xml:space="preserve">: Specify the IP address to connect to the </w:t>
-      </w:r>
-      <w:r>
-        <w:rPr>
-          <w:sz w:val="28"/>
-        </w:rPr>
-        <w:t>device</w:t>
-      </w:r>
-      <w:r>
-        <w:rPr>
-          <w:sz w:val="28"/>
-        </w:rPr>
-        <w:t>.</w:t>
-      </w:r>
-    </w:p>
-    <w:p>
-      <w:pPr>
-        <w:spacing w:line="360" w:lineRule="auto"/>
-        <w:rPr>
-          <w:sz w:val="28"/>
-        </w:rPr>
-      </w:pPr>
-      <w:r>
-        <w:rPr>
-          <w:sz w:val="28"/>
-        </w:rPr>
-        <w:t xml:space="preserve">- Port: </w:t>
-      </w:r>
-      <w:r>
-        <w:rPr>
-          <w:sz w:val="28"/>
-        </w:rPr>
-        <w:t>and port</w:t>
-      </w:r>
-      <w:r>
-        <w:rPr>
-          <w:sz w:val="28"/>
-        </w:rPr>
-        <w:br/>
-        <w:t xml:space="preserve">- </w:t>
-      </w:r>
-      <w:r>
-        <w:rPr>
-          <w:noProof/>
-          <w:lang w:eastAsia="zh-CN"/>
-        </w:rPr>
-        <w:drawing>
-          <wp:inline distT="0" distB="0" distL="0" distR="0" wp14:anchorId="4FB0ADD6" wp14:editId="4809C6E7">
-            <wp:extent cx="2529840" cy="422633"/>
-            <wp:effectExtent l="0" t="0" r="3810" b="0"/>
-            <wp:docPr id="69" name="Picture 69"/>
-            <wp:cNvGraphicFramePr>
-              <a:graphicFrameLocks xmlns:a="http://schemas.openxmlformats.org/drawingml/2006/main" noChangeAspect="1"/>
-            </wp:cNvGraphicFramePr>
-            <a:graphic xmlns:a="http://schemas.openxmlformats.org/drawingml/2006/main">
-              <a:graphicData uri="http://schemas.openxmlformats.org/drawingml/2006/picture">
-                <pic:pic xmlns:pic="http://schemas.openxmlformats.org/drawingml/2006/picture">
-                  <pic:nvPicPr>
-                    <pic:cNvPr id="1" name=""/>
-                    <pic:cNvPicPr/>
-                  </pic:nvPicPr>
-                  <pic:blipFill>
-                    <a:blip r:embed="rId50"/>
-                    <a:stretch>
-                      <a:fillRect/>
-                    </a:stretch>
-                  </pic:blipFill>
-                  <pic:spPr>
-                    <a:xfrm>
-                      <a:off x="0" y="0"/>
-                      <a:ext cx="3106016" cy="518889"/>
-                    </a:xfrm>
-                    <a:prstGeom prst="rect">
-                      <a:avLst/>
-                    </a:prstGeom>
-                  </pic:spPr>
-                </pic:pic>
-              </a:graphicData>
-            </a:graphic>
-          </wp:inline>
-        </w:drawing>
-      </w:r>
-      <w:r>
-        <w:rPr>
-          <w:sz w:val="28"/>
-        </w:rPr>
-        <w:t xml:space="preserve">: </w:t>
-      </w:r>
-      <w:r>
-        <w:rPr>
-          <w:sz w:val="28"/>
-        </w:rPr>
-        <w:t xml:space="preserve">Establish or terminate the connection with the </w:t>
-      </w:r>
-      <w:r>
-        <w:rPr>
-          <w:sz w:val="28"/>
-        </w:rPr>
-        <w:t>device</w:t>
-      </w:r>
-      <w:r>
-        <w:rPr>
-          <w:sz w:val="28"/>
-        </w:rPr>
-        <w:t>.</w:t>
-      </w:r>
-      <w:r>
-        <w:rPr>
-          <w:sz w:val="28"/>
-        </w:rPr>
-        <w:br/>
-      </w:r>
-    </w:p>
-    <w:p>
-      <w:r>
-        <w:br w:type="page"/>
-      </w:r>
-    </w:p>
-    <w:p>
-      <w:pPr>
-        <w:pStyle w:val="Heading1"/>
-        <w:rPr>
-          <w:sz w:val="36"/>
-        </w:rPr>
-      </w:pPr>
-      <w:bookmarkStart w:id="17" w:name="_Toc232684428"/>
-      <w:r>
-        <w:rPr>
-          <w:sz w:val="36"/>
-        </w:rPr>
-        <w:lastRenderedPageBreak/>
-        <w:t xml:space="preserve">IV. </w:t>
-      </w:r>
-      <w:r>
-        <w:rPr>
-          <w:sz w:val="36"/>
-        </w:rPr>
-        <w:t>D</w:t>
-      </w:r>
-      <w:r>
-        <w:rPr>
-          <w:sz w:val="36"/>
-        </w:rPr>
-        <w:t>ashboard</w:t>
-      </w:r>
-      <w:r>
-        <w:rPr>
-          <w:sz w:val="36"/>
-        </w:rPr>
-        <w:t xml:space="preserve"> Panel</w:t>
-      </w:r>
-      <w:r>
-        <w:rPr>
-          <w:sz w:val="36"/>
-        </w:rPr>
-        <w:t xml:space="preserve"> and Function Guide</w:t>
-      </w:r>
-      <w:bookmarkEnd w:id="17"/>
-    </w:p>
-    <w:p>
-      <w:pPr>
-        <w:jc w:val="center"/>
-        <w:rPr>
-          <w:sz w:val="28"/>
-        </w:rPr>
-      </w:pPr>
-      <w:r>
-        <w:rPr>
-          <w:noProof/>
-          <w:lang w:eastAsia="zh-CN"/>
-        </w:rPr>
-        <w:drawing>
-          <wp:inline distT="0" distB="0" distL="0" distR="0" wp14:anchorId="3A2075CB" wp14:editId="0A53B97A">
-            <wp:extent cx="5486400" cy="3384550"/>
-            <wp:effectExtent l="0" t="0" r="0" b="6350"/>
-            <wp:docPr id="73" name="Picture 73"/>
-            <wp:cNvGraphicFramePr>
-              <a:graphicFrameLocks xmlns:a="http://schemas.openxmlformats.org/drawingml/2006/main" noChangeAspect="1"/>
-            </wp:cNvGraphicFramePr>
-            <a:graphic xmlns:a="http://schemas.openxmlformats.org/drawingml/2006/main">
-              <a:graphicData uri="http://schemas.openxmlformats.org/drawingml/2006/picture">
-                <pic:pic xmlns:pic="http://schemas.openxmlformats.org/drawingml/2006/picture">
-                  <pic:nvPicPr>
-                    <pic:cNvPr id="1" name=""/>
-                    <pic:cNvPicPr/>
-                  </pic:nvPicPr>
-                  <pic:blipFill>
-                    <a:blip r:embed="rId51"/>
-                    <a:stretch>
-                      <a:fillRect/>
-                    </a:stretch>
-                  </pic:blipFill>
-                  <pic:spPr>
-                    <a:xfrm>
-                      <a:off x="0" y="0"/>
-                      <a:ext cx="5486400" cy="3384550"/>
-                    </a:xfrm>
-                    <a:prstGeom prst="rect">
-                      <a:avLst/>
-                    </a:prstGeom>
-                  </pic:spPr>
-                </pic:pic>
-              </a:graphicData>
-            </a:graphic>
-          </wp:inline>
-        </w:drawing>
-      </w:r>
-    </w:p>
-    <w:p>
-      <w:pPr>
-        <w:jc w:val="center"/>
-        <w:rPr>
-          <w:sz w:val="28"/>
-        </w:rPr>
-      </w:pPr>
-      <w:r>
-        <w:rPr>
-          <w:b/>
-          <w:sz w:val="28"/>
-        </w:rPr>
-        <w:t xml:space="preserve">Figure </w:t>
-      </w:r>
-      <w:r>
-        <w:rPr>
-          <w:b/>
-          <w:sz w:val="28"/>
-        </w:rPr>
-        <w:t>4</w:t>
-      </w:r>
-      <w:r>
-        <w:rPr>
-          <w:b/>
-          <w:sz w:val="28"/>
-        </w:rPr>
-        <w:t>:</w:t>
-      </w:r>
-      <w:r>
-        <w:rPr>
-          <w:b/>
-          <w:sz w:val="28"/>
-        </w:rPr>
-        <w:t xml:space="preserve"> </w:t>
-      </w:r>
-      <w:r>
-        <w:rPr>
-          <w:sz w:val="28"/>
-        </w:rPr>
-        <w:t>Devices Panel.</w:t>
-      </w:r>
-    </w:p>
-    <w:p/>
-    <w:p>
-      <w:r>
-        <w:br w:type="page"/>
-      </w:r>
-    </w:p>
-    <w:p>
-      <w:pPr>
-        <w:pStyle w:val="Heading2"/>
-        <w:rPr>
-          <w:sz w:val="32"/>
-        </w:rPr>
-      </w:pPr>
-      <w:bookmarkStart w:id="18" w:name="_Toc232684429"/>
-      <w:r>
-        <w:rPr>
-          <w:sz w:val="32"/>
-        </w:rPr>
-        <w:lastRenderedPageBreak/>
-        <w:t xml:space="preserve">1. </w:t>
-      </w:r>
-      <w:r>
-        <w:rPr>
-          <w:sz w:val="32"/>
-        </w:rPr>
-        <w:t>Dashboard</w:t>
-      </w:r>
-      <w:r>
-        <w:rPr>
-          <w:sz w:val="32"/>
-        </w:rPr>
-        <w:t xml:space="preserve"> Panel</w:t>
-      </w:r>
-      <w:bookmarkEnd w:id="18"/>
-    </w:p>
-    <w:p>
-      <w:pPr>
-        <w:jc w:val="center"/>
-        <w:rPr>
-          <w:sz w:val="28"/>
-        </w:rPr>
-      </w:pPr>
-      <w:r>
-        <w:rPr>
-          <w:noProof/>
-          <w:lang w:eastAsia="zh-CN"/>
-        </w:rPr>
-        <w:drawing>
-          <wp:inline distT="0" distB="0" distL="0" distR="0" wp14:anchorId="48FF30CC" wp14:editId="00FFD3C9">
-            <wp:extent cx="5486400" cy="996315"/>
-            <wp:effectExtent l="0" t="0" r="0" b="0"/>
-            <wp:docPr id="74" name="Picture 74"/>
-            <wp:cNvGraphicFramePr>
-              <a:graphicFrameLocks xmlns:a="http://schemas.openxmlformats.org/drawingml/2006/main" noChangeAspect="1"/>
-            </wp:cNvGraphicFramePr>
-            <a:graphic xmlns:a="http://schemas.openxmlformats.org/drawingml/2006/main">
-              <a:graphicData uri="http://schemas.openxmlformats.org/drawingml/2006/picture">
-                <pic:pic xmlns:pic="http://schemas.openxmlformats.org/drawingml/2006/picture">
-                  <pic:nvPicPr>
-                    <pic:cNvPr id="1" name=""/>
-                    <pic:cNvPicPr/>
-                  </pic:nvPicPr>
-                  <pic:blipFill>
-                    <a:blip r:embed="rId52"/>
-                    <a:stretch>
-                      <a:fillRect/>
-                    </a:stretch>
-                  </pic:blipFill>
-                  <pic:spPr>
-                    <a:xfrm>
-                      <a:off x="0" y="0"/>
-                      <a:ext cx="5486400" cy="996315"/>
-                    </a:xfrm>
-                    <a:prstGeom prst="rect">
-                      <a:avLst/>
-                    </a:prstGeom>
-                  </pic:spPr>
-                </pic:pic>
-              </a:graphicData>
-            </a:graphic>
-          </wp:inline>
-        </w:drawing>
-      </w:r>
-    </w:p>
-    <w:p>
-      <w:pPr>
-        <w:jc w:val="center"/>
-        <w:rPr>
-          <w:b/>
-          <w:sz w:val="28"/>
-        </w:rPr>
-      </w:pPr>
-      <w:r>
-        <w:rPr>
-          <w:b/>
-          <w:sz w:val="28"/>
-        </w:rPr>
-        <w:t xml:space="preserve">Figure </w:t>
-      </w:r>
-      <w:r>
-        <w:rPr>
-          <w:b/>
-          <w:sz w:val="28"/>
-        </w:rPr>
-        <w:t>4</w:t>
-      </w:r>
-      <w:r>
-        <w:rPr>
-          <w:b/>
-          <w:sz w:val="28"/>
-        </w:rPr>
-        <w:t xml:space="preserve">.1: </w:t>
-      </w:r>
-      <w:r>
-        <w:rPr>
-          <w:sz w:val="28"/>
-        </w:rPr>
-        <w:t>Packing Data</w:t>
-      </w:r>
-      <w:r>
-        <w:rPr>
-          <w:sz w:val="28"/>
-        </w:rPr>
-        <w:t xml:space="preserve"> Panel</w:t>
-      </w:r>
-      <w:r>
-        <w:rPr>
-          <w:sz w:val="28"/>
-        </w:rPr>
-        <w:t>.</w:t>
-      </w:r>
-    </w:p>
-    <w:p>
-      <w:pPr>
-        <w:spacing w:line="360" w:lineRule="auto"/>
-        <w:rPr>
-          <w:sz w:val="28"/>
-        </w:rPr>
-      </w:pPr>
-      <w:r>
-        <w:rPr>
-          <w:sz w:val="28"/>
-        </w:rPr>
-        <w:t xml:space="preserve">- </w:t>
-      </w:r>
-      <w:r>
-        <w:rPr>
-          <w:sz w:val="28"/>
-        </w:rPr>
-        <w:t>Production Output</w:t>
-      </w:r>
-      <w:r>
-        <w:rPr>
-          <w:sz w:val="28"/>
-        </w:rPr>
-        <w:t xml:space="preserve">: </w:t>
-      </w:r>
-      <w:r>
-        <w:rPr>
-          <w:sz w:val="28"/>
-        </w:rPr>
-        <w:t>Display total unit today</w:t>
-      </w:r>
-      <w:r>
-        <w:rPr>
-          <w:sz w:val="28"/>
-        </w:rPr>
-        <w:t>.</w:t>
-      </w:r>
-      <w:r>
-        <w:rPr>
-          <w:sz w:val="28"/>
-        </w:rPr>
-        <w:t xml:space="preserve"> </w:t>
-      </w:r>
-      <w:r>
-        <w:rPr>
-          <w:sz w:val="28"/>
-        </w:rPr>
-        <w:br/>
-      </w:r>
-      <w:r>
-        <w:rPr>
-          <w:sz w:val="28"/>
-        </w:rPr>
-        <w:t xml:space="preserve">- </w:t>
-      </w:r>
-      <w:r>
-        <w:rPr>
-          <w:sz w:val="28"/>
-        </w:rPr>
-        <w:t>Issue Today</w:t>
-      </w:r>
-      <w:r>
-        <w:rPr>
-          <w:sz w:val="28"/>
-        </w:rPr>
-        <w:t xml:space="preserve">: </w:t>
-      </w:r>
-      <w:r>
-        <w:rPr>
-          <w:sz w:val="28"/>
-        </w:rPr>
-        <w:t>Display total issue today</w:t>
-      </w:r>
-      <w:r>
-        <w:rPr>
-          <w:sz w:val="28"/>
-        </w:rPr>
-        <w:t>.</w:t>
-      </w:r>
-      <w:r>
-        <w:rPr>
-          <w:sz w:val="28"/>
-        </w:rPr>
-        <w:t xml:space="preserve"> </w:t>
-      </w:r>
-      <w:r>
-        <w:rPr>
-          <w:sz w:val="28"/>
-        </w:rPr>
-        <w:br/>
-        <w:t xml:space="preserve">- </w:t>
-      </w:r>
-      <w:r>
-        <w:rPr>
-          <w:sz w:val="28"/>
-        </w:rPr>
-        <w:t>Cycle Time</w:t>
-      </w:r>
-      <w:r>
-        <w:rPr>
-          <w:sz w:val="28"/>
-        </w:rPr>
-        <w:t xml:space="preserve">: </w:t>
-      </w:r>
-      <w:r>
-        <w:rPr>
-          <w:sz w:val="28"/>
-        </w:rPr>
-        <w:t>Display cycle time per unit</w:t>
-      </w:r>
-      <w:r>
-        <w:rPr>
-          <w:sz w:val="28"/>
-        </w:rPr>
-        <w:t>.</w:t>
-      </w:r>
-      <w:r>
-        <w:rPr>
-          <w:sz w:val="28"/>
-        </w:rPr>
-        <w:t xml:space="preserve"> </w:t>
-      </w:r>
-      <w:r>
-        <w:rPr>
-          <w:sz w:val="28"/>
-        </w:rPr>
-        <w:br/>
-      </w:r>
-      <w:r>
-        <w:rPr>
-          <w:sz w:val="28"/>
-        </w:rPr>
-        <w:t>- Working Time: Display total working time</w:t>
-      </w:r>
-      <w:r>
-        <w:rPr>
-          <w:sz w:val="28"/>
-        </w:rPr>
-        <w:t>.</w:t>
-      </w:r>
-    </w:p>
-    <w:p>
-      <w:pPr>
-        <w:spacing w:line="360" w:lineRule="auto"/>
-        <w:rPr>
-          <w:sz w:val="28"/>
-        </w:rPr>
-      </w:pPr>
-    </w:p>
-    <w:p>
-      <w:pPr>
-        <w:spacing w:line="360" w:lineRule="auto"/>
-        <w:rPr>
-          <w:sz w:val="28"/>
-        </w:rPr>
-      </w:pPr>
-    </w:p>
-    <w:p>
-      <w:pPr>
-        <w:rPr>
-          <w:rFonts w:asciiTheme="majorHAnsi" w:eastAsiaTheme="majorEastAsia" w:hAnsiTheme="majorHAnsi" w:cstheme="majorBidi"/>
-          <w:b/>
-          <w:bCs/>
-          <w:color w:val="4F81BD" w:themeColor="accent1"/>
-          <w:sz w:val="32"/>
-          <w:szCs w:val="26"/>
-        </w:rPr>
-      </w:pPr>
-      <w:r>
-        <w:rPr>
-          <w:sz w:val="32"/>
-        </w:rPr>
-        <w:br w:type="page"/>
-      </w:r>
-    </w:p>
-    <w:p>
-      <w:pPr>
-        <w:pStyle w:val="Heading2"/>
-        <w:rPr>
-          <w:sz w:val="32"/>
-        </w:rPr>
-      </w:pPr>
-      <w:bookmarkStart w:id="19" w:name="_Toc232684430"/>
-      <w:r>
-        <w:rPr>
-          <w:sz w:val="32"/>
-        </w:rPr>
-        <w:lastRenderedPageBreak/>
-        <w:t>2</w:t>
-      </w:r>
-      <w:r>
-        <w:rPr>
-          <w:sz w:val="32"/>
-        </w:rPr>
-        <w:t xml:space="preserve">. </w:t>
-      </w:r>
-      <w:r>
-        <w:rPr>
-          <w:sz w:val="32"/>
-        </w:rPr>
-        <w:t>Dashboard</w:t>
-      </w:r>
-      <w:r>
-        <w:rPr>
-          <w:sz w:val="32"/>
-        </w:rPr>
-        <w:t xml:space="preserve"> Panel</w:t>
-      </w:r>
-      <w:bookmarkEnd w:id="19"/>
-    </w:p>
-    <w:p>
-      <w:pPr>
-        <w:spacing w:line="360" w:lineRule="auto"/>
-        <w:rPr>
-          <w:sz w:val="28"/>
-        </w:rPr>
-      </w:pPr>
-      <w:r>
-        <w:rPr>
-          <w:noProof/>
-          <w:lang w:eastAsia="zh-CN"/>
-        </w:rPr>
-        <w:drawing>
-          <wp:inline distT="0" distB="0" distL="0" distR="0" wp14:anchorId="716C790B" wp14:editId="696C8F95">
-            <wp:extent cx="5486400" cy="1731645"/>
-            <wp:effectExtent l="0" t="0" r="0" b="1905"/>
-            <wp:docPr id="75" name="Picture 75"/>
-            <wp:cNvGraphicFramePr>
-              <a:graphicFrameLocks xmlns:a="http://schemas.openxmlformats.org/drawingml/2006/main" noChangeAspect="1"/>
-            </wp:cNvGraphicFramePr>
-            <a:graphic xmlns:a="http://schemas.openxmlformats.org/drawingml/2006/main">
-              <a:graphicData uri="http://schemas.openxmlformats.org/drawingml/2006/picture">
-                <pic:pic xmlns:pic="http://schemas.openxmlformats.org/drawingml/2006/picture">
-                  <pic:nvPicPr>
-                    <pic:cNvPr id="1" name=""/>
-                    <pic:cNvPicPr/>
-                  </pic:nvPicPr>
-                  <pic:blipFill>
-                    <a:blip r:embed="rId53"/>
-                    <a:stretch>
-                      <a:fillRect/>
-                    </a:stretch>
-                  </pic:blipFill>
-                  <pic:spPr>
-                    <a:xfrm>
-                      <a:off x="0" y="0"/>
-                      <a:ext cx="5486400" cy="1731645"/>
-                    </a:xfrm>
-                    <a:prstGeom prst="rect">
-                      <a:avLst/>
-                    </a:prstGeom>
-                  </pic:spPr>
-                </pic:pic>
-              </a:graphicData>
-            </a:graphic>
-          </wp:inline>
-        </w:drawing>
-      </w:r>
-    </w:p>
-    <w:p>
-      <w:pPr>
-        <w:jc w:val="center"/>
-        <w:rPr>
-          <w:b/>
-          <w:sz w:val="28"/>
-        </w:rPr>
-      </w:pPr>
-      <w:r>
-        <w:rPr>
-          <w:b/>
-          <w:sz w:val="28"/>
-        </w:rPr>
-        <w:t xml:space="preserve">Figure </w:t>
-      </w:r>
-      <w:r>
-        <w:rPr>
-          <w:b/>
-          <w:sz w:val="28"/>
-        </w:rPr>
-        <w:t>4.2</w:t>
-      </w:r>
-      <w:r>
-        <w:rPr>
-          <w:b/>
-          <w:sz w:val="28"/>
-        </w:rPr>
-        <w:t xml:space="preserve">: </w:t>
-      </w:r>
-      <w:r>
-        <w:rPr>
-          <w:sz w:val="28"/>
-        </w:rPr>
-        <w:t>Chart</w:t>
-      </w:r>
-      <w:r>
-        <w:rPr>
-          <w:sz w:val="28"/>
-        </w:rPr>
-        <w:t xml:space="preserve"> Panel</w:t>
-      </w:r>
-      <w:r>
-        <w:rPr>
-          <w:sz w:val="28"/>
-        </w:rPr>
-        <w:t>.</w:t>
-      </w:r>
-    </w:p>
-    <w:p>
-      <w:pPr>
-        <w:spacing w:line="360" w:lineRule="auto"/>
-        <w:rPr>
-          <w:sz w:val="28"/>
-        </w:rPr>
-      </w:pPr>
-      <w:r>
-        <w:rPr>
-          <w:sz w:val="28"/>
-        </w:rPr>
-        <w:t>-</w:t>
-      </w:r>
-      <w:r>
-        <w:rPr>
-          <w:sz w:val="28"/>
-        </w:rPr>
-        <w:t xml:space="preserve"> </w:t>
-      </w:r>
-      <w:r>
-        <w:rPr>
-          <w:sz w:val="28"/>
-        </w:rPr>
-        <w:t>Show the total unit or issue in weekdays.</w:t>
-      </w:r>
-      <w:r>
-        <w:rPr>
-          <w:sz w:val="28"/>
-        </w:rPr>
-        <w:br/>
-        <w:t xml:space="preserve">- </w:t>
-      </w:r>
-      <w:r>
-        <w:rPr>
-          <w:noProof/>
-          <w:lang w:eastAsia="zh-CN"/>
-        </w:rPr>
-        <w:drawing>
-          <wp:inline distT="0" distB="0" distL="0" distR="0" wp14:anchorId="04CD44CA" wp14:editId="51D49DF2">
-            <wp:extent cx="1036320" cy="324413"/>
-            <wp:effectExtent l="0" t="0" r="0" b="0"/>
-            <wp:docPr id="77" name="Picture 77"/>
-            <wp:cNvGraphicFramePr>
-              <a:graphicFrameLocks xmlns:a="http://schemas.openxmlformats.org/drawingml/2006/main" noChangeAspect="1"/>
-            </wp:cNvGraphicFramePr>
-            <a:graphic xmlns:a="http://schemas.openxmlformats.org/drawingml/2006/main">
-              <a:graphicData uri="http://schemas.openxmlformats.org/drawingml/2006/picture">
-                <pic:pic xmlns:pic="http://schemas.openxmlformats.org/drawingml/2006/picture">
-                  <pic:nvPicPr>
-                    <pic:cNvPr id="1" name=""/>
-                    <pic:cNvPicPr/>
-                  </pic:nvPicPr>
-                  <pic:blipFill rotWithShape="1">
-                    <a:blip r:embed="rId54"/>
-                    <a:srcRect t="7693" b="9231"/>
-                    <a:stretch/>
-                  </pic:blipFill>
-                  <pic:spPr bwMode="auto">
-                    <a:xfrm>
-                      <a:off x="0" y="0"/>
-                      <a:ext cx="1069194" cy="334704"/>
-                    </a:xfrm>
-                    <a:prstGeom prst="rect">
-                      <a:avLst/>
-                    </a:prstGeom>
-                    <a:ln>
-                      <a:noFill/>
-                    </a:ln>
-                    <a:extLst>
-                      <a:ext uri="{53640926-AAD7-44D8-BBD7-CCE9431645EC}">
-                        <a14:shadowObscured xmlns:a14="http://schemas.microsoft.com/office/drawing/2010/main"/>
-                      </a:ext>
-                    </a:extLst>
-                  </pic:spPr>
-                </pic:pic>
-              </a:graphicData>
-            </a:graphic>
-          </wp:inline>
-        </w:drawing>
-      </w:r>
-      <w:r>
-        <w:rPr>
-          <w:sz w:val="28"/>
-        </w:rPr>
-        <w:t>:</w:t>
-      </w:r>
-      <w:r>
-        <w:rPr>
-          <w:sz w:val="28"/>
-        </w:rPr>
-        <w:t xml:space="preserve"> Show the Folder contain Excel file</w:t>
-      </w:r>
-      <w:r>
-        <w:rPr>
-          <w:sz w:val="28"/>
-        </w:rPr>
-        <w:t>.</w:t>
-      </w:r>
-    </w:p>
-    <w:p>
-      <w:pPr>
-        <w:rPr>
-          <w:rFonts w:asciiTheme="majorHAnsi" w:eastAsiaTheme="majorEastAsia" w:hAnsiTheme="majorHAnsi" w:cstheme="majorBidi"/>
-          <w:b/>
-          <w:bCs/>
-          <w:color w:val="4F81BD" w:themeColor="accent1"/>
-          <w:sz w:val="32"/>
-          <w:szCs w:val="26"/>
-        </w:rPr>
-      </w:pPr>
-      <w:r>
-        <w:rPr>
-          <w:sz w:val="32"/>
-        </w:rPr>
-        <w:br w:type="page"/>
-      </w:r>
-    </w:p>
-    <w:p>
-      <w:pPr>
-        <w:pStyle w:val="Heading2"/>
-        <w:rPr>
-          <w:sz w:val="32"/>
-        </w:rPr>
-      </w:pPr>
-      <w:bookmarkStart w:id="20" w:name="_Toc232684431"/>
-      <w:r>
-        <w:rPr>
-          <w:sz w:val="32"/>
-        </w:rPr>
-        <w:lastRenderedPageBreak/>
-        <w:t>3</w:t>
-      </w:r>
-      <w:r>
-        <w:rPr>
-          <w:sz w:val="32"/>
-        </w:rPr>
-        <w:t>. Activity Table</w:t>
-      </w:r>
-      <w:r>
-        <w:rPr>
-          <w:sz w:val="32"/>
-        </w:rPr>
-        <w:t xml:space="preserve"> Panel</w:t>
-      </w:r>
-      <w:bookmarkEnd w:id="20"/>
-    </w:p>
-    <w:p>
-      <w:pPr>
-        <w:jc w:val="center"/>
-        <w:rPr>
-          <w:sz w:val="28"/>
-        </w:rPr>
-      </w:pPr>
-      <w:r>
-        <w:rPr>
-          <w:noProof/>
-          <w:lang w:eastAsia="zh-CN"/>
-        </w:rPr>
-        <w:drawing>
-          <wp:inline distT="0" distB="0" distL="0" distR="0" wp14:anchorId="64BC3F54" wp14:editId="24D6615E">
-            <wp:extent cx="5486400" cy="3065145"/>
-            <wp:effectExtent l="0" t="0" r="0" b="1905"/>
-            <wp:docPr id="78" name="Picture 78"/>
-            <wp:cNvGraphicFramePr>
-              <a:graphicFrameLocks xmlns:a="http://schemas.openxmlformats.org/drawingml/2006/main" noChangeAspect="1"/>
-            </wp:cNvGraphicFramePr>
-            <a:graphic xmlns:a="http://schemas.openxmlformats.org/drawingml/2006/main">
-              <a:graphicData uri="http://schemas.openxmlformats.org/drawingml/2006/picture">
-                <pic:pic xmlns:pic="http://schemas.openxmlformats.org/drawingml/2006/picture">
-                  <pic:nvPicPr>
-                    <pic:cNvPr id="1" name=""/>
-                    <pic:cNvPicPr/>
-                  </pic:nvPicPr>
-                  <pic:blipFill>
-                    <a:blip r:embed="rId55"/>
-                    <a:stretch>
-                      <a:fillRect/>
-                    </a:stretch>
-                  </pic:blipFill>
-                  <pic:spPr>
-                    <a:xfrm>
-                      <a:off x="0" y="0"/>
-                      <a:ext cx="5486400" cy="3065145"/>
-                    </a:xfrm>
-                    <a:prstGeom prst="rect">
-                      <a:avLst/>
-                    </a:prstGeom>
-                  </pic:spPr>
-                </pic:pic>
-              </a:graphicData>
-            </a:graphic>
-          </wp:inline>
-        </w:drawing>
-      </w:r>
-    </w:p>
-    <w:p>
-      <w:pPr>
-        <w:jc w:val="center"/>
-        <w:rPr>
-          <w:sz w:val="28"/>
-        </w:rPr>
-      </w:pPr>
-      <w:r>
-        <w:rPr>
-          <w:b/>
-          <w:sz w:val="28"/>
-        </w:rPr>
-        <w:t xml:space="preserve">Figure </w:t>
-      </w:r>
-      <w:r>
-        <w:rPr>
-          <w:b/>
-          <w:sz w:val="28"/>
-        </w:rPr>
-        <w:t>4.3</w:t>
-      </w:r>
-      <w:r>
-        <w:rPr>
-          <w:b/>
-          <w:sz w:val="28"/>
-        </w:rPr>
-        <w:t xml:space="preserve">: </w:t>
-      </w:r>
-      <w:r>
-        <w:rPr>
-          <w:sz w:val="28"/>
-        </w:rPr>
-        <w:t>Activity</w:t>
-      </w:r>
-      <w:r>
-        <w:rPr>
-          <w:b/>
-          <w:sz w:val="28"/>
-        </w:rPr>
-        <w:t xml:space="preserve"> </w:t>
-      </w:r>
-      <w:r>
-        <w:rPr>
-          <w:sz w:val="28"/>
-        </w:rPr>
-        <w:t>Table</w:t>
-      </w:r>
-      <w:r>
-        <w:rPr>
-          <w:sz w:val="28"/>
-        </w:rPr>
-        <w:t xml:space="preserve"> Panel</w:t>
-      </w:r>
-      <w:r>
-        <w:rPr>
-          <w:sz w:val="28"/>
-        </w:rPr>
-        <w:t>.</w:t>
-      </w:r>
-    </w:p>
-    <w:p>
-      <w:pPr>
-        <w:rPr>
-          <w:sz w:val="28"/>
-        </w:rPr>
-      </w:pPr>
-      <w:r>
-        <w:rPr>
-          <w:sz w:val="28"/>
-        </w:rPr>
-        <w:t>- Columns: No., Type, Start, Done, Total Time, Date</w:t>
-      </w:r>
-      <w:r>
-        <w:rPr>
-          <w:sz w:val="28"/>
-        </w:rPr>
-        <w:t>, Total Length, Total Weight, Speed</w:t>
-      </w:r>
-      <w:r>
-        <w:rPr>
-          <w:sz w:val="28"/>
-        </w:rPr>
-        <w:t>.</w:t>
-      </w:r>
-      <w:r>
-        <w:rPr>
-          <w:sz w:val="28"/>
-        </w:rPr>
-        <w:br/>
-        <w:t>- Purpose: Log and track the sequence and time duration of packing operations.</w:t>
-      </w:r>
-      <w:r>
-        <w:rPr>
-          <w:sz w:val="28"/>
-        </w:rPr>
-        <w:br/>
-        <w:t>- Export File: Export log data to an external file for reports or analysis.</w:t>
-      </w:r>
-      <w:r>
-        <w:rPr>
-          <w:sz w:val="28"/>
-        </w:rPr>
-        <w:br/>
-      </w:r>
-    </w:p>
-    <w:p>
-      <w:r>
-        <w:br w:type="page"/>
-      </w:r>
-    </w:p>
-    <w:p>
-      <w:pPr>
-        <w:pStyle w:val="Heading2"/>
-        <w:rPr>
-          <w:sz w:val="32"/>
-        </w:rPr>
-      </w:pPr>
-      <w:bookmarkStart w:id="21" w:name="_Toc232684432"/>
-      <w:r>
-        <w:rPr>
-          <w:sz w:val="32"/>
-        </w:rPr>
-        <w:lastRenderedPageBreak/>
-        <w:t>4</w:t>
-      </w:r>
-      <w:r>
-        <w:rPr>
-          <w:sz w:val="32"/>
-        </w:rPr>
-        <w:t xml:space="preserve">. </w:t>
-      </w:r>
-      <w:r>
-        <w:rPr>
-          <w:sz w:val="32"/>
-        </w:rPr>
-        <w:t>Error Log Table</w:t>
-      </w:r>
-      <w:bookmarkEnd w:id="21"/>
-    </w:p>
-    <w:p>
-      <w:pPr>
-        <w:jc w:val="center"/>
-        <w:rPr>
-          <w:sz w:val="28"/>
-        </w:rPr>
-      </w:pPr>
-      <w:r>
-        <w:rPr>
-          <w:noProof/>
-          <w:lang w:eastAsia="zh-CN"/>
-        </w:rPr>
-        <w:drawing>
-          <wp:inline distT="0" distB="0" distL="0" distR="0" wp14:anchorId="4F62238C" wp14:editId="02FA87E2">
-            <wp:extent cx="5486400" cy="3390900"/>
-            <wp:effectExtent l="0" t="0" r="0" b="0"/>
-            <wp:docPr id="79" name="Picture 79"/>
-            <wp:cNvGraphicFramePr>
-              <a:graphicFrameLocks xmlns:a="http://schemas.openxmlformats.org/drawingml/2006/main" noChangeAspect="1"/>
-            </wp:cNvGraphicFramePr>
-            <a:graphic xmlns:a="http://schemas.openxmlformats.org/drawingml/2006/main">
-              <a:graphicData uri="http://schemas.openxmlformats.org/drawingml/2006/picture">
-                <pic:pic xmlns:pic="http://schemas.openxmlformats.org/drawingml/2006/picture">
-                  <pic:nvPicPr>
-                    <pic:cNvPr id="1" name=""/>
-                    <pic:cNvPicPr/>
-                  </pic:nvPicPr>
-                  <pic:blipFill>
-                    <a:blip r:embed="rId56"/>
-                    <a:stretch>
-                      <a:fillRect/>
-                    </a:stretch>
-                  </pic:blipFill>
-                  <pic:spPr>
-                    <a:xfrm>
-                      <a:off x="0" y="0"/>
-                      <a:ext cx="5486400" cy="3390900"/>
-                    </a:xfrm>
-                    <a:prstGeom prst="rect">
-                      <a:avLst/>
-                    </a:prstGeom>
-                  </pic:spPr>
-                </pic:pic>
-              </a:graphicData>
-            </a:graphic>
-          </wp:inline>
-        </w:drawing>
-      </w:r>
-    </w:p>
-    <w:p>
-      <w:pPr>
-        <w:jc w:val="center"/>
-        <w:rPr>
-          <w:sz w:val="28"/>
-        </w:rPr>
-      </w:pPr>
-      <w:r>
-        <w:rPr>
-          <w:b/>
-          <w:sz w:val="28"/>
-        </w:rPr>
-        <w:t xml:space="preserve">Figure </w:t>
-      </w:r>
-      <w:r>
-        <w:rPr>
-          <w:b/>
-          <w:sz w:val="28"/>
-        </w:rPr>
-        <w:t>4.3</w:t>
-      </w:r>
-      <w:r>
-        <w:rPr>
-          <w:b/>
-          <w:sz w:val="28"/>
-        </w:rPr>
-        <w:t xml:space="preserve">: </w:t>
-      </w:r>
-      <w:r>
-        <w:rPr>
-          <w:sz w:val="28"/>
-        </w:rPr>
-        <w:t>Issue</w:t>
-      </w:r>
-      <w:r>
-        <w:rPr>
-          <w:b/>
-          <w:sz w:val="28"/>
-        </w:rPr>
-        <w:t xml:space="preserve"> </w:t>
-      </w:r>
-      <w:r>
-        <w:rPr>
-          <w:sz w:val="28"/>
-        </w:rPr>
-        <w:t>Table</w:t>
-      </w:r>
-      <w:r>
-        <w:rPr>
-          <w:sz w:val="28"/>
-        </w:rPr>
-        <w:t xml:space="preserve"> Panel</w:t>
-      </w:r>
-      <w:r>
-        <w:rPr>
-          <w:sz w:val="28"/>
-        </w:rPr>
-        <w:t>.</w:t>
-      </w:r>
-    </w:p>
-    <w:p>
-      <w:pPr>
-        <w:rPr>
-          <w:sz w:val="28"/>
-        </w:rPr>
-      </w:pPr>
-      <w:r>
-        <w:rPr>
-          <w:sz w:val="28"/>
-        </w:rPr>
-        <w:t>- Columns: No</w:t>
-      </w:r>
-      <w:r>
-        <w:rPr>
-          <w:sz w:val="28"/>
-        </w:rPr>
-        <w:t>, Type, Name, Date.</w:t>
-      </w:r>
-      <w:r>
-        <w:rPr>
-          <w:sz w:val="28"/>
-        </w:rPr>
-        <w:br/>
-        <w:t>- Purpose: Maintain a registry of components used or configured in the packing system.</w:t>
-      </w:r>
-      <w:r>
-        <w:rPr>
-          <w:sz w:val="28"/>
-        </w:rPr>
-        <w:br/>
-        <w:t xml:space="preserve">- </w:t>
-      </w:r>
-      <w:r>
-        <w:rPr>
-          <w:sz w:val="28"/>
-        </w:rPr>
-        <w:t>Export File: Export log data to an extern</w:t>
-      </w:r>
-      <w:r>
-        <w:rPr>
-          <w:sz w:val="28"/>
-        </w:rPr>
-        <w:t>al file for reports or analysis</w:t>
-      </w:r>
-      <w:r>
-        <w:rPr>
-          <w:sz w:val="28"/>
-        </w:rPr>
-        <w:t>.</w:t>
-      </w:r>
-      <w:r>
-        <w:rPr>
-          <w:sz w:val="28"/>
-        </w:rPr>
-        <w:br/>
-      </w:r>
-    </w:p>
-    <w:p>
-      <w:pPr>
-        <w:rPr>
-          <w:sz w:val="28"/>
-        </w:rPr>
-      </w:pPr>
-    </w:p>
-    <w:p>
-      <w:pPr>
-        <w:rPr>
-          <w:sz w:val="28"/>
-        </w:rPr>
-      </w:pPr>
-    </w:p>
-    <w:p>
-      <w:pPr>
-        <w:rPr>
-          <w:sz w:val="28"/>
-        </w:rPr>
-      </w:pPr>
-    </w:p>
-    <w:p>
-      <w:pPr>
-        <w:rPr>
-          <w:sz w:val="28"/>
-        </w:rPr>
-      </w:pPr>
-    </w:p>
-    <w:p>
-      <w:pPr>
-        <w:rPr>
-          <w:sz w:val="28"/>
-        </w:rPr>
-      </w:pPr>
-    </w:p>
-    <w:p>
-      <w:pPr>
-        <w:rPr>
-          <w:sz w:val="36"/>
-        </w:rPr>
-      </w:pPr>
-    </w:p>
-    <w:p>
-      <w:pPr>
-        <w:rPr>
-          <w:sz w:val="36"/>
-        </w:rPr>
-      </w:pPr>
-      <w:r>
-        <w:rPr>
-          <w:sz w:val="36"/>
-        </w:rPr>
-        <w:br w:type="page"/>
-      </w:r>
-    </w:p>
-    <w:p>
-      <w:pPr>
-        <w:pStyle w:val="Heading1"/>
-        <w:rPr>
-          <w:sz w:val="36"/>
-          <w:szCs w:val="36"/>
-        </w:rPr>
-      </w:pPr>
-      <w:bookmarkStart w:id="22" w:name="_Toc232684433"/>
-      <w:r>
-        <w:rPr>
-          <w:sz w:val="36"/>
-          <w:szCs w:val="36"/>
-        </w:rPr>
-        <w:lastRenderedPageBreak/>
-        <w:t xml:space="preserve">V. </w:t>
-      </w:r>
-      <w:r>
-        <w:rPr>
-          <w:sz w:val="36"/>
-          <w:szCs w:val="36"/>
-        </w:rPr>
-        <w:t>Operation Instructions</w:t>
-      </w:r>
-      <w:bookmarkEnd w:id="22"/>
-    </w:p>
-    <w:p>
-      <w:pPr>
-        <w:pStyle w:val="Heading2"/>
-        <w:rPr>
-          <w:sz w:val="28"/>
-          <w:szCs w:val="28"/>
-        </w:rPr>
-      </w:pPr>
-      <w:bookmarkStart w:id="23" w:name="_Toc232684434"/>
-      <w:r>
-        <w:rPr>
-          <w:sz w:val="28"/>
-          <w:szCs w:val="28"/>
-        </w:rPr>
-        <w:t>STEP 1: Open the app</w:t>
-      </w:r>
-      <w:r>
-        <w:rPr>
-          <w:sz w:val="28"/>
-          <w:szCs w:val="28"/>
-        </w:rPr>
-        <w:t xml:space="preserve"> and initialize connections</w:t>
-      </w:r>
-      <w:r>
-        <w:rPr>
-          <w:sz w:val="28"/>
-          <w:szCs w:val="28"/>
-        </w:rPr>
-        <w:t>.</w:t>
-      </w:r>
-      <w:bookmarkEnd w:id="23"/>
-    </w:p>
-    <w:p>
-      <w:pPr>
-        <w:rPr>
-          <w:sz w:val="28"/>
-          <w:szCs w:val="28"/>
-        </w:rPr>
-      </w:pPr>
-      <w:r>
-        <w:rPr>
-          <w:sz w:val="28"/>
-          <w:szCs w:val="28"/>
-        </w:rPr>
-        <w:t>+ Click on the application.</w:t>
-      </w:r>
-    </w:p>
-    <w:p>
-      <w:pPr>
-        <w:rPr>
-          <w:sz w:val="28"/>
-          <w:szCs w:val="28"/>
-        </w:rPr>
-      </w:pPr>
-      <w:r>
-        <w:rPr>
-          <w:noProof/>
-          <w:sz w:val="28"/>
-          <w:szCs w:val="28"/>
-          <w:lang w:eastAsia="zh-CN"/>
-        </w:rPr>
-        <w:drawing>
-          <wp:inline distT="0" distB="0" distL="0" distR="0" wp14:anchorId="603B8A4B" wp14:editId="67354AFE">
-            <wp:extent cx="1173480" cy="1376883"/>
-            <wp:effectExtent l="0" t="0" r="7620" b="0"/>
-            <wp:docPr id="80" name="Picture 80"/>
-            <wp:cNvGraphicFramePr>
-              <a:graphicFrameLocks xmlns:a="http://schemas.openxmlformats.org/drawingml/2006/main" noChangeAspect="1"/>
-            </wp:cNvGraphicFramePr>
-            <a:graphic xmlns:a="http://schemas.openxmlformats.org/drawingml/2006/main">
-              <a:graphicData uri="http://schemas.openxmlformats.org/drawingml/2006/picture">
-                <pic:pic xmlns:pic="http://schemas.openxmlformats.org/drawingml/2006/picture">
-                  <pic:nvPicPr>
-                    <pic:cNvPr id="1" name=""/>
-                    <pic:cNvPicPr/>
-                  </pic:nvPicPr>
-                  <pic:blipFill rotWithShape="1">
-                    <a:blip r:embed="rId57"/>
-                    <a:srcRect l="29681" t="24451" r="67884" b="65390"/>
-                    <a:stretch/>
-                  </pic:blipFill>
-                  <pic:spPr bwMode="auto">
-                    <a:xfrm>
-                      <a:off x="0" y="0"/>
-                      <a:ext cx="1181695" cy="1386522"/>
-                    </a:xfrm>
-                    <a:prstGeom prst="rect">
-                      <a:avLst/>
-                    </a:prstGeom>
-                    <a:ln>
-                      <a:noFill/>
-                    </a:ln>
-                    <a:extLst>
-                      <a:ext uri="{53640926-AAD7-44D8-BBD7-CCE9431645EC}">
-                        <a14:shadowObscured xmlns:a14="http://schemas.microsoft.com/office/drawing/2010/main"/>
-                      </a:ext>
-                    </a:extLst>
-                  </pic:spPr>
-                </pic:pic>
-              </a:graphicData>
-            </a:graphic>
-          </wp:inline>
-        </w:drawing>
-      </w:r>
-    </w:p>
-    <w:p>
-      <w:pPr>
-        <w:rPr>
-          <w:sz w:val="28"/>
-          <w:szCs w:val="28"/>
-        </w:rPr>
-      </w:pPr>
-      <w:r>
-        <w:rPr>
-          <w:sz w:val="28"/>
-          <w:szCs w:val="28"/>
-        </w:rPr>
-        <w:br/>
-      </w:r>
-      <w:r>
-        <w:rPr>
-          <w:sz w:val="28"/>
-          <w:szCs w:val="28"/>
-        </w:rPr>
-        <w:t xml:space="preserve">+ </w:t>
-      </w:r>
-      <w:r>
-        <w:rPr>
-          <w:sz w:val="28"/>
-          <w:szCs w:val="28"/>
-        </w:rPr>
-        <w:t xml:space="preserve">When the interface first loads, </w:t>
-      </w:r>
-      <w:r>
-        <w:rPr>
-          <w:sz w:val="28"/>
-          <w:szCs w:val="28"/>
-        </w:rPr>
-        <w:t>switch to Devices Tab</w:t>
-      </w:r>
-      <w:r>
-        <w:rPr>
-          <w:sz w:val="28"/>
-          <w:szCs w:val="28"/>
-        </w:rPr>
-        <w:t xml:space="preserve"> to initialize connections. </w:t>
-      </w:r>
-    </w:p>
-    <w:p>
-      <w:pPr>
-        <w:jc w:val="center"/>
-        <w:rPr>
-          <w:sz w:val="28"/>
-          <w:szCs w:val="28"/>
-        </w:rPr>
-      </w:pPr>
-      <w:r>
-        <w:rPr>
-          <w:noProof/>
-          <w:sz w:val="28"/>
-          <w:szCs w:val="28"/>
-          <w:lang w:eastAsia="zh-CN"/>
-        </w:rPr>
-        <w:drawing>
-          <wp:inline distT="0" distB="0" distL="0" distR="0" wp14:anchorId="028AEAC3" wp14:editId="265CF151">
-            <wp:extent cx="5486400" cy="4036695"/>
-            <wp:effectExtent l="0" t="0" r="0" b="1905"/>
-            <wp:docPr id="83" name="Picture 83"/>
-            <wp:cNvGraphicFramePr>
-              <a:graphicFrameLocks xmlns:a="http://schemas.openxmlformats.org/drawingml/2006/main" noChangeAspect="1"/>
-            </wp:cNvGraphicFramePr>
-            <a:graphic xmlns:a="http://schemas.openxmlformats.org/drawingml/2006/main">
-              <a:graphicData uri="http://schemas.openxmlformats.org/drawingml/2006/picture">
-                <pic:pic xmlns:pic="http://schemas.openxmlformats.org/drawingml/2006/picture">
-                  <pic:nvPicPr>
-                    <pic:cNvPr id="1" name=""/>
-                    <pic:cNvPicPr/>
-                  </pic:nvPicPr>
-                  <pic:blipFill>
-                    <a:blip r:embed="rId58"/>
-                    <a:stretch>
-                      <a:fillRect/>
-                    </a:stretch>
-                  </pic:blipFill>
-                  <pic:spPr>
-                    <a:xfrm>
-                      <a:off x="0" y="0"/>
-                      <a:ext cx="5486400" cy="4036695"/>
-                    </a:xfrm>
-                    <a:prstGeom prst="rect">
-                      <a:avLst/>
-                    </a:prstGeom>
-                  </pic:spPr>
-                </pic:pic>
-              </a:graphicData>
-            </a:graphic>
-          </wp:inline>
-        </w:drawing>
-      </w:r>
-    </w:p>
-    <w:p>
-      <w:pPr>
-        <w:jc w:val="center"/>
-        <w:rPr>
-          <w:sz w:val="28"/>
-          <w:szCs w:val="28"/>
-        </w:rPr>
-      </w:pPr>
-      <w:r>
-        <w:rPr>
-          <w:b/>
-          <w:sz w:val="28"/>
-          <w:szCs w:val="28"/>
-        </w:rPr>
-        <w:t xml:space="preserve">Figure 5.1: </w:t>
-      </w:r>
-      <w:r>
-        <w:rPr>
-          <w:sz w:val="28"/>
-          <w:szCs w:val="28"/>
-        </w:rPr>
-        <w:t>Interface first loads</w:t>
-      </w:r>
-      <w:r>
-        <w:rPr>
-          <w:sz w:val="28"/>
-          <w:szCs w:val="28"/>
-        </w:rPr>
-        <w:t>.</w:t>
-      </w:r>
-    </w:p>
-    <w:p>
-      <w:pPr>
-        <w:rPr>
-          <w:sz w:val="28"/>
-          <w:szCs w:val="28"/>
-        </w:rPr>
-      </w:pPr>
-      <w:r>
-        <w:rPr>
-          <w:sz w:val="28"/>
-          <w:szCs w:val="28"/>
-        </w:rPr>
-        <w:lastRenderedPageBreak/>
-        <w:t xml:space="preserve">+ </w:t>
-      </w:r>
-      <w:r>
-        <w:rPr>
-          <w:sz w:val="28"/>
-          <w:szCs w:val="28"/>
-        </w:rPr>
-        <w:t>At this point, you can either search for available IPs or manually enter the Robot's IP address and the communication port.</w:t>
-      </w:r>
-    </w:p>
-    <w:p>
-      <w:pPr>
-        <w:jc w:val="center"/>
-        <w:rPr>
-          <w:sz w:val="28"/>
-          <w:szCs w:val="28"/>
-        </w:rPr>
-      </w:pPr>
-      <w:r>
-        <w:rPr>
-          <w:noProof/>
-          <w:sz w:val="28"/>
-          <w:szCs w:val="28"/>
-          <w:lang w:eastAsia="zh-CN"/>
-        </w:rPr>
-        <w:drawing>
-          <wp:inline distT="0" distB="0" distL="0" distR="0" wp14:anchorId="56A265ED" wp14:editId="2F2D1A1A">
-            <wp:extent cx="5486400" cy="4070985"/>
-            <wp:effectExtent l="0" t="0" r="0" b="5715"/>
-            <wp:docPr id="85" name="Picture 85"/>
-            <wp:cNvGraphicFramePr>
-              <a:graphicFrameLocks xmlns:a="http://schemas.openxmlformats.org/drawingml/2006/main" noChangeAspect="1"/>
-            </wp:cNvGraphicFramePr>
-            <a:graphic xmlns:a="http://schemas.openxmlformats.org/drawingml/2006/main">
-              <a:graphicData uri="http://schemas.openxmlformats.org/drawingml/2006/picture">
-                <pic:pic xmlns:pic="http://schemas.openxmlformats.org/drawingml/2006/picture">
-                  <pic:nvPicPr>
-                    <pic:cNvPr id="1" name=""/>
-                    <pic:cNvPicPr/>
-                  </pic:nvPicPr>
-                  <pic:blipFill>
-                    <a:blip r:embed="rId59"/>
-                    <a:stretch>
-                      <a:fillRect/>
-                    </a:stretch>
-                  </pic:blipFill>
-                  <pic:spPr>
-                    <a:xfrm>
-                      <a:off x="0" y="0"/>
-                      <a:ext cx="5486400" cy="4070985"/>
-                    </a:xfrm>
-                    <a:prstGeom prst="rect">
-                      <a:avLst/>
-                    </a:prstGeom>
-                  </pic:spPr>
-                </pic:pic>
-              </a:graphicData>
-            </a:graphic>
-          </wp:inline>
-        </w:drawing>
-      </w:r>
-    </w:p>
-    <w:p>
-      <w:pPr>
-        <w:jc w:val="center"/>
-        <w:rPr>
-          <w:sz w:val="28"/>
-          <w:szCs w:val="28"/>
-        </w:rPr>
-      </w:pPr>
-      <w:r>
-        <w:rPr>
-          <w:b/>
-          <w:sz w:val="28"/>
-          <w:szCs w:val="28"/>
-        </w:rPr>
-        <w:t xml:space="preserve">Figure 5.2: </w:t>
-      </w:r>
-      <w:r>
-        <w:rPr>
-          <w:sz w:val="28"/>
-          <w:szCs w:val="28"/>
-        </w:rPr>
-        <w:t>Assign IP Address.</w:t>
-      </w:r>
-    </w:p>
-    <w:p>
-      <w:pPr>
-        <w:rPr>
-          <w:sz w:val="28"/>
-          <w:szCs w:val="28"/>
-        </w:rPr>
-      </w:pPr>
-      <w:r>
-        <w:rPr>
-          <w:sz w:val="28"/>
-          <w:szCs w:val="28"/>
-        </w:rPr>
-        <w:t>- Robot</w:t>
-      </w:r>
-      <w:r>
-        <w:rPr>
-          <w:sz w:val="28"/>
-          <w:szCs w:val="28"/>
-        </w:rPr>
-        <w:t xml:space="preserve"> IP: 172.16.100.200</w:t>
-      </w:r>
-      <w:r>
-        <w:rPr>
-          <w:sz w:val="28"/>
-          <w:szCs w:val="28"/>
-        </w:rPr>
-        <w:t xml:space="preserve"> (Can be found in Robot Control Panel)</w:t>
-      </w:r>
-      <w:r>
-        <w:rPr>
-          <w:sz w:val="28"/>
-          <w:szCs w:val="28"/>
-        </w:rPr>
-        <w:t>.</w:t>
-      </w:r>
-      <w:r>
-        <w:rPr>
-          <w:sz w:val="28"/>
-          <w:szCs w:val="28"/>
-        </w:rPr>
-        <w:br/>
-        <w:t>- Port: 502</w:t>
-      </w:r>
-      <w:r>
-        <w:rPr>
-          <w:sz w:val="28"/>
-          <w:szCs w:val="28"/>
-        </w:rPr>
-        <w:t xml:space="preserve"> (Can be found in Robot Control Panel)</w:t>
-      </w:r>
-      <w:r>
-        <w:rPr>
-          <w:sz w:val="28"/>
-          <w:szCs w:val="28"/>
-        </w:rPr>
-        <w:t>.</w:t>
-      </w:r>
-      <w:r>
-        <w:rPr>
-          <w:sz w:val="28"/>
-          <w:szCs w:val="28"/>
-        </w:rPr>
-        <w:br/>
-        <w:t>- PLC IP: 172.16.100.100</w:t>
-      </w:r>
-      <w:r>
-        <w:rPr>
-          <w:sz w:val="28"/>
-          <w:szCs w:val="28"/>
-        </w:rPr>
-        <w:t>(Base on PLC config)</w:t>
-      </w:r>
-      <w:r>
-        <w:rPr>
-          <w:sz w:val="28"/>
-          <w:szCs w:val="28"/>
-        </w:rPr>
-        <w:t>.</w:t>
-      </w:r>
-      <w:r>
-        <w:rPr>
-          <w:sz w:val="28"/>
-          <w:szCs w:val="28"/>
-        </w:rPr>
-        <w:br/>
-      </w:r>
-      <w:r>
-        <w:rPr>
-          <w:sz w:val="28"/>
-          <w:szCs w:val="28"/>
-        </w:rPr>
-        <w:t xml:space="preserve">+ </w:t>
-      </w:r>
-      <w:r>
-        <w:rPr>
-          <w:sz w:val="28"/>
-          <w:szCs w:val="28"/>
-        </w:rPr>
-        <w:t xml:space="preserve">Once all connections are successful, return to the </w:t>
-      </w:r>
-      <w:r>
-        <w:rPr>
-          <w:sz w:val="28"/>
-          <w:szCs w:val="28"/>
-        </w:rPr>
-        <w:t>Production Tab</w:t>
-      </w:r>
-      <w:r>
-        <w:rPr>
-          <w:sz w:val="28"/>
-          <w:szCs w:val="28"/>
-        </w:rPr>
-        <w:t>.</w:t>
-      </w:r>
-      <w:r>
-        <w:rPr>
-          <w:sz w:val="28"/>
-          <w:szCs w:val="28"/>
-        </w:rPr>
-        <w:br/>
-      </w:r>
-    </w:p>
-    <w:p>
-      <w:pPr>
-        <w:rPr>
-          <w:sz w:val="28"/>
-          <w:szCs w:val="28"/>
-        </w:rPr>
-      </w:pPr>
-    </w:p>
-    <w:p>
-      <w:pPr>
-        <w:rPr>
-          <w:b/>
-          <w:sz w:val="28"/>
-          <w:szCs w:val="28"/>
-        </w:rPr>
-      </w:pPr>
-      <w:r>
-        <w:rPr>
-          <w:b/>
-          <w:sz w:val="28"/>
-          <w:szCs w:val="28"/>
-        </w:rPr>
-        <w:br w:type="page"/>
-      </w:r>
-    </w:p>
-    <w:p>
-      <w:pPr>
-        <w:pStyle w:val="Heading2"/>
-        <w:rPr>
-          <w:sz w:val="32"/>
-          <w:szCs w:val="28"/>
-        </w:rPr>
-      </w:pPr>
-      <w:bookmarkStart w:id="24" w:name="_Toc232684435"/>
-      <w:r>
-        <w:rPr>
-          <w:sz w:val="32"/>
-          <w:szCs w:val="28"/>
-        </w:rPr>
-        <w:lastRenderedPageBreak/>
-        <w:t xml:space="preserve">STEP 2: </w:t>
-      </w:r>
-      <w:r>
-        <w:rPr>
-          <w:sz w:val="32"/>
-          <w:szCs w:val="28"/>
-        </w:rPr>
-        <w:t>Setup Material and Box data.</w:t>
-      </w:r>
-      <w:bookmarkEnd w:id="24"/>
-    </w:p>
-    <w:p>
-      <w:pPr>
-        <w:rPr>
-          <w:sz w:val="28"/>
-          <w:szCs w:val="28"/>
-        </w:rPr>
-      </w:pPr>
-      <w:r>
-        <w:rPr>
-          <w:sz w:val="28"/>
-          <w:szCs w:val="28"/>
-        </w:rPr>
-        <w:t xml:space="preserve">+ </w:t>
-      </w:r>
-      <w:r>
-        <w:rPr>
-          <w:sz w:val="28"/>
-          <w:szCs w:val="28"/>
-        </w:rPr>
-        <w:t xml:space="preserve">At the </w:t>
-      </w:r>
-      <w:r>
-        <w:rPr>
-          <w:sz w:val="28"/>
-          <w:szCs w:val="28"/>
-        </w:rPr>
-        <w:t>Production</w:t>
-      </w:r>
-      <w:r>
-        <w:rPr>
-          <w:sz w:val="28"/>
-          <w:szCs w:val="28"/>
-        </w:rPr>
-        <w:t xml:space="preserve"> Tab</w:t>
-      </w:r>
-      <w:r>
-        <w:rPr>
-          <w:sz w:val="28"/>
-          <w:szCs w:val="28"/>
-        </w:rPr>
-        <w:t xml:space="preserve">, </w:t>
-      </w:r>
-      <w:r>
-        <w:rPr>
-          <w:sz w:val="28"/>
-          <w:szCs w:val="28"/>
-        </w:rPr>
-        <w:t>click on the Input Data button to open Input Data Tab</w:t>
-      </w:r>
-      <w:r>
-        <w:rPr>
-          <w:sz w:val="28"/>
-          <w:szCs w:val="28"/>
-        </w:rPr>
-        <w:t>.</w:t>
-      </w:r>
-    </w:p>
-    <w:p>
-      <w:pPr>
-        <w:jc w:val="center"/>
-        <w:rPr>
-          <w:sz w:val="28"/>
-          <w:szCs w:val="28"/>
-        </w:rPr>
-      </w:pPr>
-      <w:r>
-        <w:rPr>
-          <w:noProof/>
-          <w:sz w:val="28"/>
-          <w:szCs w:val="28"/>
-          <w:lang w:eastAsia="zh-CN"/>
-        </w:rPr>
-        <w:drawing>
-          <wp:inline distT="0" distB="0" distL="0" distR="0" wp14:anchorId="704F2B96" wp14:editId="28481906">
-            <wp:extent cx="5486400" cy="4049395"/>
-            <wp:effectExtent l="0" t="0" r="0" b="8255"/>
-            <wp:docPr id="87" name="Picture 87"/>
-            <wp:cNvGraphicFramePr>
-              <a:graphicFrameLocks xmlns:a="http://schemas.openxmlformats.org/drawingml/2006/main" noChangeAspect="1"/>
-            </wp:cNvGraphicFramePr>
-            <a:graphic xmlns:a="http://schemas.openxmlformats.org/drawingml/2006/main">
-              <a:graphicData uri="http://schemas.openxmlformats.org/drawingml/2006/picture">
-                <pic:pic xmlns:pic="http://schemas.openxmlformats.org/drawingml/2006/picture">
-                  <pic:nvPicPr>
-                    <pic:cNvPr id="1" name=""/>
-                    <pic:cNvPicPr/>
-                  </pic:nvPicPr>
-                  <pic:blipFill>
-                    <a:blip r:embed="rId60"/>
-                    <a:stretch>
-                      <a:fillRect/>
-                    </a:stretch>
-                  </pic:blipFill>
-                  <pic:spPr>
-                    <a:xfrm>
-                      <a:off x="0" y="0"/>
-                      <a:ext cx="5486400" cy="4049395"/>
-                    </a:xfrm>
-                    <a:prstGeom prst="rect">
-                      <a:avLst/>
-                    </a:prstGeom>
-                  </pic:spPr>
-                </pic:pic>
-              </a:graphicData>
-            </a:graphic>
-          </wp:inline>
-        </w:drawing>
-      </w:r>
-    </w:p>
-    <w:p>
-      <w:pPr>
-        <w:jc w:val="center"/>
-        <w:rPr>
-          <w:sz w:val="28"/>
-          <w:szCs w:val="28"/>
-        </w:rPr>
-      </w:pPr>
-      <w:r>
-        <w:rPr>
-          <w:b/>
-          <w:sz w:val="28"/>
-          <w:szCs w:val="28"/>
-        </w:rPr>
-        <w:t>Figure 5.</w:t>
-      </w:r>
-      <w:r>
-        <w:rPr>
-          <w:b/>
-          <w:sz w:val="28"/>
-          <w:szCs w:val="28"/>
-        </w:rPr>
-        <w:t>3</w:t>
-      </w:r>
-      <w:r>
-        <w:rPr>
-          <w:b/>
-          <w:sz w:val="28"/>
-          <w:szCs w:val="28"/>
-        </w:rPr>
-        <w:t xml:space="preserve">: </w:t>
-      </w:r>
-      <w:r>
-        <w:rPr>
-          <w:sz w:val="28"/>
-          <w:szCs w:val="28"/>
-        </w:rPr>
-        <w:t>Select Item for Packing Mode</w:t>
-      </w:r>
-      <w:r>
-        <w:rPr>
-          <w:sz w:val="28"/>
-          <w:szCs w:val="28"/>
-        </w:rPr>
-        <w:t>.</w:t>
-      </w:r>
-    </w:p>
-    <w:p>
-      <w:pPr>
-        <w:rPr>
-          <w:sz w:val="28"/>
-          <w:szCs w:val="28"/>
-        </w:rPr>
-      </w:pPr>
-      <w:r>
-        <w:rPr>
-          <w:sz w:val="28"/>
-          <w:szCs w:val="28"/>
-        </w:rPr>
-        <w:t xml:space="preserve">+ </w:t>
-      </w:r>
-      <w:r>
-        <w:rPr>
-          <w:sz w:val="28"/>
-          <w:szCs w:val="28"/>
-        </w:rPr>
-        <w:t xml:space="preserve">After </w:t>
-      </w:r>
-      <w:r>
-        <w:rPr>
-          <w:sz w:val="28"/>
-          <w:szCs w:val="28"/>
-        </w:rPr>
-        <w:t>s</w:t>
-      </w:r>
-      <w:r>
-        <w:rPr>
-          <w:sz w:val="28"/>
-          <w:szCs w:val="28"/>
-        </w:rPr>
-        <w:t>elect</w:t>
-      </w:r>
-      <w:r>
-        <w:rPr>
-          <w:sz w:val="28"/>
-          <w:szCs w:val="28"/>
-        </w:rPr>
-        <w:t xml:space="preserve"> </w:t>
-      </w:r>
-      <w:r>
-        <w:rPr>
-          <w:sz w:val="28"/>
-          <w:szCs w:val="28"/>
-        </w:rPr>
-        <w:t>item</w:t>
-      </w:r>
-      <w:r>
-        <w:rPr>
-          <w:sz w:val="28"/>
-          <w:szCs w:val="28"/>
-        </w:rPr>
-        <w:t>, the default values will popula</w:t>
-      </w:r>
-      <w:r>
-        <w:rPr>
-          <w:sz w:val="28"/>
-          <w:szCs w:val="28"/>
-        </w:rPr>
-        <w:t xml:space="preserve">te the fields for box shape </w:t>
-      </w:r>
-      <w:r>
-        <w:rPr>
-          <w:sz w:val="28"/>
-          <w:szCs w:val="28"/>
-        </w:rPr>
-        <w:t xml:space="preserve">dimensions. Then, press the </w:t>
-      </w:r>
-      <w:r>
-        <w:rPr>
-          <w:sz w:val="28"/>
-          <w:szCs w:val="28"/>
-        </w:rPr>
-        <w:t>Apply Configuration</w:t>
-      </w:r>
-      <w:r>
-        <w:rPr>
-          <w:sz w:val="28"/>
-          <w:szCs w:val="28"/>
-        </w:rPr>
-        <w:t xml:space="preserve"> button and</w:t>
-      </w:r>
-      <w:r>
-        <w:rPr>
-          <w:sz w:val="28"/>
-          <w:szCs w:val="28"/>
-        </w:rPr>
-        <w:t xml:space="preserve"> the system will </w:t>
-      </w:r>
-      <w:r>
-        <w:rPr>
-          <w:sz w:val="28"/>
-          <w:szCs w:val="28"/>
-        </w:rPr>
-        <w:t xml:space="preserve">start </w:t>
-      </w:r>
-      <w:r>
-        <w:rPr>
-          <w:sz w:val="28"/>
-          <w:szCs w:val="28"/>
-        </w:rPr>
-        <w:t>calculate and display th</w:t>
-      </w:r>
-      <w:r>
-        <w:rPr>
-          <w:sz w:val="28"/>
-          <w:szCs w:val="28"/>
-        </w:rPr>
-        <w:t>e Robot's movement trajectory.</w:t>
-      </w:r>
-    </w:p>
-    <w:p>
-      <w:pPr>
-        <w:jc w:val="center"/>
-        <w:rPr>
-          <w:sz w:val="28"/>
-          <w:szCs w:val="28"/>
-        </w:rPr>
-      </w:pPr>
-      <w:r>
-        <w:rPr>
-          <w:noProof/>
-          <w:sz w:val="28"/>
-          <w:szCs w:val="28"/>
-          <w:lang w:eastAsia="zh-CN"/>
-        </w:rPr>
-        <w:lastRenderedPageBreak/>
-        <w:drawing>
-          <wp:inline distT="0" distB="0" distL="0" distR="0" wp14:anchorId="70F4B4A6" wp14:editId="76C32A5B">
-            <wp:extent cx="5486400" cy="4053205"/>
-            <wp:effectExtent l="0" t="0" r="0" b="4445"/>
-            <wp:docPr id="89" name="Picture 89"/>
-            <wp:cNvGraphicFramePr>
-              <a:graphicFrameLocks xmlns:a="http://schemas.openxmlformats.org/drawingml/2006/main" noChangeAspect="1"/>
-            </wp:cNvGraphicFramePr>
-            <a:graphic xmlns:a="http://schemas.openxmlformats.org/drawingml/2006/main">
-              <a:graphicData uri="http://schemas.openxmlformats.org/drawingml/2006/picture">
-                <pic:pic xmlns:pic="http://schemas.openxmlformats.org/drawingml/2006/picture">
-                  <pic:nvPicPr>
-                    <pic:cNvPr id="1" name=""/>
-                    <pic:cNvPicPr/>
-                  </pic:nvPicPr>
-                  <pic:blipFill>
-                    <a:blip r:embed="rId61"/>
-                    <a:stretch>
-                      <a:fillRect/>
-                    </a:stretch>
-                  </pic:blipFill>
-                  <pic:spPr>
-                    <a:xfrm>
-                      <a:off x="0" y="0"/>
-                      <a:ext cx="5486400" cy="4053205"/>
-                    </a:xfrm>
-                    <a:prstGeom prst="rect">
-                      <a:avLst/>
-                    </a:prstGeom>
-                  </pic:spPr>
-                </pic:pic>
-              </a:graphicData>
-            </a:graphic>
-          </wp:inline>
-        </w:drawing>
-      </w:r>
-      <w:r>
-        <w:rPr>
-          <w:sz w:val="28"/>
-          <w:szCs w:val="28"/>
-        </w:rPr>
-        <w:t xml:space="preserve"> </w:t>
-      </w:r>
-    </w:p>
-    <w:p>
-      <w:pPr>
-        <w:jc w:val="center"/>
-        <w:rPr>
-          <w:sz w:val="28"/>
-          <w:szCs w:val="28"/>
-        </w:rPr>
-      </w:pPr>
-      <w:r>
-        <w:rPr>
-          <w:b/>
-          <w:sz w:val="28"/>
-          <w:szCs w:val="28"/>
-        </w:rPr>
-        <w:t xml:space="preserve">Figure 5.4: </w:t>
-      </w:r>
-      <w:r>
-        <w:rPr>
-          <w:sz w:val="28"/>
-          <w:szCs w:val="28"/>
-        </w:rPr>
-        <w:t>After apply data.</w:t>
-      </w:r>
-    </w:p>
-    <w:p>
-      <w:pPr>
-        <w:rPr>
-          <w:b/>
-          <w:sz w:val="28"/>
-          <w:szCs w:val="28"/>
-        </w:rPr>
-      </w:pPr>
-      <w:r>
-        <w:rPr>
-          <w:sz w:val="28"/>
-          <w:szCs w:val="28"/>
-        </w:rPr>
-        <w:t>+ (If Presser is Active) E</w:t>
-      </w:r>
-      <w:r>
-        <w:rPr>
-          <w:sz w:val="28"/>
-          <w:szCs w:val="28"/>
-        </w:rPr>
-        <w:t xml:space="preserve">nsure the box is placed correctly. Misalignment may cause the pressing unit to damage the box. To adjust, go to the </w:t>
-      </w:r>
-      <w:r>
-        <w:rPr>
-          <w:sz w:val="28"/>
-          <w:szCs w:val="28"/>
-        </w:rPr>
-        <w:t>Presser P</w:t>
-      </w:r>
-      <w:r>
-        <w:rPr>
-          <w:sz w:val="28"/>
-          <w:szCs w:val="28"/>
-        </w:rPr>
-        <w:t xml:space="preserve">anel and press R.Presser F.B or L.Presser F.B to extend the press. Then, press either L.Presser U.D or R.Presser U.D (*Only press one if the box needs adjustment) to lower the </w:t>
-      </w:r>
-      <w:r>
-        <w:rPr>
-          <w:sz w:val="28"/>
-          <w:szCs w:val="28"/>
-        </w:rPr>
-        <w:t>press.</w:t>
-      </w:r>
-      <w:r>
-        <w:rPr>
-          <w:sz w:val="28"/>
-          <w:szCs w:val="28"/>
-        </w:rPr>
-        <w:br/>
-      </w:r>
-    </w:p>
-    <w:p>
-      <w:pPr>
-        <w:rPr>
-          <w:sz w:val="28"/>
-          <w:szCs w:val="28"/>
-        </w:rPr>
-      </w:pPr>
-      <w:r>
-        <w:rPr>
-          <w:sz w:val="28"/>
-          <w:szCs w:val="28"/>
-        </w:rPr>
-        <w:br w:type="page"/>
-      </w:r>
-    </w:p>
-    <w:p>
-      <w:pPr>
-        <w:pStyle w:val="Heading2"/>
-        <w:rPr>
-          <w:sz w:val="32"/>
-          <w:szCs w:val="28"/>
-        </w:rPr>
-      </w:pPr>
-      <w:bookmarkStart w:id="25" w:name="_Toc232684436"/>
-      <w:r>
-        <w:rPr>
-          <w:sz w:val="32"/>
-          <w:szCs w:val="28"/>
-        </w:rPr>
-        <w:lastRenderedPageBreak/>
-        <w:t>STEP 3: Prepare the Conveyor</w:t>
-      </w:r>
-      <w:r>
-        <w:rPr>
-          <w:sz w:val="32"/>
-          <w:szCs w:val="28"/>
-        </w:rPr>
-        <w:t>.</w:t>
-      </w:r>
-      <w:bookmarkEnd w:id="25"/>
-    </w:p>
-    <w:p>
-      <w:pPr>
-        <w:rPr>
-          <w:sz w:val="28"/>
-          <w:szCs w:val="28"/>
-        </w:rPr>
-      </w:pPr>
-      <w:r>
-        <w:rPr>
-          <w:sz w:val="28"/>
-          <w:szCs w:val="28"/>
-        </w:rPr>
-        <w:t xml:space="preserve">+ Afterward, test if the conveyor is operational by going back to the </w:t>
-      </w:r>
-      <w:r>
-        <w:rPr>
-          <w:sz w:val="28"/>
-          <w:szCs w:val="28"/>
-        </w:rPr>
-        <w:t>Production Tab</w:t>
-      </w:r>
-      <w:r>
-        <w:rPr>
-          <w:sz w:val="28"/>
-          <w:szCs w:val="28"/>
-        </w:rPr>
-        <w:t>. In the Option section, choose "Conveyor" to configure conveyor settings.</w:t>
-      </w:r>
-    </w:p>
-    <w:p>
-      <w:pPr>
-        <w:jc w:val="center"/>
-        <w:rPr>
-          <w:sz w:val="28"/>
-          <w:szCs w:val="28"/>
-        </w:rPr>
-      </w:pPr>
-      <w:r>
-        <w:rPr>
-          <w:noProof/>
-          <w:sz w:val="28"/>
-          <w:szCs w:val="28"/>
-          <w:lang w:eastAsia="zh-CN"/>
-        </w:rPr>
-        <w:drawing>
-          <wp:inline distT="0" distB="0" distL="0" distR="0" wp14:anchorId="383CCE2F" wp14:editId="0FBEB4EC">
-            <wp:extent cx="5486400" cy="4055110"/>
-            <wp:effectExtent l="0" t="0" r="0" b="2540"/>
-            <wp:docPr id="90" name="Picture 90"/>
-            <wp:cNvGraphicFramePr>
-              <a:graphicFrameLocks xmlns:a="http://schemas.openxmlformats.org/drawingml/2006/main" noChangeAspect="1"/>
-            </wp:cNvGraphicFramePr>
-            <a:graphic xmlns:a="http://schemas.openxmlformats.org/drawingml/2006/main">
-              <a:graphicData uri="http://schemas.openxmlformats.org/drawingml/2006/picture">
-                <pic:pic xmlns:pic="http://schemas.openxmlformats.org/drawingml/2006/picture">
-                  <pic:nvPicPr>
-                    <pic:cNvPr id="1" name=""/>
-                    <pic:cNvPicPr/>
-                  </pic:nvPicPr>
-                  <pic:blipFill>
-                    <a:blip r:embed="rId62"/>
-                    <a:stretch>
-                      <a:fillRect/>
-                    </a:stretch>
-                  </pic:blipFill>
-                  <pic:spPr>
-                    <a:xfrm>
-                      <a:off x="0" y="0"/>
-                      <a:ext cx="5486400" cy="4055110"/>
-                    </a:xfrm>
-                    <a:prstGeom prst="rect">
-                      <a:avLst/>
-                    </a:prstGeom>
-                  </pic:spPr>
-                </pic:pic>
-              </a:graphicData>
-            </a:graphic>
-          </wp:inline>
-        </w:drawing>
-      </w:r>
-    </w:p>
-    <w:p>
-      <w:pPr>
-        <w:jc w:val="center"/>
-        <w:rPr>
-          <w:sz w:val="28"/>
-          <w:szCs w:val="28"/>
-        </w:rPr>
-      </w:pPr>
-      <w:r>
-        <w:rPr>
-          <w:b/>
-          <w:sz w:val="28"/>
-          <w:szCs w:val="28"/>
-        </w:rPr>
-        <w:t>Figure 5.</w:t>
-      </w:r>
-      <w:r>
-        <w:rPr>
-          <w:b/>
-          <w:sz w:val="28"/>
-          <w:szCs w:val="28"/>
-        </w:rPr>
-        <w:t>5</w:t>
-      </w:r>
-      <w:r>
-        <w:rPr>
-          <w:b/>
-          <w:sz w:val="28"/>
-          <w:szCs w:val="28"/>
-        </w:rPr>
-        <w:t xml:space="preserve">: </w:t>
-      </w:r>
-      <w:r>
-        <w:rPr>
-          <w:sz w:val="28"/>
-          <w:szCs w:val="28"/>
-        </w:rPr>
-        <w:t>Start Conveyor</w:t>
-      </w:r>
-      <w:r>
-        <w:rPr>
-          <w:sz w:val="28"/>
-          <w:szCs w:val="28"/>
-        </w:rPr>
-        <w:t>.</w:t>
-      </w:r>
-    </w:p>
-    <w:p>
-      <w:pPr>
-        <w:rPr>
-          <w:b/>
-          <w:sz w:val="28"/>
-          <w:szCs w:val="28"/>
-        </w:rPr>
-      </w:pPr>
-      <w:r>
-        <w:rPr>
-          <w:sz w:val="28"/>
-          <w:szCs w:val="28"/>
-        </w:rPr>
-        <w:t xml:space="preserve">+ </w:t>
-      </w:r>
-      <w:r>
-        <w:rPr>
-          <w:sz w:val="28"/>
-          <w:szCs w:val="28"/>
-        </w:rPr>
-        <w:t xml:space="preserve">Adjust the </w:t>
-      </w:r>
-      <w:r>
-        <w:rPr>
-          <w:sz w:val="28"/>
-          <w:szCs w:val="28"/>
-        </w:rPr>
-        <w:t xml:space="preserve">conveyor </w:t>
-      </w:r>
-      <w:r>
-        <w:rPr>
-          <w:sz w:val="28"/>
-          <w:szCs w:val="28"/>
-        </w:rPr>
-        <w:t xml:space="preserve">speed according to </w:t>
-      </w:r>
-      <w:r>
-        <w:rPr>
-          <w:sz w:val="28"/>
-          <w:szCs w:val="28"/>
-        </w:rPr>
-        <w:t xml:space="preserve">Extruder Speed </w:t>
-      </w:r>
-      <w:r>
-        <w:rPr>
-          <w:sz w:val="28"/>
-          <w:szCs w:val="28"/>
-        </w:rPr>
-        <w:t xml:space="preserve">(recommended range: </w:t>
-      </w:r>
-      <w:r>
-        <w:rPr>
-          <w:sz w:val="28"/>
-          <w:szCs w:val="28"/>
-        </w:rPr>
-        <w:t>55</w:t>
-      </w:r>
-      <w:r>
-        <w:rPr>
-          <w:sz w:val="28"/>
-          <w:szCs w:val="28"/>
-        </w:rPr>
-        <w:t xml:space="preserve"> - 150 mm/s for</w:t>
-      </w:r>
-      <w:r>
-        <w:rPr>
-          <w:sz w:val="28"/>
-          <w:szCs w:val="28"/>
-        </w:rPr>
-        <w:t xml:space="preserve"> best synchronization). Press C</w:t>
-      </w:r>
-      <w:r>
-        <w:rPr>
-          <w:sz w:val="28"/>
-          <w:szCs w:val="28"/>
-        </w:rPr>
-        <w:t>W to pull materials onto the conveyor or C</w:t>
-      </w:r>
-      <w:r>
-        <w:rPr>
-          <w:sz w:val="28"/>
-          <w:szCs w:val="28"/>
-        </w:rPr>
-        <w:t>C</w:t>
-      </w:r>
-      <w:r>
-        <w:rPr>
-          <w:sz w:val="28"/>
-          <w:szCs w:val="28"/>
-        </w:rPr>
-        <w:t>W to push them backward</w:t>
-      </w:r>
-      <w:r>
-        <w:rPr>
-          <w:sz w:val="28"/>
-          <w:szCs w:val="28"/>
-        </w:rPr>
-        <w:t>. Load</w:t>
-      </w:r>
-      <w:r>
-        <w:rPr>
-          <w:sz w:val="28"/>
-          <w:szCs w:val="28"/>
-        </w:rPr>
-        <w:t xml:space="preserve"> materials onto the conveyor. Manually toggle the convey</w:t>
-      </w:r>
-      <w:r>
-        <w:rPr>
-          <w:sz w:val="28"/>
-          <w:szCs w:val="28"/>
-        </w:rPr>
-        <w:t>or to avoid material breakage.</w:t>
-      </w:r>
-      <w:r>
-        <w:rPr>
-          <w:sz w:val="28"/>
-          <w:szCs w:val="28"/>
-        </w:rPr>
-        <w:br/>
-      </w:r>
-    </w:p>
-    <w:p>
-      <w:pPr>
-        <w:rPr>
-          <w:b/>
-          <w:sz w:val="28"/>
-          <w:szCs w:val="28"/>
-        </w:rPr>
-      </w:pPr>
-      <w:r>
-        <w:rPr>
-          <w:b/>
-          <w:sz w:val="28"/>
-          <w:szCs w:val="28"/>
-        </w:rPr>
-        <w:br w:type="page"/>
-      </w:r>
-    </w:p>
-    <w:p>
-      <w:pPr>
-        <w:pStyle w:val="Heading2"/>
-        <w:rPr>
-          <w:sz w:val="32"/>
-          <w:szCs w:val="28"/>
-        </w:rPr>
-      </w:pPr>
-      <w:bookmarkStart w:id="26" w:name="_Toc232684437"/>
-      <w:r>
-        <w:rPr>
-          <w:sz w:val="32"/>
-          <w:szCs w:val="28"/>
-        </w:rPr>
-        <w:lastRenderedPageBreak/>
-        <w:t>STEP 4: Start Packing.</w:t>
-      </w:r>
-      <w:bookmarkEnd w:id="26"/>
-    </w:p>
-    <w:p>
-      <w:pPr>
-        <w:rPr>
-          <w:sz w:val="28"/>
-          <w:szCs w:val="28"/>
-        </w:rPr>
-      </w:pPr>
-      <w:r>
-        <w:rPr>
-          <w:sz w:val="28"/>
-          <w:szCs w:val="28"/>
-        </w:rPr>
-        <w:t xml:space="preserve">+ </w:t>
-      </w:r>
-      <w:r>
-        <w:rPr>
-          <w:sz w:val="28"/>
-          <w:szCs w:val="28"/>
-        </w:rPr>
-        <w:t xml:space="preserve">Once all preparations are complete, switch to the </w:t>
-      </w:r>
-      <w:r>
-        <w:rPr>
-          <w:sz w:val="28"/>
-          <w:szCs w:val="28"/>
-        </w:rPr>
-        <w:t>Operation Tab</w:t>
-      </w:r>
-      <w:r>
-        <w:rPr>
-          <w:sz w:val="28"/>
-          <w:szCs w:val="28"/>
-        </w:rPr>
-        <w:t xml:space="preserve"> to begin the operation. Press Start. The Robot will return to its Home position, then move to P1 (starting point). After about </w:t>
-      </w:r>
-      <w:r>
-        <w:rPr>
-          <w:sz w:val="28"/>
-          <w:szCs w:val="28"/>
-        </w:rPr>
-        <w:t>1</w:t>
-      </w:r>
-      <w:r>
-        <w:rPr>
-          <w:sz w:val="28"/>
-          <w:szCs w:val="28"/>
-        </w:rPr>
-        <w:t xml:space="preserve"> seconds, the </w:t>
-      </w:r>
-      <w:r>
-        <w:rPr>
-          <w:sz w:val="28"/>
-          <w:szCs w:val="28"/>
-        </w:rPr>
-        <w:t>Packing</w:t>
-      </w:r>
-      <w:r>
-        <w:rPr>
-          <w:sz w:val="28"/>
-          <w:szCs w:val="28"/>
-        </w:rPr>
-        <w:t xml:space="preserve"> operation will </w:t>
-      </w:r>
-      <w:r>
-        <w:rPr>
-          <w:sz w:val="28"/>
-          <w:szCs w:val="28"/>
-        </w:rPr>
-        <w:t>start</w:t>
-      </w:r>
-      <w:r>
-        <w:rPr>
-          <w:sz w:val="28"/>
-          <w:szCs w:val="28"/>
-        </w:rPr>
-        <w:t>.</w:t>
-      </w:r>
-    </w:p>
-    <w:p>
-      <w:pPr>
-        <w:jc w:val="center"/>
-        <w:rPr>
-          <w:sz w:val="28"/>
-          <w:szCs w:val="28"/>
-        </w:rPr>
-      </w:pPr>
-      <w:r>
-        <w:rPr>
-          <w:noProof/>
-          <w:sz w:val="28"/>
-          <w:szCs w:val="28"/>
-          <w:lang w:eastAsia="zh-CN"/>
-        </w:rPr>
-        <w:drawing>
-          <wp:inline distT="0" distB="0" distL="0" distR="0" wp14:anchorId="0ADF65ED" wp14:editId="4E983768">
-            <wp:extent cx="5486400" cy="4038600"/>
-            <wp:effectExtent l="0" t="0" r="0" b="0"/>
-            <wp:docPr id="91" name="Picture 91"/>
-            <wp:cNvGraphicFramePr>
-              <a:graphicFrameLocks xmlns:a="http://schemas.openxmlformats.org/drawingml/2006/main" noChangeAspect="1"/>
-            </wp:cNvGraphicFramePr>
-            <a:graphic xmlns:a="http://schemas.openxmlformats.org/drawingml/2006/main">
-              <a:graphicData uri="http://schemas.openxmlformats.org/drawingml/2006/picture">
-                <pic:pic xmlns:pic="http://schemas.openxmlformats.org/drawingml/2006/picture">
-                  <pic:nvPicPr>
-                    <pic:cNvPr id="1" name=""/>
-                    <pic:cNvPicPr/>
-                  </pic:nvPicPr>
-                  <pic:blipFill>
-                    <a:blip r:embed="rId63"/>
-                    <a:stretch>
-                      <a:fillRect/>
-                    </a:stretch>
-                  </pic:blipFill>
-                  <pic:spPr>
-                    <a:xfrm>
-                      <a:off x="0" y="0"/>
                       <a:ext cx="5486400" cy="4038600"/>
                     </a:xfrm>
                     <a:prstGeom prst="rect">
@@ -12189,8 +8382,8 @@
       </w:pPr>
     </w:p>
     <w:sectPr>
-      <w:headerReference w:type="default" r:id="rId64"/>
-      <w:footerReference w:type="default" r:id="rId65"/>
+      <w:headerReference w:type="default" r:id="rId37"/>
+      <w:footerReference w:type="default" r:id="rId38"/>
       <w:pgSz w:w="12240" w:h="15840" w:code="1"/>
       <w:pgMar w:top="851" w:right="1134" w:bottom="851" w:left="1701" w:header="567" w:footer="567" w:gutter="0"/>
       <w:pgNumType w:start="0"/>
@@ -12261,7 +8454,7 @@
           <w:rPr>
             <w:noProof/>
           </w:rPr>
-          <w:t>4</w:t>
+          <w:t>17</w:t>
         </w:r>
         <w:r>
           <w:rPr>
@@ -24550,593 +20743,6 @@
 </w:styles>
 </file>
 
-<file path=word/glossary/document.xml><?xml version="1.0" encoding="utf-8"?>
-<w:glossaryDocument xmlns:wpc="http://schemas.microsoft.com/office/word/2010/wordprocessingCanvas" xmlns:cx="http://schemas.microsoft.com/office/drawing/2014/chartex" xmlns:mc="http://schemas.openxmlformats.org/markup-compatibility/2006" xmlns:o="urn:schemas-microsoft-com:office:office" xmlns:r="http://schemas.openxmlformats.org/officeDocument/2006/relationships" xmlns:m="http://schemas.openxmlformats.org/officeDocument/2006/math" xmlns:v="urn:schemas-microsoft-com:vml" xmlns:wp14="http://schemas.microsoft.com/office/word/2010/wordprocessingDrawing" xmlns:wp="http://schemas.openxmlformats.org/drawingml/2006/wordprocessingDrawing" xmlns:w10="urn:schemas-microsoft-com:office:word" xmlns:w="http://schemas.openxmlformats.org/wordprocessingml/2006/main" xmlns:w14="http://schemas.microsoft.com/office/word/2010/wordml" xmlns:w15="http://schemas.microsoft.com/office/word/2012/wordml" xmlns:w16se="http://schemas.microsoft.com/office/word/2015/wordml/symex" xmlns:wpg="http://schemas.microsoft.com/office/word/2010/wordprocessingGroup" xmlns:wpi="http://schemas.microsoft.com/office/word/2010/wordprocessingInk" xmlns:wne="http://schemas.microsoft.com/office/word/2006/wordml" xmlns:wps="http://schemas.microsoft.com/office/word/2010/wordprocessingShape" mc:Ignorable="w14 w15 w16se wp14"/>
-</file>
-
-<file path=word/glossary/fontTable.xml><?xml version="1.0" encoding="utf-8"?>
-<w:fonts xmlns:mc="http://schemas.openxmlformats.org/markup-compatibility/2006" xmlns:r="http://schemas.openxmlformats.org/officeDocument/2006/relationships" xmlns:w="http://schemas.openxmlformats.org/wordprocessingml/2006/main" xmlns:w14="http://schemas.microsoft.com/office/word/2010/wordml" xmlns:w15="http://schemas.microsoft.com/office/word/2012/wordml" xmlns:w16se="http://schemas.microsoft.com/office/word/2015/wordml/symex" mc:Ignorable="w14 w15 w16se">
-  <w:font w:name="Symbol">
-    <w:panose1 w:val="05050102010706020507"/>
-    <w:charset w:val="02"/>
-    <w:family w:val="roman"/>
-    <w:pitch w:val="variable"/>
-    <w:sig w:usb0="00000000" w:usb1="10000000" w:usb2="00000000" w:usb3="00000000" w:csb0="80000000" w:csb1="00000000"/>
-  </w:font>
-  <w:font w:name="Times New Roman">
-    <w:panose1 w:val="02020603050405020304"/>
-    <w:charset w:val="00"/>
-    <w:family w:val="roman"/>
-    <w:pitch w:val="variable"/>
-    <w:sig w:usb0="E0002AFF" w:usb1="C0007843" w:usb2="00000009" w:usb3="00000000" w:csb0="000001FF" w:csb1="00000000"/>
-  </w:font>
-  <w:font w:name="Courier New">
-    <w:panose1 w:val="02070309020205020404"/>
-    <w:charset w:val="00"/>
-    <w:family w:val="modern"/>
-    <w:pitch w:val="fixed"/>
-    <w:sig w:usb0="E0002EFF" w:usb1="C0007843" w:usb2="00000009" w:usb3="00000000" w:csb0="000001FF" w:csb1="00000000"/>
-  </w:font>
-  <w:font w:name="Wingdings">
-    <w:panose1 w:val="05000000000000000000"/>
-    <w:charset w:val="02"/>
-    <w:family w:val="auto"/>
-    <w:pitch w:val="variable"/>
-    <w:sig w:usb0="00000000" w:usb1="10000000" w:usb2="00000000" w:usb3="00000000" w:csb0="80000000" w:csb1="00000000"/>
-  </w:font>
-  <w:font w:name="Cambria">
-    <w:panose1 w:val="02040503050406030204"/>
-    <w:charset w:val="00"/>
-    <w:family w:val="roman"/>
-    <w:pitch w:val="variable"/>
-    <w:sig w:usb0="E00006FF" w:usb1="420024FF" w:usb2="02000000" w:usb3="00000000" w:csb0="0000019F" w:csb1="00000000"/>
-  </w:font>
-  <w:font w:name="MS Mincho">
-    <w:altName w:val="Yu Gothic UI"/>
-    <w:panose1 w:val="02020609040205080304"/>
-    <w:charset w:val="80"/>
-    <w:family w:val="roman"/>
-    <w:notTrueType/>
-    <w:pitch w:val="fixed"/>
-    <w:sig w:usb0="00000001" w:usb1="08070000" w:usb2="00000010" w:usb3="00000000" w:csb0="00020000" w:csb1="00000000"/>
-  </w:font>
-  <w:font w:name="Calibri">
-    <w:panose1 w:val="020F0502020204030204"/>
-    <w:charset w:val="00"/>
-    <w:family w:val="swiss"/>
-    <w:pitch w:val="variable"/>
-    <w:sig w:usb0="E0002AFF" w:usb1="4000ACFF" w:usb2="00000001" w:usb3="00000000" w:csb0="000001FF" w:csb1="00000000"/>
-  </w:font>
-  <w:font w:name="MS Gothic">
-    <w:altName w:val="ＭＳ ゴシック"/>
-    <w:panose1 w:val="020B0609070205080204"/>
-    <w:charset w:val="80"/>
-    <w:family w:val="modern"/>
-    <w:pitch w:val="fixed"/>
-    <w:sig w:usb0="E00002FF" w:usb1="6AC7FDFB" w:usb2="08000012" w:usb3="00000000" w:csb0="0002009F" w:csb1="00000000"/>
-  </w:font>
-  <w:font w:name="Courier">
-    <w:panose1 w:val="02070409020205020404"/>
-    <w:charset w:val="00"/>
-    <w:family w:val="auto"/>
-    <w:pitch w:val="variable"/>
-    <w:sig w:usb0="00000003" w:usb1="00000000" w:usb2="00000000" w:usb3="00000000" w:csb0="00000001" w:csb1="00000000"/>
-  </w:font>
-  <w:font w:name="DengXian">
-    <w:altName w:val="等线"/>
-    <w:panose1 w:val="02010600030101010101"/>
-    <w:charset w:val="86"/>
-    <w:family w:val="auto"/>
-    <w:pitch w:val="variable"/>
-    <w:sig w:usb0="A00002BF" w:usb1="38CF7CFA" w:usb2="00000016" w:usb3="00000000" w:csb0="0004000F" w:csb1="00000000"/>
-  </w:font>
-  <w:font w:name="DengXian Light">
-    <w:altName w:val="等线 Light"/>
-    <w:panose1 w:val="02010600030101010101"/>
-    <w:charset w:val="86"/>
-    <w:family w:val="auto"/>
-    <w:pitch w:val="variable"/>
-    <w:sig w:usb0="A00002BF" w:usb1="38CF7CFA" w:usb2="00000016" w:usb3="00000000" w:csb0="0004000F" w:csb1="00000000"/>
-  </w:font>
-  <w:font w:name="Calibri Light">
-    <w:panose1 w:val="020F0302020204030204"/>
-    <w:charset w:val="00"/>
-    <w:family w:val="swiss"/>
-    <w:pitch w:val="variable"/>
-    <w:sig w:usb0="A0002AEF" w:usb1="4000207B" w:usb2="00000000" w:usb3="00000000" w:csb0="000001FF" w:csb1="00000000"/>
-  </w:font>
-</w:fonts>
-</file>
-
-<file path=word/glossary/settings.xml><?xml version="1.0" encoding="utf-8"?>
-<w:settings xmlns:mc="http://schemas.openxmlformats.org/markup-compatibility/2006" xmlns:o="urn:schemas-microsoft-com:office:office" xmlns:r="http://schemas.openxmlformats.org/officeDocument/2006/relationships" xmlns:m="http://schemas.openxmlformats.org/officeDocument/2006/math" xmlns:v="urn:schemas-microsoft-com:vml" xmlns:w10="urn:schemas-microsoft-com:office:word" xmlns:w="http://schemas.openxmlformats.org/wordprocessingml/2006/main" xmlns:w14="http://schemas.microsoft.com/office/word/2010/wordml" xmlns:w15="http://schemas.microsoft.com/office/word/2012/wordml" xmlns:w16se="http://schemas.microsoft.com/office/word/2015/wordml/symex" xmlns:sl="http://schemas.openxmlformats.org/schemaLibrary/2006/main" mc:Ignorable="w14 w15 w16se">
-  <w:view w:val="normal"/>
-  <w:defaultTabStop w:val="720"/>
-  <w:characterSpacingControl w:val="doNotCompress"/>
-  <w:compat>
-    <w:useFELayout/>
-    <w:compatSetting w:name="compatibilityMode" w:uri="http://schemas.microsoft.com/office/word" w:val="15"/>
-    <w:compatSetting w:name="overrideTableStyleFontSizeAndJustification" w:uri="http://schemas.microsoft.com/office/word" w:val="1"/>
-    <w:compatSetting w:name="enableOpenTypeFeatures" w:uri="http://schemas.microsoft.com/office/word" w:val="1"/>
-    <w:compatSetting w:name="doNotFlipMirrorIndents" w:uri="http://schemas.microsoft.com/office/word" w:val="1"/>
-    <w:compatSetting w:name="differentiateMultirowTableHeaders" w:uri="http://schemas.microsoft.com/office/word" w:val="1"/>
-  </w:compat>
-  <w:rsids>
-    <w:rsidRoot w:val="002924D4"/>
-    <w:rsid w:val="002924D4"/>
-  </w:rsids>
-  <m:mathPr>
-    <m:mathFont m:val="Cambria Math"/>
-    <m:brkBin m:val="before"/>
-    <m:brkBinSub m:val="--"/>
-    <m:smallFrac m:val="0"/>
-    <m:dispDef/>
-    <m:lMargin m:val="0"/>
-    <m:rMargin m:val="0"/>
-    <m:defJc m:val="centerGroup"/>
-    <m:wrapIndent m:val="1440"/>
-    <m:intLim m:val="subSup"/>
-    <m:naryLim m:val="undOvr"/>
-  </m:mathPr>
-  <w:themeFontLang w:val="en-US" w:eastAsia="zh-CN"/>
-  <w:clrSchemeMapping w:bg1="light1" w:t1="dark1" w:bg2="light2" w:t2="dark2" w:accent1="accent1" w:accent2="accent2" w:accent3="accent3" w:accent4="accent4" w:accent5="accent5" w:accent6="accent6" w:hyperlink="hyperlink" w:followedHyperlink="followedHyperlink"/>
-  <w:decimalSymbol w:val="."/>
-  <w:listSeparator w:val=","/>
-  <w15:chartTrackingRefBased/>
-</w:settings>
-</file>
-
-<file path=word/glossary/styles.xml><?xml version="1.0" encoding="utf-8"?>
-<w:styles xmlns:mc="http://schemas.openxmlformats.org/markup-compatibility/2006" xmlns:r="http://schemas.openxmlformats.org/officeDocument/2006/relationships" xmlns:w="http://schemas.openxmlformats.org/wordprocessingml/2006/main" xmlns:w14="http://schemas.microsoft.com/office/word/2010/wordml" xmlns:w15="http://schemas.microsoft.com/office/word/2012/wordml" xmlns:w16se="http://schemas.microsoft.com/office/word/2015/wordml/symex" mc:Ignorable="w14 w15 w16se">
-  <w:docDefaults>
-    <w:rPrDefault>
-      <w:rPr>
-        <w:rFonts w:asciiTheme="minorHAnsi" w:eastAsiaTheme="minorEastAsia" w:hAnsiTheme="minorHAnsi" w:cstheme="minorBidi"/>
-        <w:sz w:val="22"/>
-        <w:szCs w:val="22"/>
-        <w:lang w:val="en-US" w:eastAsia="zh-CN" w:bidi="ar-SA"/>
-      </w:rPr>
-    </w:rPrDefault>
-    <w:pPrDefault>
-      <w:pPr>
-        <w:spacing w:after="160" w:line="259" w:lineRule="auto"/>
-      </w:pPr>
-    </w:pPrDefault>
-  </w:docDefaults>
-  <w:latentStyles w:defLockedState="0" w:defUIPriority="99" w:defSemiHidden="0" w:defUnhideWhenUsed="0" w:defQFormat="0" w:count="371">
-    <w:lsdException w:name="Normal" w:uiPriority="0" w:qFormat="1"/>
-    <w:lsdException w:name="heading 1" w:uiPriority="9" w:qFormat="1"/>
-    <w:lsdException w:name="heading 2" w:semiHidden="1" w:uiPriority="9" w:unhideWhenUsed="1" w:qFormat="1"/>
-    <w:lsdException w:name="heading 3" w:semiHidden="1" w:uiPriority="9" w:unhideWhenUsed="1" w:qFormat="1"/>
-    <w:lsdException w:name="heading 4" w:semiHidden="1" w:uiPriority="9" w:unhideWhenUsed="1" w:qFormat="1"/>
-    <w:lsdException w:name="heading 5" w:semiHidden="1" w:uiPriority="9" w:unhideWhenUsed="1" w:qFormat="1"/>
-    <w:lsdException w:name="heading 6" w:semiHidden="1" w:uiPriority="9" w:unhideWhenUsed="1" w:qFormat="1"/>
-    <w:lsdException w:name="heading 7" w:semiHidden="1" w:uiPriority="9" w:unhideWhenUsed="1" w:qFormat="1"/>
-    <w:lsdException w:name="heading 8" w:semiHidden="1" w:uiPriority="9" w:unhideWhenUsed="1" w:qFormat="1"/>
-    <w:lsdException w:name="heading 9" w:semiHidden="1" w:uiPriority="9" w:unhideWhenUsed="1" w:qFormat="1"/>
-    <w:lsdException w:name="index 1" w:semiHidden="1" w:unhideWhenUsed="1"/>
-    <w:lsdException w:name="index 2" w:semiHidden="1" w:unhideWhenUsed="1"/>
-    <w:lsdException w:name="index 3" w:semiHidden="1" w:unhideWhenUsed="1"/>
-    <w:lsdException w:name="index 4" w:semiHidden="1" w:unhideWhenUsed="1"/>
-    <w:lsdException w:name="index 5" w:semiHidden="1" w:unhideWhenUsed="1"/>
-    <w:lsdException w:name="index 6" w:semiHidden="1" w:unhideWhenUsed="1"/>
-    <w:lsdException w:name="index 7" w:semiHidden="1" w:unhideWhenUsed="1"/>
-    <w:lsdException w:name="index 8" w:semiHidden="1" w:unhideWhenUsed="1"/>
-    <w:lsdException w:name="index 9" w:semiHidden="1" w:unhideWhenUsed="1"/>
-    <w:lsdException w:name="toc 1" w:semiHidden="1" w:uiPriority="39" w:unhideWhenUsed="1"/>
-    <w:lsdException w:name="toc 2" w:semiHidden="1" w:uiPriority="39" w:unhideWhenUsed="1"/>
-    <w:lsdException w:name="toc 3" w:semiHidden="1" w:uiPriority="39" w:unhideWhenUsed="1"/>
-    <w:lsdException w:name="toc 4" w:semiHidden="1" w:uiPriority="39" w:unhideWhenUsed="1"/>
-    <w:lsdException w:name="toc 5" w:semiHidden="1" w:uiPriority="39" w:unhideWhenUsed="1"/>
-    <w:lsdException w:name="toc 6" w:semiHidden="1" w:uiPriority="39" w:unhideWhenUsed="1"/>
-    <w:lsdException w:name="toc 7" w:semiHidden="1" w:uiPriority="39" w:unhideWhenUsed="1"/>
-    <w:lsdException w:name="toc 8" w:semiHidden="1" w:uiPriority="39" w:unhideWhenUsed="1"/>
-    <w:lsdException w:name="toc 9" w:semiHidden="1" w:uiPriority="39" w:unhideWhenUsed="1"/>
-    <w:lsdException w:name="Normal Indent" w:semiHidden="1" w:unhideWhenUsed="1"/>
-    <w:lsdException w:name="footnote text" w:semiHidden="1" w:unhideWhenUsed="1"/>
-    <w:lsdException w:name="annotation text" w:semiHidden="1" w:unhideWhenUsed="1"/>
-    <w:lsdException w:name="header" w:semiHidden="1" w:unhideWhenUsed="1"/>
-    <w:lsdException w:name="footer" w:semiHidden="1" w:unhideWhenUsed="1"/>
-    <w:lsdException w:name="index heading" w:semiHidden="1" w:unhideWhenUsed="1"/>
-    <w:lsdException w:name="caption" w:semiHidden="1" w:uiPriority="35" w:unhideWhenUsed="1" w:qFormat="1"/>
-    <w:lsdException w:name="table of figures" w:semiHidden="1" w:unhideWhenUsed="1"/>
-    <w:lsdException w:name="envelope address" w:semiHidden="1" w:unhideWhenUsed="1"/>
-    <w:lsdException w:name="envelope return" w:semiHidden="1" w:unhideWhenUsed="1"/>
-    <w:lsdException w:name="footnote reference" w:semiHidden="1" w:unhideWhenUsed="1"/>
-    <w:lsdException w:name="annotation reference" w:semiHidden="1" w:unhideWhenUsed="1"/>
-    <w:lsdException w:name="line number" w:semiHidden="1" w:unhideWhenUsed="1"/>
-    <w:lsdException w:name="page number" w:semiHidden="1" w:unhideWhenUsed="1"/>
-    <w:lsdException w:name="endnote reference" w:semiHidden="1" w:unhideWhenUsed="1"/>
-    <w:lsdException w:name="endnote text" w:semiHidden="1" w:unhideWhenUsed="1"/>
-    <w:lsdException w:name="table of authorities" w:semiHidden="1" w:unhideWhenUsed="1"/>
-    <w:lsdException w:name="macro" w:semiHidden="1" w:unhideWhenUsed="1"/>
-    <w:lsdException w:name="toa heading" w:semiHidden="1" w:unhideWhenUsed="1"/>
-    <w:lsdException w:name="List" w:semiHidden="1" w:unhideWhenUsed="1"/>
-    <w:lsdException w:name="List Bullet" w:semiHidden="1" w:unhideWhenUsed="1"/>
-    <w:lsdException w:name="List Number" w:semiHidden="1" w:unhideWhenUsed="1"/>
-    <w:lsdException w:name="List 2" w:semiHidden="1" w:unhideWhenUsed="1"/>
-    <w:lsdException w:name="List 3" w:semiHidden="1" w:unhideWhenUsed="1"/>
-    <w:lsdException w:name="List 4" w:semiHidden="1" w:unhideWhenUsed="1"/>
-    <w:lsdException w:name="List 5" w:semiHidden="1" w:unhideWhenUsed="1"/>
-    <w:lsdException w:name="List Bullet 2" w:semiHidden="1" w:unhideWhenUsed="1"/>
-    <w:lsdException w:name="List Bullet 3" w:semiHidden="1" w:unhideWhenUsed="1"/>
-    <w:lsdException w:name="List Bullet 4" w:semiHidden="1" w:unhideWhenUsed="1"/>
-    <w:lsdException w:name="List Bullet 5" w:semiHidden="1" w:unhideWhenUsed="1"/>
-    <w:lsdException w:name="List Number 2" w:semiHidden="1" w:unhideWhenUsed="1"/>
-    <w:lsdException w:name="List Number 3" w:semiHidden="1" w:unhideWhenUsed="1"/>
-    <w:lsdException w:name="List Number 4" w:semiHidden="1" w:unhideWhenUsed="1"/>
-    <w:lsdException w:name="List Number 5" w:semiHidden="1" w:unhideWhenUsed="1"/>
-    <w:lsdException w:name="Title" w:uiPriority="10" w:qFormat="1"/>
-    <w:lsdException w:name="Closing" w:semiHidden="1" w:unhideWhenUsed="1"/>
-    <w:lsdException w:name="Signature" w:semiHidden="1" w:unhideWhenUsed="1"/>
-    <w:lsdException w:name="Default Paragraph Font" w:semiHidden="1" w:uiPriority="1" w:unhideWhenUsed="1"/>
-    <w:lsdException w:name="Body Text" w:semiHidden="1" w:unhideWhenUsed="1"/>
-    <w:lsdException w:name="Body Text Indent" w:semiHidden="1" w:unhideWhenUsed="1"/>
-    <w:lsdException w:name="List Continue" w:semiHidden="1" w:unhideWhenUsed="1"/>
-    <w:lsdException w:name="List Continue 2" w:semiHidden="1" w:unhideWhenUsed="1"/>
-    <w:lsdException w:name="List Continue 3" w:semiHidden="1" w:unhideWhenUsed="1"/>
-    <w:lsdException w:name="List Continue 4" w:semiHidden="1" w:unhideWhenUsed="1"/>
-    <w:lsdException w:name="List Continue 5" w:semiHidden="1" w:unhideWhenUsed="1"/>
-    <w:lsdException w:name="Message Header" w:semiHidden="1" w:unhideWhenUsed="1"/>
-    <w:lsdException w:name="Subtitle" w:uiPriority="11" w:qFormat="1"/>
-    <w:lsdException w:name="Salutation" w:semiHidden="1" w:unhideWhenUsed="1"/>
-    <w:lsdException w:name="Date" w:semiHidden="1" w:unhideWhenUsed="1"/>
-    <w:lsdException w:name="Body Text First Indent" w:semiHidden="1" w:unhideWhenUsed="1"/>
-    <w:lsdException w:name="Body Text First Indent 2" w:semiHidden="1" w:unhideWhenUsed="1"/>
-    <w:lsdException w:name="Note Heading" w:semiHidden="1" w:unhideWhenUsed="1"/>
-    <w:lsdException w:name="Body Text 2" w:semiHidden="1" w:unhideWhenUsed="1"/>
-    <w:lsdException w:name="Body Text 3" w:semiHidden="1" w:unhideWhenUsed="1"/>
-    <w:lsdException w:name="Body Text Indent 2" w:semiHidden="1" w:unhideWhenUsed="1"/>
-    <w:lsdException w:name="Body Text Indent 3" w:semiHidden="1" w:unhideWhenUsed="1"/>
-    <w:lsdException w:name="Block Text" w:semiHidden="1" w:unhideWhenUsed="1"/>
-    <w:lsdException w:name="Hyperlink" w:semiHidden="1" w:unhideWhenUsed="1"/>
-    <w:lsdException w:name="FollowedHyperlink" w:semiHidden="1" w:unhideWhenUsed="1"/>
-    <w:lsdException w:name="Strong" w:uiPriority="22" w:qFormat="1"/>
-    <w:lsdException w:name="Emphasis" w:uiPriority="20" w:qFormat="1"/>
-    <w:lsdException w:name="Document Map" w:semiHidden="1" w:unhideWhenUsed="1"/>
-    <w:lsdException w:name="Plain Text" w:semiHidden="1" w:unhideWhenUsed="1"/>
-    <w:lsdException w:name="E-mail Signature" w:semiHidden="1" w:unhideWhenUsed="1"/>
-    <w:lsdException w:name="HTML Top of Form" w:semiHidden="1" w:unhideWhenUsed="1"/>
-    <w:lsdException w:name="HTML Bottom of Form" w:semiHidden="1" w:unhideWhenUsed="1"/>
-    <w:lsdException w:name="Normal (Web)" w:semiHidden="1" w:unhideWhenUsed="1"/>
-    <w:lsdException w:name="HTML Acronym" w:semiHidden="1" w:unhideWhenUsed="1"/>
-    <w:lsdException w:name="HTML Address" w:semiHidden="1" w:unhideWhenUsed="1"/>
-    <w:lsdException w:name="HTML Cite" w:semiHidden="1" w:unhideWhenUsed="1"/>
-    <w:lsdException w:name="HTML Code" w:semiHidden="1" w:unhideWhenUsed="1"/>
-    <w:lsdException w:name="HTML Definition" w:semiHidden="1" w:unhideWhenUsed="1"/>
-    <w:lsdException w:name="HTML Keyboard" w:semiHidden="1" w:unhideWhenUsed="1"/>
-    <w:lsdException w:name="HTML Preformatted" w:semiHidden="1" w:unhideWhenUsed="1"/>
-    <w:lsdException w:name="HTML Sample" w:semiHidden="1" w:unhideWhenUsed="1"/>
-    <w:lsdException w:name="HTML Typewriter" w:semiHidden="1" w:unhideWhenUsed="1"/>
-    <w:lsdException w:name="HTML Variable" w:semiHidden="1" w:unhideWhenUsed="1"/>
-    <w:lsdException w:name="Normal Table" w:semiHidden="1" w:unhideWhenUsed="1"/>
-    <w:lsdException w:name="annotation subject" w:semiHidden="1" w:unhideWhenUsed="1"/>
-    <w:lsdException w:name="No List" w:semiHidden="1" w:unhideWhenUsed="1"/>
-    <w:lsdException w:name="Outline List 1" w:semiHidden="1" w:unhideWhenUsed="1"/>
-    <w:lsdException w:name="Outline List 2" w:semiHidden="1" w:unhideWhenUsed="1"/>
-    <w:lsdException w:name="Outline List 3" w:semiHidden="1" w:unhideWhenUsed="1"/>
-    <w:lsdException w:name="Table Simple 1" w:semiHidden="1" w:unhideWhenUsed="1"/>
-    <w:lsdException w:name="Table Simple 2" w:semiHidden="1" w:unhideWhenUsed="1"/>
-    <w:lsdException w:name="Table Simple 3" w:semiHidden="1" w:unhideWhenUsed="1"/>
-    <w:lsdException w:name="Table Classic 1" w:semiHidden="1" w:unhideWhenUsed="1"/>
-    <w:lsdException w:name="Table Classic 2" w:semiHidden="1" w:unhideWhenUsed="1"/>
-    <w:lsdException w:name="Table Classic 3" w:semiHidden="1" w:unhideWhenUsed="1"/>
-    <w:lsdException w:name="Table Classic 4" w:semiHidden="1" w:unhideWhenUsed="1"/>
-    <w:lsdException w:name="Table Colorful 1" w:semiHidden="1" w:unhideWhenUsed="1"/>
-    <w:lsdException w:name="Table Colorful 2" w:semiHidden="1" w:unhideWhenUsed="1"/>
-    <w:lsdException w:name="Table Colorful 3" w:semiHidden="1" w:unhideWhenUsed="1"/>
-    <w:lsdException w:name="Table Columns 1" w:semiHidden="1" w:unhideWhenUsed="1"/>
-    <w:lsdException w:name="Table Columns 2" w:semiHidden="1" w:unhideWhenUsed="1"/>
-    <w:lsdException w:name="Table Columns 3" w:semiHidden="1" w:unhideWhenUsed="1"/>
-    <w:lsdException w:name="Table Columns 4" w:semiHidden="1" w:unhideWhenUsed="1"/>
-    <w:lsdException w:name="Table Columns 5" w:semiHidden="1" w:unhideWhenUsed="1"/>
-    <w:lsdException w:name="Table Grid 1" w:semiHidden="1" w:unhideWhenUsed="1"/>
-    <w:lsdException w:name="Table Grid 2" w:semiHidden="1" w:unhideWhenUsed="1"/>
-    <w:lsdException w:name="Table Grid 3" w:semiHidden="1" w:unhideWhenUsed="1"/>
-    <w:lsdException w:name="Table Grid 4" w:semiHidden="1" w:unhideWhenUsed="1"/>
-    <w:lsdException w:name="Table Grid 5" w:semiHidden="1" w:unhideWhenUsed="1"/>
-    <w:lsdException w:name="Table Grid 6" w:semiHidden="1" w:unhideWhenUsed="1"/>
-    <w:lsdException w:name="Table Grid 7" w:semiHidden="1" w:unhideWhenUsed="1"/>
-    <w:lsdException w:name="Table Grid 8" w:semiHidden="1" w:unhideWhenUsed="1"/>
-    <w:lsdException w:name="Table List 1" w:semiHidden="1" w:unhideWhenUsed="1"/>
-    <w:lsdException w:name="Table List 2" w:semiHidden="1" w:unhideWhenUsed="1"/>
-    <w:lsdException w:name="Table List 3" w:semiHidden="1" w:unhideWhenUsed="1"/>
-    <w:lsdException w:name="Table List 4" w:semiHidden="1" w:unhideWhenUsed="1"/>
-    <w:lsdException w:name="Table List 5" w:semiHidden="1" w:unhideWhenUsed="1"/>
-    <w:lsdException w:name="Table List 6" w:semiHidden="1" w:unhideWhenUsed="1"/>
-    <w:lsdException w:name="Table List 7" w:semiHidden="1" w:unhideWhenUsed="1"/>
-    <w:lsdException w:name="Table List 8" w:semiHidden="1" w:unhideWhenUsed="1"/>
-    <w:lsdException w:name="Table 3D effects 1" w:semiHidden="1" w:unhideWhenUsed="1"/>
-    <w:lsdException w:name="Table 3D effects 2" w:semiHidden="1" w:unhideWhenUsed="1"/>
-    <w:lsdException w:name="Table 3D effects 3" w:semiHidden="1" w:unhideWhenUsed="1"/>
-    <w:lsdException w:name="Table Contemporary" w:semiHidden="1" w:unhideWhenUsed="1"/>
-    <w:lsdException w:name="Table Elegant" w:semiHidden="1" w:unhideWhenUsed="1"/>
-    <w:lsdException w:name="Table Professional" w:semiHidden="1" w:unhideWhenUsed="1"/>
-    <w:lsdException w:name="Table Subtle 1" w:semiHidden="1" w:unhideWhenUsed="1"/>
-    <w:lsdException w:name="Table Subtle 2" w:semiHidden="1" w:unhideWhenUsed="1"/>
-    <w:lsdException w:name="Table Web 1" w:semiHidden="1" w:unhideWhenUsed="1"/>
-    <w:lsdException w:name="Table Web 2" w:semiHidden="1" w:unhideWhenUsed="1"/>
-    <w:lsdException w:name="Table Web 3" w:semiHidden="1" w:unhideWhenUsed="1"/>
-    <w:lsdException w:name="Balloon Text" w:semiHidden="1" w:unhideWhenUsed="1"/>
-    <w:lsdException w:name="Table Grid" w:uiPriority="39"/>
-    <w:lsdException w:name="Table Theme" w:semiHidden="1" w:unhideWhenUsed="1"/>
-    <w:lsdException w:name="Placeholder Text" w:semiHidden="1"/>
-    <w:lsdException w:name="No Spacing" w:uiPriority="1" w:qFormat="1"/>
-    <w:lsdException w:name="Light Shading" w:uiPriority="60"/>
-    <w:lsdException w:name="Light List" w:uiPriority="61"/>
-    <w:lsdException w:name="Light Grid" w:uiPriority="62"/>
-    <w:lsdException w:name="Medium Shading 1" w:uiPriority="63"/>
-    <w:lsdException w:name="Medium Shading 2" w:uiPriority="64"/>
-    <w:lsdException w:name="Medium List 1" w:uiPriority="65"/>
-    <w:lsdException w:name="Medium List 2" w:uiPriority="66"/>
-    <w:lsdException w:name="Medium Grid 1" w:uiPriority="67"/>
-    <w:lsdException w:name="Medium Grid 2" w:uiPriority="68"/>
-    <w:lsdException w:name="Medium Grid 3" w:uiPriority="69"/>
-    <w:lsdException w:name="Dark List" w:uiPriority="70"/>
-    <w:lsdException w:name="Colorful Shading" w:uiPriority="71"/>
-    <w:lsdException w:name="Colorful List" w:uiPriority="72"/>
-    <w:lsdException w:name="Colorful Grid" w:uiPriority="73"/>
-    <w:lsdException w:name="Light Shading Accent 1" w:uiPriority="60"/>
-    <w:lsdException w:name="Light List Accent 1" w:uiPriority="61"/>
-    <w:lsdException w:name="Light Grid Accent 1" w:uiPriority="62"/>
-    <w:lsdException w:name="Medium Shading 1 Accent 1" w:uiPriority="63"/>
-    <w:lsdException w:name="Medium Shading 2 Accent 1" w:uiPriority="64"/>
-    <w:lsdException w:name="Medium List 1 Accent 1" w:uiPriority="65"/>
-    <w:lsdException w:name="Revision" w:semiHidden="1"/>
-    <w:lsdException w:name="List Paragraph" w:uiPriority="34" w:qFormat="1"/>
-    <w:lsdException w:name="Quote" w:uiPriority="29" w:qFormat="1"/>
-    <w:lsdException w:name="Intense Quote" w:uiPriority="30" w:qFormat="1"/>
-    <w:lsdException w:name="Medium List 2 Accent 1" w:uiPriority="66"/>
-    <w:lsdException w:name="Medium Grid 1 Accent 1" w:uiPriority="67"/>
-    <w:lsdException w:name="Medium Grid 2 Accent 1" w:uiPriority="68"/>
-    <w:lsdException w:name="Medium Grid 3 Accent 1" w:uiPriority="69"/>
-    <w:lsdException w:name="Dark List Accent 1" w:uiPriority="70"/>
-    <w:lsdException w:name="Colorful Shading Accent 1" w:uiPriority="71"/>
-    <w:lsdException w:name="Colorful List Accent 1" w:uiPriority="72"/>
-    <w:lsdException w:name="Colorful Grid Accent 1" w:uiPriority="73"/>
-    <w:lsdException w:name="Light Shading Accent 2" w:uiPriority="60"/>
-    <w:lsdException w:name="Light List Accent 2" w:uiPriority="61"/>
-    <w:lsdException w:name="Light Grid Accent 2" w:uiPriority="62"/>
-    <w:lsdException w:name="Medium Shading 1 Accent 2" w:uiPriority="63"/>
-    <w:lsdException w:name="Medium Shading 2 Accent 2" w:uiPriority="64"/>
-    <w:lsdException w:name="Medium List 1 Accent 2" w:uiPriority="65"/>
-    <w:lsdException w:name="Medium List 2 Accent 2" w:uiPriority="66"/>
-    <w:lsdException w:name="Medium Grid 1 Accent 2" w:uiPriority="67"/>
-    <w:lsdException w:name="Medium Grid 2 Accent 2" w:uiPriority="68"/>
-    <w:lsdException w:name="Medium Grid 3 Accent 2" w:uiPriority="69"/>
-    <w:lsdException w:name="Dark List Accent 2" w:uiPriority="70"/>
-    <w:lsdException w:name="Colorful Shading Accent 2" w:uiPriority="71"/>
-    <w:lsdException w:name="Colorful List Accent 2" w:uiPriority="72"/>
-    <w:lsdException w:name="Colorful Grid Accent 2" w:uiPriority="73"/>
-    <w:lsdException w:name="Light Shading Accent 3" w:uiPriority="60"/>
-    <w:lsdException w:name="Light List Accent 3" w:uiPriority="61"/>
-    <w:lsdException w:name="Light Grid Accent 3" w:uiPriority="62"/>
-    <w:lsdException w:name="Medium Shading 1 Accent 3" w:uiPriority="63"/>
-    <w:lsdException w:name="Medium Shading 2 Accent 3" w:uiPriority="64"/>
-    <w:lsdException w:name="Medium List 1 Accent 3" w:uiPriority="65"/>
-    <w:lsdException w:name="Medium List 2 Accent 3" w:uiPriority="66"/>
-    <w:lsdException w:name="Medium Grid 1 Accent 3" w:uiPriority="67"/>
-    <w:lsdException w:name="Medium Grid 2 Accent 3" w:uiPriority="68"/>
-    <w:lsdException w:name="Medium Grid 3 Accent 3" w:uiPriority="69"/>
-    <w:lsdException w:name="Dark List Accent 3" w:uiPriority="70"/>
-    <w:lsdException w:name="Colorful Shading Accent 3" w:uiPriority="71"/>
-    <w:lsdException w:name="Colorful List Accent 3" w:uiPriority="72"/>
-    <w:lsdException w:name="Colorful Grid Accent 3" w:uiPriority="73"/>
-    <w:lsdException w:name="Light Shading Accent 4" w:uiPriority="60"/>
-    <w:lsdException w:name="Light List Accent 4" w:uiPriority="61"/>
-    <w:lsdException w:name="Light Grid Accent 4" w:uiPriority="62"/>
-    <w:lsdException w:name="Medium Shading 1 Accent 4" w:uiPriority="63"/>
-    <w:lsdException w:name="Medium Shading 2 Accent 4" w:uiPriority="64"/>
-    <w:lsdException w:name="Medium List 1 Accent 4" w:uiPriority="65"/>
-    <w:lsdException w:name="Medium List 2 Accent 4" w:uiPriority="66"/>
-    <w:lsdException w:name="Medium Grid 1 Accent 4" w:uiPriority="67"/>
-    <w:lsdException w:name="Medium Grid 2 Accent 4" w:uiPriority="68"/>
-    <w:lsdException w:name="Medium Grid 3 Accent 4" w:uiPriority="69"/>
-    <w:lsdException w:name="Dark List Accent 4" w:uiPriority="70"/>
-    <w:lsdException w:name="Colorful Shading Accent 4" w:uiPriority="71"/>
-    <w:lsdException w:name="Colorful List Accent 4" w:uiPriority="72"/>
-    <w:lsdException w:name="Colorful Grid Accent 4" w:uiPriority="73"/>
-    <w:lsdException w:name="Light Shading Accent 5" w:uiPriority="60"/>
-    <w:lsdException w:name="Light List Accent 5" w:uiPriority="61"/>
-    <w:lsdException w:name="Light Grid Accent 5" w:uiPriority="62"/>
-    <w:lsdException w:name="Medium Shading 1 Accent 5" w:uiPriority="63"/>
-    <w:lsdException w:name="Medium Shading 2 Accent 5" w:uiPriority="64"/>
-    <w:lsdException w:name="Medium List 1 Accent 5" w:uiPriority="65"/>
-    <w:lsdException w:name="Medium List 2 Accent 5" w:uiPriority="66"/>
-    <w:lsdException w:name="Medium Grid 1 Accent 5" w:uiPriority="67"/>
-    <w:lsdException w:name="Medium Grid 2 Accent 5" w:uiPriority="68"/>
-    <w:lsdException w:name="Medium Grid 3 Accent 5" w:uiPriority="69"/>
-    <w:lsdException w:name="Dark List Accent 5" w:uiPriority="70"/>
-    <w:lsdException w:name="Colorful Shading Accent 5" w:uiPriority="71"/>
-    <w:lsdException w:name="Colorful List Accent 5" w:uiPriority="72"/>
-    <w:lsdException w:name="Colorful Grid Accent 5" w:uiPriority="73"/>
-    <w:lsdException w:name="Light Shading Accent 6" w:uiPriority="60"/>
-    <w:lsdException w:name="Light List Accent 6" w:uiPriority="61"/>
-    <w:lsdException w:name="Light Grid Accent 6" w:uiPriority="62"/>
-    <w:lsdException w:name="Medium Shading 1 Accent 6" w:uiPriority="63"/>
-    <w:lsdException w:name="Medium Shading 2 Accent 6" w:uiPriority="64"/>
-    <w:lsdException w:name="Medium List 1 Accent 6" w:uiPriority="65"/>
-    <w:lsdException w:name="Medium List 2 Accent 6" w:uiPriority="66"/>
-    <w:lsdException w:name="Medium Grid 1 Accent 6" w:uiPriority="67"/>
-    <w:lsdException w:name="Medium Grid 2 Accent 6" w:uiPriority="68"/>
-    <w:lsdException w:name="Medium Grid 3 Accent 6" w:uiPriority="69"/>
-    <w:lsdException w:name="Dark List Accent 6" w:uiPriority="70"/>
-    <w:lsdException w:name="Colorful Shading Accent 6" w:uiPriority="71"/>
-    <w:lsdException w:name="Colorful List Accent 6" w:uiPriority="72"/>
-    <w:lsdException w:name="Colorful Grid Accent 6" w:uiPriority="73"/>
-    <w:lsdException w:name="Subtle Emphasis" w:uiPriority="19" w:qFormat="1"/>
-    <w:lsdException w:name="Intense Emphasis" w:uiPriority="21" w:qFormat="1"/>
-    <w:lsdException w:name="Subtle Reference" w:uiPriority="31" w:qFormat="1"/>
-    <w:lsdException w:name="Intense Reference" w:uiPriority="32" w:qFormat="1"/>
-    <w:lsdException w:name="Book Title" w:uiPriority="33" w:qFormat="1"/>
-    <w:lsdException w:name="Bibliography" w:semiHidden="1" w:uiPriority="37" w:unhideWhenUsed="1"/>
-    <w:lsdException w:name="TOC Heading" w:semiHidden="1" w:uiPriority="39" w:unhideWhenUsed="1" w:qFormat="1"/>
-    <w:lsdException w:name="Plain Table 1" w:uiPriority="41"/>
-    <w:lsdException w:name="Plain Table 2" w:uiPriority="42"/>
-    <w:lsdException w:name="Plain Table 3" w:uiPriority="43"/>
-    <w:lsdException w:name="Plain Table 4" w:uiPriority="44"/>
-    <w:lsdException w:name="Plain Table 5" w:uiPriority="45"/>
-    <w:lsdException w:name="Grid Table Light" w:uiPriority="40"/>
-    <w:lsdException w:name="Grid Table 1 Light" w:uiPriority="46"/>
-    <w:lsdException w:name="Grid Table 2" w:uiPriority="47"/>
-    <w:lsdException w:name="Grid Table 3" w:uiPriority="48"/>
-    <w:lsdException w:name="Grid Table 4" w:uiPriority="49"/>
-    <w:lsdException w:name="Grid Table 5 Dark" w:uiPriority="50"/>
-    <w:lsdException w:name="Grid Table 6 Colorful" w:uiPriority="51"/>
-    <w:lsdException w:name="Grid Table 7 Colorful" w:uiPriority="52"/>
-    <w:lsdException w:name="Grid Table 1 Light Accent 1" w:uiPriority="46"/>
-    <w:lsdException w:name="Grid Table 2 Accent 1" w:uiPriority="47"/>
-    <w:lsdException w:name="Grid Table 3 Accent 1" w:uiPriority="48"/>
-    <w:lsdException w:name="Grid Table 4 Accent 1" w:uiPriority="49"/>
-    <w:lsdException w:name="Grid Table 5 Dark Accent 1" w:uiPriority="50"/>
-    <w:lsdException w:name="Grid Table 6 Colorful Accent 1" w:uiPriority="51"/>
-    <w:lsdException w:name="Grid Table 7 Colorful Accent 1" w:uiPriority="52"/>
-    <w:lsdException w:name="Grid Table 1 Light Accent 2" w:uiPriority="46"/>
-    <w:lsdException w:name="Grid Table 2 Accent 2" w:uiPriority="47"/>
-    <w:lsdException w:name="Grid Table 3 Accent 2" w:uiPriority="48"/>
-    <w:lsdException w:name="Grid Table 4 Accent 2" w:uiPriority="49"/>
-    <w:lsdException w:name="Grid Table 5 Dark Accent 2" w:uiPriority="50"/>
-    <w:lsdException w:name="Grid Table 6 Colorful Accent 2" w:uiPriority="51"/>
-    <w:lsdException w:name="Grid Table 7 Colorful Accent 2" w:uiPriority="52"/>
-    <w:lsdException w:name="Grid Table 1 Light Accent 3" w:uiPriority="46"/>
-    <w:lsdException w:name="Grid Table 2 Accent 3" w:uiPriority="47"/>
-    <w:lsdException w:name="Grid Table 3 Accent 3" w:uiPriority="48"/>
-    <w:lsdException w:name="Grid Table 4 Accent 3" w:uiPriority="49"/>
-    <w:lsdException w:name="Grid Table 5 Dark Accent 3" w:uiPriority="50"/>
-    <w:lsdException w:name="Grid Table 6 Colorful Accent 3" w:uiPriority="51"/>
-    <w:lsdException w:name="Grid Table 7 Colorful Accent 3" w:uiPriority="52"/>
-    <w:lsdException w:name="Grid Table 1 Light Accent 4" w:uiPriority="46"/>
-    <w:lsdException w:name="Grid Table 2 Accent 4" w:uiPriority="47"/>
-    <w:lsdException w:name="Grid Table 3 Accent 4" w:uiPriority="48"/>
-    <w:lsdException w:name="Grid Table 4 Accent 4" w:uiPriority="49"/>
-    <w:lsdException w:name="Grid Table 5 Dark Accent 4" w:uiPriority="50"/>
-    <w:lsdException w:name="Grid Table 6 Colorful Accent 4" w:uiPriority="51"/>
-    <w:lsdException w:name="Grid Table 7 Colorful Accent 4" w:uiPriority="52"/>
-    <w:lsdException w:name="Grid Table 1 Light Accent 5" w:uiPriority="46"/>
-    <w:lsdException w:name="Grid Table 2 Accent 5" w:uiPriority="47"/>
-    <w:lsdException w:name="Grid Table 3 Accent 5" w:uiPriority="48"/>
-    <w:lsdException w:name="Grid Table 4 Accent 5" w:uiPriority="49"/>
-    <w:lsdException w:name="Grid Table 5 Dark Accent 5" w:uiPriority="50"/>
-    <w:lsdException w:name="Grid Table 6 Colorful Accent 5" w:uiPriority="51"/>
-    <w:lsdException w:name="Grid Table 7 Colorful Accent 5" w:uiPriority="52"/>
-    <w:lsdException w:name="Grid Table 1 Light Accent 6" w:uiPriority="46"/>
-    <w:lsdException w:name="Grid Table 2 Accent 6" w:uiPriority="47"/>
-    <w:lsdException w:name="Grid Table 3 Accent 6" w:uiPriority="48"/>
-    <w:lsdException w:name="Grid Table 4 Accent 6" w:uiPriority="49"/>
-    <w:lsdException w:name="Grid Table 5 Dark Accent 6" w:uiPriority="50"/>
-    <w:lsdException w:name="Grid Table 6 Colorful Accent 6" w:uiPriority="51"/>
-    <w:lsdException w:name="Grid Table 7 Colorful Accent 6" w:uiPriority="52"/>
-    <w:lsdException w:name="List Table 1 Light" w:uiPriority="46"/>
-    <w:lsdException w:name="List Table 2" w:uiPriority="47"/>
-    <w:lsdException w:name="List Table 3" w:uiPriority="48"/>
-    <w:lsdException w:name="List Table 4" w:uiPriority="49"/>
-    <w:lsdException w:name="List Table 5 Dark" w:uiPriority="50"/>
-    <w:lsdException w:name="List Table 6 Colorful" w:uiPriority="51"/>
-    <w:lsdException w:name="List Table 7 Colorful" w:uiPriority="52"/>
-    <w:lsdException w:name="List Table 1 Light Accent 1" w:uiPriority="46"/>
-    <w:lsdException w:name="List Table 2 Accent 1" w:uiPriority="47"/>
-    <w:lsdException w:name="List Table 3 Accent 1" w:uiPriority="48"/>
-    <w:lsdException w:name="List Table 4 Accent 1" w:uiPriority="49"/>
-    <w:lsdException w:name="List Table 5 Dark Accent 1" w:uiPriority="50"/>
-    <w:lsdException w:name="List Table 6 Colorful Accent 1" w:uiPriority="51"/>
-    <w:lsdException w:name="List Table 7 Colorful Accent 1" w:uiPriority="52"/>
-    <w:lsdException w:name="List Table 1 Light Accent 2" w:uiPriority="46"/>
-    <w:lsdException w:name="List Table 2 Accent 2" w:uiPriority="47"/>
-    <w:lsdException w:name="List Table 3 Accent 2" w:uiPriority="48"/>
-    <w:lsdException w:name="List Table 4 Accent 2" w:uiPriority="49"/>
-    <w:lsdException w:name="List Table 5 Dark Accent 2" w:uiPriority="50"/>
-    <w:lsdException w:name="List Table 6 Colorful Accent 2" w:uiPriority="51"/>
-    <w:lsdException w:name="List Table 7 Colorful Accent 2" w:uiPriority="52"/>
-    <w:lsdException w:name="List Table 1 Light Accent 3" w:uiPriority="46"/>
-    <w:lsdException w:name="List Table 2 Accent 3" w:uiPriority="47"/>
-    <w:lsdException w:name="List Table 3 Accent 3" w:uiPriority="48"/>
-    <w:lsdException w:name="List Table 4 Accent 3" w:uiPriority="49"/>
-    <w:lsdException w:name="List Table 5 Dark Accent 3" w:uiPriority="50"/>
-    <w:lsdException w:name="List Table 6 Colorful Accent 3" w:uiPriority="51"/>
-    <w:lsdException w:name="List Table 7 Colorful Accent 3" w:uiPriority="52"/>
-    <w:lsdException w:name="List Table 1 Light Accent 4" w:uiPriority="46"/>
-    <w:lsdException w:name="List Table 2 Accent 4" w:uiPriority="47"/>
-    <w:lsdException w:name="List Table 3 Accent 4" w:uiPriority="48"/>
-    <w:lsdException w:name="List Table 4 Accent 4" w:uiPriority="49"/>
-    <w:lsdException w:name="List Table 5 Dark Accent 4" w:uiPriority="50"/>
-    <w:lsdException w:name="List Table 6 Colorful Accent 4" w:uiPriority="51"/>
-    <w:lsdException w:name="List Table 7 Colorful Accent 4" w:uiPriority="52"/>
-    <w:lsdException w:name="List Table 1 Light Accent 5" w:uiPriority="46"/>
-    <w:lsdException w:name="List Table 2 Accent 5" w:uiPriority="47"/>
-    <w:lsdException w:name="List Table 3 Accent 5" w:uiPriority="48"/>
-    <w:lsdException w:name="List Table 4 Accent 5" w:uiPriority="49"/>
-    <w:lsdException w:name="List Table 5 Dark Accent 5" w:uiPriority="50"/>
-    <w:lsdException w:name="List Table 6 Colorful Accent 5" w:uiPriority="51"/>
-    <w:lsdException w:name="List Table 7 Colorful Accent 5" w:uiPriority="52"/>
-    <w:lsdException w:name="List Table 1 Light Accent 6" w:uiPriority="46"/>
-    <w:lsdException w:name="List Table 2 Accent 6" w:uiPriority="47"/>
-    <w:lsdException w:name="List Table 3 Accent 6" w:uiPriority="48"/>
-    <w:lsdException w:name="List Table 4 Accent 6" w:uiPriority="49"/>
-    <w:lsdException w:name="List Table 5 Dark Accent 6" w:uiPriority="50"/>
-    <w:lsdException w:name="List Table 6 Colorful Accent 6" w:uiPriority="51"/>
-    <w:lsdException w:name="List Table 7 Colorful Accent 6" w:uiPriority="52"/>
-  </w:latentStyles>
-  <w:style w:type="paragraph" w:default="1" w:styleId="Normal">
-    <w:name w:val="Normal"/>
-    <w:qFormat/>
-  </w:style>
-  <w:style w:type="character" w:default="1" w:styleId="DefaultParagraphFont">
-    <w:name w:val="Default Paragraph Font"/>
-    <w:uiPriority w:val="1"/>
-    <w:semiHidden/>
-    <w:unhideWhenUsed/>
-  </w:style>
-  <w:style w:type="table" w:default="1" w:styleId="TableNormal">
-    <w:name w:val="Normal Table"/>
-    <w:uiPriority w:val="99"/>
-    <w:semiHidden/>
-    <w:unhideWhenUsed/>
-    <w:tblPr>
-      <w:tblInd w:w="0" w:type="dxa"/>
-      <w:tblCellMar>
-        <w:top w:w="0" w:type="dxa"/>
-        <w:left w:w="108" w:type="dxa"/>
-        <w:bottom w:w="0" w:type="dxa"/>
-        <w:right w:w="108" w:type="dxa"/>
-      </w:tblCellMar>
-    </w:tblPr>
-  </w:style>
-  <w:style w:type="numbering" w:default="1" w:styleId="NoList">
-    <w:name w:val="No List"/>
-    <w:uiPriority w:val="99"/>
-    <w:semiHidden/>
-    <w:unhideWhenUsed/>
-  </w:style>
-  <w:style w:type="paragraph" w:customStyle="1" w:styleId="D1FA9A5D00AB41CBA37858670094FF49">
-    <w:name w:val="D1FA9A5D00AB41CBA37858670094FF49"/>
-    <w:rsid w:val="002924D4"/>
-  </w:style>
-  <w:style w:type="paragraph" w:customStyle="1" w:styleId="0B401DB3A9DD45119B6AFB3BFAC04084">
-    <w:name w:val="0B401DB3A9DD45119B6AFB3BFAC04084"/>
-    <w:rsid w:val="002924D4"/>
-  </w:style>
-  <w:style w:type="paragraph" w:customStyle="1" w:styleId="C304F09E25A741DF8A4EBA15B67C63EE">
-    <w:name w:val="C304F09E25A741DF8A4EBA15B67C63EE"/>
-    <w:rsid w:val="002924D4"/>
-  </w:style>
-  <w:style w:type="paragraph" w:customStyle="1" w:styleId="3942890DCC414F35BE12CF3732FA8B4F">
-    <w:name w:val="3942890DCC414F35BE12CF3732FA8B4F"/>
-    <w:rsid w:val="002924D4"/>
-  </w:style>
-  <w:style w:type="paragraph" w:customStyle="1" w:styleId="B82073BFB0EA4A6A9EA492EE0CA7004A">
-    <w:name w:val="B82073BFB0EA4A6A9EA492EE0CA7004A"/>
-    <w:rsid w:val="002924D4"/>
-  </w:style>
-</w:styles>
-</file>
-
-<file path=word/glossary/webSettings.xml><?xml version="1.0" encoding="utf-8"?>
-<w:webSettings xmlns:mc="http://schemas.openxmlformats.org/markup-compatibility/2006" xmlns:r="http://schemas.openxmlformats.org/officeDocument/2006/relationships" xmlns:w="http://schemas.openxmlformats.org/wordprocessingml/2006/main" xmlns:w14="http://schemas.microsoft.com/office/word/2010/wordml" xmlns:w15="http://schemas.microsoft.com/office/word/2012/wordml" xmlns:w16se="http://schemas.microsoft.com/office/word/2015/wordml/symex" mc:Ignorable="w14 w15 w16se">
-  <w:optimizeForBrowser/>
-  <w:allowPNG/>
-</w:webSettings>
-</file>
-
 <file path=word/theme/theme1.xml><?xml version="1.0" encoding="utf-8"?>
 <a:theme xmlns:a="http://schemas.openxmlformats.org/drawingml/2006/main" name="Office Theme">
   <a:themeElements>
@@ -25481,7 +21087,7 @@
 </file>
 
 <file path=customXml/itemProps2.xml><?xml version="1.0" encoding="utf-8"?>
-<ds:datastoreItem xmlns:ds="http://schemas.openxmlformats.org/officeDocument/2006/customXml" ds:itemID="{E6A0EF7B-0108-46E8-83B2-823C207D39CD}">
+<ds:datastoreItem xmlns:ds="http://schemas.openxmlformats.org/officeDocument/2006/customXml" ds:itemID="{27464F68-2643-476A-A24D-72EDD54951C2}">
   <ds:schemaRefs>
     <ds:schemaRef ds:uri="http://schemas.openxmlformats.org/officeDocument/2006/bibliography"/>
   </ds:schemaRefs>

--- a/TECH-LINK_Strike_Machine_Manual.docx
+++ b/TECH-LINK_Strike_Machine_Manual.docx
@@ -17,6 +17,12 @@
       </w:sdtEndPr>
       <w:sdtContent>
         <w:p>
+          <w:pPr>
+            <w:tabs>
+              <w:tab w:val="left" w:pos="2268"/>
+            </w:tabs>
+            <w:spacing w:line="360" w:lineRule="auto"/>
+          </w:pPr>
           <w:r>
             <w:rPr>
               <w:noProof/>
@@ -673,6 +679,10 @@
         </w:p>
         <w:p>
           <w:pPr>
+            <w:tabs>
+              <w:tab w:val="left" w:pos="2268"/>
+            </w:tabs>
+            <w:spacing w:line="360" w:lineRule="auto"/>
             <w:rPr>
               <w:color w:val="4F81BD" w:themeColor="accent1"/>
             </w:rPr>
@@ -688,6 +698,10 @@
     </w:sdt>
     <w:p>
       <w:pPr>
+        <w:tabs>
+          <w:tab w:val="left" w:pos="2268"/>
+        </w:tabs>
+        <w:spacing w:line="360" w:lineRule="auto"/>
         <w:rPr>
           <w:sz w:val="28"/>
         </w:rPr>
@@ -762,6 +776,10 @@
     </w:p>
     <w:p>
       <w:pPr>
+        <w:tabs>
+          <w:tab w:val="left" w:pos="2268"/>
+        </w:tabs>
+        <w:spacing w:line="360" w:lineRule="auto"/>
         <w:rPr>
           <w:sz w:val="28"/>
         </w:rPr>
@@ -769,6 +787,10 @@
     </w:p>
     <w:p>
       <w:pPr>
+        <w:tabs>
+          <w:tab w:val="left" w:pos="2268"/>
+        </w:tabs>
+        <w:spacing w:line="360" w:lineRule="auto"/>
         <w:rPr>
           <w:sz w:val="28"/>
         </w:rPr>
@@ -776,6 +798,10 @@
     </w:p>
     <w:p>
       <w:pPr>
+        <w:tabs>
+          <w:tab w:val="left" w:pos="2268"/>
+        </w:tabs>
+        <w:spacing w:line="360" w:lineRule="auto"/>
         <w:rPr>
           <w:sz w:val="28"/>
         </w:rPr>
@@ -783,6 +809,10 @@
     </w:p>
     <w:p>
       <w:pPr>
+        <w:tabs>
+          <w:tab w:val="left" w:pos="2268"/>
+        </w:tabs>
+        <w:spacing w:line="360" w:lineRule="auto"/>
         <w:rPr>
           <w:sz w:val="28"/>
         </w:rPr>
@@ -790,6 +820,10 @@
     </w:p>
     <w:p>
       <w:pPr>
+        <w:tabs>
+          <w:tab w:val="left" w:pos="2268"/>
+        </w:tabs>
+        <w:spacing w:line="360" w:lineRule="auto"/>
         <w:rPr>
           <w:sz w:val="28"/>
         </w:rPr>
@@ -797,6 +831,10 @@
     </w:p>
     <w:p>
       <w:pPr>
+        <w:tabs>
+          <w:tab w:val="left" w:pos="2268"/>
+        </w:tabs>
+        <w:spacing w:line="360" w:lineRule="auto"/>
         <w:rPr>
           <w:sz w:val="28"/>
         </w:rPr>
@@ -811,9 +849,7 @@
     <w:sdt>
       <w:sdtPr>
         <w:rPr>
-          <w:rFonts w:asciiTheme="minorHAnsi" w:eastAsiaTheme="minorEastAsia" w:hAnsiTheme="minorHAnsi" w:cstheme="minorBidi"/>
-          <w:b w:val="0"/>
-          <w:bCs w:val="0"/>
+          <w:rFonts w:ascii="Times New Roman" w:eastAsiaTheme="minorEastAsia" w:hAnsi="Times New Roman" w:cs="Times New Roman"/>
           <w:color w:val="auto"/>
           <w:sz w:val="22"/>
           <w:szCs w:val="22"/>
@@ -826,6 +862,8 @@
       </w:sdtPr>
       <w:sdtEndPr>
         <w:rPr>
+          <w:b w:val="0"/>
+          <w:bCs w:val="0"/>
           <w:noProof/>
         </w:rPr>
       </w:sdtEndPr>
@@ -833,19 +871,13 @@
         <w:p>
           <w:pPr>
             <w:pStyle w:val="TOCHeading"/>
-            <w:spacing w:line="360" w:lineRule="auto"/>
-            <w:jc w:val="center"/>
             <w:rPr>
               <w:rFonts w:ascii="Times New Roman" w:hAnsi="Times New Roman" w:cs="Times New Roman"/>
-              <w:color w:val="000000" w:themeColor="text1"/>
-              <w:sz w:val="40"/>
             </w:rPr>
           </w:pPr>
           <w:r>
             <w:rPr>
               <w:rFonts w:ascii="Times New Roman" w:hAnsi="Times New Roman" w:cs="Times New Roman"/>
-              <w:color w:val="000000" w:themeColor="text1"/>
-              <w:sz w:val="40"/>
             </w:rPr>
             <w:t>Contents</w:t>
           </w:r>
@@ -854,43 +886,41 @@
           <w:pPr>
             <w:pStyle w:val="TOC1"/>
             <w:rPr>
+              <w:rFonts w:ascii="Times New Roman" w:hAnsi="Times New Roman" w:cs="Times New Roman"/>
               <w:noProof/>
               <w:lang w:eastAsia="zh-CN"/>
             </w:rPr>
           </w:pPr>
           <w:r>
+            <w:rPr>
+              <w:rFonts w:ascii="Times New Roman" w:hAnsi="Times New Roman" w:cs="Times New Roman"/>
+            </w:rPr>
             <w:fldChar w:fldCharType="begin"/>
           </w:r>
           <w:r>
+            <w:rPr>
+              <w:rFonts w:ascii="Times New Roman" w:hAnsi="Times New Roman" w:cs="Times New Roman"/>
+            </w:rPr>
             <w:instrText xml:space="preserve"> TOC \o "1-3" \h \z \u </w:instrText>
           </w:r>
           <w:r>
+            <w:rPr>
+              <w:rFonts w:ascii="Times New Roman" w:hAnsi="Times New Roman" w:cs="Times New Roman"/>
+            </w:rPr>
             <w:fldChar w:fldCharType="separate"/>
           </w:r>
-          <w:hyperlink w:anchor="_Toc234849675" w:history="1">
+          <w:hyperlink w:anchor="_Toc235086645" w:history="1">
             <w:r>
               <w:rPr>
                 <w:rStyle w:val="Hyperlink"/>
+                <w:rFonts w:ascii="Times New Roman" w:hAnsi="Times New Roman" w:cs="Times New Roman"/>
                 <w:noProof/>
               </w:rPr>
-              <w:t xml:space="preserve">Chapter </w:t>
+              <w:t>Chapter 1. Production Panels and Function Guide</w:t>
             </w:r>
             <w:r>
               <w:rPr>
-                <w:rStyle w:val="Hyperlink"/>
-                <w:noProof/>
-              </w:rPr>
-              <w:t>1</w:t>
-            </w:r>
-            <w:r>
-              <w:rPr>
-                <w:rStyle w:val="Hyperlink"/>
-                <w:noProof/>
-              </w:rPr>
-              <w:t>. Production Panels and Function Guide</w:t>
-            </w:r>
-            <w:r>
-              <w:rPr>
+                <w:rFonts w:ascii="Times New Roman" w:hAnsi="Times New Roman" w:cs="Times New Roman"/>
                 <w:noProof/>
                 <w:webHidden/>
               </w:rPr>
@@ -898,6 +928,7 @@
             </w:r>
             <w:r>
               <w:rPr>
+                <w:rFonts w:ascii="Times New Roman" w:hAnsi="Times New Roman" w:cs="Times New Roman"/>
                 <w:noProof/>
                 <w:webHidden/>
               </w:rPr>
@@ -905,19 +936,22 @@
             </w:r>
             <w:r>
               <w:rPr>
+                <w:rFonts w:ascii="Times New Roman" w:hAnsi="Times New Roman" w:cs="Times New Roman"/>
                 <w:noProof/>
                 <w:webHidden/>
               </w:rPr>
-              <w:instrText xml:space="preserve"> PAGEREF _Toc234849675 \h </w:instrText>
+              <w:instrText xml:space="preserve"> PAGEREF _Toc235086645 \h </w:instrText>
             </w:r>
             <w:r>
               <w:rPr>
+                <w:rFonts w:ascii="Times New Roman" w:hAnsi="Times New Roman" w:cs="Times New Roman"/>
                 <w:noProof/>
                 <w:webHidden/>
               </w:rPr>
             </w:r>
             <w:r>
               <w:rPr>
+                <w:rFonts w:ascii="Times New Roman" w:hAnsi="Times New Roman" w:cs="Times New Roman"/>
                 <w:noProof/>
                 <w:webHidden/>
               </w:rPr>
@@ -925,6 +959,7 @@
             </w:r>
             <w:r>
               <w:rPr>
+                <w:rFonts w:ascii="Times New Roman" w:hAnsi="Times New Roman" w:cs="Times New Roman"/>
                 <w:noProof/>
                 <w:webHidden/>
               </w:rPr>
@@ -932,6 +967,7 @@
             </w:r>
             <w:r>
               <w:rPr>
+                <w:rFonts w:ascii="Times New Roman" w:hAnsi="Times New Roman" w:cs="Times New Roman"/>
                 <w:noProof/>
                 <w:webHidden/>
               </w:rPr>
@@ -943,56 +979,297 @@
           <w:pPr>
             <w:pStyle w:val="TOC2"/>
             <w:rPr>
-              <w:rFonts w:asciiTheme="minorHAnsi" w:eastAsiaTheme="minorEastAsia" w:hAnsiTheme="minorHAnsi" w:cstheme="minorBidi"/>
+              <w:rFonts w:ascii="Times New Roman" w:eastAsiaTheme="minorEastAsia" w:hAnsi="Times New Roman" w:cs="Times New Roman"/>
               <w:bCs w:val="0"/>
               <w:lang w:eastAsia="zh-CN"/>
             </w:rPr>
           </w:pPr>
-          <w:hyperlink w:anchor="_Toc234849676" w:history="1">
+          <w:hyperlink w:anchor="_Toc235086646" w:history="1">
             <w:r>
               <w:rPr>
                 <w:rStyle w:val="Hyperlink"/>
-                <w:b/>
+                <w:rFonts w:ascii="Times New Roman" w:hAnsi="Times New Roman" w:cs="Times New Roman"/>
               </w:rPr>
               <w:t>1. Group Page</w:t>
             </w:r>
             <w:r>
               <w:rPr>
+                <w:rFonts w:ascii="Times New Roman" w:hAnsi="Times New Roman" w:cs="Times New Roman"/>
                 <w:webHidden/>
               </w:rPr>
               <w:tab/>
             </w:r>
             <w:r>
               <w:rPr>
+                <w:rFonts w:ascii="Times New Roman" w:hAnsi="Times New Roman" w:cs="Times New Roman"/>
                 <w:webHidden/>
               </w:rPr>
               <w:fldChar w:fldCharType="begin"/>
             </w:r>
             <w:r>
               <w:rPr>
+                <w:rFonts w:ascii="Times New Roman" w:hAnsi="Times New Roman" w:cs="Times New Roman"/>
                 <w:webHidden/>
               </w:rPr>
-              <w:instrText xml:space="preserve"> PAGEREF _Toc234849676 \h </w:instrText>
+              <w:instrText xml:space="preserve"> PAGEREF _Toc235086646 \h </w:instrText>
             </w:r>
             <w:r>
               <w:rPr>
+                <w:rFonts w:ascii="Times New Roman" w:hAnsi="Times New Roman" w:cs="Times New Roman"/>
                 <w:webHidden/>
               </w:rPr>
             </w:r>
             <w:r>
               <w:rPr>
+                <w:rFonts w:ascii="Times New Roman" w:hAnsi="Times New Roman" w:cs="Times New Roman"/>
                 <w:webHidden/>
               </w:rPr>
               <w:fldChar w:fldCharType="separate"/>
             </w:r>
             <w:r>
               <w:rPr>
+                <w:rFonts w:ascii="Times New Roman" w:hAnsi="Times New Roman" w:cs="Times New Roman"/>
                 <w:webHidden/>
               </w:rPr>
               <w:t>3</w:t>
             </w:r>
             <w:r>
               <w:rPr>
+                <w:rFonts w:ascii="Times New Roman" w:hAnsi="Times New Roman" w:cs="Times New Roman"/>
+                <w:webHidden/>
+              </w:rPr>
+              <w:fldChar w:fldCharType="end"/>
+            </w:r>
+          </w:hyperlink>
+        </w:p>
+        <w:p>
+          <w:pPr>
+            <w:pStyle w:val="TOC3"/>
+            <w:tabs>
+              <w:tab w:val="right" w:leader="dot" w:pos="9395"/>
+            </w:tabs>
+            <w:rPr>
+              <w:rFonts w:ascii="Times New Roman" w:hAnsi="Times New Roman"/>
+              <w:noProof/>
+              <w:lang w:eastAsia="zh-CN"/>
+            </w:rPr>
+          </w:pPr>
+          <w:hyperlink w:anchor="_Toc235086647" w:history="1">
+            <w:r>
+              <w:rPr>
+                <w:rStyle w:val="Hyperlink"/>
+                <w:rFonts w:ascii="Times New Roman" w:hAnsi="Times New Roman"/>
+                <w:noProof/>
+              </w:rPr>
+              <w:t>1.1. Monitor Group Page</w:t>
+            </w:r>
+            <w:r>
+              <w:rPr>
+                <w:rFonts w:ascii="Times New Roman" w:hAnsi="Times New Roman"/>
+                <w:noProof/>
+                <w:webHidden/>
+              </w:rPr>
+              <w:tab/>
+            </w:r>
+            <w:r>
+              <w:rPr>
+                <w:rFonts w:ascii="Times New Roman" w:hAnsi="Times New Roman"/>
+                <w:noProof/>
+                <w:webHidden/>
+              </w:rPr>
+              <w:fldChar w:fldCharType="begin"/>
+            </w:r>
+            <w:r>
+              <w:rPr>
+                <w:rFonts w:ascii="Times New Roman" w:hAnsi="Times New Roman"/>
+                <w:noProof/>
+                <w:webHidden/>
+              </w:rPr>
+              <w:instrText xml:space="preserve"> PAGEREF _Toc235086647 \h </w:instrText>
+            </w:r>
+            <w:r>
+              <w:rPr>
+                <w:rFonts w:ascii="Times New Roman" w:hAnsi="Times New Roman"/>
+                <w:noProof/>
+                <w:webHidden/>
+              </w:rPr>
+            </w:r>
+            <w:r>
+              <w:rPr>
+                <w:rFonts w:ascii="Times New Roman" w:hAnsi="Times New Roman"/>
+                <w:noProof/>
+                <w:webHidden/>
+              </w:rPr>
+              <w:fldChar w:fldCharType="separate"/>
+            </w:r>
+            <w:r>
+              <w:rPr>
+                <w:rFonts w:ascii="Times New Roman" w:hAnsi="Times New Roman"/>
+                <w:noProof/>
+                <w:webHidden/>
+              </w:rPr>
+              <w:t>3</w:t>
+            </w:r>
+            <w:r>
+              <w:rPr>
+                <w:rFonts w:ascii="Times New Roman" w:hAnsi="Times New Roman"/>
+                <w:noProof/>
+                <w:webHidden/>
+              </w:rPr>
+              <w:fldChar w:fldCharType="end"/>
+            </w:r>
+          </w:hyperlink>
+        </w:p>
+        <w:p>
+          <w:pPr>
+            <w:pStyle w:val="TOC3"/>
+            <w:tabs>
+              <w:tab w:val="right" w:leader="dot" w:pos="9395"/>
+            </w:tabs>
+            <w:rPr>
+              <w:rFonts w:ascii="Times New Roman" w:hAnsi="Times New Roman"/>
+              <w:noProof/>
+              <w:lang w:eastAsia="zh-CN"/>
+            </w:rPr>
+          </w:pPr>
+          <w:hyperlink w:anchor="_Toc235086648" w:history="1">
+            <w:r>
+              <w:rPr>
+                <w:rStyle w:val="Hyperlink"/>
+                <w:rFonts w:ascii="Times New Roman" w:hAnsi="Times New Roman"/>
+                <w:noProof/>
+              </w:rPr>
+              <w:t>1.2. Temperature Group Page</w:t>
+            </w:r>
+            <w:r>
+              <w:rPr>
+                <w:rFonts w:ascii="Times New Roman" w:hAnsi="Times New Roman"/>
+                <w:noProof/>
+                <w:webHidden/>
+              </w:rPr>
+              <w:tab/>
+            </w:r>
+            <w:r>
+              <w:rPr>
+                <w:rFonts w:ascii="Times New Roman" w:hAnsi="Times New Roman"/>
+                <w:noProof/>
+                <w:webHidden/>
+              </w:rPr>
+              <w:fldChar w:fldCharType="begin"/>
+            </w:r>
+            <w:r>
+              <w:rPr>
+                <w:rFonts w:ascii="Times New Roman" w:hAnsi="Times New Roman"/>
+                <w:noProof/>
+                <w:webHidden/>
+              </w:rPr>
+              <w:instrText xml:space="preserve"> PAGEREF _Toc235086648 \h </w:instrText>
+            </w:r>
+            <w:r>
+              <w:rPr>
+                <w:rFonts w:ascii="Times New Roman" w:hAnsi="Times New Roman"/>
+                <w:noProof/>
+                <w:webHidden/>
+              </w:rPr>
+            </w:r>
+            <w:r>
+              <w:rPr>
+                <w:rFonts w:ascii="Times New Roman" w:hAnsi="Times New Roman"/>
+                <w:noProof/>
+                <w:webHidden/>
+              </w:rPr>
+              <w:fldChar w:fldCharType="separate"/>
+            </w:r>
+            <w:r>
+              <w:rPr>
+                <w:rFonts w:ascii="Times New Roman" w:hAnsi="Times New Roman"/>
+                <w:noProof/>
+                <w:webHidden/>
+              </w:rPr>
+              <w:t>7</w:t>
+            </w:r>
+            <w:r>
+              <w:rPr>
+                <w:rFonts w:ascii="Times New Roman" w:hAnsi="Times New Roman"/>
+                <w:noProof/>
+                <w:webHidden/>
+              </w:rPr>
+              <w:fldChar w:fldCharType="end"/>
+            </w:r>
+          </w:hyperlink>
+        </w:p>
+        <w:p>
+          <w:pPr>
+            <w:pStyle w:val="TOC3"/>
+            <w:tabs>
+              <w:tab w:val="right" w:leader="dot" w:pos="9395"/>
+            </w:tabs>
+            <w:rPr>
+              <w:rFonts w:ascii="Times New Roman" w:hAnsi="Times New Roman"/>
+              <w:noProof/>
+              <w:lang w:eastAsia="zh-CN"/>
+            </w:rPr>
+          </w:pPr>
+          <w:hyperlink w:anchor="_Toc235086649" w:history="1">
+            <w:r>
+              <w:rPr>
+                <w:rStyle w:val="Hyperlink"/>
+                <w:rFonts w:ascii="Times New Roman" w:hAnsi="Times New Roman"/>
+                <w:noProof/>
+              </w:rPr>
+              <w:t>1.3. Operation Guide</w:t>
+            </w:r>
+            <w:r>
+              <w:rPr>
+                <w:rFonts w:ascii="Times New Roman" w:hAnsi="Times New Roman"/>
+                <w:noProof/>
+                <w:webHidden/>
+              </w:rPr>
+              <w:tab/>
+            </w:r>
+            <w:r>
+              <w:rPr>
+                <w:rFonts w:ascii="Times New Roman" w:hAnsi="Times New Roman"/>
+                <w:noProof/>
+                <w:webHidden/>
+              </w:rPr>
+              <w:fldChar w:fldCharType="begin"/>
+            </w:r>
+            <w:r>
+              <w:rPr>
+                <w:rFonts w:ascii="Times New Roman" w:hAnsi="Times New Roman"/>
+                <w:noProof/>
+                <w:webHidden/>
+              </w:rPr>
+              <w:instrText xml:space="preserve"> PAGEREF _Toc235086649 \h </w:instrText>
+            </w:r>
+            <w:r>
+              <w:rPr>
+                <w:rFonts w:ascii="Times New Roman" w:hAnsi="Times New Roman"/>
+                <w:noProof/>
+                <w:webHidden/>
+              </w:rPr>
+            </w:r>
+            <w:r>
+              <w:rPr>
+                <w:rFonts w:ascii="Times New Roman" w:hAnsi="Times New Roman"/>
+                <w:noProof/>
+                <w:webHidden/>
+              </w:rPr>
+              <w:fldChar w:fldCharType="separate"/>
+            </w:r>
+            <w:r>
+              <w:rPr>
+                <w:rFonts w:ascii="Times New Roman" w:hAnsi="Times New Roman"/>
+                <w:noProof/>
+                <w:webHidden/>
+              </w:rPr>
+              <w:t>9</w:t>
+            </w:r>
+            <w:r>
+              <w:rPr>
+                <w:rFonts w:ascii="Times New Roman" w:hAnsi="Times New Roman"/>
+                <w:noProof/>
                 <w:webHidden/>
               </w:rPr>
               <w:fldChar w:fldCharType="end"/>
@@ -1003,56 +1280,219 @@
           <w:pPr>
             <w:pStyle w:val="TOC2"/>
             <w:rPr>
-              <w:rFonts w:asciiTheme="minorHAnsi" w:eastAsiaTheme="minorEastAsia" w:hAnsiTheme="minorHAnsi" w:cstheme="minorBidi"/>
+              <w:rFonts w:ascii="Times New Roman" w:eastAsiaTheme="minorEastAsia" w:hAnsi="Times New Roman" w:cs="Times New Roman"/>
               <w:bCs w:val="0"/>
               <w:lang w:eastAsia="zh-CN"/>
             </w:rPr>
           </w:pPr>
-          <w:hyperlink w:anchor="_Toc234849677" w:history="1">
+          <w:hyperlink w:anchor="_Toc235086650" w:history="1">
             <w:r>
               <w:rPr>
                 <w:rStyle w:val="Hyperlink"/>
-                <w:b/>
-              </w:rPr>
-              <w:t>1.1. Monitor Group Page</w:t>
+                <w:rFonts w:ascii="Times New Roman" w:hAnsi="Times New Roman" w:cs="Times New Roman"/>
+              </w:rPr>
+              <w:t>2. Chart Page</w:t>
             </w:r>
             <w:r>
               <w:rPr>
+                <w:rFonts w:ascii="Times New Roman" w:hAnsi="Times New Roman" w:cs="Times New Roman"/>
                 <w:webHidden/>
               </w:rPr>
               <w:tab/>
             </w:r>
             <w:r>
               <w:rPr>
+                <w:rFonts w:ascii="Times New Roman" w:hAnsi="Times New Roman" w:cs="Times New Roman"/>
                 <w:webHidden/>
               </w:rPr>
               <w:fldChar w:fldCharType="begin"/>
             </w:r>
             <w:r>
               <w:rPr>
+                <w:rFonts w:ascii="Times New Roman" w:hAnsi="Times New Roman" w:cs="Times New Roman"/>
                 <w:webHidden/>
               </w:rPr>
-              <w:instrText xml:space="preserve"> PAGEREF _Toc234849677 \h </w:instrText>
+              <w:instrText xml:space="preserve"> PAGEREF _Toc235086650 \h </w:instrText>
             </w:r>
             <w:r>
               <w:rPr>
+                <w:rFonts w:ascii="Times New Roman" w:hAnsi="Times New Roman" w:cs="Times New Roman"/>
                 <w:webHidden/>
               </w:rPr>
             </w:r>
             <w:r>
               <w:rPr>
+                <w:rFonts w:ascii="Times New Roman" w:hAnsi="Times New Roman" w:cs="Times New Roman"/>
                 <w:webHidden/>
               </w:rPr>
               <w:fldChar w:fldCharType="separate"/>
             </w:r>
             <w:r>
               <w:rPr>
+                <w:rFonts w:ascii="Times New Roman" w:hAnsi="Times New Roman" w:cs="Times New Roman"/>
                 <w:webHidden/>
               </w:rPr>
-              <w:t>3</w:t>
+              <w:t>10</w:t>
             </w:r>
             <w:r>
               <w:rPr>
+                <w:rFonts w:ascii="Times New Roman" w:hAnsi="Times New Roman" w:cs="Times New Roman"/>
+                <w:webHidden/>
+              </w:rPr>
+              <w:fldChar w:fldCharType="end"/>
+            </w:r>
+          </w:hyperlink>
+        </w:p>
+        <w:p>
+          <w:pPr>
+            <w:pStyle w:val="TOC3"/>
+            <w:tabs>
+              <w:tab w:val="right" w:leader="dot" w:pos="9395"/>
+            </w:tabs>
+            <w:rPr>
+              <w:rFonts w:ascii="Times New Roman" w:hAnsi="Times New Roman"/>
+              <w:noProof/>
+              <w:lang w:eastAsia="zh-CN"/>
+            </w:rPr>
+          </w:pPr>
+          <w:hyperlink w:anchor="_Toc235086651" w:history="1">
+            <w:r>
+              <w:rPr>
+                <w:rStyle w:val="Hyperlink"/>
+                <w:rFonts w:ascii="Times New Roman" w:hAnsi="Times New Roman"/>
+                <w:noProof/>
+              </w:rPr>
+              <w:t>2.1. Chart Page</w:t>
+            </w:r>
+            <w:r>
+              <w:rPr>
+                <w:rFonts w:ascii="Times New Roman" w:hAnsi="Times New Roman"/>
+                <w:noProof/>
+                <w:webHidden/>
+              </w:rPr>
+              <w:tab/>
+            </w:r>
+            <w:r>
+              <w:rPr>
+                <w:rFonts w:ascii="Times New Roman" w:hAnsi="Times New Roman"/>
+                <w:noProof/>
+                <w:webHidden/>
+              </w:rPr>
+              <w:fldChar w:fldCharType="begin"/>
+            </w:r>
+            <w:r>
+              <w:rPr>
+                <w:rFonts w:ascii="Times New Roman" w:hAnsi="Times New Roman"/>
+                <w:noProof/>
+                <w:webHidden/>
+              </w:rPr>
+              <w:instrText xml:space="preserve"> PAGEREF _Toc235086651 \h </w:instrText>
+            </w:r>
+            <w:r>
+              <w:rPr>
+                <w:rFonts w:ascii="Times New Roman" w:hAnsi="Times New Roman"/>
+                <w:noProof/>
+                <w:webHidden/>
+              </w:rPr>
+            </w:r>
+            <w:r>
+              <w:rPr>
+                <w:rFonts w:ascii="Times New Roman" w:hAnsi="Times New Roman"/>
+                <w:noProof/>
+                <w:webHidden/>
+              </w:rPr>
+              <w:fldChar w:fldCharType="separate"/>
+            </w:r>
+            <w:r>
+              <w:rPr>
+                <w:rFonts w:ascii="Times New Roman" w:hAnsi="Times New Roman"/>
+                <w:noProof/>
+                <w:webHidden/>
+              </w:rPr>
+              <w:t>10</w:t>
+            </w:r>
+            <w:r>
+              <w:rPr>
+                <w:rFonts w:ascii="Times New Roman" w:hAnsi="Times New Roman"/>
+                <w:noProof/>
+                <w:webHidden/>
+              </w:rPr>
+              <w:fldChar w:fldCharType="end"/>
+            </w:r>
+          </w:hyperlink>
+        </w:p>
+        <w:p>
+          <w:pPr>
+            <w:pStyle w:val="TOC3"/>
+            <w:tabs>
+              <w:tab w:val="right" w:leader="dot" w:pos="9395"/>
+            </w:tabs>
+            <w:rPr>
+              <w:rFonts w:ascii="Times New Roman" w:hAnsi="Times New Roman"/>
+              <w:noProof/>
+              <w:lang w:eastAsia="zh-CN"/>
+            </w:rPr>
+          </w:pPr>
+          <w:hyperlink w:anchor="_Toc235086652" w:history="1">
+            <w:r>
+              <w:rPr>
+                <w:rStyle w:val="Hyperlink"/>
+                <w:rFonts w:ascii="Times New Roman" w:hAnsi="Times New Roman"/>
+                <w:noProof/>
+              </w:rPr>
+              <w:t>2.2. Operation Guide</w:t>
+            </w:r>
+            <w:r>
+              <w:rPr>
+                <w:rFonts w:ascii="Times New Roman" w:hAnsi="Times New Roman"/>
+                <w:noProof/>
+                <w:webHidden/>
+              </w:rPr>
+              <w:tab/>
+            </w:r>
+            <w:r>
+              <w:rPr>
+                <w:rFonts w:ascii="Times New Roman" w:hAnsi="Times New Roman"/>
+                <w:noProof/>
+                <w:webHidden/>
+              </w:rPr>
+              <w:fldChar w:fldCharType="begin"/>
+            </w:r>
+            <w:r>
+              <w:rPr>
+                <w:rFonts w:ascii="Times New Roman" w:hAnsi="Times New Roman"/>
+                <w:noProof/>
+                <w:webHidden/>
+              </w:rPr>
+              <w:instrText xml:space="preserve"> PAGEREF _Toc235086652 \h </w:instrText>
+            </w:r>
+            <w:r>
+              <w:rPr>
+                <w:rFonts w:ascii="Times New Roman" w:hAnsi="Times New Roman"/>
+                <w:noProof/>
+                <w:webHidden/>
+              </w:rPr>
+            </w:r>
+            <w:r>
+              <w:rPr>
+                <w:rFonts w:ascii="Times New Roman" w:hAnsi="Times New Roman"/>
+                <w:noProof/>
+                <w:webHidden/>
+              </w:rPr>
+              <w:fldChar w:fldCharType="separate"/>
+            </w:r>
+            <w:r>
+              <w:rPr>
+                <w:rFonts w:ascii="Times New Roman" w:hAnsi="Times New Roman"/>
+                <w:noProof/>
+                <w:webHidden/>
+              </w:rPr>
+              <w:t>10</w:t>
+            </w:r>
+            <w:r>
+              <w:rPr>
+                <w:rFonts w:ascii="Times New Roman" w:hAnsi="Times New Roman"/>
+                <w:noProof/>
                 <w:webHidden/>
               </w:rPr>
               <w:fldChar w:fldCharType="end"/>
@@ -1063,55 +1503,219 @@
           <w:pPr>
             <w:pStyle w:val="TOC2"/>
             <w:rPr>
-              <w:rFonts w:asciiTheme="minorHAnsi" w:eastAsiaTheme="minorEastAsia" w:hAnsiTheme="minorHAnsi" w:cstheme="minorBidi"/>
+              <w:rFonts w:ascii="Times New Roman" w:eastAsiaTheme="minorEastAsia" w:hAnsi="Times New Roman" w:cs="Times New Roman"/>
               <w:bCs w:val="0"/>
               <w:lang w:eastAsia="zh-CN"/>
             </w:rPr>
           </w:pPr>
-          <w:hyperlink w:anchor="_Toc234849678" w:history="1">
+          <w:hyperlink w:anchor="_Toc235086653" w:history="1">
             <w:r>
               <w:rPr>
                 <w:rStyle w:val="Hyperlink"/>
-              </w:rPr>
-              <w:t>1.2. Temperature Group Page</w:t>
+                <w:rFonts w:ascii="Times New Roman" w:hAnsi="Times New Roman" w:cs="Times New Roman"/>
+              </w:rPr>
+              <w:t>3. Setting Page</w:t>
             </w:r>
             <w:r>
               <w:rPr>
+                <w:rFonts w:ascii="Times New Roman" w:hAnsi="Times New Roman" w:cs="Times New Roman"/>
                 <w:webHidden/>
               </w:rPr>
               <w:tab/>
             </w:r>
             <w:r>
               <w:rPr>
+                <w:rFonts w:ascii="Times New Roman" w:hAnsi="Times New Roman" w:cs="Times New Roman"/>
                 <w:webHidden/>
               </w:rPr>
               <w:fldChar w:fldCharType="begin"/>
             </w:r>
             <w:r>
               <w:rPr>
+                <w:rFonts w:ascii="Times New Roman" w:hAnsi="Times New Roman" w:cs="Times New Roman"/>
                 <w:webHidden/>
               </w:rPr>
-              <w:instrText xml:space="preserve"> PAGEREF _Toc234849678 \h </w:instrText>
+              <w:instrText xml:space="preserve"> PAGEREF _Toc235086653 \h </w:instrText>
             </w:r>
             <w:r>
               <w:rPr>
+                <w:rFonts w:ascii="Times New Roman" w:hAnsi="Times New Roman" w:cs="Times New Roman"/>
                 <w:webHidden/>
               </w:rPr>
             </w:r>
             <w:r>
               <w:rPr>
+                <w:rFonts w:ascii="Times New Roman" w:hAnsi="Times New Roman" w:cs="Times New Roman"/>
                 <w:webHidden/>
               </w:rPr>
               <w:fldChar w:fldCharType="separate"/>
             </w:r>
             <w:r>
               <w:rPr>
+                <w:rFonts w:ascii="Times New Roman" w:hAnsi="Times New Roman" w:cs="Times New Roman"/>
                 <w:webHidden/>
               </w:rPr>
-              <w:t>7</w:t>
+              <w:t>11</w:t>
             </w:r>
             <w:r>
               <w:rPr>
+                <w:rFonts w:ascii="Times New Roman" w:hAnsi="Times New Roman" w:cs="Times New Roman"/>
+                <w:webHidden/>
+              </w:rPr>
+              <w:fldChar w:fldCharType="end"/>
+            </w:r>
+          </w:hyperlink>
+        </w:p>
+        <w:p>
+          <w:pPr>
+            <w:pStyle w:val="TOC3"/>
+            <w:tabs>
+              <w:tab w:val="right" w:leader="dot" w:pos="9395"/>
+            </w:tabs>
+            <w:rPr>
+              <w:rFonts w:ascii="Times New Roman" w:hAnsi="Times New Roman"/>
+              <w:noProof/>
+              <w:lang w:eastAsia="zh-CN"/>
+            </w:rPr>
+          </w:pPr>
+          <w:hyperlink w:anchor="_Toc235086654" w:history="1">
+            <w:r>
+              <w:rPr>
+                <w:rStyle w:val="Hyperlink"/>
+                <w:rFonts w:ascii="Times New Roman" w:hAnsi="Times New Roman"/>
+                <w:noProof/>
+              </w:rPr>
+              <w:t>3.1. Setting Page</w:t>
+            </w:r>
+            <w:r>
+              <w:rPr>
+                <w:rFonts w:ascii="Times New Roman" w:hAnsi="Times New Roman"/>
+                <w:noProof/>
+                <w:webHidden/>
+              </w:rPr>
+              <w:tab/>
+            </w:r>
+            <w:r>
+              <w:rPr>
+                <w:rFonts w:ascii="Times New Roman" w:hAnsi="Times New Roman"/>
+                <w:noProof/>
+                <w:webHidden/>
+              </w:rPr>
+              <w:fldChar w:fldCharType="begin"/>
+            </w:r>
+            <w:r>
+              <w:rPr>
+                <w:rFonts w:ascii="Times New Roman" w:hAnsi="Times New Roman"/>
+                <w:noProof/>
+                <w:webHidden/>
+              </w:rPr>
+              <w:instrText xml:space="preserve"> PAGEREF _Toc235086654 \h </w:instrText>
+            </w:r>
+            <w:r>
+              <w:rPr>
+                <w:rFonts w:ascii="Times New Roman" w:hAnsi="Times New Roman"/>
+                <w:noProof/>
+                <w:webHidden/>
+              </w:rPr>
+            </w:r>
+            <w:r>
+              <w:rPr>
+                <w:rFonts w:ascii="Times New Roman" w:hAnsi="Times New Roman"/>
+                <w:noProof/>
+                <w:webHidden/>
+              </w:rPr>
+              <w:fldChar w:fldCharType="separate"/>
+            </w:r>
+            <w:r>
+              <w:rPr>
+                <w:rFonts w:ascii="Times New Roman" w:hAnsi="Times New Roman"/>
+                <w:noProof/>
+                <w:webHidden/>
+              </w:rPr>
+              <w:t>11</w:t>
+            </w:r>
+            <w:r>
+              <w:rPr>
+                <w:rFonts w:ascii="Times New Roman" w:hAnsi="Times New Roman"/>
+                <w:noProof/>
+                <w:webHidden/>
+              </w:rPr>
+              <w:fldChar w:fldCharType="end"/>
+            </w:r>
+          </w:hyperlink>
+        </w:p>
+        <w:p>
+          <w:pPr>
+            <w:pStyle w:val="TOC3"/>
+            <w:tabs>
+              <w:tab w:val="right" w:leader="dot" w:pos="9395"/>
+            </w:tabs>
+            <w:rPr>
+              <w:rFonts w:ascii="Times New Roman" w:hAnsi="Times New Roman"/>
+              <w:noProof/>
+              <w:lang w:eastAsia="zh-CN"/>
+            </w:rPr>
+          </w:pPr>
+          <w:hyperlink w:anchor="_Toc235086655" w:history="1">
+            <w:r>
+              <w:rPr>
+                <w:rStyle w:val="Hyperlink"/>
+                <w:rFonts w:ascii="Times New Roman" w:hAnsi="Times New Roman"/>
+                <w:noProof/>
+              </w:rPr>
+              <w:t>3.2. Operation Guide</w:t>
+            </w:r>
+            <w:r>
+              <w:rPr>
+                <w:rFonts w:ascii="Times New Roman" w:hAnsi="Times New Roman"/>
+                <w:noProof/>
+                <w:webHidden/>
+              </w:rPr>
+              <w:tab/>
+            </w:r>
+            <w:r>
+              <w:rPr>
+                <w:rFonts w:ascii="Times New Roman" w:hAnsi="Times New Roman"/>
+                <w:noProof/>
+                <w:webHidden/>
+              </w:rPr>
+              <w:fldChar w:fldCharType="begin"/>
+            </w:r>
+            <w:r>
+              <w:rPr>
+                <w:rFonts w:ascii="Times New Roman" w:hAnsi="Times New Roman"/>
+                <w:noProof/>
+                <w:webHidden/>
+              </w:rPr>
+              <w:instrText xml:space="preserve"> PAGEREF _Toc235086655 \h </w:instrText>
+            </w:r>
+            <w:r>
+              <w:rPr>
+                <w:rFonts w:ascii="Times New Roman" w:hAnsi="Times New Roman"/>
+                <w:noProof/>
+                <w:webHidden/>
+              </w:rPr>
+            </w:r>
+            <w:r>
+              <w:rPr>
+                <w:rFonts w:ascii="Times New Roman" w:hAnsi="Times New Roman"/>
+                <w:noProof/>
+                <w:webHidden/>
+              </w:rPr>
+              <w:fldChar w:fldCharType="separate"/>
+            </w:r>
+            <w:r>
+              <w:rPr>
+                <w:rFonts w:ascii="Times New Roman" w:hAnsi="Times New Roman"/>
+                <w:noProof/>
+                <w:webHidden/>
+              </w:rPr>
+              <w:t>11</w:t>
+            </w:r>
+            <w:r>
+              <w:rPr>
+                <w:rFonts w:ascii="Times New Roman" w:hAnsi="Times New Roman"/>
+                <w:noProof/>
                 <w:webHidden/>
               </w:rPr>
               <w:fldChar w:fldCharType="end"/>
@@ -1122,55 +1726,294 @@
           <w:pPr>
             <w:pStyle w:val="TOC2"/>
             <w:rPr>
-              <w:rFonts w:asciiTheme="minorHAnsi" w:eastAsiaTheme="minorEastAsia" w:hAnsiTheme="minorHAnsi" w:cstheme="minorBidi"/>
+              <w:rFonts w:ascii="Times New Roman" w:eastAsiaTheme="minorEastAsia" w:hAnsi="Times New Roman" w:cs="Times New Roman"/>
               <w:bCs w:val="0"/>
               <w:lang w:eastAsia="zh-CN"/>
             </w:rPr>
           </w:pPr>
-          <w:hyperlink w:anchor="_Toc234849679" w:history="1">
+          <w:hyperlink w:anchor="_Toc235086656" w:history="1">
             <w:r>
               <w:rPr>
                 <w:rStyle w:val="Hyperlink"/>
-              </w:rPr>
-              <w:t>1.3. Operation Guide</w:t>
+                <w:rFonts w:ascii="Times New Roman" w:hAnsi="Times New Roman" w:cs="Times New Roman"/>
+              </w:rPr>
+              <w:t>4. History Page</w:t>
             </w:r>
             <w:r>
               <w:rPr>
+                <w:rFonts w:ascii="Times New Roman" w:hAnsi="Times New Roman" w:cs="Times New Roman"/>
                 <w:webHidden/>
               </w:rPr>
               <w:tab/>
             </w:r>
             <w:r>
               <w:rPr>
+                <w:rFonts w:ascii="Times New Roman" w:hAnsi="Times New Roman" w:cs="Times New Roman"/>
                 <w:webHidden/>
               </w:rPr>
               <w:fldChar w:fldCharType="begin"/>
             </w:r>
             <w:r>
               <w:rPr>
+                <w:rFonts w:ascii="Times New Roman" w:hAnsi="Times New Roman" w:cs="Times New Roman"/>
                 <w:webHidden/>
               </w:rPr>
-              <w:instrText xml:space="preserve"> PAGEREF _Toc234849679 \h </w:instrText>
+              <w:instrText xml:space="preserve"> PAGEREF _Toc235086656 \h </w:instrText>
             </w:r>
             <w:r>
               <w:rPr>
+                <w:rFonts w:ascii="Times New Roman" w:hAnsi="Times New Roman" w:cs="Times New Roman"/>
                 <w:webHidden/>
               </w:rPr>
             </w:r>
             <w:r>
               <w:rPr>
+                <w:rFonts w:ascii="Times New Roman" w:hAnsi="Times New Roman" w:cs="Times New Roman"/>
                 <w:webHidden/>
               </w:rPr>
               <w:fldChar w:fldCharType="separate"/>
             </w:r>
             <w:r>
               <w:rPr>
+                <w:rFonts w:ascii="Times New Roman" w:hAnsi="Times New Roman" w:cs="Times New Roman"/>
                 <w:webHidden/>
               </w:rPr>
-              <w:t>9</w:t>
+              <w:t>12</w:t>
             </w:r>
             <w:r>
               <w:rPr>
+                <w:rFonts w:ascii="Times New Roman" w:hAnsi="Times New Roman" w:cs="Times New Roman"/>
+                <w:webHidden/>
+              </w:rPr>
+              <w:fldChar w:fldCharType="end"/>
+            </w:r>
+          </w:hyperlink>
+        </w:p>
+        <w:p>
+          <w:pPr>
+            <w:pStyle w:val="TOC3"/>
+            <w:tabs>
+              <w:tab w:val="right" w:leader="dot" w:pos="9395"/>
+            </w:tabs>
+            <w:rPr>
+              <w:rFonts w:ascii="Times New Roman" w:hAnsi="Times New Roman"/>
+              <w:noProof/>
+              <w:lang w:eastAsia="zh-CN"/>
+            </w:rPr>
+          </w:pPr>
+          <w:hyperlink w:anchor="_Toc235086657" w:history="1">
+            <w:r>
+              <w:rPr>
+                <w:rStyle w:val="Hyperlink"/>
+                <w:rFonts w:ascii="Times New Roman" w:hAnsi="Times New Roman"/>
+                <w:noProof/>
+              </w:rPr>
+              <w:t>4.1. History Page</w:t>
+            </w:r>
+            <w:r>
+              <w:rPr>
+                <w:rFonts w:ascii="Times New Roman" w:hAnsi="Times New Roman"/>
+                <w:noProof/>
+                <w:webHidden/>
+              </w:rPr>
+              <w:tab/>
+            </w:r>
+            <w:r>
+              <w:rPr>
+                <w:rFonts w:ascii="Times New Roman" w:hAnsi="Times New Roman"/>
+                <w:noProof/>
+                <w:webHidden/>
+              </w:rPr>
+              <w:fldChar w:fldCharType="begin"/>
+            </w:r>
+            <w:r>
+              <w:rPr>
+                <w:rFonts w:ascii="Times New Roman" w:hAnsi="Times New Roman"/>
+                <w:noProof/>
+                <w:webHidden/>
+              </w:rPr>
+              <w:instrText xml:space="preserve"> PAGEREF _Toc235086657 \h </w:instrText>
+            </w:r>
+            <w:r>
+              <w:rPr>
+                <w:rFonts w:ascii="Times New Roman" w:hAnsi="Times New Roman"/>
+                <w:noProof/>
+                <w:webHidden/>
+              </w:rPr>
+            </w:r>
+            <w:r>
+              <w:rPr>
+                <w:rFonts w:ascii="Times New Roman" w:hAnsi="Times New Roman"/>
+                <w:noProof/>
+                <w:webHidden/>
+              </w:rPr>
+              <w:fldChar w:fldCharType="separate"/>
+            </w:r>
+            <w:r>
+              <w:rPr>
+                <w:rFonts w:ascii="Times New Roman" w:hAnsi="Times New Roman"/>
+                <w:noProof/>
+                <w:webHidden/>
+              </w:rPr>
+              <w:t>12</w:t>
+            </w:r>
+            <w:r>
+              <w:rPr>
+                <w:rFonts w:ascii="Times New Roman" w:hAnsi="Times New Roman"/>
+                <w:noProof/>
+                <w:webHidden/>
+              </w:rPr>
+              <w:fldChar w:fldCharType="end"/>
+            </w:r>
+          </w:hyperlink>
+        </w:p>
+        <w:p>
+          <w:pPr>
+            <w:pStyle w:val="TOC3"/>
+            <w:tabs>
+              <w:tab w:val="right" w:leader="dot" w:pos="9395"/>
+            </w:tabs>
+            <w:rPr>
+              <w:rFonts w:ascii="Times New Roman" w:hAnsi="Times New Roman"/>
+              <w:noProof/>
+              <w:lang w:eastAsia="zh-CN"/>
+            </w:rPr>
+          </w:pPr>
+          <w:hyperlink w:anchor="_Toc235086658" w:history="1">
+            <w:r>
+              <w:rPr>
+                <w:rStyle w:val="Hyperlink"/>
+                <w:rFonts w:ascii="Times New Roman" w:hAnsi="Times New Roman"/>
+                <w:noProof/>
+              </w:rPr>
+              <w:t>4.2. Operation Guide</w:t>
+            </w:r>
+            <w:r>
+              <w:rPr>
+                <w:rFonts w:ascii="Times New Roman" w:hAnsi="Times New Roman"/>
+                <w:noProof/>
+                <w:webHidden/>
+              </w:rPr>
+              <w:tab/>
+            </w:r>
+            <w:r>
+              <w:rPr>
+                <w:rFonts w:ascii="Times New Roman" w:hAnsi="Times New Roman"/>
+                <w:noProof/>
+                <w:webHidden/>
+              </w:rPr>
+              <w:fldChar w:fldCharType="begin"/>
+            </w:r>
+            <w:r>
+              <w:rPr>
+                <w:rFonts w:ascii="Times New Roman" w:hAnsi="Times New Roman"/>
+                <w:noProof/>
+                <w:webHidden/>
+              </w:rPr>
+              <w:instrText xml:space="preserve"> PAGEREF _Toc235086658 \h </w:instrText>
+            </w:r>
+            <w:r>
+              <w:rPr>
+                <w:rFonts w:ascii="Times New Roman" w:hAnsi="Times New Roman"/>
+                <w:noProof/>
+                <w:webHidden/>
+              </w:rPr>
+            </w:r>
+            <w:r>
+              <w:rPr>
+                <w:rFonts w:ascii="Times New Roman" w:hAnsi="Times New Roman"/>
+                <w:noProof/>
+                <w:webHidden/>
+              </w:rPr>
+              <w:fldChar w:fldCharType="separate"/>
+            </w:r>
+            <w:r>
+              <w:rPr>
+                <w:rFonts w:ascii="Times New Roman" w:hAnsi="Times New Roman"/>
+                <w:noProof/>
+                <w:webHidden/>
+              </w:rPr>
+              <w:t>12</w:t>
+            </w:r>
+            <w:r>
+              <w:rPr>
+                <w:rFonts w:ascii="Times New Roman" w:hAnsi="Times New Roman"/>
+                <w:noProof/>
+                <w:webHidden/>
+              </w:rPr>
+              <w:fldChar w:fldCharType="end"/>
+            </w:r>
+          </w:hyperlink>
+        </w:p>
+        <w:p>
+          <w:pPr>
+            <w:pStyle w:val="TOC1"/>
+            <w:rPr>
+              <w:rFonts w:ascii="Times New Roman" w:hAnsi="Times New Roman" w:cs="Times New Roman"/>
+              <w:noProof/>
+              <w:lang w:eastAsia="zh-CN"/>
+            </w:rPr>
+          </w:pPr>
+          <w:hyperlink w:anchor="_Toc235086659" w:history="1">
+            <w:r>
+              <w:rPr>
+                <w:rStyle w:val="Hyperlink"/>
+                <w:rFonts w:ascii="Times New Roman" w:hAnsi="Times New Roman" w:cs="Times New Roman"/>
+                <w:noProof/>
+              </w:rPr>
+              <w:t>Chapter 2. Operation Instructions</w:t>
+            </w:r>
+            <w:r>
+              <w:rPr>
+                <w:rFonts w:ascii="Times New Roman" w:hAnsi="Times New Roman" w:cs="Times New Roman"/>
+                <w:noProof/>
+                <w:webHidden/>
+              </w:rPr>
+              <w:tab/>
+            </w:r>
+            <w:r>
+              <w:rPr>
+                <w:rFonts w:ascii="Times New Roman" w:hAnsi="Times New Roman" w:cs="Times New Roman"/>
+                <w:noProof/>
+                <w:webHidden/>
+              </w:rPr>
+              <w:fldChar w:fldCharType="begin"/>
+            </w:r>
+            <w:r>
+              <w:rPr>
+                <w:rFonts w:ascii="Times New Roman" w:hAnsi="Times New Roman" w:cs="Times New Roman"/>
+                <w:noProof/>
+                <w:webHidden/>
+              </w:rPr>
+              <w:instrText xml:space="preserve"> PAGEREF _Toc235086659 \h </w:instrText>
+            </w:r>
+            <w:r>
+              <w:rPr>
+                <w:rFonts w:ascii="Times New Roman" w:hAnsi="Times New Roman" w:cs="Times New Roman"/>
+                <w:noProof/>
+                <w:webHidden/>
+              </w:rPr>
+            </w:r>
+            <w:r>
+              <w:rPr>
+                <w:rFonts w:ascii="Times New Roman" w:hAnsi="Times New Roman" w:cs="Times New Roman"/>
+                <w:noProof/>
+                <w:webHidden/>
+              </w:rPr>
+              <w:fldChar w:fldCharType="separate"/>
+            </w:r>
+            <w:r>
+              <w:rPr>
+                <w:rFonts w:ascii="Times New Roman" w:hAnsi="Times New Roman" w:cs="Times New Roman"/>
+                <w:noProof/>
+                <w:webHidden/>
+              </w:rPr>
+              <w:t>14</w:t>
+            </w:r>
+            <w:r>
+              <w:rPr>
+                <w:rFonts w:ascii="Times New Roman" w:hAnsi="Times New Roman" w:cs="Times New Roman"/>
+                <w:noProof/>
                 <w:webHidden/>
               </w:rPr>
               <w:fldChar w:fldCharType="end"/>
@@ -1181,55 +2024,63 @@
           <w:pPr>
             <w:pStyle w:val="TOC2"/>
             <w:rPr>
-              <w:rFonts w:asciiTheme="minorHAnsi" w:eastAsiaTheme="minorEastAsia" w:hAnsiTheme="minorHAnsi" w:cstheme="minorBidi"/>
+              <w:rFonts w:ascii="Times New Roman" w:eastAsiaTheme="minorEastAsia" w:hAnsi="Times New Roman" w:cs="Times New Roman"/>
               <w:bCs w:val="0"/>
               <w:lang w:eastAsia="zh-CN"/>
             </w:rPr>
           </w:pPr>
-          <w:hyperlink w:anchor="_Toc234849680" w:history="1">
+          <w:hyperlink w:anchor="_Toc235086660" w:history="1">
             <w:r>
               <w:rPr>
                 <w:rStyle w:val="Hyperlink"/>
-              </w:rPr>
-              <w:t>2. Chart Page</w:t>
+                <w:rFonts w:ascii="Times New Roman" w:hAnsi="Times New Roman" w:cs="Times New Roman"/>
+              </w:rPr>
+              <w:t>STEP 1: Open the app.</w:t>
             </w:r>
             <w:r>
               <w:rPr>
+                <w:rFonts w:ascii="Times New Roman" w:hAnsi="Times New Roman" w:cs="Times New Roman"/>
                 <w:webHidden/>
               </w:rPr>
               <w:tab/>
             </w:r>
             <w:r>
               <w:rPr>
+                <w:rFonts w:ascii="Times New Roman" w:hAnsi="Times New Roman" w:cs="Times New Roman"/>
                 <w:webHidden/>
               </w:rPr>
               <w:fldChar w:fldCharType="begin"/>
             </w:r>
             <w:r>
               <w:rPr>
+                <w:rFonts w:ascii="Times New Roman" w:hAnsi="Times New Roman" w:cs="Times New Roman"/>
                 <w:webHidden/>
               </w:rPr>
-              <w:instrText xml:space="preserve"> PAGEREF _Toc234849680 \h </w:instrText>
+              <w:instrText xml:space="preserve"> PAGEREF _Toc235086660 \h </w:instrText>
             </w:r>
             <w:r>
               <w:rPr>
+                <w:rFonts w:ascii="Times New Roman" w:hAnsi="Times New Roman" w:cs="Times New Roman"/>
                 <w:webHidden/>
               </w:rPr>
             </w:r>
             <w:r>
               <w:rPr>
+                <w:rFonts w:ascii="Times New Roman" w:hAnsi="Times New Roman" w:cs="Times New Roman"/>
                 <w:webHidden/>
               </w:rPr>
               <w:fldChar w:fldCharType="separate"/>
             </w:r>
             <w:r>
               <w:rPr>
+                <w:rFonts w:ascii="Times New Roman" w:hAnsi="Times New Roman" w:cs="Times New Roman"/>
                 <w:webHidden/>
               </w:rPr>
-              <w:t>10</w:t>
+              <w:t>14</w:t>
             </w:r>
             <w:r>
               <w:rPr>
+                <w:rFonts w:ascii="Times New Roman" w:hAnsi="Times New Roman" w:cs="Times New Roman"/>
                 <w:webHidden/>
               </w:rPr>
               <w:fldChar w:fldCharType="end"/>
@@ -1240,55 +2091,63 @@
           <w:pPr>
             <w:pStyle w:val="TOC2"/>
             <w:rPr>
-              <w:rFonts w:asciiTheme="minorHAnsi" w:eastAsiaTheme="minorEastAsia" w:hAnsiTheme="minorHAnsi" w:cstheme="minorBidi"/>
+              <w:rFonts w:ascii="Times New Roman" w:eastAsiaTheme="minorEastAsia" w:hAnsi="Times New Roman" w:cs="Times New Roman"/>
               <w:bCs w:val="0"/>
               <w:lang w:eastAsia="zh-CN"/>
             </w:rPr>
           </w:pPr>
-          <w:hyperlink w:anchor="_Toc234849681" w:history="1">
+          <w:hyperlink w:anchor="_Toc235086661" w:history="1">
             <w:r>
               <w:rPr>
                 <w:rStyle w:val="Hyperlink"/>
-              </w:rPr>
-              <w:t>2.1. Chart Page</w:t>
+                <w:rFonts w:ascii="Times New Roman" w:hAnsi="Times New Roman" w:cs="Times New Roman"/>
+              </w:rPr>
+              <w:t>STEP 2: Setup Material and Box data.</w:t>
             </w:r>
             <w:r>
               <w:rPr>
+                <w:rFonts w:ascii="Times New Roman" w:hAnsi="Times New Roman" w:cs="Times New Roman"/>
                 <w:webHidden/>
               </w:rPr>
               <w:tab/>
             </w:r>
             <w:r>
               <w:rPr>
+                <w:rFonts w:ascii="Times New Roman" w:hAnsi="Times New Roman" w:cs="Times New Roman"/>
                 <w:webHidden/>
               </w:rPr>
               <w:fldChar w:fldCharType="begin"/>
             </w:r>
             <w:r>
               <w:rPr>
+                <w:rFonts w:ascii="Times New Roman" w:hAnsi="Times New Roman" w:cs="Times New Roman"/>
                 <w:webHidden/>
               </w:rPr>
-              <w:instrText xml:space="preserve"> PAGEREF _Toc234849681 \h </w:instrText>
+              <w:instrText xml:space="preserve"> PAGEREF _Toc235086661 \h </w:instrText>
             </w:r>
             <w:r>
               <w:rPr>
+                <w:rFonts w:ascii="Times New Roman" w:hAnsi="Times New Roman" w:cs="Times New Roman"/>
                 <w:webHidden/>
               </w:rPr>
             </w:r>
             <w:r>
               <w:rPr>
+                <w:rFonts w:ascii="Times New Roman" w:hAnsi="Times New Roman" w:cs="Times New Roman"/>
                 <w:webHidden/>
               </w:rPr>
               <w:fldChar w:fldCharType="separate"/>
             </w:r>
             <w:r>
               <w:rPr>
+                <w:rFonts w:ascii="Times New Roman" w:hAnsi="Times New Roman" w:cs="Times New Roman"/>
                 <w:webHidden/>
               </w:rPr>
-              <w:t>10</w:t>
+              <w:t>16</w:t>
             </w:r>
             <w:r>
               <w:rPr>
+                <w:rFonts w:ascii="Times New Roman" w:hAnsi="Times New Roman" w:cs="Times New Roman"/>
                 <w:webHidden/>
               </w:rPr>
               <w:fldChar w:fldCharType="end"/>
@@ -1299,55 +2158,63 @@
           <w:pPr>
             <w:pStyle w:val="TOC2"/>
             <w:rPr>
-              <w:rFonts w:asciiTheme="minorHAnsi" w:eastAsiaTheme="minorEastAsia" w:hAnsiTheme="minorHAnsi" w:cstheme="minorBidi"/>
+              <w:rFonts w:ascii="Times New Roman" w:eastAsiaTheme="minorEastAsia" w:hAnsi="Times New Roman" w:cs="Times New Roman"/>
               <w:bCs w:val="0"/>
               <w:lang w:eastAsia="zh-CN"/>
             </w:rPr>
           </w:pPr>
-          <w:hyperlink w:anchor="_Toc234849682" w:history="1">
+          <w:hyperlink w:anchor="_Toc235086662" w:history="1">
             <w:r>
               <w:rPr>
                 <w:rStyle w:val="Hyperlink"/>
-              </w:rPr>
-              <w:t>2.2. Operation Guide</w:t>
+                <w:rFonts w:ascii="Times New Roman" w:hAnsi="Times New Roman" w:cs="Times New Roman"/>
+              </w:rPr>
+              <w:t>STEP 3: Prepare the Conveyor.</w:t>
             </w:r>
             <w:r>
               <w:rPr>
+                <w:rFonts w:ascii="Times New Roman" w:hAnsi="Times New Roman" w:cs="Times New Roman"/>
                 <w:webHidden/>
               </w:rPr>
               <w:tab/>
             </w:r>
             <w:r>
               <w:rPr>
+                <w:rFonts w:ascii="Times New Roman" w:hAnsi="Times New Roman" w:cs="Times New Roman"/>
                 <w:webHidden/>
               </w:rPr>
               <w:fldChar w:fldCharType="begin"/>
             </w:r>
             <w:r>
               <w:rPr>
+                <w:rFonts w:ascii="Times New Roman" w:hAnsi="Times New Roman" w:cs="Times New Roman"/>
                 <w:webHidden/>
               </w:rPr>
-              <w:instrText xml:space="preserve"> PAGEREF _Toc234849682 \h </w:instrText>
+              <w:instrText xml:space="preserve"> PAGEREF _Toc235086662 \h </w:instrText>
             </w:r>
             <w:r>
               <w:rPr>
+                <w:rFonts w:ascii="Times New Roman" w:hAnsi="Times New Roman" w:cs="Times New Roman"/>
                 <w:webHidden/>
               </w:rPr>
             </w:r>
             <w:r>
               <w:rPr>
+                <w:rFonts w:ascii="Times New Roman" w:hAnsi="Times New Roman" w:cs="Times New Roman"/>
                 <w:webHidden/>
               </w:rPr>
               <w:fldChar w:fldCharType="separate"/>
             </w:r>
             <w:r>
               <w:rPr>
+                <w:rFonts w:ascii="Times New Roman" w:hAnsi="Times New Roman" w:cs="Times New Roman"/>
                 <w:webHidden/>
               </w:rPr>
-              <w:t>10</w:t>
+              <w:t>17</w:t>
             </w:r>
             <w:r>
               <w:rPr>
+                <w:rFonts w:ascii="Times New Roman" w:hAnsi="Times New Roman" w:cs="Times New Roman"/>
                 <w:webHidden/>
               </w:rPr>
               <w:fldChar w:fldCharType="end"/>
@@ -1358,55 +2225,63 @@
           <w:pPr>
             <w:pStyle w:val="TOC2"/>
             <w:rPr>
-              <w:rFonts w:asciiTheme="minorHAnsi" w:eastAsiaTheme="minorEastAsia" w:hAnsiTheme="minorHAnsi" w:cstheme="minorBidi"/>
+              <w:rFonts w:ascii="Times New Roman" w:eastAsiaTheme="minorEastAsia" w:hAnsi="Times New Roman" w:cs="Times New Roman"/>
               <w:bCs w:val="0"/>
               <w:lang w:eastAsia="zh-CN"/>
             </w:rPr>
           </w:pPr>
-          <w:hyperlink w:anchor="_Toc234849683" w:history="1">
+          <w:hyperlink w:anchor="_Toc235086663" w:history="1">
             <w:r>
               <w:rPr>
                 <w:rStyle w:val="Hyperlink"/>
-              </w:rPr>
-              <w:t>3. Setting Page</w:t>
+                <w:rFonts w:ascii="Times New Roman" w:hAnsi="Times New Roman" w:cs="Times New Roman"/>
+              </w:rPr>
+              <w:t>STEP 4: Start Packing.</w:t>
             </w:r>
             <w:r>
               <w:rPr>
+                <w:rFonts w:ascii="Times New Roman" w:hAnsi="Times New Roman" w:cs="Times New Roman"/>
                 <w:webHidden/>
               </w:rPr>
               <w:tab/>
             </w:r>
             <w:r>
               <w:rPr>
+                <w:rFonts w:ascii="Times New Roman" w:hAnsi="Times New Roman" w:cs="Times New Roman"/>
                 <w:webHidden/>
               </w:rPr>
               <w:fldChar w:fldCharType="begin"/>
             </w:r>
             <w:r>
               <w:rPr>
+                <w:rFonts w:ascii="Times New Roman" w:hAnsi="Times New Roman" w:cs="Times New Roman"/>
                 <w:webHidden/>
               </w:rPr>
-              <w:instrText xml:space="preserve"> PAGEREF _Toc234849683 \h </w:instrText>
+              <w:instrText xml:space="preserve"> PAGEREF _Toc235086663 \h </w:instrText>
             </w:r>
             <w:r>
               <w:rPr>
+                <w:rFonts w:ascii="Times New Roman" w:hAnsi="Times New Roman" w:cs="Times New Roman"/>
                 <w:webHidden/>
               </w:rPr>
             </w:r>
             <w:r>
               <w:rPr>
+                <w:rFonts w:ascii="Times New Roman" w:hAnsi="Times New Roman" w:cs="Times New Roman"/>
                 <w:webHidden/>
               </w:rPr>
               <w:fldChar w:fldCharType="separate"/>
             </w:r>
             <w:r>
               <w:rPr>
+                <w:rFonts w:ascii="Times New Roman" w:hAnsi="Times New Roman" w:cs="Times New Roman"/>
                 <w:webHidden/>
               </w:rPr>
-              <w:t>11</w:t>
+              <w:t>18</w:t>
             </w:r>
             <w:r>
               <w:rPr>
+                <w:rFonts w:ascii="Times New Roman" w:hAnsi="Times New Roman" w:cs="Times New Roman"/>
                 <w:webHidden/>
               </w:rPr>
               <w:fldChar w:fldCharType="end"/>
@@ -1415,604 +2290,14 @@
         </w:p>
         <w:p>
           <w:pPr>
-            <w:pStyle w:val="TOC2"/>
-            <w:rPr>
-              <w:rFonts w:asciiTheme="minorHAnsi" w:eastAsiaTheme="minorEastAsia" w:hAnsiTheme="minorHAnsi" w:cstheme="minorBidi"/>
-              <w:bCs w:val="0"/>
-              <w:lang w:eastAsia="zh-CN"/>
-            </w:rPr>
+            <w:tabs>
+              <w:tab w:val="left" w:pos="2268"/>
+            </w:tabs>
+            <w:spacing w:line="360" w:lineRule="auto"/>
           </w:pPr>
-          <w:hyperlink w:anchor="_Toc234849684" w:history="1">
-            <w:r>
-              <w:rPr>
-                <w:rStyle w:val="Hyperlink"/>
-              </w:rPr>
-              <w:t>3.1. Setting Page</w:t>
-            </w:r>
-            <w:r>
-              <w:rPr>
-                <w:webHidden/>
-              </w:rPr>
-              <w:tab/>
-            </w:r>
-            <w:r>
-              <w:rPr>
-                <w:webHidden/>
-              </w:rPr>
-              <w:fldChar w:fldCharType="begin"/>
-            </w:r>
-            <w:r>
-              <w:rPr>
-                <w:webHidden/>
-              </w:rPr>
-              <w:instrText xml:space="preserve"> PAGEREF _Toc234849684 \h </w:instrText>
-            </w:r>
-            <w:r>
-              <w:rPr>
-                <w:webHidden/>
-              </w:rPr>
-            </w:r>
-            <w:r>
-              <w:rPr>
-                <w:webHidden/>
-              </w:rPr>
-              <w:fldChar w:fldCharType="separate"/>
-            </w:r>
-            <w:r>
-              <w:rPr>
-                <w:webHidden/>
-              </w:rPr>
-              <w:t>11</w:t>
-            </w:r>
-            <w:r>
-              <w:rPr>
-                <w:webHidden/>
-              </w:rPr>
-              <w:fldChar w:fldCharType="end"/>
-            </w:r>
-          </w:hyperlink>
-        </w:p>
-        <w:p>
-          <w:pPr>
-            <w:pStyle w:val="TOC2"/>
-            <w:rPr>
-              <w:rFonts w:asciiTheme="minorHAnsi" w:eastAsiaTheme="minorEastAsia" w:hAnsiTheme="minorHAnsi" w:cstheme="minorBidi"/>
-              <w:bCs w:val="0"/>
-              <w:lang w:eastAsia="zh-CN"/>
-            </w:rPr>
-          </w:pPr>
-          <w:hyperlink w:anchor="_Toc234849685" w:history="1">
-            <w:r>
-              <w:rPr>
-                <w:rStyle w:val="Hyperlink"/>
-              </w:rPr>
-              <w:t>3.2. Operation Guide</w:t>
-            </w:r>
-            <w:r>
-              <w:rPr>
-                <w:webHidden/>
-              </w:rPr>
-              <w:tab/>
-            </w:r>
-            <w:r>
-              <w:rPr>
-                <w:webHidden/>
-              </w:rPr>
-              <w:fldChar w:fldCharType="begin"/>
-            </w:r>
-            <w:r>
-              <w:rPr>
-                <w:webHidden/>
-              </w:rPr>
-              <w:instrText xml:space="preserve"> PAGEREF _Toc234849685 \h </w:instrText>
-            </w:r>
-            <w:r>
-              <w:rPr>
-                <w:webHidden/>
-              </w:rPr>
-            </w:r>
-            <w:r>
-              <w:rPr>
-                <w:webHidden/>
-              </w:rPr>
-              <w:fldChar w:fldCharType="separate"/>
-            </w:r>
-            <w:r>
-              <w:rPr>
-                <w:webHidden/>
-              </w:rPr>
-              <w:t>11</w:t>
-            </w:r>
-            <w:r>
-              <w:rPr>
-                <w:webHidden/>
-              </w:rPr>
-              <w:fldChar w:fldCharType="end"/>
-            </w:r>
-          </w:hyperlink>
-        </w:p>
-        <w:p>
-          <w:pPr>
-            <w:pStyle w:val="TOC2"/>
-            <w:rPr>
-              <w:rFonts w:asciiTheme="minorHAnsi" w:eastAsiaTheme="minorEastAsia" w:hAnsiTheme="minorHAnsi" w:cstheme="minorBidi"/>
-              <w:bCs w:val="0"/>
-              <w:lang w:eastAsia="zh-CN"/>
-            </w:rPr>
-          </w:pPr>
-          <w:hyperlink w:anchor="_Toc234849686" w:history="1">
-            <w:r>
-              <w:rPr>
-                <w:rStyle w:val="Hyperlink"/>
-              </w:rPr>
-              <w:t>4. History Page</w:t>
-            </w:r>
-            <w:r>
-              <w:rPr>
-                <w:webHidden/>
-              </w:rPr>
-              <w:tab/>
-            </w:r>
-            <w:r>
-              <w:rPr>
-                <w:webHidden/>
-              </w:rPr>
-              <w:fldChar w:fldCharType="begin"/>
-            </w:r>
-            <w:r>
-              <w:rPr>
-                <w:webHidden/>
-              </w:rPr>
-              <w:instrText xml:space="preserve"> PAGEREF _Toc234849686 \h </w:instrText>
-            </w:r>
-            <w:r>
-              <w:rPr>
-                <w:webHidden/>
-              </w:rPr>
-            </w:r>
-            <w:r>
-              <w:rPr>
-                <w:webHidden/>
-              </w:rPr>
-              <w:fldChar w:fldCharType="separate"/>
-            </w:r>
-            <w:r>
-              <w:rPr>
-                <w:webHidden/>
-              </w:rPr>
-              <w:t>12</w:t>
-            </w:r>
-            <w:r>
-              <w:rPr>
-                <w:webHidden/>
-              </w:rPr>
-              <w:fldChar w:fldCharType="end"/>
-            </w:r>
-          </w:hyperlink>
-        </w:p>
-        <w:p>
-          <w:pPr>
-            <w:pStyle w:val="TOC2"/>
-            <w:rPr>
-              <w:rFonts w:asciiTheme="minorHAnsi" w:eastAsiaTheme="minorEastAsia" w:hAnsiTheme="minorHAnsi" w:cstheme="minorBidi"/>
-              <w:bCs w:val="0"/>
-              <w:lang w:eastAsia="zh-CN"/>
-            </w:rPr>
-          </w:pPr>
-          <w:hyperlink w:anchor="_Toc234849687" w:history="1">
-            <w:r>
-              <w:rPr>
-                <w:rStyle w:val="Hyperlink"/>
-              </w:rPr>
-              <w:t>4.1. History Page</w:t>
-            </w:r>
-            <w:r>
-              <w:rPr>
-                <w:webHidden/>
-              </w:rPr>
-              <w:tab/>
-            </w:r>
-            <w:r>
-              <w:rPr>
-                <w:webHidden/>
-              </w:rPr>
-              <w:fldChar w:fldCharType="begin"/>
-            </w:r>
-            <w:r>
-              <w:rPr>
-                <w:webHidden/>
-              </w:rPr>
-              <w:instrText xml:space="preserve"> PAGEREF _Toc234849687 \h </w:instrText>
-            </w:r>
-            <w:r>
-              <w:rPr>
-                <w:webHidden/>
-              </w:rPr>
-            </w:r>
-            <w:r>
-              <w:rPr>
-                <w:webHidden/>
-              </w:rPr>
-              <w:fldChar w:fldCharType="separate"/>
-            </w:r>
-            <w:r>
-              <w:rPr>
-                <w:webHidden/>
-              </w:rPr>
-              <w:t>12</w:t>
-            </w:r>
-            <w:r>
-              <w:rPr>
-                <w:webHidden/>
-              </w:rPr>
-              <w:fldChar w:fldCharType="end"/>
-            </w:r>
-          </w:hyperlink>
-        </w:p>
-        <w:p>
-          <w:pPr>
-            <w:pStyle w:val="TOC2"/>
-            <w:rPr>
-              <w:rFonts w:asciiTheme="minorHAnsi" w:eastAsiaTheme="minorEastAsia" w:hAnsiTheme="minorHAnsi" w:cstheme="minorBidi"/>
-              <w:bCs w:val="0"/>
-              <w:lang w:eastAsia="zh-CN"/>
-            </w:rPr>
-          </w:pPr>
-          <w:hyperlink w:anchor="_Toc234849688" w:history="1">
-            <w:r>
-              <w:rPr>
-                <w:rStyle w:val="Hyperlink"/>
-              </w:rPr>
-              <w:t>4.2. Operation Guide</w:t>
-            </w:r>
-            <w:r>
-              <w:rPr>
-                <w:webHidden/>
-              </w:rPr>
-              <w:tab/>
-            </w:r>
-            <w:r>
-              <w:rPr>
-                <w:webHidden/>
-              </w:rPr>
-              <w:fldChar w:fldCharType="begin"/>
-            </w:r>
-            <w:r>
-              <w:rPr>
-                <w:webHidden/>
-              </w:rPr>
-              <w:instrText xml:space="preserve"> PAGEREF _Toc234849688 \h </w:instrText>
-            </w:r>
-            <w:r>
-              <w:rPr>
-                <w:webHidden/>
-              </w:rPr>
-            </w:r>
-            <w:r>
-              <w:rPr>
-                <w:webHidden/>
-              </w:rPr>
-              <w:fldChar w:fldCharType="separate"/>
-            </w:r>
-            <w:r>
-              <w:rPr>
-                <w:webHidden/>
-              </w:rPr>
-              <w:t>13</w:t>
-            </w:r>
-            <w:r>
-              <w:rPr>
-                <w:webHidden/>
-              </w:rPr>
-              <w:fldChar w:fldCharType="end"/>
-            </w:r>
-          </w:hyperlink>
-        </w:p>
-        <w:p>
-          <w:pPr>
-            <w:pStyle w:val="TOC1"/>
-            <w:rPr>
-              <w:noProof/>
-              <w:lang w:eastAsia="zh-CN"/>
-            </w:rPr>
-          </w:pPr>
-          <w:hyperlink w:anchor="_Toc234849689" w:history="1">
-            <w:r>
-              <w:rPr>
-                <w:rStyle w:val="Hyperlink"/>
-                <w:noProof/>
-              </w:rPr>
-              <w:t>V. Operation Instructions</w:t>
-            </w:r>
-            <w:r>
-              <w:rPr>
-                <w:noProof/>
-                <w:webHidden/>
-              </w:rPr>
-              <w:tab/>
-            </w:r>
-            <w:r>
-              <w:rPr>
-                <w:noProof/>
-                <w:webHidden/>
-              </w:rPr>
-              <w:fldChar w:fldCharType="begin"/>
-            </w:r>
-            <w:r>
-              <w:rPr>
-                <w:noProof/>
-                <w:webHidden/>
-              </w:rPr>
-              <w:instrText xml:space="preserve"> PAGEREF _Toc234849689 \h </w:instrText>
-            </w:r>
-            <w:r>
-              <w:rPr>
-                <w:noProof/>
-                <w:webHidden/>
-              </w:rPr>
-            </w:r>
-            <w:r>
-              <w:rPr>
-                <w:noProof/>
-                <w:webHidden/>
-              </w:rPr>
-              <w:fldChar w:fldCharType="separate"/>
-            </w:r>
-            <w:r>
-              <w:rPr>
-                <w:noProof/>
-                <w:webHidden/>
-              </w:rPr>
-              <w:t>14</w:t>
-            </w:r>
-            <w:r>
-              <w:rPr>
-                <w:noProof/>
-                <w:webHidden/>
-              </w:rPr>
-              <w:fldChar w:fldCharType="end"/>
-            </w:r>
-          </w:hyperlink>
-        </w:p>
-        <w:p>
-          <w:pPr>
-            <w:pStyle w:val="TOC2"/>
-            <w:rPr>
-              <w:rFonts w:asciiTheme="minorHAnsi" w:eastAsiaTheme="minorEastAsia" w:hAnsiTheme="minorHAnsi" w:cstheme="minorBidi"/>
-              <w:bCs w:val="0"/>
-              <w:lang w:eastAsia="zh-CN"/>
-            </w:rPr>
-          </w:pPr>
-          <w:hyperlink w:anchor="_Toc234849690" w:history="1">
-            <w:r>
-              <w:rPr>
-                <w:rStyle w:val="Hyperlink"/>
-              </w:rPr>
-              <w:t>STEP 1: Open the app and initialize connections.</w:t>
-            </w:r>
-            <w:r>
-              <w:rPr>
-                <w:webHidden/>
-              </w:rPr>
-              <w:tab/>
-            </w:r>
-            <w:r>
-              <w:rPr>
-                <w:webHidden/>
-              </w:rPr>
-              <w:fldChar w:fldCharType="begin"/>
-            </w:r>
-            <w:r>
-              <w:rPr>
-                <w:webHidden/>
-              </w:rPr>
-              <w:instrText xml:space="preserve"> PAGEREF _Toc234849690 \h </w:instrText>
-            </w:r>
-            <w:r>
-              <w:rPr>
-                <w:webHidden/>
-              </w:rPr>
-            </w:r>
-            <w:r>
-              <w:rPr>
-                <w:webHidden/>
-              </w:rPr>
-              <w:fldChar w:fldCharType="separate"/>
-            </w:r>
-            <w:r>
-              <w:rPr>
-                <w:webHidden/>
-              </w:rPr>
-              <w:t>14</w:t>
-            </w:r>
-            <w:r>
-              <w:rPr>
-                <w:webHidden/>
-              </w:rPr>
-              <w:fldChar w:fldCharType="end"/>
-            </w:r>
-          </w:hyperlink>
-        </w:p>
-        <w:p>
-          <w:pPr>
-            <w:pStyle w:val="TOC2"/>
-            <w:rPr>
-              <w:rFonts w:asciiTheme="minorHAnsi" w:eastAsiaTheme="minorEastAsia" w:hAnsiTheme="minorHAnsi" w:cstheme="minorBidi"/>
-              <w:bCs w:val="0"/>
-              <w:lang w:eastAsia="zh-CN"/>
-            </w:rPr>
-          </w:pPr>
-          <w:hyperlink w:anchor="_Toc234849691" w:history="1">
-            <w:r>
-              <w:rPr>
-                <w:rStyle w:val="Hyperlink"/>
-              </w:rPr>
-              <w:t>STEP 2: Setup Material and Box data.</w:t>
-            </w:r>
-            <w:r>
-              <w:rPr>
-                <w:webHidden/>
-              </w:rPr>
-              <w:tab/>
-            </w:r>
-            <w:r>
-              <w:rPr>
-                <w:webHidden/>
-              </w:rPr>
-              <w:fldChar w:fldCharType="begin"/>
-            </w:r>
-            <w:r>
-              <w:rPr>
-                <w:webHidden/>
-              </w:rPr>
-              <w:instrText xml:space="preserve"> PAGEREF _Toc234849691 \h </w:instrText>
-            </w:r>
-            <w:r>
-              <w:rPr>
-                <w:webHidden/>
-              </w:rPr>
-            </w:r>
-            <w:r>
-              <w:rPr>
-                <w:webHidden/>
-              </w:rPr>
-              <w:fldChar w:fldCharType="separate"/>
-            </w:r>
-            <w:r>
-              <w:rPr>
-                <w:webHidden/>
-              </w:rPr>
-              <w:t>16</w:t>
-            </w:r>
-            <w:r>
-              <w:rPr>
-                <w:webHidden/>
-              </w:rPr>
-              <w:fldChar w:fldCharType="end"/>
-            </w:r>
-          </w:hyperlink>
-        </w:p>
-        <w:p>
-          <w:pPr>
-            <w:pStyle w:val="TOC2"/>
-            <w:rPr>
-              <w:rFonts w:asciiTheme="minorHAnsi" w:eastAsiaTheme="minorEastAsia" w:hAnsiTheme="minorHAnsi" w:cstheme="minorBidi"/>
-              <w:bCs w:val="0"/>
-              <w:lang w:eastAsia="zh-CN"/>
-            </w:rPr>
-          </w:pPr>
-          <w:hyperlink w:anchor="_Toc234849692" w:history="1">
-            <w:r>
-              <w:rPr>
-                <w:rStyle w:val="Hyperlink"/>
-              </w:rPr>
-              <w:t>STEP 3: Prepare the Conveyor.</w:t>
-            </w:r>
-            <w:r>
-              <w:rPr>
-                <w:webHidden/>
-              </w:rPr>
-              <w:tab/>
-            </w:r>
-            <w:r>
-              <w:rPr>
-                <w:webHidden/>
-              </w:rPr>
-              <w:fldChar w:fldCharType="begin"/>
-            </w:r>
-            <w:r>
-              <w:rPr>
-                <w:webHidden/>
-              </w:rPr>
-              <w:instrText xml:space="preserve"> PAGEREF _Toc234849692 \h </w:instrText>
-            </w:r>
-            <w:r>
-              <w:rPr>
-                <w:webHidden/>
-              </w:rPr>
-            </w:r>
-            <w:r>
-              <w:rPr>
-                <w:webHidden/>
-              </w:rPr>
-              <w:fldChar w:fldCharType="separate"/>
-            </w:r>
-            <w:r>
-              <w:rPr>
-                <w:webHidden/>
-              </w:rPr>
-              <w:t>18</w:t>
-            </w:r>
-            <w:r>
-              <w:rPr>
-                <w:webHidden/>
-              </w:rPr>
-              <w:fldChar w:fldCharType="end"/>
-            </w:r>
-          </w:hyperlink>
-        </w:p>
-        <w:p>
-          <w:pPr>
-            <w:pStyle w:val="TOC2"/>
-            <w:rPr>
-              <w:rFonts w:asciiTheme="minorHAnsi" w:eastAsiaTheme="minorEastAsia" w:hAnsiTheme="minorHAnsi" w:cstheme="minorBidi"/>
-              <w:bCs w:val="0"/>
-              <w:lang w:eastAsia="zh-CN"/>
-            </w:rPr>
-          </w:pPr>
-          <w:hyperlink w:anchor="_Toc234849693" w:history="1">
-            <w:r>
-              <w:rPr>
-                <w:rStyle w:val="Hyperlink"/>
-              </w:rPr>
-              <w:t>STEP 4: Start Packing.</w:t>
-            </w:r>
-            <w:r>
-              <w:rPr>
-                <w:webHidden/>
-              </w:rPr>
-              <w:tab/>
-            </w:r>
-            <w:r>
-              <w:rPr>
-                <w:webHidden/>
-              </w:rPr>
-              <w:fldChar w:fldCharType="begin"/>
-            </w:r>
-            <w:r>
-              <w:rPr>
-                <w:webHidden/>
-              </w:rPr>
-              <w:instrText xml:space="preserve"> PAGEREF _Toc234849693 \h </w:instrText>
-            </w:r>
-            <w:r>
-              <w:rPr>
-                <w:webHidden/>
-              </w:rPr>
-            </w:r>
-            <w:r>
-              <w:rPr>
-                <w:webHidden/>
-              </w:rPr>
-              <w:fldChar w:fldCharType="separate"/>
-            </w:r>
-            <w:r>
-              <w:rPr>
-                <w:webHidden/>
-              </w:rPr>
-              <w:t>19</w:t>
-            </w:r>
-            <w:r>
-              <w:rPr>
-                <w:webHidden/>
-              </w:rPr>
-              <w:fldChar w:fldCharType="end"/>
-            </w:r>
-          </w:hyperlink>
-        </w:p>
-        <w:p>
           <w:r>
             <w:rPr>
+              <w:rFonts w:ascii="Times New Roman" w:hAnsi="Times New Roman" w:cs="Times New Roman"/>
               <w:b/>
               <w:bCs/>
               <w:noProof/>
@@ -2020,11 +2305,17 @@
             <w:fldChar w:fldCharType="end"/>
           </w:r>
         </w:p>
+        <w:bookmarkStart w:id="0" w:name="_GoBack" w:displacedByCustomXml="next"/>
+        <w:bookmarkEnd w:id="0" w:displacedByCustomXml="next"/>
       </w:sdtContent>
     </w:sdt>
     <w:p>
       <w:pPr>
         <w:pStyle w:val="Heading3"/>
+        <w:tabs>
+          <w:tab w:val="left" w:pos="2268"/>
+        </w:tabs>
+        <w:spacing w:line="360" w:lineRule="auto"/>
         <w:rPr>
           <w:color w:val="365F91" w:themeColor="accent1" w:themeShade="BF"/>
           <w:szCs w:val="28"/>
@@ -2037,115 +2328,59 @@
     <w:p>
       <w:pPr>
         <w:pStyle w:val="Heading1"/>
-        <w:rPr>
-          <w:sz w:val="36"/>
-        </w:rPr>
-      </w:pPr>
-      <w:bookmarkStart w:id="0" w:name="_Toc234849675"/>
-      <w:r>
-        <w:rPr>
-          <w:sz w:val="36"/>
-        </w:rPr>
+      </w:pPr>
+      <w:bookmarkStart w:id="1" w:name="_Toc235086645"/>
+      <w:r>
         <w:lastRenderedPageBreak/>
         <w:t>Chapter 1</w:t>
       </w:r>
       <w:r>
-        <w:rPr>
-          <w:sz w:val="36"/>
-        </w:rPr>
         <w:t xml:space="preserve">. </w:t>
       </w:r>
       <w:r>
-        <w:rPr>
-          <w:sz w:val="36"/>
-        </w:rPr>
         <w:t>Production</w:t>
       </w:r>
       <w:r>
-        <w:rPr>
-          <w:sz w:val="36"/>
-        </w:rPr>
         <w:t xml:space="preserve"> </w:t>
       </w:r>
       <w:r>
-        <w:rPr>
-          <w:sz w:val="36"/>
-        </w:rPr>
         <w:t>Panels and Function Guide</w:t>
-      </w:r>
-      <w:bookmarkEnd w:id="0"/>
-    </w:p>
-    <w:p>
-      <w:pPr>
-        <w:keepNext/>
-        <w:keepLines/>
-        <w:spacing w:before="200" w:after="0"/>
-        <w:outlineLvl w:val="1"/>
-        <w:rPr>
-          <w:rFonts w:asciiTheme="majorHAnsi" w:eastAsiaTheme="majorEastAsia" w:hAnsiTheme="majorHAnsi" w:cstheme="majorBidi"/>
-          <w:b/>
-          <w:bCs/>
-          <w:color w:val="4F81BD" w:themeColor="accent1"/>
-          <w:sz w:val="32"/>
-          <w:szCs w:val="26"/>
-        </w:rPr>
-      </w:pPr>
-      <w:bookmarkStart w:id="1" w:name="_Toc234849676"/>
-      <w:r>
-        <w:rPr>
-          <w:rFonts w:asciiTheme="majorHAnsi" w:eastAsiaTheme="majorEastAsia" w:hAnsiTheme="majorHAnsi" w:cstheme="majorBidi"/>
-          <w:b/>
-          <w:bCs/>
-          <w:color w:val="4F81BD" w:themeColor="accent1"/>
-          <w:sz w:val="32"/>
-          <w:szCs w:val="26"/>
-        </w:rPr>
-        <w:t xml:space="preserve">1. </w:t>
-      </w:r>
-      <w:r>
-        <w:rPr>
-          <w:rFonts w:asciiTheme="majorHAnsi" w:eastAsiaTheme="majorEastAsia" w:hAnsiTheme="majorHAnsi" w:cstheme="majorBidi"/>
-          <w:b/>
-          <w:bCs/>
-          <w:color w:val="4F81BD" w:themeColor="accent1"/>
-          <w:sz w:val="32"/>
-          <w:szCs w:val="26"/>
-        </w:rPr>
-        <w:t>Group Page</w:t>
       </w:r>
       <w:bookmarkEnd w:id="1"/>
     </w:p>
     <w:p>
       <w:pPr>
-        <w:keepNext/>
-        <w:keepLines/>
-        <w:spacing w:before="200" w:after="0"/>
-        <w:outlineLvl w:val="1"/>
-        <w:rPr>
-          <w:rFonts w:asciiTheme="majorHAnsi" w:eastAsiaTheme="majorEastAsia" w:hAnsiTheme="majorHAnsi" w:cstheme="majorBidi"/>
-          <w:b/>
-          <w:bCs/>
-          <w:color w:val="4F81BD" w:themeColor="accent1"/>
-          <w:sz w:val="32"/>
-          <w:szCs w:val="26"/>
-        </w:rPr>
-      </w:pPr>
-      <w:bookmarkStart w:id="2" w:name="_Toc234849677"/>
-      <w:r>
-        <w:rPr>
-          <w:rFonts w:asciiTheme="majorHAnsi" w:eastAsiaTheme="majorEastAsia" w:hAnsiTheme="majorHAnsi" w:cstheme="majorBidi"/>
-          <w:b/>
-          <w:bCs/>
-          <w:color w:val="4F81BD" w:themeColor="accent1"/>
-          <w:sz w:val="32"/>
-          <w:szCs w:val="26"/>
-        </w:rPr>
-        <w:t>1.1. Monitor Group Page</w:t>
+        <w:pStyle w:val="Heading2"/>
+      </w:pPr>
+      <w:bookmarkStart w:id="2" w:name="_Toc235086646"/>
+      <w:r>
+        <w:t xml:space="preserve">1. </w:t>
+      </w:r>
+      <w:r>
+        <w:t>Group Page</w:t>
       </w:r>
       <w:bookmarkEnd w:id="2"/>
     </w:p>
     <w:p>
       <w:pPr>
+        <w:pStyle w:val="Heading3"/>
+        <w:tabs>
+          <w:tab w:val="left" w:pos="2268"/>
+        </w:tabs>
+        <w:spacing w:line="360" w:lineRule="auto"/>
+      </w:pPr>
+      <w:bookmarkStart w:id="3" w:name="_Toc235086647"/>
+      <w:r>
+        <w:t>1.1. Monitor Group Page</w:t>
+      </w:r>
+      <w:bookmarkEnd w:id="3"/>
+    </w:p>
+    <w:p>
+      <w:pPr>
+        <w:tabs>
+          <w:tab w:val="left" w:pos="2268"/>
+        </w:tabs>
+        <w:spacing w:line="360" w:lineRule="auto"/>
         <w:ind w:left="-709" w:right="49"/>
         <w:jc w:val="center"/>
       </w:pPr>
@@ -2155,7 +2390,7 @@
           <w:lang w:eastAsia="zh-CN"/>
         </w:rPr>
         <w:drawing>
-          <wp:inline distT="0" distB="0" distL="0" distR="0" wp14:anchorId="3CCE8D01" wp14:editId="5B0446D7">
+          <wp:inline distT="0" distB="0" distL="0" distR="0" wp14:anchorId="13AEA932" wp14:editId="2E9D924C">
             <wp:extent cx="6749750" cy="3801534"/>
             <wp:effectExtent l="0" t="0" r="0" b="8890"/>
             <wp:docPr id="1" name="Picture 1"/>
@@ -2193,6 +2428,10 @@
     </w:p>
     <w:p>
       <w:pPr>
+        <w:tabs>
+          <w:tab w:val="left" w:pos="2268"/>
+        </w:tabs>
+        <w:spacing w:line="360" w:lineRule="auto"/>
         <w:jc w:val="center"/>
         <w:rPr>
           <w:rFonts w:ascii="Times New Roman" w:hAnsi="Times New Roman" w:cs="Times New Roman"/>
@@ -2241,62 +2480,36 @@
     </w:p>
     <w:p>
       <w:pPr>
+        <w:pStyle w:val="Heading4"/>
+        <w:tabs>
+          <w:tab w:val="left" w:pos="2268"/>
+        </w:tabs>
         <w:spacing w:line="360" w:lineRule="auto"/>
-        <w:rPr>
-          <w:rFonts w:ascii="Times New Roman" w:hAnsi="Times New Roman" w:cs="Times New Roman"/>
-          <w:sz w:val="28"/>
-        </w:rPr>
-      </w:pPr>
-      <w:r>
-        <w:rPr>
-          <w:rFonts w:ascii="Times New Roman" w:hAnsi="Times New Roman" w:cs="Times New Roman"/>
-          <w:b/>
-          <w:sz w:val="28"/>
-        </w:rPr>
+      </w:pPr>
+      <w:r>
         <w:t>1.</w:t>
       </w:r>
       <w:r>
-        <w:rPr>
-          <w:rFonts w:ascii="Times New Roman" w:hAnsi="Times New Roman" w:cs="Times New Roman"/>
-          <w:b/>
-          <w:sz w:val="28"/>
-        </w:rPr>
         <w:t>1.1</w:t>
       </w:r>
       <w:r>
-        <w:rPr>
-          <w:rFonts w:ascii="Times New Roman" w:hAnsi="Times New Roman" w:cs="Times New Roman"/>
-          <w:b/>
-          <w:sz w:val="28"/>
-        </w:rPr>
         <w:t>.</w:t>
       </w:r>
       <w:r>
-        <w:rPr>
-          <w:rFonts w:ascii="Times New Roman" w:hAnsi="Times New Roman" w:cs="Times New Roman"/>
-          <w:b/>
-          <w:sz w:val="28"/>
-        </w:rPr>
         <w:t xml:space="preserve"> </w:t>
       </w:r>
       <w:r>
-        <w:rPr>
-          <w:rFonts w:ascii="Times New Roman" w:hAnsi="Times New Roman" w:cs="Times New Roman"/>
-          <w:b/>
-          <w:sz w:val="28"/>
-        </w:rPr>
         <w:t>Next Page</w:t>
       </w:r>
       <w:r>
-        <w:rPr>
-          <w:rFonts w:ascii="Times New Roman" w:hAnsi="Times New Roman" w:cs="Times New Roman"/>
-          <w:sz w:val="28"/>
-        </w:rPr>
         <w:t xml:space="preserve"> </w:t>
       </w:r>
     </w:p>
     <w:p>
       <w:pPr>
+        <w:tabs>
+          <w:tab w:val="left" w:pos="2268"/>
+        </w:tabs>
         <w:spacing w:line="360" w:lineRule="auto"/>
         <w:ind w:left="720"/>
         <w:rPr>
@@ -2310,7 +2523,7 @@
           <w:lang w:eastAsia="zh-CN"/>
         </w:rPr>
         <w:drawing>
-          <wp:inline distT="0" distB="0" distL="0" distR="0" wp14:anchorId="4E1E7A06" wp14:editId="023C22CF">
+          <wp:inline distT="0" distB="0" distL="0" distR="0" wp14:anchorId="6E022AC0" wp14:editId="642EE9FB">
             <wp:extent cx="1051560" cy="316043"/>
             <wp:effectExtent l="0" t="0" r="0" b="8255"/>
             <wp:docPr id="5" name="Picture 5"/>
@@ -2348,11 +2561,13 @@
     </w:p>
     <w:p>
       <w:pPr>
+        <w:tabs>
+          <w:tab w:val="left" w:pos="2268"/>
+        </w:tabs>
         <w:spacing w:line="360" w:lineRule="auto"/>
         <w:ind w:firstLine="720"/>
         <w:rPr>
           <w:rFonts w:ascii="Times New Roman" w:hAnsi="Times New Roman" w:cs="Times New Roman"/>
-          <w:b/>
           <w:sz w:val="28"/>
         </w:rPr>
       </w:pPr>
@@ -2377,71 +2592,46 @@
         </w:rPr>
         <w:t>.</w:t>
       </w:r>
-      <w:r>
-        <w:rPr>
-          <w:rFonts w:ascii="Times New Roman" w:hAnsi="Times New Roman" w:cs="Times New Roman"/>
-          <w:sz w:val="28"/>
-        </w:rPr>
-        <w:br/>
-      </w:r>
-      <w:r>
+    </w:p>
+    <w:p>
+      <w:pPr>
+        <w:pStyle w:val="Heading4"/>
+        <w:tabs>
+          <w:tab w:val="left" w:pos="2268"/>
+        </w:tabs>
+        <w:spacing w:line="360" w:lineRule="auto"/>
+      </w:pPr>
+      <w:r>
+        <w:t>1.</w:t>
+      </w:r>
+      <w:r>
+        <w:t>1.2</w:t>
+      </w:r>
+      <w:r>
+        <w:t>.</w:t>
+      </w:r>
+      <w:r>
+        <w:t xml:space="preserve"> </w:t>
+      </w:r>
+      <w:r>
+        <w:t>In</w:t>
+      </w:r>
+      <w:r>
+        <w:t>dicator</w:t>
+      </w:r>
+    </w:p>
+    <w:p>
+      <w:pPr>
+        <w:tabs>
+          <w:tab w:val="left" w:pos="2268"/>
+        </w:tabs>
+        <w:spacing w:line="360" w:lineRule="auto"/>
+        <w:ind w:firstLine="720"/>
         <w:rPr>
           <w:rFonts w:ascii="Times New Roman" w:hAnsi="Times New Roman" w:cs="Times New Roman"/>
           <w:b/>
           <w:sz w:val="28"/>
         </w:rPr>
-        <w:t>1.</w:t>
-      </w:r>
-      <w:r>
-        <w:rPr>
-          <w:rFonts w:ascii="Times New Roman" w:hAnsi="Times New Roman" w:cs="Times New Roman"/>
-          <w:b/>
-          <w:sz w:val="28"/>
-        </w:rPr>
-        <w:t>1.2</w:t>
-      </w:r>
-      <w:r>
-        <w:rPr>
-          <w:rFonts w:ascii="Times New Roman" w:hAnsi="Times New Roman" w:cs="Times New Roman"/>
-          <w:b/>
-          <w:sz w:val="28"/>
-        </w:rPr>
-        <w:t>.</w:t>
-      </w:r>
-      <w:r>
-        <w:rPr>
-          <w:rFonts w:ascii="Times New Roman" w:hAnsi="Times New Roman" w:cs="Times New Roman"/>
-          <w:b/>
-          <w:sz w:val="28"/>
-        </w:rPr>
-        <w:t xml:space="preserve"> </w:t>
-      </w:r>
-      <w:r>
-        <w:rPr>
-          <w:rFonts w:ascii="Times New Roman" w:hAnsi="Times New Roman" w:cs="Times New Roman"/>
-          <w:b/>
-          <w:sz w:val="28"/>
-        </w:rPr>
-        <w:t>In</w:t>
-      </w:r>
-      <w:r>
-        <w:rPr>
-          <w:rFonts w:ascii="Times New Roman" w:hAnsi="Times New Roman" w:cs="Times New Roman"/>
-          <w:b/>
-          <w:sz w:val="28"/>
-        </w:rPr>
-        <w:t>dicator</w:t>
-      </w:r>
-    </w:p>
-    <w:p>
-      <w:pPr>
-        <w:spacing w:line="360" w:lineRule="auto"/>
-        <w:ind w:firstLine="720"/>
-        <w:rPr>
-          <w:rFonts w:ascii="Times New Roman" w:hAnsi="Times New Roman" w:cs="Times New Roman"/>
-          <w:b/>
-          <w:sz w:val="28"/>
-        </w:rPr>
       </w:pPr>
       <w:r>
         <w:rPr>
@@ -2449,7 +2639,7 @@
           <w:lang w:eastAsia="zh-CN"/>
         </w:rPr>
         <w:drawing>
-          <wp:inline distT="0" distB="0" distL="0" distR="0" wp14:anchorId="580FFE85" wp14:editId="78A40B4F">
+          <wp:inline distT="0" distB="0" distL="0" distR="0" wp14:anchorId="76D3211D" wp14:editId="1CAA5B0F">
             <wp:extent cx="1066800" cy="325174"/>
             <wp:effectExtent l="0" t="0" r="0" b="0"/>
             <wp:docPr id="6" name="Picture 6"/>
@@ -2487,6 +2677,9 @@
     </w:p>
     <w:p>
       <w:pPr>
+        <w:tabs>
+          <w:tab w:val="left" w:pos="2268"/>
+        </w:tabs>
         <w:spacing w:line="360" w:lineRule="auto"/>
         <w:ind w:firstLine="720"/>
         <w:rPr>
@@ -2540,7 +2733,36 @@
     </w:p>
     <w:p>
       <w:pPr>
+        <w:pStyle w:val="Heading4"/>
+        <w:tabs>
+          <w:tab w:val="left" w:pos="2268"/>
+        </w:tabs>
         <w:spacing w:line="360" w:lineRule="auto"/>
+      </w:pPr>
+      <w:r>
+        <w:lastRenderedPageBreak/>
+        <w:t>1.</w:t>
+      </w:r>
+      <w:r>
+        <w:t>1.3</w:t>
+      </w:r>
+      <w:r>
+        <w:t>.</w:t>
+      </w:r>
+      <w:r>
+        <w:t xml:space="preserve"> </w:t>
+      </w:r>
+      <w:r>
+        <w:t>Unit Selection</w:t>
+      </w:r>
+    </w:p>
+    <w:p>
+      <w:pPr>
+        <w:tabs>
+          <w:tab w:val="left" w:pos="2268"/>
+        </w:tabs>
+        <w:spacing w:line="360" w:lineRule="auto"/>
+        <w:ind w:firstLine="720"/>
         <w:rPr>
           <w:rFonts w:ascii="Times New Roman" w:hAnsi="Times New Roman" w:cs="Times New Roman"/>
           <w:b/>
@@ -2549,63 +2771,11 @@
       </w:pPr>
       <w:r>
         <w:rPr>
-          <w:rFonts w:ascii="Times New Roman" w:hAnsi="Times New Roman" w:cs="Times New Roman"/>
-          <w:b/>
-          <w:sz w:val="28"/>
-        </w:rPr>
-        <w:lastRenderedPageBreak/>
-        <w:t>1.</w:t>
-      </w:r>
-      <w:r>
-        <w:rPr>
-          <w:rFonts w:ascii="Times New Roman" w:hAnsi="Times New Roman" w:cs="Times New Roman"/>
-          <w:b/>
-          <w:sz w:val="28"/>
-        </w:rPr>
-        <w:t>1.3</w:t>
-      </w:r>
-      <w:r>
-        <w:rPr>
-          <w:rFonts w:ascii="Times New Roman" w:hAnsi="Times New Roman" w:cs="Times New Roman"/>
-          <w:b/>
-          <w:sz w:val="28"/>
-        </w:rPr>
-        <w:t>.</w:t>
-      </w:r>
-      <w:r>
-        <w:rPr>
-          <w:rFonts w:ascii="Times New Roman" w:hAnsi="Times New Roman" w:cs="Times New Roman"/>
-          <w:b/>
-          <w:sz w:val="28"/>
-        </w:rPr>
-        <w:t xml:space="preserve"> </w:t>
-      </w:r>
-      <w:r>
-        <w:rPr>
-          <w:rFonts w:ascii="Times New Roman" w:hAnsi="Times New Roman" w:cs="Times New Roman"/>
-          <w:b/>
-          <w:sz w:val="28"/>
-        </w:rPr>
-        <w:t>Unit Selection</w:t>
-      </w:r>
-    </w:p>
-    <w:p>
-      <w:pPr>
-        <w:spacing w:line="360" w:lineRule="auto"/>
-        <w:ind w:firstLine="720"/>
-        <w:rPr>
-          <w:rFonts w:ascii="Times New Roman" w:hAnsi="Times New Roman" w:cs="Times New Roman"/>
-          <w:b/>
-          <w:sz w:val="28"/>
-        </w:rPr>
-      </w:pPr>
-      <w:r>
-        <w:rPr>
           <w:noProof/>
           <w:lang w:eastAsia="zh-CN"/>
         </w:rPr>
         <w:drawing>
-          <wp:inline distT="0" distB="0" distL="0" distR="0" wp14:anchorId="4852C21F" wp14:editId="29EDF2CF">
+          <wp:inline distT="0" distB="0" distL="0" distR="0" wp14:anchorId="4E741C4D" wp14:editId="576E853F">
             <wp:extent cx="1036320" cy="300136"/>
             <wp:effectExtent l="0" t="0" r="0" b="5080"/>
             <wp:docPr id="7" name="Picture 7"/>
@@ -2643,6 +2813,9 @@
     </w:p>
     <w:p>
       <w:pPr>
+        <w:tabs>
+          <w:tab w:val="left" w:pos="2268"/>
+        </w:tabs>
         <w:spacing w:line="360" w:lineRule="auto"/>
         <w:ind w:firstLine="720"/>
         <w:rPr>
@@ -2689,56 +2862,33 @@
     </w:p>
     <w:p>
       <w:pPr>
+        <w:pStyle w:val="Heading4"/>
+        <w:tabs>
+          <w:tab w:val="left" w:pos="2268"/>
+        </w:tabs>
         <w:spacing w:line="360" w:lineRule="auto"/>
-        <w:rPr>
-          <w:rFonts w:ascii="Times New Roman" w:hAnsi="Times New Roman" w:cs="Times New Roman"/>
-          <w:b/>
-          <w:sz w:val="28"/>
-        </w:rPr>
-      </w:pPr>
-      <w:r>
-        <w:rPr>
-          <w:rFonts w:ascii="Times New Roman" w:hAnsi="Times New Roman" w:cs="Times New Roman"/>
-          <w:b/>
-          <w:sz w:val="28"/>
-        </w:rPr>
+      </w:pPr>
+      <w:r>
         <w:t>1.</w:t>
       </w:r>
       <w:r>
-        <w:rPr>
-          <w:rFonts w:ascii="Times New Roman" w:hAnsi="Times New Roman" w:cs="Times New Roman"/>
-          <w:b/>
-          <w:sz w:val="28"/>
-        </w:rPr>
         <w:t>1.4</w:t>
       </w:r>
       <w:r>
-        <w:rPr>
-          <w:rFonts w:ascii="Times New Roman" w:hAnsi="Times New Roman" w:cs="Times New Roman"/>
-          <w:b/>
-          <w:sz w:val="28"/>
-        </w:rPr>
         <w:t>.</w:t>
       </w:r>
       <w:r>
-        <w:rPr>
-          <w:rFonts w:ascii="Times New Roman" w:hAnsi="Times New Roman" w:cs="Times New Roman"/>
-          <w:b/>
-          <w:sz w:val="28"/>
-        </w:rPr>
         <w:t xml:space="preserve"> </w:t>
       </w:r>
       <w:r>
-        <w:rPr>
-          <w:rFonts w:ascii="Times New Roman" w:hAnsi="Times New Roman" w:cs="Times New Roman"/>
-          <w:b/>
-          <w:sz w:val="28"/>
-        </w:rPr>
         <w:t>Language Button</w:t>
       </w:r>
     </w:p>
     <w:p>
       <w:pPr>
+        <w:tabs>
+          <w:tab w:val="left" w:pos="2268"/>
+        </w:tabs>
         <w:spacing w:line="360" w:lineRule="auto"/>
         <w:ind w:firstLine="720"/>
         <w:rPr>
@@ -2752,7 +2902,7 @@
           <w:lang w:eastAsia="zh-CN"/>
         </w:rPr>
         <w:drawing>
-          <wp:inline distT="0" distB="0" distL="0" distR="0" wp14:anchorId="2888B6FB" wp14:editId="1FE09579">
+          <wp:inline distT="0" distB="0" distL="0" distR="0" wp14:anchorId="45FAA278" wp14:editId="3B37B49A">
             <wp:extent cx="1691640" cy="363862"/>
             <wp:effectExtent l="0" t="0" r="3810" b="0"/>
             <wp:docPr id="8" name="Picture 8"/>
@@ -2790,6 +2940,9 @@
     </w:p>
     <w:p>
       <w:pPr>
+        <w:tabs>
+          <w:tab w:val="left" w:pos="2268"/>
+        </w:tabs>
         <w:spacing w:line="360" w:lineRule="auto"/>
         <w:ind w:firstLine="720"/>
         <w:rPr>
@@ -2819,6 +2972,10 @@
           <w:ilvl w:val="0"/>
           <w:numId w:val="11"/>
         </w:numPr>
+        <w:tabs>
+          <w:tab w:val="left" w:pos="2268"/>
+        </w:tabs>
+        <w:spacing w:line="360" w:lineRule="auto"/>
         <w:rPr>
           <w:rFonts w:ascii="Times New Roman" w:hAnsi="Times New Roman" w:cs="Times New Roman"/>
           <w:sz w:val="28"/>
@@ -2839,6 +2996,10 @@
           <w:ilvl w:val="0"/>
           <w:numId w:val="11"/>
         </w:numPr>
+        <w:tabs>
+          <w:tab w:val="left" w:pos="2268"/>
+        </w:tabs>
+        <w:spacing w:line="360" w:lineRule="auto"/>
         <w:rPr>
           <w:rFonts w:ascii="Times New Roman" w:hAnsi="Times New Roman" w:cs="Times New Roman"/>
           <w:sz w:val="28"/>
@@ -2859,6 +3020,10 @@
           <w:ilvl w:val="0"/>
           <w:numId w:val="11"/>
         </w:numPr>
+        <w:tabs>
+          <w:tab w:val="left" w:pos="2268"/>
+        </w:tabs>
+        <w:spacing w:line="360" w:lineRule="auto"/>
         <w:rPr>
           <w:rFonts w:ascii="Times New Roman" w:hAnsi="Times New Roman" w:cs="Times New Roman"/>
           <w:sz w:val="28"/>
@@ -2874,62 +3039,36 @@
     </w:p>
     <w:p>
       <w:pPr>
+        <w:pStyle w:val="Heading4"/>
+        <w:tabs>
+          <w:tab w:val="left" w:pos="2268"/>
+        </w:tabs>
         <w:spacing w:line="360" w:lineRule="auto"/>
-        <w:rPr>
-          <w:rFonts w:ascii="Times New Roman" w:hAnsi="Times New Roman" w:cs="Times New Roman"/>
-          <w:sz w:val="28"/>
-        </w:rPr>
-      </w:pPr>
-      <w:r>
-        <w:rPr>
-          <w:rFonts w:ascii="Times New Roman" w:hAnsi="Times New Roman" w:cs="Times New Roman"/>
-          <w:b/>
-          <w:sz w:val="28"/>
-        </w:rPr>
+      </w:pPr>
+      <w:r>
         <w:t>1.</w:t>
       </w:r>
       <w:r>
-        <w:rPr>
-          <w:rFonts w:ascii="Times New Roman" w:hAnsi="Times New Roman" w:cs="Times New Roman"/>
-          <w:b/>
-          <w:sz w:val="28"/>
-        </w:rPr>
         <w:t>1.5</w:t>
       </w:r>
       <w:r>
-        <w:rPr>
-          <w:rFonts w:ascii="Times New Roman" w:hAnsi="Times New Roman" w:cs="Times New Roman"/>
-          <w:b/>
-          <w:sz w:val="28"/>
-        </w:rPr>
         <w:t>.</w:t>
       </w:r>
       <w:r>
-        <w:rPr>
-          <w:rFonts w:ascii="Times New Roman" w:hAnsi="Times New Roman" w:cs="Times New Roman"/>
-          <w:b/>
-          <w:sz w:val="28"/>
-        </w:rPr>
         <w:t xml:space="preserve"> </w:t>
       </w:r>
       <w:r>
-        <w:rPr>
-          <w:rFonts w:ascii="Times New Roman" w:hAnsi="Times New Roman" w:cs="Times New Roman"/>
-          <w:b/>
-          <w:sz w:val="28"/>
-        </w:rPr>
         <w:t>Clear/Get Data Button</w:t>
       </w:r>
       <w:r>
-        <w:rPr>
-          <w:rFonts w:ascii="Times New Roman" w:hAnsi="Times New Roman" w:cs="Times New Roman"/>
-          <w:sz w:val="28"/>
-        </w:rPr>
         <w:t xml:space="preserve"> </w:t>
       </w:r>
     </w:p>
     <w:p>
       <w:pPr>
+        <w:tabs>
+          <w:tab w:val="left" w:pos="2268"/>
+        </w:tabs>
         <w:spacing w:line="360" w:lineRule="auto"/>
         <w:rPr>
           <w:rFonts w:ascii="Times New Roman" w:hAnsi="Times New Roman" w:cs="Times New Roman"/>
@@ -2949,7 +3088,7 @@
           <w:lang w:eastAsia="zh-CN"/>
         </w:rPr>
         <w:drawing>
-          <wp:inline distT="0" distB="0" distL="0" distR="0" wp14:anchorId="05D31814" wp14:editId="0E4F77EF">
+          <wp:inline distT="0" distB="0" distL="0" distR="0" wp14:anchorId="63185E12" wp14:editId="38DDC87C">
             <wp:extent cx="2567940" cy="314780"/>
             <wp:effectExtent l="0" t="0" r="3810" b="9525"/>
             <wp:docPr id="9" name="Picture 9"/>
@@ -2987,6 +3126,9 @@
     </w:p>
     <w:p>
       <w:pPr>
+        <w:tabs>
+          <w:tab w:val="left" w:pos="2268"/>
+        </w:tabs>
         <w:spacing w:line="360" w:lineRule="auto"/>
         <w:ind w:firstLine="720"/>
         <w:rPr>
@@ -3012,6 +3154,10 @@
     <w:p>
       <w:pPr>
         <w:pStyle w:val="ListParagraph"/>
+        <w:tabs>
+          <w:tab w:val="left" w:pos="2268"/>
+        </w:tabs>
+        <w:spacing w:line="360" w:lineRule="auto"/>
         <w:ind w:left="0"/>
         <w:rPr>
           <w:sz w:val="28"/>
@@ -3064,6 +3210,34 @@
     </w:p>
     <w:p>
       <w:pPr>
+        <w:pStyle w:val="Heading4"/>
+        <w:tabs>
+          <w:tab w:val="left" w:pos="2268"/>
+        </w:tabs>
+        <w:spacing w:line="360" w:lineRule="auto"/>
+      </w:pPr>
+      <w:r>
+        <w:t>1.</w:t>
+      </w:r>
+      <w:r>
+        <w:t>1.6</w:t>
+      </w:r>
+      <w:r>
+        <w:t>.</w:t>
+      </w:r>
+      <w:r>
+        <w:t xml:space="preserve"> </w:t>
+      </w:r>
+      <w:r>
+        <w:t>Clear Group Data</w:t>
+      </w:r>
+    </w:p>
+    <w:p>
+      <w:pPr>
+        <w:tabs>
+          <w:tab w:val="left" w:pos="2268"/>
+        </w:tabs>
+        <w:spacing w:line="360" w:lineRule="auto"/>
         <w:rPr>
           <w:rFonts w:ascii="Times New Roman" w:hAnsi="Times New Roman" w:cs="Times New Roman"/>
           <w:b/>
@@ -3076,55 +3250,6 @@
           <w:b/>
           <w:sz w:val="28"/>
         </w:rPr>
-        <w:t>1.</w:t>
-      </w:r>
-      <w:r>
-        <w:rPr>
-          <w:rFonts w:ascii="Times New Roman" w:hAnsi="Times New Roman" w:cs="Times New Roman"/>
-          <w:b/>
-          <w:sz w:val="28"/>
-        </w:rPr>
-        <w:t>1.6</w:t>
-      </w:r>
-      <w:r>
-        <w:rPr>
-          <w:rFonts w:ascii="Times New Roman" w:hAnsi="Times New Roman" w:cs="Times New Roman"/>
-          <w:b/>
-          <w:sz w:val="28"/>
-        </w:rPr>
-        <w:t>.</w:t>
-      </w:r>
-      <w:r>
-        <w:rPr>
-          <w:rFonts w:ascii="Times New Roman" w:hAnsi="Times New Roman" w:cs="Times New Roman"/>
-          <w:b/>
-          <w:sz w:val="28"/>
-        </w:rPr>
-        <w:t xml:space="preserve"> </w:t>
-      </w:r>
-      <w:r>
-        <w:rPr>
-          <w:rFonts w:ascii="Times New Roman" w:hAnsi="Times New Roman" w:cs="Times New Roman"/>
-          <w:b/>
-          <w:sz w:val="28"/>
-        </w:rPr>
-        <w:t>Clear Group Data</w:t>
-      </w:r>
-    </w:p>
-    <w:p>
-      <w:pPr>
-        <w:rPr>
-          <w:rFonts w:ascii="Times New Roman" w:hAnsi="Times New Roman" w:cs="Times New Roman"/>
-          <w:b/>
-          <w:sz w:val="28"/>
-        </w:rPr>
-      </w:pPr>
-      <w:r>
-        <w:rPr>
-          <w:rFonts w:ascii="Times New Roman" w:hAnsi="Times New Roman" w:cs="Times New Roman"/>
-          <w:b/>
-          <w:sz w:val="28"/>
-        </w:rPr>
         <w:tab/>
       </w:r>
       <w:r>
@@ -3133,7 +3258,7 @@
           <w:lang w:eastAsia="zh-CN"/>
         </w:rPr>
         <w:drawing>
-          <wp:inline distT="0" distB="0" distL="0" distR="0" wp14:anchorId="19B8B5F0" wp14:editId="5E286ECF">
+          <wp:inline distT="0" distB="0" distL="0" distR="0" wp14:anchorId="2F60FEC3" wp14:editId="371A3DC8">
             <wp:extent cx="514350" cy="476250"/>
             <wp:effectExtent l="0" t="0" r="0" b="0"/>
             <wp:docPr id="10" name="Picture 10"/>
@@ -3171,6 +3296,10 @@
     </w:p>
     <w:p>
       <w:pPr>
+        <w:tabs>
+          <w:tab w:val="left" w:pos="2268"/>
+        </w:tabs>
+        <w:spacing w:line="360" w:lineRule="auto"/>
         <w:rPr>
           <w:rFonts w:ascii="Times New Roman" w:hAnsi="Times New Roman" w:cs="Times New Roman"/>
           <w:sz w:val="28"/>
@@ -3194,6 +3323,34 @@
     </w:p>
     <w:p>
       <w:pPr>
+        <w:pStyle w:val="Heading4"/>
+        <w:tabs>
+          <w:tab w:val="left" w:pos="2268"/>
+        </w:tabs>
+        <w:spacing w:line="360" w:lineRule="auto"/>
+      </w:pPr>
+      <w:r>
+        <w:t>1.</w:t>
+      </w:r>
+      <w:r>
+        <w:t>1.7</w:t>
+      </w:r>
+      <w:r>
+        <w:t>.</w:t>
+      </w:r>
+      <w:r>
+        <w:t xml:space="preserve"> </w:t>
+      </w:r>
+      <w:r>
+        <w:t>Repeat Cycle Button</w:t>
+      </w:r>
+    </w:p>
+    <w:p>
+      <w:pPr>
+        <w:tabs>
+          <w:tab w:val="left" w:pos="2268"/>
+        </w:tabs>
+        <w:spacing w:line="360" w:lineRule="auto"/>
         <w:rPr>
           <w:rFonts w:ascii="Times New Roman" w:hAnsi="Times New Roman" w:cs="Times New Roman"/>
           <w:b/>
@@ -3206,55 +3363,6 @@
           <w:b/>
           <w:sz w:val="28"/>
         </w:rPr>
-        <w:t>1.</w:t>
-      </w:r>
-      <w:r>
-        <w:rPr>
-          <w:rFonts w:ascii="Times New Roman" w:hAnsi="Times New Roman" w:cs="Times New Roman"/>
-          <w:b/>
-          <w:sz w:val="28"/>
-        </w:rPr>
-        <w:t>1.7</w:t>
-      </w:r>
-      <w:r>
-        <w:rPr>
-          <w:rFonts w:ascii="Times New Roman" w:hAnsi="Times New Roman" w:cs="Times New Roman"/>
-          <w:b/>
-          <w:sz w:val="28"/>
-        </w:rPr>
-        <w:t>.</w:t>
-      </w:r>
-      <w:r>
-        <w:rPr>
-          <w:rFonts w:ascii="Times New Roman" w:hAnsi="Times New Roman" w:cs="Times New Roman"/>
-          <w:b/>
-          <w:sz w:val="28"/>
-        </w:rPr>
-        <w:t xml:space="preserve"> </w:t>
-      </w:r>
-      <w:r>
-        <w:rPr>
-          <w:rFonts w:ascii="Times New Roman" w:hAnsi="Times New Roman" w:cs="Times New Roman"/>
-          <w:b/>
-          <w:sz w:val="28"/>
-        </w:rPr>
-        <w:t>Repeat Cycle Button</w:t>
-      </w:r>
-    </w:p>
-    <w:p>
-      <w:pPr>
-        <w:rPr>
-          <w:rFonts w:ascii="Times New Roman" w:hAnsi="Times New Roman" w:cs="Times New Roman"/>
-          <w:b/>
-          <w:sz w:val="28"/>
-        </w:rPr>
-      </w:pPr>
-      <w:r>
-        <w:rPr>
-          <w:rFonts w:ascii="Times New Roman" w:hAnsi="Times New Roman" w:cs="Times New Roman"/>
-          <w:b/>
-          <w:sz w:val="28"/>
-        </w:rPr>
         <w:tab/>
       </w:r>
       <w:r>
@@ -3263,7 +3371,7 @@
           <w:lang w:eastAsia="zh-CN"/>
         </w:rPr>
         <w:drawing>
-          <wp:inline distT="0" distB="0" distL="0" distR="0" wp14:anchorId="502FE4FF" wp14:editId="5870F6C2">
+          <wp:inline distT="0" distB="0" distL="0" distR="0" wp14:anchorId="04C0EB51" wp14:editId="781024BD">
             <wp:extent cx="495300" cy="457200"/>
             <wp:effectExtent l="0" t="0" r="0" b="0"/>
             <wp:docPr id="11" name="Picture 11"/>
@@ -3301,6 +3409,10 @@
     </w:p>
     <w:p>
       <w:pPr>
+        <w:tabs>
+          <w:tab w:val="left" w:pos="2268"/>
+        </w:tabs>
+        <w:spacing w:line="360" w:lineRule="auto"/>
         <w:ind w:left="720"/>
         <w:rPr>
           <w:rFonts w:ascii="Times New Roman" w:hAnsi="Times New Roman" w:cs="Times New Roman"/>
@@ -3345,6 +3457,35 @@
     </w:p>
     <w:p>
       <w:pPr>
+        <w:pStyle w:val="Heading4"/>
+        <w:tabs>
+          <w:tab w:val="left" w:pos="2268"/>
+        </w:tabs>
+        <w:spacing w:line="360" w:lineRule="auto"/>
+      </w:pPr>
+      <w:r>
+        <w:lastRenderedPageBreak/>
+        <w:t>1.</w:t>
+      </w:r>
+      <w:r>
+        <w:t>1.8</w:t>
+      </w:r>
+      <w:r>
+        <w:t>.</w:t>
+      </w:r>
+      <w:r>
+        <w:t xml:space="preserve"> </w:t>
+      </w:r>
+      <w:r>
+        <w:t>Value Area</w:t>
+      </w:r>
+    </w:p>
+    <w:p>
+      <w:pPr>
+        <w:tabs>
+          <w:tab w:val="left" w:pos="2268"/>
+        </w:tabs>
+        <w:spacing w:line="360" w:lineRule="auto"/>
         <w:rPr>
           <w:rFonts w:ascii="Times New Roman" w:hAnsi="Times New Roman" w:cs="Times New Roman"/>
           <w:b/>
@@ -3357,56 +3498,6 @@
           <w:b/>
           <w:sz w:val="28"/>
         </w:rPr>
-        <w:lastRenderedPageBreak/>
-        <w:t>1.</w:t>
-      </w:r>
-      <w:r>
-        <w:rPr>
-          <w:rFonts w:ascii="Times New Roman" w:hAnsi="Times New Roman" w:cs="Times New Roman"/>
-          <w:b/>
-          <w:sz w:val="28"/>
-        </w:rPr>
-        <w:t>1.8</w:t>
-      </w:r>
-      <w:r>
-        <w:rPr>
-          <w:rFonts w:ascii="Times New Roman" w:hAnsi="Times New Roman" w:cs="Times New Roman"/>
-          <w:b/>
-          <w:sz w:val="28"/>
-        </w:rPr>
-        <w:t>.</w:t>
-      </w:r>
-      <w:r>
-        <w:rPr>
-          <w:rFonts w:ascii="Times New Roman" w:hAnsi="Times New Roman" w:cs="Times New Roman"/>
-          <w:b/>
-          <w:sz w:val="28"/>
-        </w:rPr>
-        <w:t xml:space="preserve"> </w:t>
-      </w:r>
-      <w:r>
-        <w:rPr>
-          <w:rFonts w:ascii="Times New Roman" w:hAnsi="Times New Roman" w:cs="Times New Roman"/>
-          <w:b/>
-          <w:sz w:val="28"/>
-        </w:rPr>
-        <w:t>Value Area</w:t>
-      </w:r>
-    </w:p>
-    <w:p>
-      <w:pPr>
-        <w:rPr>
-          <w:rFonts w:ascii="Times New Roman" w:hAnsi="Times New Roman" w:cs="Times New Roman"/>
-          <w:b/>
-          <w:sz w:val="28"/>
-        </w:rPr>
-      </w:pPr>
-      <w:r>
-        <w:rPr>
-          <w:rFonts w:ascii="Times New Roman" w:hAnsi="Times New Roman" w:cs="Times New Roman"/>
-          <w:b/>
-          <w:sz w:val="28"/>
-        </w:rPr>
         <w:tab/>
       </w:r>
       <w:r>
@@ -3415,7 +3506,7 @@
           <w:lang w:eastAsia="zh-CN"/>
         </w:rPr>
         <w:drawing>
-          <wp:inline distT="0" distB="0" distL="0" distR="0" wp14:anchorId="00B74E71" wp14:editId="1348EFFD">
+          <wp:inline distT="0" distB="0" distL="0" distR="0" wp14:anchorId="1E5E6E35" wp14:editId="27B6B15C">
             <wp:extent cx="1798320" cy="539496"/>
             <wp:effectExtent l="0" t="0" r="0" b="0"/>
             <wp:docPr id="16" name="Picture 16"/>
@@ -3453,6 +3544,10 @@
     </w:p>
     <w:p>
       <w:pPr>
+        <w:tabs>
+          <w:tab w:val="left" w:pos="2268"/>
+        </w:tabs>
+        <w:spacing w:line="360" w:lineRule="auto"/>
         <w:ind w:left="720"/>
         <w:rPr>
           <w:rFonts w:ascii="Times New Roman" w:hAnsi="Times New Roman" w:cs="Times New Roman"/>
@@ -3476,75 +3571,54 @@
     </w:p>
     <w:p>
       <w:pPr>
+        <w:pStyle w:val="Heading4"/>
+        <w:tabs>
+          <w:tab w:val="left" w:pos="2268"/>
+        </w:tabs>
+        <w:spacing w:line="360" w:lineRule="auto"/>
+      </w:pPr>
+      <w:r>
+        <w:t>1.</w:t>
+      </w:r>
+      <w:r>
+        <w:t>1.9</w:t>
+      </w:r>
+      <w:r>
+        <w:t>.</w:t>
+      </w:r>
+      <w:r>
+        <w:t xml:space="preserve"> </w:t>
+      </w:r>
+      <w:r>
+        <w:t>Menu</w:t>
+      </w:r>
+    </w:p>
+    <w:p>
+      <w:pPr>
+        <w:tabs>
+          <w:tab w:val="left" w:pos="2268"/>
+        </w:tabs>
+        <w:spacing w:line="360" w:lineRule="auto"/>
+        <w:rPr>
+          <w:noProof/>
+          <w:lang w:eastAsia="zh-CN"/>
+        </w:rPr>
+      </w:pPr>
+      <w:r>
         <w:rPr>
           <w:rFonts w:ascii="Times New Roman" w:hAnsi="Times New Roman" w:cs="Times New Roman"/>
           <w:b/>
           <w:sz w:val="28"/>
         </w:rPr>
-      </w:pPr>
-      <w:r>
-        <w:rPr>
-          <w:rFonts w:ascii="Times New Roman" w:hAnsi="Times New Roman" w:cs="Times New Roman"/>
-          <w:b/>
-          <w:sz w:val="28"/>
-        </w:rPr>
-        <w:t>1.</w:t>
-      </w:r>
-      <w:r>
-        <w:rPr>
-          <w:rFonts w:ascii="Times New Roman" w:hAnsi="Times New Roman" w:cs="Times New Roman"/>
-          <w:b/>
-          <w:sz w:val="28"/>
-        </w:rPr>
-        <w:t>1.9</w:t>
-      </w:r>
-      <w:r>
-        <w:rPr>
-          <w:rFonts w:ascii="Times New Roman" w:hAnsi="Times New Roman" w:cs="Times New Roman"/>
-          <w:b/>
-          <w:sz w:val="28"/>
-        </w:rPr>
-        <w:t>.</w:t>
-      </w:r>
-      <w:r>
-        <w:rPr>
-          <w:rFonts w:ascii="Times New Roman" w:hAnsi="Times New Roman" w:cs="Times New Roman"/>
-          <w:b/>
-          <w:sz w:val="28"/>
-        </w:rPr>
-        <w:t xml:space="preserve"> </w:t>
-      </w:r>
-      <w:r>
-        <w:rPr>
-          <w:rFonts w:ascii="Times New Roman" w:hAnsi="Times New Roman" w:cs="Times New Roman"/>
-          <w:b/>
-          <w:sz w:val="28"/>
-        </w:rPr>
-        <w:t>Menu</w:t>
-      </w:r>
-    </w:p>
-    <w:p>
-      <w:pPr>
+        <w:tab/>
+      </w:r>
+      <w:r>
         <w:rPr>
           <w:noProof/>
           <w:lang w:eastAsia="zh-CN"/>
         </w:rPr>
-      </w:pPr>
-      <w:r>
-        <w:rPr>
-          <w:rFonts w:ascii="Times New Roman" w:hAnsi="Times New Roman" w:cs="Times New Roman"/>
-          <w:b/>
-          <w:sz w:val="28"/>
-        </w:rPr>
-        <w:tab/>
-      </w:r>
-      <w:r>
-        <w:rPr>
-          <w:noProof/>
-          <w:lang w:eastAsia="zh-CN"/>
-        </w:rPr>
         <w:drawing>
-          <wp:inline distT="0" distB="0" distL="0" distR="0" wp14:anchorId="702B7375" wp14:editId="4DF93DD6">
+          <wp:inline distT="0" distB="0" distL="0" distR="0" wp14:anchorId="26BEE28D" wp14:editId="040603AF">
             <wp:extent cx="571500" cy="737152"/>
             <wp:effectExtent l="0" t="0" r="0" b="6350"/>
             <wp:docPr id="17" name="Picture 17"/>
@@ -3600,7 +3674,7 @@
           <w:lang w:eastAsia="zh-CN"/>
         </w:rPr>
         <w:drawing>
-          <wp:inline distT="0" distB="0" distL="0" distR="0" wp14:anchorId="6DC61361" wp14:editId="62E26BDE">
+          <wp:inline distT="0" distB="0" distL="0" distR="0" wp14:anchorId="75C7F67C" wp14:editId="1347EFCE">
             <wp:extent cx="614567" cy="739140"/>
             <wp:effectExtent l="0" t="0" r="0" b="3810"/>
             <wp:docPr id="18" name="Picture 18"/>
@@ -3655,7 +3729,7 @@
           <w:lang w:eastAsia="zh-CN"/>
         </w:rPr>
         <w:drawing>
-          <wp:inline distT="0" distB="0" distL="0" distR="0" wp14:anchorId="235118C3" wp14:editId="792FC701">
+          <wp:inline distT="0" distB="0" distL="0" distR="0" wp14:anchorId="49C775F2" wp14:editId="0404A307">
             <wp:extent cx="546793" cy="731520"/>
             <wp:effectExtent l="0" t="0" r="5715" b="0"/>
             <wp:docPr id="19" name="Picture 19"/>
@@ -3710,7 +3784,7 @@
           <w:lang w:eastAsia="zh-CN"/>
         </w:rPr>
         <w:drawing>
-          <wp:inline distT="0" distB="0" distL="0" distR="0" wp14:anchorId="38F26D38" wp14:editId="4754E0EC">
+          <wp:inline distT="0" distB="0" distL="0" distR="0" wp14:anchorId="40EEFC6A" wp14:editId="2B56432E">
             <wp:extent cx="630622" cy="731520"/>
             <wp:effectExtent l="0" t="0" r="0" b="0"/>
             <wp:docPr id="20" name="Picture 20"/>
@@ -3748,6 +3822,10 @@
     </w:p>
     <w:p>
       <w:pPr>
+        <w:tabs>
+          <w:tab w:val="left" w:pos="2268"/>
+        </w:tabs>
+        <w:spacing w:line="360" w:lineRule="auto"/>
         <w:ind w:left="720"/>
         <w:rPr>
           <w:rFonts w:ascii="Times New Roman" w:hAnsi="Times New Roman" w:cs="Times New Roman"/>
@@ -3778,50 +3856,25 @@
     </w:p>
     <w:p>
       <w:pPr>
-        <w:rPr>
-          <w:rFonts w:ascii="Times New Roman" w:hAnsi="Times New Roman" w:cs="Times New Roman"/>
-          <w:b/>
-          <w:sz w:val="28"/>
-        </w:rPr>
-      </w:pPr>
-      <w:r>
-        <w:rPr>
-          <w:rFonts w:ascii="Times New Roman" w:hAnsi="Times New Roman" w:cs="Times New Roman"/>
-          <w:b/>
-          <w:sz w:val="28"/>
-        </w:rPr>
+        <w:pStyle w:val="Heading4"/>
+        <w:tabs>
+          <w:tab w:val="left" w:pos="2268"/>
+        </w:tabs>
+        <w:spacing w:line="360" w:lineRule="auto"/>
+      </w:pPr>
+      <w:r>
         <w:t>1.</w:t>
       </w:r>
       <w:r>
-        <w:rPr>
-          <w:rFonts w:ascii="Times New Roman" w:hAnsi="Times New Roman" w:cs="Times New Roman"/>
-          <w:b/>
-          <w:sz w:val="28"/>
-        </w:rPr>
         <w:t>1.10</w:t>
       </w:r>
       <w:r>
-        <w:rPr>
-          <w:rFonts w:ascii="Times New Roman" w:hAnsi="Times New Roman" w:cs="Times New Roman"/>
-          <w:b/>
-          <w:sz w:val="28"/>
-        </w:rPr>
         <w:t>.</w:t>
       </w:r>
       <w:r>
-        <w:rPr>
-          <w:rFonts w:ascii="Times New Roman" w:hAnsi="Times New Roman" w:cs="Times New Roman"/>
-          <w:b/>
-          <w:sz w:val="28"/>
-        </w:rPr>
         <w:t xml:space="preserve"> </w:t>
       </w:r>
       <w:r>
-        <w:rPr>
-          <w:rFonts w:ascii="Times New Roman" w:hAnsi="Times New Roman" w:cs="Times New Roman"/>
-          <w:b/>
-          <w:sz w:val="28"/>
-        </w:rPr>
         <w:t>Data Name</w:t>
       </w:r>
     </w:p>
@@ -3853,6 +3906,10 @@
           </w:tcPr>
           <w:p>
             <w:pPr>
+              <w:tabs>
+                <w:tab w:val="left" w:pos="2268"/>
+              </w:tabs>
+              <w:spacing w:line="360" w:lineRule="auto"/>
               <w:rPr>
                 <w:noProof/>
                 <w:lang w:eastAsia="zh-CN"/>
@@ -3872,6 +3929,10 @@
           </w:tcPr>
           <w:p>
             <w:pPr>
+              <w:tabs>
+                <w:tab w:val="left" w:pos="2268"/>
+              </w:tabs>
+              <w:spacing w:line="360" w:lineRule="auto"/>
               <w:jc w:val="center"/>
               <w:rPr>
                 <w:rFonts w:ascii="Times New Roman" w:hAnsi="Times New Roman" w:cs="Times New Roman"/>
@@ -3902,6 +3963,10 @@
           </w:tcPr>
           <w:p>
             <w:pPr>
+              <w:tabs>
+                <w:tab w:val="left" w:pos="2268"/>
+              </w:tabs>
+              <w:spacing w:line="360" w:lineRule="auto"/>
               <w:jc w:val="center"/>
               <w:rPr>
                 <w:rFonts w:ascii="Times New Roman" w:hAnsi="Times New Roman" w:cs="Times New Roman"/>
@@ -3938,6 +4003,10 @@
           </w:tcPr>
           <w:p>
             <w:pPr>
+              <w:tabs>
+                <w:tab w:val="left" w:pos="2268"/>
+              </w:tabs>
+              <w:spacing w:line="360" w:lineRule="auto"/>
               <w:rPr>
                 <w:rFonts w:ascii="Times New Roman" w:hAnsi="Times New Roman" w:cs="Times New Roman"/>
                 <w:b/>
@@ -3950,7 +4019,7 @@
                 <w:lang w:eastAsia="zh-CN"/>
               </w:rPr>
               <w:drawing>
-                <wp:inline distT="0" distB="0" distL="0" distR="0" wp14:anchorId="1E45A6F0" wp14:editId="7121F98F">
+                <wp:inline distT="0" distB="0" distL="0" distR="0" wp14:anchorId="275BF8EE" wp14:editId="0E69854D">
                   <wp:extent cx="1516380" cy="3617389"/>
                   <wp:effectExtent l="0" t="0" r="7620" b="2540"/>
                   <wp:docPr id="59" name="Picture 59"/>
@@ -3997,6 +4066,10 @@
           </w:tcPr>
           <w:p>
             <w:pPr>
+              <w:tabs>
+                <w:tab w:val="left" w:pos="2268"/>
+              </w:tabs>
+              <w:spacing w:line="360" w:lineRule="auto"/>
               <w:rPr>
                 <w:rFonts w:ascii="Times New Roman" w:hAnsi="Times New Roman" w:cs="Times New Roman"/>
                 <w:sz w:val="28"/>
@@ -4028,6 +4101,10 @@
           </w:tcPr>
           <w:p>
             <w:pPr>
+              <w:tabs>
+                <w:tab w:val="left" w:pos="2268"/>
+              </w:tabs>
+              <w:spacing w:line="360" w:lineRule="auto"/>
               <w:rPr>
                 <w:rFonts w:ascii="Times New Roman" w:hAnsi="Times New Roman" w:cs="Times New Roman"/>
                 <w:sz w:val="28"/>
@@ -4059,6 +4136,10 @@
           </w:tcPr>
           <w:p>
             <w:pPr>
+              <w:tabs>
+                <w:tab w:val="left" w:pos="2268"/>
+              </w:tabs>
+              <w:spacing w:line="360" w:lineRule="auto"/>
               <w:rPr>
                 <w:rFonts w:ascii="Times New Roman" w:hAnsi="Times New Roman" w:cs="Times New Roman"/>
                 <w:b/>
@@ -4076,6 +4157,10 @@
           </w:tcPr>
           <w:p>
             <w:pPr>
+              <w:tabs>
+                <w:tab w:val="left" w:pos="2268"/>
+              </w:tabs>
+              <w:spacing w:line="360" w:lineRule="auto"/>
               <w:rPr>
                 <w:rFonts w:ascii="Times New Roman" w:hAnsi="Times New Roman" w:cs="Times New Roman"/>
                 <w:sz w:val="28"/>
@@ -4099,6 +4184,10 @@
           </w:tcPr>
           <w:p>
             <w:pPr>
+              <w:tabs>
+                <w:tab w:val="left" w:pos="2268"/>
+              </w:tabs>
+              <w:spacing w:line="360" w:lineRule="auto"/>
               <w:rPr>
                 <w:rFonts w:ascii="Times New Roman" w:hAnsi="Times New Roman" w:cs="Times New Roman"/>
                 <w:sz w:val="28"/>
@@ -4130,6 +4219,10 @@
           </w:tcPr>
           <w:p>
             <w:pPr>
+              <w:tabs>
+                <w:tab w:val="left" w:pos="2268"/>
+              </w:tabs>
+              <w:spacing w:line="360" w:lineRule="auto"/>
               <w:rPr>
                 <w:rFonts w:ascii="Times New Roman" w:hAnsi="Times New Roman" w:cs="Times New Roman"/>
                 <w:b/>
@@ -4147,6 +4240,10 @@
           </w:tcPr>
           <w:p>
             <w:pPr>
+              <w:tabs>
+                <w:tab w:val="left" w:pos="2268"/>
+              </w:tabs>
+              <w:spacing w:line="360" w:lineRule="auto"/>
               <w:rPr>
                 <w:rFonts w:ascii="Times New Roman" w:hAnsi="Times New Roman" w:cs="Times New Roman"/>
                 <w:sz w:val="28"/>
@@ -4170,6 +4267,10 @@
           </w:tcPr>
           <w:p>
             <w:pPr>
+              <w:tabs>
+                <w:tab w:val="left" w:pos="2268"/>
+              </w:tabs>
+              <w:spacing w:line="360" w:lineRule="auto"/>
               <w:rPr>
                 <w:rFonts w:ascii="Times New Roman" w:hAnsi="Times New Roman" w:cs="Times New Roman"/>
                 <w:sz w:val="28"/>
@@ -4201,6 +4302,10 @@
           </w:tcPr>
           <w:p>
             <w:pPr>
+              <w:tabs>
+                <w:tab w:val="left" w:pos="2268"/>
+              </w:tabs>
+              <w:spacing w:line="360" w:lineRule="auto"/>
               <w:rPr>
                 <w:rFonts w:ascii="Times New Roman" w:hAnsi="Times New Roman" w:cs="Times New Roman"/>
                 <w:b/>
@@ -4218,6 +4323,10 @@
           </w:tcPr>
           <w:p>
             <w:pPr>
+              <w:tabs>
+                <w:tab w:val="left" w:pos="2268"/>
+              </w:tabs>
+              <w:spacing w:line="360" w:lineRule="auto"/>
               <w:rPr>
                 <w:rFonts w:ascii="Times New Roman" w:hAnsi="Times New Roman" w:cs="Times New Roman"/>
                 <w:sz w:val="28"/>
@@ -4241,6 +4350,10 @@
           </w:tcPr>
           <w:p>
             <w:pPr>
+              <w:tabs>
+                <w:tab w:val="left" w:pos="2268"/>
+              </w:tabs>
+              <w:spacing w:line="360" w:lineRule="auto"/>
               <w:rPr>
                 <w:rFonts w:ascii="Times New Roman" w:hAnsi="Times New Roman" w:cs="Times New Roman"/>
                 <w:sz w:val="28"/>
@@ -4286,6 +4399,10 @@
           </w:tcPr>
           <w:p>
             <w:pPr>
+              <w:tabs>
+                <w:tab w:val="left" w:pos="2268"/>
+              </w:tabs>
+              <w:spacing w:line="360" w:lineRule="auto"/>
               <w:rPr>
                 <w:rFonts w:ascii="Times New Roman" w:hAnsi="Times New Roman" w:cs="Times New Roman"/>
                 <w:b/>
@@ -4303,6 +4420,10 @@
           </w:tcPr>
           <w:p>
             <w:pPr>
+              <w:tabs>
+                <w:tab w:val="left" w:pos="2268"/>
+              </w:tabs>
+              <w:spacing w:line="360" w:lineRule="auto"/>
               <w:rPr>
                 <w:rFonts w:ascii="Times New Roman" w:hAnsi="Times New Roman" w:cs="Times New Roman"/>
                 <w:sz w:val="28"/>
@@ -4326,6 +4447,10 @@
           </w:tcPr>
           <w:p>
             <w:pPr>
+              <w:tabs>
+                <w:tab w:val="left" w:pos="2268"/>
+              </w:tabs>
+              <w:spacing w:line="360" w:lineRule="auto"/>
               <w:rPr>
                 <w:rFonts w:ascii="Times New Roman" w:hAnsi="Times New Roman" w:cs="Times New Roman"/>
                 <w:sz w:val="28"/>
@@ -4371,6 +4496,10 @@
           </w:tcPr>
           <w:p>
             <w:pPr>
+              <w:tabs>
+                <w:tab w:val="left" w:pos="2268"/>
+              </w:tabs>
+              <w:spacing w:line="360" w:lineRule="auto"/>
               <w:rPr>
                 <w:rFonts w:ascii="Times New Roman" w:hAnsi="Times New Roman" w:cs="Times New Roman"/>
                 <w:b/>
@@ -4388,6 +4517,10 @@
           </w:tcPr>
           <w:p>
             <w:pPr>
+              <w:tabs>
+                <w:tab w:val="left" w:pos="2268"/>
+              </w:tabs>
+              <w:spacing w:line="360" w:lineRule="auto"/>
               <w:rPr>
                 <w:rFonts w:ascii="Times New Roman" w:hAnsi="Times New Roman" w:cs="Times New Roman"/>
                 <w:sz w:val="28"/>
@@ -4411,6 +4544,10 @@
           </w:tcPr>
           <w:p>
             <w:pPr>
+              <w:tabs>
+                <w:tab w:val="left" w:pos="2268"/>
+              </w:tabs>
+              <w:spacing w:line="360" w:lineRule="auto"/>
               <w:rPr>
                 <w:rFonts w:ascii="Times New Roman" w:hAnsi="Times New Roman" w:cs="Times New Roman"/>
                 <w:sz w:val="28"/>
@@ -4463,6 +4600,10 @@
           </w:tcPr>
           <w:p>
             <w:pPr>
+              <w:tabs>
+                <w:tab w:val="left" w:pos="2268"/>
+              </w:tabs>
+              <w:spacing w:line="360" w:lineRule="auto"/>
               <w:rPr>
                 <w:rFonts w:ascii="Times New Roman" w:hAnsi="Times New Roman" w:cs="Times New Roman"/>
                 <w:b/>
@@ -4480,6 +4621,10 @@
           </w:tcPr>
           <w:p>
             <w:pPr>
+              <w:tabs>
+                <w:tab w:val="left" w:pos="2268"/>
+              </w:tabs>
+              <w:spacing w:line="360" w:lineRule="auto"/>
               <w:rPr>
                 <w:rFonts w:ascii="Times New Roman" w:hAnsi="Times New Roman" w:cs="Times New Roman"/>
                 <w:sz w:val="28"/>
@@ -4503,6 +4648,10 @@
           </w:tcPr>
           <w:p>
             <w:pPr>
+              <w:tabs>
+                <w:tab w:val="left" w:pos="2268"/>
+              </w:tabs>
+              <w:spacing w:line="360" w:lineRule="auto"/>
               <w:rPr>
                 <w:rFonts w:ascii="Times New Roman" w:hAnsi="Times New Roman" w:cs="Times New Roman"/>
                 <w:sz w:val="28"/>
@@ -4534,6 +4683,10 @@
           </w:tcPr>
           <w:p>
             <w:pPr>
+              <w:tabs>
+                <w:tab w:val="left" w:pos="2268"/>
+              </w:tabs>
+              <w:spacing w:line="360" w:lineRule="auto"/>
               <w:rPr>
                 <w:rFonts w:ascii="Times New Roman" w:hAnsi="Times New Roman" w:cs="Times New Roman"/>
                 <w:b/>
@@ -4551,6 +4704,10 @@
           </w:tcPr>
           <w:p>
             <w:pPr>
+              <w:tabs>
+                <w:tab w:val="left" w:pos="2268"/>
+              </w:tabs>
+              <w:spacing w:line="360" w:lineRule="auto"/>
               <w:rPr>
                 <w:rFonts w:ascii="Times New Roman" w:hAnsi="Times New Roman" w:cs="Times New Roman"/>
                 <w:sz w:val="28"/>
@@ -4574,6 +4731,10 @@
           </w:tcPr>
           <w:p>
             <w:pPr>
+              <w:tabs>
+                <w:tab w:val="left" w:pos="2268"/>
+              </w:tabs>
+              <w:spacing w:line="360" w:lineRule="auto"/>
               <w:rPr>
                 <w:rFonts w:ascii="Times New Roman" w:hAnsi="Times New Roman" w:cs="Times New Roman"/>
                 <w:sz w:val="28"/>
@@ -4605,6 +4766,10 @@
           </w:tcPr>
           <w:p>
             <w:pPr>
+              <w:tabs>
+                <w:tab w:val="left" w:pos="2268"/>
+              </w:tabs>
+              <w:spacing w:line="360" w:lineRule="auto"/>
               <w:rPr>
                 <w:rFonts w:ascii="Times New Roman" w:hAnsi="Times New Roman" w:cs="Times New Roman"/>
                 <w:b/>
@@ -4622,6 +4787,10 @@
           </w:tcPr>
           <w:p>
             <w:pPr>
+              <w:tabs>
+                <w:tab w:val="left" w:pos="2268"/>
+              </w:tabs>
+              <w:spacing w:line="360" w:lineRule="auto"/>
               <w:rPr>
                 <w:rFonts w:ascii="Times New Roman" w:hAnsi="Times New Roman" w:cs="Times New Roman"/>
                 <w:sz w:val="28"/>
@@ -4645,6 +4814,10 @@
           </w:tcPr>
           <w:p>
             <w:pPr>
+              <w:tabs>
+                <w:tab w:val="left" w:pos="2268"/>
+              </w:tabs>
+              <w:spacing w:line="360" w:lineRule="auto"/>
               <w:rPr>
                 <w:rFonts w:ascii="Times New Roman" w:hAnsi="Times New Roman" w:cs="Times New Roman"/>
                 <w:sz w:val="28"/>
@@ -4676,6 +4849,10 @@
           </w:tcPr>
           <w:p>
             <w:pPr>
+              <w:tabs>
+                <w:tab w:val="left" w:pos="2268"/>
+              </w:tabs>
+              <w:spacing w:line="360" w:lineRule="auto"/>
               <w:rPr>
                 <w:rFonts w:ascii="Times New Roman" w:hAnsi="Times New Roman" w:cs="Times New Roman"/>
                 <w:b/>
@@ -4693,6 +4870,10 @@
           </w:tcPr>
           <w:p>
             <w:pPr>
+              <w:tabs>
+                <w:tab w:val="left" w:pos="2268"/>
+              </w:tabs>
+              <w:spacing w:line="360" w:lineRule="auto"/>
               <w:rPr>
                 <w:rFonts w:ascii="Times New Roman" w:hAnsi="Times New Roman" w:cs="Times New Roman"/>
                 <w:sz w:val="28"/>
@@ -4716,6 +4897,10 @@
           </w:tcPr>
           <w:p>
             <w:pPr>
+              <w:tabs>
+                <w:tab w:val="left" w:pos="2268"/>
+              </w:tabs>
+              <w:spacing w:line="360" w:lineRule="auto"/>
               <w:rPr>
                 <w:rFonts w:ascii="Times New Roman" w:hAnsi="Times New Roman" w:cs="Times New Roman"/>
                 <w:sz w:val="28"/>
@@ -4747,6 +4932,10 @@
           </w:tcPr>
           <w:p>
             <w:pPr>
+              <w:tabs>
+                <w:tab w:val="left" w:pos="2268"/>
+              </w:tabs>
+              <w:spacing w:line="360" w:lineRule="auto"/>
               <w:rPr>
                 <w:rFonts w:ascii="Times New Roman" w:hAnsi="Times New Roman" w:cs="Times New Roman"/>
                 <w:b/>
@@ -4764,6 +4953,10 @@
           </w:tcPr>
           <w:p>
             <w:pPr>
+              <w:tabs>
+                <w:tab w:val="left" w:pos="2268"/>
+              </w:tabs>
+              <w:spacing w:line="360" w:lineRule="auto"/>
               <w:rPr>
                 <w:rFonts w:ascii="Times New Roman" w:hAnsi="Times New Roman" w:cs="Times New Roman"/>
                 <w:sz w:val="28"/>
@@ -4787,6 +4980,10 @@
           </w:tcPr>
           <w:p>
             <w:pPr>
+              <w:tabs>
+                <w:tab w:val="left" w:pos="2268"/>
+              </w:tabs>
+              <w:spacing w:line="360" w:lineRule="auto"/>
               <w:rPr>
                 <w:rFonts w:ascii="Times New Roman" w:hAnsi="Times New Roman" w:cs="Times New Roman"/>
                 <w:sz w:val="28"/>
@@ -4818,6 +5015,10 @@
           </w:tcPr>
           <w:p>
             <w:pPr>
+              <w:tabs>
+                <w:tab w:val="left" w:pos="2268"/>
+              </w:tabs>
+              <w:spacing w:line="360" w:lineRule="auto"/>
               <w:rPr>
                 <w:rFonts w:ascii="Times New Roman" w:hAnsi="Times New Roman" w:cs="Times New Roman"/>
                 <w:b/>
@@ -4835,6 +5036,10 @@
           </w:tcPr>
           <w:p>
             <w:pPr>
+              <w:tabs>
+                <w:tab w:val="left" w:pos="2268"/>
+              </w:tabs>
+              <w:spacing w:line="360" w:lineRule="auto"/>
               <w:rPr>
                 <w:rFonts w:ascii="Times New Roman" w:hAnsi="Times New Roman" w:cs="Times New Roman"/>
                 <w:sz w:val="28"/>
@@ -4858,6 +5063,10 @@
           </w:tcPr>
           <w:p>
             <w:pPr>
+              <w:tabs>
+                <w:tab w:val="left" w:pos="2268"/>
+              </w:tabs>
+              <w:spacing w:line="360" w:lineRule="auto"/>
               <w:rPr>
                 <w:rFonts w:ascii="Times New Roman" w:hAnsi="Times New Roman" w:cs="Times New Roman"/>
                 <w:sz w:val="28"/>
@@ -4889,6 +5098,10 @@
           </w:tcPr>
           <w:p>
             <w:pPr>
+              <w:tabs>
+                <w:tab w:val="left" w:pos="2268"/>
+              </w:tabs>
+              <w:spacing w:line="360" w:lineRule="auto"/>
               <w:rPr>
                 <w:rFonts w:ascii="Times New Roman" w:hAnsi="Times New Roman" w:cs="Times New Roman"/>
                 <w:b/>
@@ -4906,6 +5119,10 @@
           </w:tcPr>
           <w:p>
             <w:pPr>
+              <w:tabs>
+                <w:tab w:val="left" w:pos="2268"/>
+              </w:tabs>
+              <w:spacing w:line="360" w:lineRule="auto"/>
               <w:rPr>
                 <w:rFonts w:ascii="Times New Roman" w:hAnsi="Times New Roman" w:cs="Times New Roman"/>
                 <w:sz w:val="28"/>
@@ -4929,6 +5146,10 @@
           </w:tcPr>
           <w:p>
             <w:pPr>
+              <w:tabs>
+                <w:tab w:val="left" w:pos="2268"/>
+              </w:tabs>
+              <w:spacing w:line="360" w:lineRule="auto"/>
               <w:rPr>
                 <w:rFonts w:ascii="Times New Roman" w:hAnsi="Times New Roman" w:cs="Times New Roman"/>
                 <w:sz w:val="28"/>
@@ -4947,6 +5168,10 @@
     </w:tbl>
     <w:p>
       <w:pPr>
+        <w:tabs>
+          <w:tab w:val="left" w:pos="2268"/>
+        </w:tabs>
+        <w:spacing w:line="360" w:lineRule="auto"/>
         <w:rPr>
           <w:rFonts w:ascii="Times New Roman" w:hAnsi="Times New Roman" w:cs="Times New Roman"/>
           <w:sz w:val="28"/>
@@ -4955,6 +5180,10 @@
     </w:p>
     <w:p>
       <w:pPr>
+        <w:tabs>
+          <w:tab w:val="left" w:pos="2268"/>
+        </w:tabs>
+        <w:spacing w:line="360" w:lineRule="auto"/>
         <w:ind w:firstLine="720"/>
         <w:rPr>
           <w:rFonts w:ascii="Times New Roman" w:hAnsi="Times New Roman" w:cs="Times New Roman"/>
@@ -4966,6 +5195,7 @@
           <w:rFonts w:ascii="Times New Roman" w:hAnsi="Times New Roman" w:cs="Times New Roman"/>
           <w:sz w:val="28"/>
         </w:rPr>
+        <w:lastRenderedPageBreak/>
         <w:t xml:space="preserve">Function: </w:t>
       </w:r>
       <w:r>
@@ -4978,6 +5208,34 @@
     </w:p>
     <w:p>
       <w:pPr>
+        <w:pStyle w:val="Heading4"/>
+        <w:tabs>
+          <w:tab w:val="left" w:pos="2268"/>
+        </w:tabs>
+        <w:spacing w:line="360" w:lineRule="auto"/>
+      </w:pPr>
+      <w:r>
+        <w:t>1.</w:t>
+      </w:r>
+      <w:r>
+        <w:t>1.11</w:t>
+      </w:r>
+      <w:r>
+        <w:t>.</w:t>
+      </w:r>
+      <w:r>
+        <w:t xml:space="preserve"> </w:t>
+      </w:r>
+      <w:r>
+        <w:t>Button Area</w:t>
+      </w:r>
+    </w:p>
+    <w:p>
+      <w:pPr>
+        <w:tabs>
+          <w:tab w:val="left" w:pos="2268"/>
+        </w:tabs>
+        <w:spacing w:line="360" w:lineRule="auto"/>
         <w:rPr>
           <w:rFonts w:ascii="Times New Roman" w:hAnsi="Times New Roman" w:cs="Times New Roman"/>
           <w:b/>
@@ -4990,56 +5248,6 @@
           <w:b/>
           <w:sz w:val="28"/>
         </w:rPr>
-        <w:lastRenderedPageBreak/>
-        <w:t>1.</w:t>
-      </w:r>
-      <w:r>
-        <w:rPr>
-          <w:rFonts w:ascii="Times New Roman" w:hAnsi="Times New Roman" w:cs="Times New Roman"/>
-          <w:b/>
-          <w:sz w:val="28"/>
-        </w:rPr>
-        <w:t>1.11</w:t>
-      </w:r>
-      <w:r>
-        <w:rPr>
-          <w:rFonts w:ascii="Times New Roman" w:hAnsi="Times New Roman" w:cs="Times New Roman"/>
-          <w:b/>
-          <w:sz w:val="28"/>
-        </w:rPr>
-        <w:t>.</w:t>
-      </w:r>
-      <w:r>
-        <w:rPr>
-          <w:rFonts w:ascii="Times New Roman" w:hAnsi="Times New Roman" w:cs="Times New Roman"/>
-          <w:b/>
-          <w:sz w:val="28"/>
-        </w:rPr>
-        <w:t xml:space="preserve"> </w:t>
-      </w:r>
-      <w:r>
-        <w:rPr>
-          <w:rFonts w:ascii="Times New Roman" w:hAnsi="Times New Roman" w:cs="Times New Roman"/>
-          <w:b/>
-          <w:sz w:val="28"/>
-        </w:rPr>
-        <w:t>Button Area</w:t>
-      </w:r>
-    </w:p>
-    <w:p>
-      <w:pPr>
-        <w:rPr>
-          <w:rFonts w:ascii="Times New Roman" w:hAnsi="Times New Roman" w:cs="Times New Roman"/>
-          <w:b/>
-          <w:sz w:val="28"/>
-        </w:rPr>
-      </w:pPr>
-      <w:r>
-        <w:rPr>
-          <w:rFonts w:ascii="Times New Roman" w:hAnsi="Times New Roman" w:cs="Times New Roman"/>
-          <w:b/>
-          <w:sz w:val="28"/>
-        </w:rPr>
         <w:tab/>
       </w:r>
       <w:r>
@@ -5048,7 +5256,7 @@
           <w:lang w:eastAsia="zh-CN"/>
         </w:rPr>
         <w:drawing>
-          <wp:inline distT="0" distB="0" distL="0" distR="0" wp14:anchorId="3F6FE1E1" wp14:editId="42394330">
+          <wp:inline distT="0" distB="0" distL="0" distR="0" wp14:anchorId="012B8F5A" wp14:editId="7F2721E5">
             <wp:extent cx="5425109" cy="762000"/>
             <wp:effectExtent l="0" t="0" r="4445" b="0"/>
             <wp:docPr id="22" name="Picture 22"/>
@@ -5093,6 +5301,10 @@
     </w:p>
     <w:p>
       <w:pPr>
+        <w:tabs>
+          <w:tab w:val="left" w:pos="2268"/>
+        </w:tabs>
+        <w:spacing w:line="360" w:lineRule="auto"/>
         <w:rPr>
           <w:rFonts w:ascii="Times New Roman" w:hAnsi="Times New Roman" w:cs="Times New Roman"/>
           <w:sz w:val="28"/>
@@ -5121,6 +5333,10 @@
           <w:ilvl w:val="0"/>
           <w:numId w:val="13"/>
         </w:numPr>
+        <w:tabs>
+          <w:tab w:val="left" w:pos="2268"/>
+        </w:tabs>
+        <w:spacing w:line="360" w:lineRule="auto"/>
         <w:rPr>
           <w:rFonts w:ascii="Times New Roman" w:hAnsi="Times New Roman" w:cs="Times New Roman"/>
           <w:sz w:val="28"/>
@@ -5156,6 +5372,10 @@
           <w:ilvl w:val="0"/>
           <w:numId w:val="13"/>
         </w:numPr>
+        <w:tabs>
+          <w:tab w:val="left" w:pos="2268"/>
+        </w:tabs>
+        <w:spacing w:line="360" w:lineRule="auto"/>
         <w:rPr>
           <w:rFonts w:ascii="Times New Roman" w:hAnsi="Times New Roman" w:cs="Times New Roman"/>
           <w:sz w:val="28"/>
@@ -5212,6 +5432,10 @@
           <w:ilvl w:val="0"/>
           <w:numId w:val="13"/>
         </w:numPr>
+        <w:tabs>
+          <w:tab w:val="left" w:pos="2268"/>
+        </w:tabs>
+        <w:spacing w:line="360" w:lineRule="auto"/>
         <w:rPr>
           <w:rFonts w:ascii="Times New Roman" w:hAnsi="Times New Roman" w:cs="Times New Roman"/>
           <w:sz w:val="28"/>
@@ -5282,6 +5506,10 @@
           <w:ilvl w:val="0"/>
           <w:numId w:val="13"/>
         </w:numPr>
+        <w:tabs>
+          <w:tab w:val="left" w:pos="2268"/>
+        </w:tabs>
+        <w:spacing w:line="360" w:lineRule="auto"/>
         <w:rPr>
           <w:rFonts w:ascii="Times New Roman" w:hAnsi="Times New Roman" w:cs="Times New Roman"/>
           <w:sz w:val="28"/>
@@ -5341,6 +5569,10 @@
     <w:p>
       <w:pPr>
         <w:pStyle w:val="ListParagraph"/>
+        <w:tabs>
+          <w:tab w:val="left" w:pos="2268"/>
+        </w:tabs>
+        <w:spacing w:line="360" w:lineRule="auto"/>
         <w:ind w:left="0"/>
         <w:rPr>
           <w:sz w:val="28"/>
@@ -5350,6 +5582,10 @@
     <w:p>
       <w:pPr>
         <w:pStyle w:val="ListParagraph"/>
+        <w:tabs>
+          <w:tab w:val="left" w:pos="2268"/>
+        </w:tabs>
+        <w:spacing w:line="360" w:lineRule="auto"/>
         <w:ind w:left="0"/>
         <w:rPr>
           <w:sz w:val="28"/>
@@ -5415,6 +5651,10 @@
     </w:p>
     <w:p>
       <w:pPr>
+        <w:tabs>
+          <w:tab w:val="left" w:pos="2268"/>
+        </w:tabs>
+        <w:spacing w:line="360" w:lineRule="auto"/>
         <w:rPr>
           <w:rFonts w:asciiTheme="majorHAnsi" w:eastAsiaTheme="majorEastAsia" w:hAnsiTheme="majorHAnsi" w:cstheme="majorBidi"/>
           <w:b/>
@@ -5433,35 +5673,31 @@
     </w:p>
     <w:p>
       <w:pPr>
-        <w:pStyle w:val="Heading2"/>
-        <w:rPr>
-          <w:sz w:val="32"/>
-        </w:rPr>
-      </w:pPr>
-      <w:bookmarkStart w:id="3" w:name="_Toc234849678"/>
-      <w:r>
-        <w:rPr>
-          <w:sz w:val="32"/>
-        </w:rPr>
+        <w:pStyle w:val="Heading3"/>
+        <w:tabs>
+          <w:tab w:val="left" w:pos="2268"/>
+        </w:tabs>
+        <w:spacing w:line="360" w:lineRule="auto"/>
+      </w:pPr>
+      <w:bookmarkStart w:id="4" w:name="_Toc235086648"/>
+      <w:r>
         <w:lastRenderedPageBreak/>
         <w:t>1.2</w:t>
       </w:r>
       <w:r>
-        <w:rPr>
-          <w:sz w:val="32"/>
-        </w:rPr>
         <w:t xml:space="preserve">. </w:t>
       </w:r>
       <w:r>
-        <w:rPr>
-          <w:sz w:val="32"/>
-        </w:rPr>
         <w:t>Temperature Group Page</w:t>
       </w:r>
-      <w:bookmarkEnd w:id="3"/>
+      <w:bookmarkEnd w:id="4"/>
     </w:p>
     <w:p>
       <w:pPr>
+        <w:tabs>
+          <w:tab w:val="left" w:pos="2268"/>
+        </w:tabs>
+        <w:spacing w:line="360" w:lineRule="auto"/>
         <w:ind w:hanging="851"/>
         <w:jc w:val="center"/>
         <w:rPr>
@@ -5474,7 +5710,7 @@
           <w:lang w:eastAsia="zh-CN"/>
         </w:rPr>
         <w:drawing>
-          <wp:inline distT="0" distB="0" distL="0" distR="0" wp14:anchorId="29D36919" wp14:editId="2E73A3B3">
+          <wp:inline distT="0" distB="0" distL="0" distR="0" wp14:anchorId="1B4C42DC" wp14:editId="57ADA9E4">
             <wp:extent cx="6216376" cy="3863340"/>
             <wp:effectExtent l="0" t="0" r="0" b="3810"/>
             <wp:docPr id="28" name="Picture 28"/>
@@ -5512,6 +5748,10 @@
     </w:p>
     <w:p>
       <w:pPr>
+        <w:tabs>
+          <w:tab w:val="left" w:pos="2268"/>
+        </w:tabs>
+        <w:spacing w:line="360" w:lineRule="auto"/>
         <w:jc w:val="center"/>
         <w:rPr>
           <w:b/>
@@ -5561,54 +5801,33 @@
     </w:p>
     <w:p>
       <w:pPr>
+        <w:pStyle w:val="Heading4"/>
+        <w:tabs>
+          <w:tab w:val="left" w:pos="2268"/>
+        </w:tabs>
         <w:spacing w:line="360" w:lineRule="auto"/>
-        <w:rPr>
-          <w:rFonts w:ascii="Times New Roman" w:hAnsi="Times New Roman" w:cs="Times New Roman"/>
-          <w:sz w:val="28"/>
-        </w:rPr>
-      </w:pPr>
-      <w:r>
-        <w:rPr>
-          <w:rFonts w:ascii="Times New Roman" w:hAnsi="Times New Roman" w:cs="Times New Roman"/>
-          <w:b/>
-          <w:sz w:val="28"/>
-        </w:rPr>
+      </w:pPr>
+      <w:r>
         <w:t>1.</w:t>
       </w:r>
       <w:r>
-        <w:rPr>
-          <w:rFonts w:ascii="Times New Roman" w:hAnsi="Times New Roman" w:cs="Times New Roman"/>
-          <w:b/>
-          <w:sz w:val="28"/>
-        </w:rPr>
         <w:t>2</w:t>
       </w:r>
       <w:r>
-        <w:rPr>
-          <w:rFonts w:ascii="Times New Roman" w:hAnsi="Times New Roman" w:cs="Times New Roman"/>
-          <w:b/>
-          <w:sz w:val="28"/>
-        </w:rPr>
         <w:t xml:space="preserve">.1. </w:t>
       </w:r>
       <w:r>
-        <w:rPr>
-          <w:rFonts w:ascii="Times New Roman" w:hAnsi="Times New Roman" w:cs="Times New Roman"/>
-          <w:b/>
-          <w:sz w:val="28"/>
-        </w:rPr>
         <w:t>Current/Set Value</w:t>
       </w:r>
       <w:r>
-        <w:rPr>
-          <w:rFonts w:ascii="Times New Roman" w:hAnsi="Times New Roman" w:cs="Times New Roman"/>
-          <w:sz w:val="28"/>
-        </w:rPr>
         <w:t xml:space="preserve"> </w:t>
       </w:r>
     </w:p>
     <w:p>
       <w:pPr>
+        <w:tabs>
+          <w:tab w:val="left" w:pos="2268"/>
+        </w:tabs>
         <w:spacing w:line="360" w:lineRule="auto"/>
         <w:ind w:left="720"/>
         <w:rPr>
@@ -5622,7 +5841,7 @@
           <w:lang w:eastAsia="zh-CN"/>
         </w:rPr>
         <w:drawing>
-          <wp:inline distT="0" distB="0" distL="0" distR="0" wp14:anchorId="255BC5AC" wp14:editId="4CBB2170">
+          <wp:inline distT="0" distB="0" distL="0" distR="0" wp14:anchorId="3C5B83F8" wp14:editId="1DE28967">
             <wp:extent cx="5318760" cy="944992"/>
             <wp:effectExtent l="0" t="0" r="0" b="7620"/>
             <wp:docPr id="32" name="Picture 32"/>
@@ -5660,6 +5879,9 @@
     </w:p>
     <w:p>
       <w:pPr>
+        <w:tabs>
+          <w:tab w:val="left" w:pos="2268"/>
+        </w:tabs>
         <w:spacing w:line="360" w:lineRule="auto"/>
         <w:ind w:left="720"/>
         <w:rPr>
@@ -5685,6 +5907,10 @@
     <w:p>
       <w:pPr>
         <w:pStyle w:val="ListParagraph"/>
+        <w:tabs>
+          <w:tab w:val="left" w:pos="2268"/>
+        </w:tabs>
+        <w:spacing w:line="360" w:lineRule="auto"/>
         <w:ind w:left="0"/>
         <w:rPr>
           <w:sz w:val="28"/>
@@ -5726,6 +5952,10 @@
     </w:p>
     <w:p>
       <w:pPr>
+        <w:tabs>
+          <w:tab w:val="left" w:pos="2268"/>
+        </w:tabs>
+        <w:spacing w:line="360" w:lineRule="auto"/>
         <w:rPr>
           <w:rFonts w:ascii="Times New Roman" w:hAnsi="Times New Roman" w:cs="Times New Roman"/>
           <w:b/>
@@ -5743,7 +5973,33 @@
     </w:p>
     <w:p>
       <w:pPr>
+        <w:pStyle w:val="Heading4"/>
+        <w:tabs>
+          <w:tab w:val="left" w:pos="2268"/>
+        </w:tabs>
         <w:spacing w:line="360" w:lineRule="auto"/>
+      </w:pPr>
+      <w:r>
+        <w:lastRenderedPageBreak/>
+        <w:t>1.</w:t>
+      </w:r>
+      <w:r>
+        <w:t>2</w:t>
+      </w:r>
+      <w:r>
+        <w:t xml:space="preserve">.2. </w:t>
+      </w:r>
+      <w:r>
+        <w:t>Alarm Value</w:t>
+      </w:r>
+    </w:p>
+    <w:p>
+      <w:pPr>
+        <w:tabs>
+          <w:tab w:val="left" w:pos="2268"/>
+        </w:tabs>
+        <w:spacing w:line="360" w:lineRule="auto"/>
+        <w:ind w:firstLine="720"/>
         <w:rPr>
           <w:rFonts w:ascii="Times New Roman" w:hAnsi="Times New Roman" w:cs="Times New Roman"/>
           <w:b/>
@@ -5752,56 +6008,11 @@
       </w:pPr>
       <w:r>
         <w:rPr>
-          <w:rFonts w:ascii="Times New Roman" w:hAnsi="Times New Roman" w:cs="Times New Roman"/>
-          <w:b/>
-          <w:sz w:val="28"/>
-        </w:rPr>
-        <w:lastRenderedPageBreak/>
-        <w:t>1.</w:t>
-      </w:r>
-      <w:r>
-        <w:rPr>
-          <w:rFonts w:ascii="Times New Roman" w:hAnsi="Times New Roman" w:cs="Times New Roman"/>
-          <w:b/>
-          <w:sz w:val="28"/>
-        </w:rPr>
-        <w:t>2</w:t>
-      </w:r>
-      <w:r>
-        <w:rPr>
-          <w:rFonts w:ascii="Times New Roman" w:hAnsi="Times New Roman" w:cs="Times New Roman"/>
-          <w:b/>
-          <w:sz w:val="28"/>
-        </w:rPr>
-        <w:t xml:space="preserve">.2. </w:t>
-      </w:r>
-      <w:r>
-        <w:rPr>
-          <w:rFonts w:ascii="Times New Roman" w:hAnsi="Times New Roman" w:cs="Times New Roman"/>
-          <w:b/>
-          <w:bCs/>
-          <w:sz w:val="28"/>
-        </w:rPr>
-        <w:t>Alarm Value</w:t>
-      </w:r>
-    </w:p>
-    <w:p>
-      <w:pPr>
-        <w:spacing w:line="360" w:lineRule="auto"/>
-        <w:ind w:firstLine="720"/>
-        <w:rPr>
-          <w:rFonts w:ascii="Times New Roman" w:hAnsi="Times New Roman" w:cs="Times New Roman"/>
-          <w:b/>
-          <w:sz w:val="28"/>
-        </w:rPr>
-      </w:pPr>
-      <w:r>
-        <w:rPr>
           <w:noProof/>
           <w:lang w:eastAsia="zh-CN"/>
         </w:rPr>
         <w:drawing>
-          <wp:inline distT="0" distB="0" distL="0" distR="0" wp14:anchorId="41FEAA3E" wp14:editId="61D5DD38">
+          <wp:inline distT="0" distB="0" distL="0" distR="0" wp14:anchorId="16BDF2C3" wp14:editId="1016DB1D">
             <wp:extent cx="5227320" cy="946531"/>
             <wp:effectExtent l="0" t="0" r="0" b="6350"/>
             <wp:docPr id="43" name="Picture 43"/>
@@ -5839,6 +6050,9 @@
     </w:p>
     <w:p>
       <w:pPr>
+        <w:tabs>
+          <w:tab w:val="left" w:pos="2268"/>
+        </w:tabs>
         <w:spacing w:line="360" w:lineRule="auto"/>
         <w:ind w:left="720"/>
         <w:rPr>
@@ -5871,7 +6085,32 @@
     </w:p>
     <w:p>
       <w:pPr>
+        <w:pStyle w:val="Heading4"/>
+        <w:tabs>
+          <w:tab w:val="left" w:pos="2268"/>
+        </w:tabs>
         <w:spacing w:line="360" w:lineRule="auto"/>
+      </w:pPr>
+      <w:r>
+        <w:t>1.</w:t>
+      </w:r>
+      <w:r>
+        <w:t>2</w:t>
+      </w:r>
+      <w:r>
+        <w:t xml:space="preserve">.3. </w:t>
+      </w:r>
+      <w:r>
+        <w:t>Offset Value</w:t>
+      </w:r>
+    </w:p>
+    <w:p>
+      <w:pPr>
+        <w:tabs>
+          <w:tab w:val="left" w:pos="2268"/>
+        </w:tabs>
+        <w:spacing w:line="360" w:lineRule="auto"/>
+        <w:ind w:firstLine="720"/>
         <w:rPr>
           <w:rFonts w:ascii="Times New Roman" w:hAnsi="Times New Roman" w:cs="Times New Roman"/>
           <w:b/>
@@ -5880,54 +6119,11 @@
       </w:pPr>
       <w:r>
         <w:rPr>
-          <w:rFonts w:ascii="Times New Roman" w:hAnsi="Times New Roman" w:cs="Times New Roman"/>
-          <w:b/>
-          <w:sz w:val="28"/>
-        </w:rPr>
-        <w:t>1.</w:t>
-      </w:r>
-      <w:r>
-        <w:rPr>
-          <w:rFonts w:ascii="Times New Roman" w:hAnsi="Times New Roman" w:cs="Times New Roman"/>
-          <w:b/>
-          <w:sz w:val="28"/>
-        </w:rPr>
-        <w:t>2</w:t>
-      </w:r>
-      <w:r>
-        <w:rPr>
-          <w:rFonts w:ascii="Times New Roman" w:hAnsi="Times New Roman" w:cs="Times New Roman"/>
-          <w:b/>
-          <w:sz w:val="28"/>
-        </w:rPr>
-        <w:t xml:space="preserve">.3. </w:t>
-      </w:r>
-      <w:r>
-        <w:rPr>
-          <w:rFonts w:ascii="Times New Roman" w:hAnsi="Times New Roman" w:cs="Times New Roman"/>
-          <w:b/>
-          <w:sz w:val="28"/>
-        </w:rPr>
-        <w:t>Offset Value</w:t>
-      </w:r>
-    </w:p>
-    <w:p>
-      <w:pPr>
-        <w:spacing w:line="360" w:lineRule="auto"/>
-        <w:ind w:firstLine="720"/>
-        <w:rPr>
-          <w:rFonts w:ascii="Times New Roman" w:hAnsi="Times New Roman" w:cs="Times New Roman"/>
-          <w:b/>
-          <w:sz w:val="28"/>
-        </w:rPr>
-      </w:pPr>
-      <w:r>
-        <w:rPr>
           <w:noProof/>
           <w:lang w:eastAsia="zh-CN"/>
         </w:rPr>
         <w:drawing>
-          <wp:inline distT="0" distB="0" distL="0" distR="0" wp14:anchorId="64949F3C" wp14:editId="34AD9E3C">
+          <wp:inline distT="0" distB="0" distL="0" distR="0" wp14:anchorId="57E0AAD2" wp14:editId="61061879">
             <wp:extent cx="5225530" cy="1402080"/>
             <wp:effectExtent l="0" t="0" r="0" b="7620"/>
             <wp:docPr id="33" name="Picture 33"/>
@@ -5972,6 +6168,9 @@
     </w:p>
     <w:p>
       <w:pPr>
+        <w:tabs>
+          <w:tab w:val="left" w:pos="2268"/>
+        </w:tabs>
         <w:spacing w:line="360" w:lineRule="auto"/>
         <w:ind w:left="720"/>
         <w:rPr>
@@ -6032,7 +6231,23 @@
     </w:p>
     <w:p>
       <w:pPr>
+        <w:pStyle w:val="Heading4"/>
+        <w:tabs>
+          <w:tab w:val="left" w:pos="2268"/>
+        </w:tabs>
         <w:spacing w:line="360" w:lineRule="auto"/>
+      </w:pPr>
+      <w:r>
+        <w:t>1.2.4. Oven Heating Button</w:t>
+      </w:r>
+    </w:p>
+    <w:p>
+      <w:pPr>
+        <w:tabs>
+          <w:tab w:val="left" w:pos="2268"/>
+        </w:tabs>
+        <w:spacing w:line="360" w:lineRule="auto"/>
+        <w:ind w:firstLine="720"/>
         <w:rPr>
           <w:rFonts w:ascii="Times New Roman" w:hAnsi="Times New Roman" w:cs="Times New Roman"/>
           <w:b/>
@@ -6041,30 +6256,11 @@
       </w:pPr>
       <w:r>
         <w:rPr>
-          <w:rFonts w:ascii="Times New Roman" w:hAnsi="Times New Roman" w:cs="Times New Roman"/>
-          <w:b/>
-          <w:sz w:val="28"/>
-        </w:rPr>
-        <w:t>1.2.4. Oven Heating Button</w:t>
-      </w:r>
-    </w:p>
-    <w:p>
-      <w:pPr>
-        <w:spacing w:line="360" w:lineRule="auto"/>
-        <w:ind w:firstLine="720"/>
-        <w:rPr>
-          <w:rFonts w:ascii="Times New Roman" w:hAnsi="Times New Roman" w:cs="Times New Roman"/>
-          <w:b/>
-          <w:sz w:val="28"/>
-        </w:rPr>
-      </w:pPr>
-      <w:r>
-        <w:rPr>
           <w:noProof/>
           <w:lang w:eastAsia="zh-CN"/>
         </w:rPr>
         <w:drawing>
-          <wp:inline distT="0" distB="0" distL="0" distR="0" wp14:anchorId="039C2AAF" wp14:editId="191E289C">
+          <wp:inline distT="0" distB="0" distL="0" distR="0" wp14:anchorId="41E5C029" wp14:editId="2609B572">
             <wp:extent cx="1730228" cy="754380"/>
             <wp:effectExtent l="0" t="0" r="3810" b="7620"/>
             <wp:docPr id="57" name="Picture 57"/>
@@ -6102,6 +6298,9 @@
     </w:p>
     <w:p>
       <w:pPr>
+        <w:tabs>
+          <w:tab w:val="left" w:pos="2268"/>
+        </w:tabs>
         <w:spacing w:line="360" w:lineRule="auto"/>
         <w:ind w:firstLine="720"/>
         <w:rPr>
@@ -6149,6 +6348,10 @@
     <w:p>
       <w:pPr>
         <w:pStyle w:val="ListParagraph"/>
+        <w:tabs>
+          <w:tab w:val="left" w:pos="2268"/>
+        </w:tabs>
+        <w:spacing w:line="360" w:lineRule="auto"/>
         <w:ind w:left="0"/>
         <w:rPr>
           <w:sz w:val="28"/>
@@ -6184,6 +6387,10 @@
     </w:p>
     <w:p>
       <w:pPr>
+        <w:tabs>
+          <w:tab w:val="left" w:pos="2268"/>
+        </w:tabs>
+        <w:spacing w:line="360" w:lineRule="auto"/>
         <w:rPr>
           <w:rFonts w:asciiTheme="majorHAnsi" w:eastAsiaTheme="majorEastAsia" w:hAnsiTheme="majorHAnsi" w:cstheme="majorBidi"/>
           <w:b/>
@@ -6202,29 +6409,28 @@
     </w:p>
     <w:p>
       <w:pPr>
-        <w:pStyle w:val="Heading2"/>
-        <w:rPr>
-          <w:sz w:val="32"/>
-        </w:rPr>
-      </w:pPr>
-      <w:bookmarkStart w:id="4" w:name="_Toc234849679"/>
-      <w:r>
-        <w:rPr>
-          <w:sz w:val="32"/>
-        </w:rPr>
+        <w:pStyle w:val="Heading3"/>
+        <w:tabs>
+          <w:tab w:val="left" w:pos="2268"/>
+        </w:tabs>
+        <w:spacing w:line="360" w:lineRule="auto"/>
+      </w:pPr>
+      <w:bookmarkStart w:id="5" w:name="_Toc235086649"/>
+      <w:r>
         <w:lastRenderedPageBreak/>
         <w:t xml:space="preserve">1.3. </w:t>
       </w:r>
       <w:r>
-        <w:rPr>
-          <w:sz w:val="32"/>
-        </w:rPr>
         <w:t>Operation Guide</w:t>
       </w:r>
-      <w:bookmarkEnd w:id="4"/>
+      <w:bookmarkEnd w:id="5"/>
     </w:p>
     <w:p>
       <w:pPr>
+        <w:tabs>
+          <w:tab w:val="left" w:pos="2268"/>
+        </w:tabs>
+        <w:spacing w:line="360" w:lineRule="auto"/>
         <w:rPr>
           <w:rFonts w:asciiTheme="majorHAnsi" w:eastAsiaTheme="majorEastAsia" w:hAnsiTheme="majorHAnsi" w:cstheme="majorBidi"/>
           <w:b/>
@@ -6244,38 +6450,34 @@
     <w:p>
       <w:pPr>
         <w:pStyle w:val="Heading2"/>
-        <w:rPr>
-          <w:sz w:val="32"/>
-        </w:rPr>
-      </w:pPr>
-      <w:bookmarkStart w:id="5" w:name="_Toc234849680"/>
-      <w:r>
-        <w:rPr>
-          <w:sz w:val="32"/>
-        </w:rPr>
+      </w:pPr>
+      <w:bookmarkStart w:id="6" w:name="_Toc235086650"/>
+      <w:r>
         <w:lastRenderedPageBreak/>
         <w:t>2. Chart Page</w:t>
-      </w:r>
-      <w:bookmarkEnd w:id="5"/>
-    </w:p>
-    <w:p>
-      <w:pPr>
-        <w:pStyle w:val="Heading2"/>
-        <w:rPr>
-          <w:sz w:val="32"/>
-        </w:rPr>
-      </w:pPr>
-      <w:bookmarkStart w:id="6" w:name="_Toc234849681"/>
-      <w:r>
-        <w:rPr>
-          <w:sz w:val="32"/>
-        </w:rPr>
-        <w:t>2.1. Chart Page</w:t>
       </w:r>
       <w:bookmarkEnd w:id="6"/>
     </w:p>
     <w:p>
       <w:pPr>
+        <w:pStyle w:val="Heading3"/>
+        <w:tabs>
+          <w:tab w:val="left" w:pos="2268"/>
+        </w:tabs>
+        <w:spacing w:line="360" w:lineRule="auto"/>
+      </w:pPr>
+      <w:bookmarkStart w:id="7" w:name="_Toc235086651"/>
+      <w:r>
+        <w:t>2.1. Chart Page</w:t>
+      </w:r>
+      <w:bookmarkEnd w:id="7"/>
+    </w:p>
+    <w:p>
+      <w:pPr>
+        <w:tabs>
+          <w:tab w:val="left" w:pos="2268"/>
+        </w:tabs>
+        <w:spacing w:line="360" w:lineRule="auto"/>
         <w:jc w:val="center"/>
         <w:rPr>
           <w:sz w:val="28"/>
@@ -6288,7 +6490,7 @@
           <w:lang w:eastAsia="zh-CN"/>
         </w:rPr>
         <w:drawing>
-          <wp:inline distT="0" distB="0" distL="0" distR="0" wp14:anchorId="3508A284" wp14:editId="274F847C">
+          <wp:inline distT="0" distB="0" distL="0" distR="0" wp14:anchorId="5D829401" wp14:editId="7574D00A">
             <wp:extent cx="6002867" cy="4664498"/>
             <wp:effectExtent l="0" t="0" r="0" b="3175"/>
             <wp:docPr id="61" name="Picture 1"/>
@@ -6335,6 +6537,10 @@
     </w:p>
     <w:p>
       <w:pPr>
+        <w:tabs>
+          <w:tab w:val="left" w:pos="2268"/>
+        </w:tabs>
+        <w:spacing w:line="360" w:lineRule="auto"/>
         <w:jc w:val="center"/>
         <w:rPr>
           <w:b/>
@@ -6384,6 +6590,9 @@
     </w:p>
     <w:p>
       <w:pPr>
+        <w:tabs>
+          <w:tab w:val="left" w:pos="2268"/>
+        </w:tabs>
         <w:spacing w:line="360" w:lineRule="auto"/>
         <w:ind w:firstLine="720"/>
         <w:rPr>
@@ -6423,99 +6632,78 @@
     </w:p>
     <w:p>
       <w:pPr>
-        <w:pStyle w:val="Heading2"/>
-        <w:rPr>
-          <w:sz w:val="32"/>
-        </w:rPr>
-      </w:pPr>
-      <w:bookmarkStart w:id="7" w:name="_Toc234849682"/>
-      <w:r>
-        <w:rPr>
-          <w:sz w:val="32"/>
-        </w:rPr>
+        <w:pStyle w:val="Heading3"/>
+        <w:tabs>
+          <w:tab w:val="left" w:pos="2268"/>
+        </w:tabs>
+        <w:spacing w:line="360" w:lineRule="auto"/>
+      </w:pPr>
+      <w:bookmarkStart w:id="8" w:name="_Toc235086652"/>
+      <w:r>
         <w:t>2.2. Operation Guide</w:t>
-      </w:r>
-      <w:bookmarkEnd w:id="7"/>
-    </w:p>
-    <w:p>
-      <w:pPr>
-        <w:spacing w:line="360" w:lineRule="auto"/>
-        <w:rPr>
-          <w:sz w:val="28"/>
-        </w:rPr>
-      </w:pPr>
-    </w:p>
-    <w:p>
-      <w:pPr>
-        <w:pStyle w:val="Heading2"/>
-        <w:rPr>
-          <w:sz w:val="32"/>
-        </w:rPr>
-      </w:pPr>
-      <w:bookmarkStart w:id="8" w:name="_Toc234849683"/>
-      <w:r>
-        <w:rPr>
-          <w:sz w:val="32"/>
-        </w:rPr>
-        <w:lastRenderedPageBreak/>
-        <w:t>3</w:t>
-      </w:r>
-      <w:r>
-        <w:rPr>
-          <w:sz w:val="32"/>
-        </w:rPr>
-        <w:t xml:space="preserve">. </w:t>
-      </w:r>
-      <w:r>
-        <w:rPr>
-          <w:sz w:val="32"/>
-        </w:rPr>
-        <w:t>Setting Page</w:t>
       </w:r>
       <w:bookmarkEnd w:id="8"/>
     </w:p>
     <w:p>
       <w:pPr>
+        <w:tabs>
+          <w:tab w:val="left" w:pos="2268"/>
+        </w:tabs>
+        <w:spacing w:line="360" w:lineRule="auto"/>
+        <w:rPr>
+          <w:sz w:val="28"/>
+        </w:rPr>
+      </w:pPr>
+    </w:p>
+    <w:p>
+      <w:pPr>
         <w:pStyle w:val="Heading2"/>
-        <w:rPr>
-          <w:sz w:val="32"/>
-        </w:rPr>
-      </w:pPr>
-      <w:bookmarkStart w:id="9" w:name="_Toc234849684"/>
-      <w:r>
-        <w:rPr>
-          <w:sz w:val="32"/>
-        </w:rPr>
+      </w:pPr>
+      <w:bookmarkStart w:id="9" w:name="_Toc235086653"/>
+      <w:r>
+        <w:lastRenderedPageBreak/>
         <w:t>3</w:t>
       </w:r>
       <w:r>
-        <w:rPr>
-          <w:sz w:val="32"/>
-        </w:rPr>
-        <w:t>.</w:t>
-      </w:r>
-      <w:r>
-        <w:rPr>
-          <w:sz w:val="32"/>
-        </w:rPr>
-        <w:t>1.</w:t>
-      </w:r>
-      <w:r>
-        <w:rPr>
-          <w:sz w:val="32"/>
-        </w:rPr>
-        <w:t xml:space="preserve"> </w:t>
-      </w:r>
-      <w:r>
-        <w:rPr>
-          <w:sz w:val="32"/>
-        </w:rPr>
+        <w:t xml:space="preserve">. </w:t>
+      </w:r>
+      <w:r>
         <w:t>Setting Page</w:t>
       </w:r>
       <w:bookmarkEnd w:id="9"/>
     </w:p>
     <w:p>
       <w:pPr>
+        <w:pStyle w:val="Heading3"/>
+        <w:tabs>
+          <w:tab w:val="left" w:pos="2268"/>
+        </w:tabs>
+        <w:spacing w:line="360" w:lineRule="auto"/>
+      </w:pPr>
+      <w:bookmarkStart w:id="10" w:name="_Toc235086654"/>
+      <w:r>
+        <w:t>3</w:t>
+      </w:r>
+      <w:r>
+        <w:t>.</w:t>
+      </w:r>
+      <w:r>
+        <w:t>1.</w:t>
+      </w:r>
+      <w:r>
+        <w:t xml:space="preserve"> </w:t>
+      </w:r>
+      <w:r>
+        <w:t>Setting Page</w:t>
+      </w:r>
+      <w:bookmarkEnd w:id="10"/>
+    </w:p>
+    <w:p>
+      <w:pPr>
+        <w:tabs>
+          <w:tab w:val="left" w:pos="2268"/>
+        </w:tabs>
+        <w:spacing w:line="360" w:lineRule="auto"/>
         <w:ind w:left="-567"/>
         <w:jc w:val="center"/>
         <w:rPr>
@@ -6528,7 +6716,7 @@
           <w:lang w:eastAsia="zh-CN"/>
         </w:rPr>
         <w:drawing>
-          <wp:inline distT="0" distB="0" distL="0" distR="0" wp14:anchorId="309A5D6B" wp14:editId="2CFE9994">
+          <wp:inline distT="0" distB="0" distL="0" distR="0" wp14:anchorId="1D5DFC22" wp14:editId="399E586D">
             <wp:extent cx="6544849" cy="3657600"/>
             <wp:effectExtent l="0" t="0" r="8890" b="0"/>
             <wp:docPr id="4" name="Picture 4"/>
@@ -6566,6 +6754,10 @@
     </w:p>
     <w:p>
       <w:pPr>
+        <w:tabs>
+          <w:tab w:val="left" w:pos="2268"/>
+        </w:tabs>
+        <w:spacing w:line="360" w:lineRule="auto"/>
         <w:jc w:val="center"/>
         <w:rPr>
           <w:b/>
@@ -6615,6 +6807,10 @@
     </w:p>
     <w:p>
       <w:pPr>
+        <w:tabs>
+          <w:tab w:val="left" w:pos="2268"/>
+        </w:tabs>
+        <w:spacing w:line="360" w:lineRule="auto"/>
         <w:ind w:left="720"/>
         <w:rPr>
           <w:sz w:val="28"/>
@@ -6635,6 +6831,10 @@
     </w:p>
     <w:p>
       <w:pPr>
+        <w:tabs>
+          <w:tab w:val="left" w:pos="2268"/>
+        </w:tabs>
+        <w:spacing w:line="360" w:lineRule="auto"/>
         <w:rPr>
           <w:sz w:val="28"/>
         </w:rPr>
@@ -6667,46 +6867,36 @@
     </w:p>
     <w:p>
       <w:pPr>
-        <w:pStyle w:val="Heading2"/>
-        <w:rPr>
-          <w:sz w:val="32"/>
-        </w:rPr>
-      </w:pPr>
-      <w:bookmarkStart w:id="10" w:name="_Toc234849685"/>
-      <w:r>
-        <w:rPr>
-          <w:sz w:val="32"/>
-        </w:rPr>
+        <w:pStyle w:val="Heading3"/>
+        <w:tabs>
+          <w:tab w:val="left" w:pos="2268"/>
+        </w:tabs>
+        <w:spacing w:line="360" w:lineRule="auto"/>
+      </w:pPr>
+      <w:bookmarkStart w:id="11" w:name="_Toc235086655"/>
+      <w:r>
         <w:t>3</w:t>
       </w:r>
       <w:r>
-        <w:rPr>
-          <w:sz w:val="32"/>
-        </w:rPr>
         <w:t>.</w:t>
       </w:r>
       <w:r>
-        <w:rPr>
-          <w:sz w:val="32"/>
-        </w:rPr>
         <w:t>2.</w:t>
       </w:r>
       <w:r>
-        <w:rPr>
-          <w:sz w:val="32"/>
-        </w:rPr>
         <w:t xml:space="preserve"> </w:t>
       </w:r>
       <w:r>
-        <w:rPr>
-          <w:sz w:val="32"/>
-        </w:rPr>
         <w:t>Operation Guide</w:t>
       </w:r>
-      <w:bookmarkEnd w:id="10"/>
+      <w:bookmarkEnd w:id="11"/>
     </w:p>
     <w:p>
       <w:pPr>
+        <w:tabs>
+          <w:tab w:val="left" w:pos="2268"/>
+        </w:tabs>
+        <w:spacing w:line="360" w:lineRule="auto"/>
         <w:rPr>
           <w:sz w:val="28"/>
         </w:rPr>
@@ -6714,6 +6904,10 @@
     </w:p>
     <w:p>
       <w:pPr>
+        <w:tabs>
+          <w:tab w:val="left" w:pos="2268"/>
+        </w:tabs>
+        <w:spacing w:line="360" w:lineRule="auto"/>
         <w:rPr>
           <w:rFonts w:asciiTheme="majorHAnsi" w:eastAsiaTheme="majorEastAsia" w:hAnsiTheme="majorHAnsi" w:cstheme="majorBidi"/>
           <w:b/>
@@ -6733,81 +6927,52 @@
     <w:p>
       <w:pPr>
         <w:pStyle w:val="Heading2"/>
-        <w:rPr>
-          <w:sz w:val="32"/>
-        </w:rPr>
-      </w:pPr>
-      <w:bookmarkStart w:id="11" w:name="_Toc234849686"/>
-      <w:r>
-        <w:rPr>
-          <w:sz w:val="32"/>
-        </w:rPr>
+      </w:pPr>
+      <w:bookmarkStart w:id="12" w:name="_Toc235086656"/>
+      <w:r>
         <w:lastRenderedPageBreak/>
         <w:t>4</w:t>
       </w:r>
       <w:r>
-        <w:rPr>
-          <w:sz w:val="32"/>
-        </w:rPr>
         <w:t xml:space="preserve">. </w:t>
       </w:r>
       <w:r>
-        <w:rPr>
-          <w:sz w:val="32"/>
-        </w:rPr>
-        <w:t>History Page</w:t>
-      </w:r>
-      <w:bookmarkEnd w:id="11"/>
-    </w:p>
-    <w:p>
-      <w:pPr>
-        <w:pStyle w:val="Heading2"/>
-        <w:rPr>
-          <w:sz w:val="32"/>
-        </w:rPr>
-      </w:pPr>
-      <w:bookmarkStart w:id="12" w:name="_Toc234849687"/>
-      <w:r>
-        <w:rPr>
-          <w:sz w:val="32"/>
-        </w:rPr>
-        <w:t>4</w:t>
-      </w:r>
-      <w:r>
-        <w:rPr>
-          <w:sz w:val="32"/>
-        </w:rPr>
-        <w:t>.</w:t>
-      </w:r>
-      <w:r>
-        <w:rPr>
-          <w:sz w:val="32"/>
-        </w:rPr>
-        <w:t>1.</w:t>
-      </w:r>
-      <w:r>
-        <w:rPr>
-          <w:sz w:val="32"/>
-        </w:rPr>
-        <w:t xml:space="preserve"> </w:t>
-      </w:r>
-      <w:r>
-        <w:rPr>
-          <w:sz w:val="32"/>
-        </w:rPr>
         <w:t>History Page</w:t>
       </w:r>
       <w:bookmarkEnd w:id="12"/>
     </w:p>
     <w:p>
       <w:pPr>
-        <w:rPr>
-          <w:sz w:val="28"/>
-        </w:rPr>
-      </w:pPr>
+        <w:pStyle w:val="Heading3"/>
+        <w:tabs>
+          <w:tab w:val="left" w:pos="2268"/>
+        </w:tabs>
+        <w:spacing w:line="360" w:lineRule="auto"/>
+      </w:pPr>
+      <w:bookmarkStart w:id="13" w:name="_Toc235086657"/>
+      <w:r>
+        <w:t>4</w:t>
+      </w:r>
+      <w:r>
+        <w:t>.</w:t>
+      </w:r>
+      <w:r>
+        <w:t>1.</w:t>
+      </w:r>
+      <w:r>
+        <w:t xml:space="preserve"> </w:t>
+      </w:r>
+      <w:r>
+        <w:t>History Page</w:t>
+      </w:r>
+      <w:bookmarkEnd w:id="13"/>
     </w:p>
     <w:p>
       <w:pPr>
+        <w:tabs>
+          <w:tab w:val="left" w:pos="2268"/>
+        </w:tabs>
+        <w:spacing w:line="360" w:lineRule="auto"/>
         <w:jc w:val="center"/>
         <w:rPr>
           <w:sz w:val="28"/>
@@ -6819,7 +6984,7 @@
           <w:lang w:eastAsia="zh-CN"/>
         </w:rPr>
         <w:drawing>
-          <wp:inline distT="0" distB="0" distL="0" distR="0" wp14:anchorId="3E569616" wp14:editId="1AC8A33C">
+          <wp:inline distT="0" distB="0" distL="0" distR="0" wp14:anchorId="0AB330A8" wp14:editId="175E5574">
             <wp:extent cx="5972175" cy="4649470"/>
             <wp:effectExtent l="0" t="0" r="9525" b="0"/>
             <wp:docPr id="21" name="Picture 21"/>
@@ -6857,6 +7022,10 @@
     </w:p>
     <w:p>
       <w:pPr>
+        <w:tabs>
+          <w:tab w:val="left" w:pos="2268"/>
+        </w:tabs>
+        <w:spacing w:line="360" w:lineRule="auto"/>
         <w:jc w:val="center"/>
         <w:rPr>
           <w:b/>
@@ -6886,181 +7055,171 @@
     </w:p>
     <w:p>
       <w:pPr>
-        <w:pStyle w:val="Heading2"/>
-        <w:rPr>
-          <w:sz w:val="32"/>
-        </w:rPr>
-      </w:pPr>
-      <w:bookmarkStart w:id="13" w:name="_Toc234849688"/>
-      <w:r>
-        <w:rPr>
-          <w:sz w:val="32"/>
-        </w:rPr>
+        <w:pStyle w:val="Heading3"/>
+        <w:tabs>
+          <w:tab w:val="left" w:pos="2268"/>
+        </w:tabs>
+        <w:spacing w:line="360" w:lineRule="auto"/>
+      </w:pPr>
+      <w:bookmarkStart w:id="14" w:name="_Toc235086658"/>
+      <w:r>
         <w:t>4</w:t>
       </w:r>
       <w:r>
-        <w:rPr>
-          <w:sz w:val="32"/>
-        </w:rPr>
         <w:t>.</w:t>
       </w:r>
       <w:r>
-        <w:rPr>
-          <w:sz w:val="32"/>
-        </w:rPr>
         <w:t>2.</w:t>
       </w:r>
       <w:r>
-        <w:rPr>
-          <w:sz w:val="32"/>
-        </w:rPr>
         <w:t xml:space="preserve"> </w:t>
       </w:r>
       <w:r>
-        <w:rPr>
-          <w:sz w:val="32"/>
-        </w:rPr>
         <w:t>Operation Guide</w:t>
-      </w:r>
-      <w:bookmarkEnd w:id="13"/>
-    </w:p>
-    <w:p>
-      <w:pPr>
-        <w:rPr>
-          <w:sz w:val="28"/>
-        </w:rPr>
-      </w:pPr>
-    </w:p>
-    <w:p>
-      <w:pPr>
-        <w:rPr>
-          <w:sz w:val="28"/>
-        </w:rPr>
-      </w:pPr>
-    </w:p>
-    <w:p>
-      <w:pPr>
-        <w:rPr>
-          <w:sz w:val="28"/>
-        </w:rPr>
-      </w:pPr>
-    </w:p>
-    <w:p>
-      <w:pPr>
-        <w:rPr>
-          <w:sz w:val="28"/>
-        </w:rPr>
-      </w:pPr>
-    </w:p>
-    <w:p>
-      <w:pPr>
-        <w:rPr>
-          <w:sz w:val="28"/>
-        </w:rPr>
-      </w:pPr>
-    </w:p>
-    <w:p>
-      <w:pPr>
-        <w:rPr>
-          <w:sz w:val="36"/>
-        </w:rPr>
-      </w:pPr>
-    </w:p>
-    <w:p>
-      <w:pPr>
-        <w:rPr>
-          <w:sz w:val="36"/>
-        </w:rPr>
-      </w:pPr>
-      <w:r>
-        <w:rPr>
-          <w:sz w:val="36"/>
-        </w:rPr>
-        <w:br w:type="page"/>
-      </w:r>
-    </w:p>
-    <w:p>
-      <w:pPr>
-        <w:pStyle w:val="Heading1"/>
-        <w:rPr>
-          <w:sz w:val="36"/>
-          <w:szCs w:val="36"/>
-        </w:rPr>
-      </w:pPr>
-      <w:bookmarkStart w:id="14" w:name="_Toc234849689"/>
-      <w:r>
-        <w:rPr>
-          <w:sz w:val="36"/>
-          <w:szCs w:val="36"/>
-        </w:rPr>
-        <w:lastRenderedPageBreak/>
-        <w:t>Chapter</w:t>
-      </w:r>
-      <w:r>
-        <w:rPr>
-          <w:sz w:val="36"/>
-          <w:szCs w:val="36"/>
-        </w:rPr>
-        <w:t xml:space="preserve"> 2</w:t>
-      </w:r>
-      <w:r>
-        <w:rPr>
-          <w:sz w:val="36"/>
-          <w:szCs w:val="36"/>
-        </w:rPr>
-        <w:t xml:space="preserve">. </w:t>
-      </w:r>
-      <w:r>
-        <w:rPr>
-          <w:sz w:val="36"/>
-          <w:szCs w:val="36"/>
-        </w:rPr>
-        <w:t>Operation Instructions</w:t>
       </w:r>
       <w:bookmarkEnd w:id="14"/>
     </w:p>
     <w:p>
       <w:pPr>
-        <w:pStyle w:val="Heading2"/>
-        <w:rPr>
-          <w:sz w:val="28"/>
-          <w:szCs w:val="28"/>
-        </w:rPr>
-      </w:pPr>
-      <w:bookmarkStart w:id="15" w:name="_Toc234849690"/>
-      <w:r>
-        <w:rPr>
-          <w:sz w:val="28"/>
-          <w:szCs w:val="28"/>
-        </w:rPr>
-        <w:t>STEP 1: Open the app</w:t>
-      </w:r>
-      <w:r>
-        <w:rPr>
-          <w:sz w:val="28"/>
-          <w:szCs w:val="28"/>
-        </w:rPr>
-        <w:t>.</w:t>
+        <w:tabs>
+          <w:tab w:val="left" w:pos="2268"/>
+        </w:tabs>
+        <w:spacing w:line="360" w:lineRule="auto"/>
+        <w:rPr>
+          <w:sz w:val="28"/>
+        </w:rPr>
+      </w:pPr>
+    </w:p>
+    <w:p>
+      <w:pPr>
+        <w:tabs>
+          <w:tab w:val="left" w:pos="2268"/>
+        </w:tabs>
+        <w:spacing w:line="360" w:lineRule="auto"/>
+        <w:rPr>
+          <w:sz w:val="28"/>
+        </w:rPr>
+      </w:pPr>
+    </w:p>
+    <w:p>
+      <w:pPr>
+        <w:tabs>
+          <w:tab w:val="left" w:pos="2268"/>
+        </w:tabs>
+        <w:spacing w:line="360" w:lineRule="auto"/>
+        <w:rPr>
+          <w:sz w:val="28"/>
+        </w:rPr>
+      </w:pPr>
+    </w:p>
+    <w:p>
+      <w:pPr>
+        <w:tabs>
+          <w:tab w:val="left" w:pos="2268"/>
+        </w:tabs>
+        <w:spacing w:line="360" w:lineRule="auto"/>
+        <w:rPr>
+          <w:sz w:val="28"/>
+        </w:rPr>
+      </w:pPr>
+    </w:p>
+    <w:p>
+      <w:pPr>
+        <w:tabs>
+          <w:tab w:val="left" w:pos="2268"/>
+        </w:tabs>
+        <w:spacing w:line="360" w:lineRule="auto"/>
+        <w:rPr>
+          <w:sz w:val="28"/>
+        </w:rPr>
+      </w:pPr>
+    </w:p>
+    <w:p>
+      <w:pPr>
+        <w:tabs>
+          <w:tab w:val="left" w:pos="2268"/>
+        </w:tabs>
+        <w:spacing w:line="360" w:lineRule="auto"/>
+        <w:rPr>
+          <w:sz w:val="36"/>
+        </w:rPr>
+      </w:pPr>
+    </w:p>
+    <w:p>
+      <w:pPr>
+        <w:tabs>
+          <w:tab w:val="left" w:pos="2268"/>
+        </w:tabs>
+        <w:spacing w:line="360" w:lineRule="auto"/>
+        <w:rPr>
+          <w:sz w:val="36"/>
+        </w:rPr>
+      </w:pPr>
+      <w:r>
+        <w:rPr>
+          <w:sz w:val="36"/>
+        </w:rPr>
+        <w:br w:type="page"/>
+      </w:r>
+    </w:p>
+    <w:p>
+      <w:pPr>
+        <w:pStyle w:val="Heading1"/>
+      </w:pPr>
+      <w:bookmarkStart w:id="15" w:name="_Toc235086659"/>
+      <w:r>
+        <w:lastRenderedPageBreak/>
+        <w:t>Chapter</w:t>
+      </w:r>
+      <w:r>
+        <w:t xml:space="preserve"> 2</w:t>
+      </w:r>
+      <w:r>
+        <w:t xml:space="preserve">. </w:t>
+      </w:r>
+      <w:r>
+        <w:t>Operation Instructions</w:t>
       </w:r>
       <w:bookmarkEnd w:id="15"/>
     </w:p>
     <w:p>
       <w:pPr>
-        <w:rPr>
-          <w:sz w:val="28"/>
-          <w:szCs w:val="28"/>
-        </w:rPr>
-      </w:pPr>
-      <w:r>
-        <w:rPr>
-          <w:sz w:val="28"/>
-          <w:szCs w:val="28"/>
-        </w:rPr>
-        <w:t>+ Click on the application.</w:t>
-      </w:r>
+        <w:pStyle w:val="Heading2"/>
+      </w:pPr>
+      <w:bookmarkStart w:id="16" w:name="_Toc235086660"/>
+      <w:r>
+        <w:t>STEP 1: Open the app</w:t>
+      </w:r>
+      <w:r>
+        <w:t>.</w:t>
+      </w:r>
+      <w:bookmarkEnd w:id="16"/>
     </w:p>
     <w:p>
       <w:pPr>
+        <w:tabs>
+          <w:tab w:val="left" w:pos="2268"/>
+        </w:tabs>
+        <w:spacing w:line="360" w:lineRule="auto"/>
+        <w:rPr>
+          <w:sz w:val="28"/>
+          <w:szCs w:val="28"/>
+        </w:rPr>
+      </w:pPr>
+      <w:r>
+        <w:rPr>
+          <w:sz w:val="28"/>
+          <w:szCs w:val="28"/>
+        </w:rPr>
+        <w:t>+ Click on the application.</w:t>
+      </w:r>
+    </w:p>
+    <w:p>
+      <w:pPr>
+        <w:tabs>
+          <w:tab w:val="left" w:pos="2268"/>
+        </w:tabs>
+        <w:spacing w:line="360" w:lineRule="auto"/>
         <w:rPr>
           <w:sz w:val="28"/>
           <w:szCs w:val="28"/>
@@ -7072,7 +7231,7 @@
           <w:lang w:eastAsia="zh-CN"/>
         </w:rPr>
         <w:drawing>
-          <wp:inline distT="0" distB="0" distL="0" distR="0" wp14:anchorId="1C1A8AF7" wp14:editId="008A23F1">
+          <wp:inline distT="0" distB="0" distL="0" distR="0" wp14:anchorId="1901145E" wp14:editId="597709BA">
             <wp:extent cx="1257300" cy="1295400"/>
             <wp:effectExtent l="0" t="0" r="0" b="0"/>
             <wp:docPr id="3" name="Picture 3"/>
@@ -7114,7 +7273,6 @@
         </w:rPr>
         <w:br/>
       </w:r>
-      <w:bookmarkStart w:id="16" w:name="_GoBack"/>
       <w:r>
         <w:rPr>
           <w:sz w:val="28"/>
@@ -7143,10 +7301,13 @@
         </w:rPr>
         <w:t xml:space="preserve"> to initialize connections. </w:t>
       </w:r>
-      <w:bookmarkEnd w:id="16"/>
     </w:p>
     <w:p>
       <w:pPr>
+        <w:tabs>
+          <w:tab w:val="left" w:pos="2268"/>
+        </w:tabs>
+        <w:spacing w:line="360" w:lineRule="auto"/>
         <w:jc w:val="center"/>
         <w:rPr>
           <w:sz w:val="28"/>
@@ -7159,7 +7320,7 @@
           <w:lang w:eastAsia="zh-CN"/>
         </w:rPr>
         <w:drawing>
-          <wp:inline distT="0" distB="0" distL="0" distR="0" wp14:anchorId="3AF7D3AD" wp14:editId="4A58EF5B">
+          <wp:inline distT="0" distB="0" distL="0" distR="0" wp14:anchorId="46BD0B86" wp14:editId="5D6FDD2F">
             <wp:extent cx="5926016" cy="4644352"/>
             <wp:effectExtent l="0" t="0" r="0" b="4445"/>
             <wp:docPr id="12" name="Picture 12"/>
@@ -7204,6 +7365,10 @@
     </w:p>
     <w:p>
       <w:pPr>
+        <w:tabs>
+          <w:tab w:val="left" w:pos="2268"/>
+        </w:tabs>
+        <w:spacing w:line="360" w:lineRule="auto"/>
         <w:jc w:val="center"/>
         <w:rPr>
           <w:sz w:val="28"/>
@@ -7216,6 +7381,7 @@
           <w:sz w:val="28"/>
           <w:szCs w:val="28"/>
         </w:rPr>
+        <w:lastRenderedPageBreak/>
         <w:t xml:space="preserve">Figure 5.1: </w:t>
       </w:r>
       <w:r>
@@ -7235,6 +7401,10 @@
     </w:p>
     <w:p>
       <w:pPr>
+        <w:tabs>
+          <w:tab w:val="left" w:pos="2268"/>
+        </w:tabs>
+        <w:spacing w:line="360" w:lineRule="auto"/>
         <w:rPr>
           <w:sz w:val="28"/>
           <w:szCs w:val="28"/>
@@ -7245,7 +7415,6 @@
           <w:sz w:val="28"/>
           <w:szCs w:val="28"/>
         </w:rPr>
-        <w:lastRenderedPageBreak/>
         <w:t xml:space="preserve">+ </w:t>
       </w:r>
       <w:r>
@@ -7258,6 +7427,10 @@
     </w:p>
     <w:p>
       <w:pPr>
+        <w:tabs>
+          <w:tab w:val="left" w:pos="2268"/>
+        </w:tabs>
+        <w:spacing w:line="360" w:lineRule="auto"/>
         <w:jc w:val="center"/>
         <w:rPr>
           <w:sz w:val="28"/>
@@ -7267,6 +7440,10 @@
     </w:p>
     <w:p>
       <w:pPr>
+        <w:tabs>
+          <w:tab w:val="left" w:pos="2268"/>
+        </w:tabs>
+        <w:spacing w:line="360" w:lineRule="auto"/>
         <w:jc w:val="center"/>
         <w:rPr>
           <w:sz w:val="28"/>
@@ -7291,6 +7468,10 @@
     </w:p>
     <w:p>
       <w:pPr>
+        <w:tabs>
+          <w:tab w:val="left" w:pos="2268"/>
+        </w:tabs>
+        <w:spacing w:line="360" w:lineRule="auto"/>
         <w:rPr>
           <w:sz w:val="28"/>
           <w:szCs w:val="28"/>
@@ -7413,6 +7594,10 @@
     </w:p>
     <w:p>
       <w:pPr>
+        <w:tabs>
+          <w:tab w:val="left" w:pos="2268"/>
+        </w:tabs>
+        <w:spacing w:line="360" w:lineRule="auto"/>
         <w:rPr>
           <w:sz w:val="28"/>
           <w:szCs w:val="28"/>
@@ -7421,6 +7606,10 @@
     </w:p>
     <w:p>
       <w:pPr>
+        <w:tabs>
+          <w:tab w:val="left" w:pos="2268"/>
+        </w:tabs>
+        <w:spacing w:line="360" w:lineRule="auto"/>
         <w:rPr>
           <w:b/>
           <w:sz w:val="28"/>
@@ -7439,31 +7628,23 @@
     <w:p>
       <w:pPr>
         <w:pStyle w:val="Heading2"/>
-        <w:rPr>
-          <w:sz w:val="32"/>
-          <w:szCs w:val="28"/>
-        </w:rPr>
-      </w:pPr>
-      <w:bookmarkStart w:id="17" w:name="_Toc234849691"/>
-      <w:r>
-        <w:rPr>
-          <w:sz w:val="32"/>
-          <w:szCs w:val="28"/>
-        </w:rPr>
+      </w:pPr>
+      <w:bookmarkStart w:id="17" w:name="_Toc235086661"/>
+      <w:r>
         <w:lastRenderedPageBreak/>
         <w:t xml:space="preserve">STEP 2: </w:t>
       </w:r>
       <w:r>
-        <w:rPr>
-          <w:sz w:val="32"/>
-          <w:szCs w:val="28"/>
-        </w:rPr>
         <w:t>Setup Material and Box data.</w:t>
       </w:r>
       <w:bookmarkEnd w:id="17"/>
     </w:p>
     <w:p>
       <w:pPr>
+        <w:tabs>
+          <w:tab w:val="left" w:pos="2268"/>
+        </w:tabs>
+        <w:spacing w:line="360" w:lineRule="auto"/>
         <w:rPr>
           <w:sz w:val="28"/>
           <w:szCs w:val="28"/>
@@ -7521,6 +7702,10 @@
     </w:p>
     <w:p>
       <w:pPr>
+        <w:tabs>
+          <w:tab w:val="left" w:pos="2268"/>
+        </w:tabs>
+        <w:spacing w:line="360" w:lineRule="auto"/>
         <w:jc w:val="center"/>
         <w:rPr>
           <w:sz w:val="28"/>
@@ -7530,6 +7715,10 @@
     </w:p>
     <w:p>
       <w:pPr>
+        <w:tabs>
+          <w:tab w:val="left" w:pos="2268"/>
+        </w:tabs>
+        <w:spacing w:line="360" w:lineRule="auto"/>
         <w:jc w:val="center"/>
         <w:rPr>
           <w:sz w:val="28"/>
@@ -7577,6 +7766,10 @@
     </w:p>
     <w:p>
       <w:pPr>
+        <w:tabs>
+          <w:tab w:val="left" w:pos="2268"/>
+        </w:tabs>
+        <w:spacing w:line="360" w:lineRule="auto"/>
         <w:rPr>
           <w:sz w:val="28"/>
           <w:szCs w:val="28"/>
@@ -7690,6 +7883,10 @@
     </w:p>
     <w:p>
       <w:pPr>
+        <w:tabs>
+          <w:tab w:val="left" w:pos="2268"/>
+        </w:tabs>
+        <w:spacing w:line="360" w:lineRule="auto"/>
         <w:jc w:val="center"/>
         <w:rPr>
           <w:sz w:val="28"/>
@@ -7706,6 +7903,10 @@
     </w:p>
     <w:p>
       <w:pPr>
+        <w:tabs>
+          <w:tab w:val="left" w:pos="2268"/>
+        </w:tabs>
+        <w:spacing w:line="360" w:lineRule="auto"/>
         <w:jc w:val="center"/>
         <w:rPr>
           <w:sz w:val="28"/>
@@ -7730,6 +7931,10 @@
     </w:p>
     <w:p>
       <w:pPr>
+        <w:tabs>
+          <w:tab w:val="left" w:pos="2268"/>
+        </w:tabs>
+        <w:spacing w:line="360" w:lineRule="auto"/>
         <w:rPr>
           <w:b/>
           <w:sz w:val="28"/>
@@ -7781,6 +7986,10 @@
     </w:p>
     <w:p>
       <w:pPr>
+        <w:tabs>
+          <w:tab w:val="left" w:pos="2268"/>
+        </w:tabs>
+        <w:spacing w:line="360" w:lineRule="auto"/>
         <w:rPr>
           <w:sz w:val="28"/>
           <w:szCs w:val="28"/>
@@ -7797,31 +8006,23 @@
     <w:p>
       <w:pPr>
         <w:pStyle w:val="Heading2"/>
-        <w:rPr>
-          <w:sz w:val="32"/>
-          <w:szCs w:val="28"/>
-        </w:rPr>
-      </w:pPr>
-      <w:bookmarkStart w:id="18" w:name="_Toc234849692"/>
-      <w:r>
-        <w:rPr>
-          <w:sz w:val="32"/>
-          <w:szCs w:val="28"/>
-        </w:rPr>
+      </w:pPr>
+      <w:bookmarkStart w:id="18" w:name="_Toc235086662"/>
+      <w:r>
         <w:lastRenderedPageBreak/>
         <w:t>STEP 3: Prepare the Conveyor</w:t>
       </w:r>
       <w:r>
-        <w:rPr>
-          <w:sz w:val="32"/>
-          <w:szCs w:val="28"/>
-        </w:rPr>
         <w:t>.</w:t>
       </w:r>
       <w:bookmarkEnd w:id="18"/>
     </w:p>
     <w:p>
       <w:pPr>
+        <w:tabs>
+          <w:tab w:val="left" w:pos="2268"/>
+        </w:tabs>
+        <w:spacing w:line="360" w:lineRule="auto"/>
         <w:rPr>
           <w:sz w:val="28"/>
           <w:szCs w:val="28"/>
@@ -7851,6 +8052,10 @@
     </w:p>
     <w:p>
       <w:pPr>
+        <w:tabs>
+          <w:tab w:val="left" w:pos="2268"/>
+        </w:tabs>
+        <w:spacing w:line="360" w:lineRule="auto"/>
         <w:jc w:val="center"/>
         <w:rPr>
           <w:sz w:val="28"/>
@@ -7865,7 +8070,7 @@
           <w:lang w:eastAsia="zh-CN"/>
         </w:rPr>
         <w:drawing>
-          <wp:inline distT="0" distB="0" distL="0" distR="0" wp14:anchorId="03D9A865" wp14:editId="501DCD3C">
+          <wp:inline distT="0" distB="0" distL="0" distR="0" wp14:anchorId="2785352F" wp14:editId="3C560F23">
             <wp:extent cx="5486400" cy="4055110"/>
             <wp:effectExtent l="0" t="0" r="0" b="2540"/>
             <wp:docPr id="90" name="Picture 90"/>
@@ -7903,6 +8108,10 @@
     </w:p>
     <w:p>
       <w:pPr>
+        <w:tabs>
+          <w:tab w:val="left" w:pos="2268"/>
+        </w:tabs>
+        <w:spacing w:line="360" w:lineRule="auto"/>
         <w:jc w:val="center"/>
         <w:rPr>
           <w:sz w:val="28"/>
@@ -7950,6 +8159,10 @@
     </w:p>
     <w:p>
       <w:pPr>
+        <w:tabs>
+          <w:tab w:val="left" w:pos="2268"/>
+        </w:tabs>
+        <w:spacing w:line="360" w:lineRule="auto"/>
         <w:rPr>
           <w:b/>
           <w:sz w:val="28"/>
@@ -8071,6 +8284,10 @@
     </w:p>
     <w:p>
       <w:pPr>
+        <w:tabs>
+          <w:tab w:val="left" w:pos="2268"/>
+        </w:tabs>
+        <w:spacing w:line="360" w:lineRule="auto"/>
         <w:rPr>
           <w:b/>
           <w:sz w:val="28"/>
@@ -8089,17 +8306,9 @@
     <w:p>
       <w:pPr>
         <w:pStyle w:val="Heading2"/>
-        <w:rPr>
-          <w:sz w:val="32"/>
-          <w:szCs w:val="28"/>
-        </w:rPr>
-      </w:pPr>
-      <w:bookmarkStart w:id="19" w:name="_Toc234849693"/>
-      <w:r>
-        <w:rPr>
-          <w:sz w:val="32"/>
-          <w:szCs w:val="28"/>
-        </w:rPr>
+      </w:pPr>
+      <w:bookmarkStart w:id="19" w:name="_Toc235086663"/>
+      <w:r>
         <w:lastRenderedPageBreak/>
         <w:t>STEP 4: Start Packing.</w:t>
       </w:r>
@@ -8107,6 +8316,10 @@
     </w:p>
     <w:p>
       <w:pPr>
+        <w:tabs>
+          <w:tab w:val="left" w:pos="2268"/>
+        </w:tabs>
+        <w:spacing w:line="360" w:lineRule="auto"/>
         <w:rPr>
           <w:sz w:val="28"/>
           <w:szCs w:val="28"/>
@@ -8185,6 +8398,10 @@
     </w:p>
     <w:p>
       <w:pPr>
+        <w:tabs>
+          <w:tab w:val="left" w:pos="2268"/>
+        </w:tabs>
+        <w:spacing w:line="360" w:lineRule="auto"/>
         <w:jc w:val="center"/>
         <w:rPr>
           <w:sz w:val="28"/>
@@ -8244,6 +8461,10 @@
     </w:p>
     <w:p>
       <w:pPr>
+        <w:tabs>
+          <w:tab w:val="left" w:pos="2268"/>
+        </w:tabs>
+        <w:spacing w:line="360" w:lineRule="auto"/>
         <w:jc w:val="center"/>
         <w:rPr>
           <w:sz w:val="28"/>
@@ -8275,6 +8496,10 @@
     </w:p>
     <w:p>
       <w:pPr>
+        <w:tabs>
+          <w:tab w:val="left" w:pos="2268"/>
+        </w:tabs>
+        <w:spacing w:line="360" w:lineRule="auto"/>
         <w:rPr>
           <w:sz w:val="28"/>
           <w:szCs w:val="28"/>
@@ -8376,6 +8601,10 @@
     </w:p>
     <w:p>
       <w:pPr>
+        <w:tabs>
+          <w:tab w:val="left" w:pos="2268"/>
+        </w:tabs>
+        <w:spacing w:line="360" w:lineRule="auto"/>
         <w:rPr>
           <w:sz w:val="28"/>
         </w:rPr>
@@ -8424,7 +8653,7 @@
 <w:ftr xmlns:wpc="http://schemas.microsoft.com/office/word/2010/wordprocessingCanvas" xmlns:cx="http://schemas.microsoft.com/office/drawing/2014/chartex" xmlns:mc="http://schemas.openxmlformats.org/markup-compatibility/2006" xmlns:o="urn:schemas-microsoft-com:office:office" xmlns:r="http://schemas.openxmlformats.org/officeDocument/2006/relationships" xmlns:m="http://schemas.openxmlformats.org/officeDocument/2006/math" xmlns:v="urn:schemas-microsoft-com:vml" xmlns:wp14="http://schemas.microsoft.com/office/word/2010/wordprocessingDrawing" xmlns:wp="http://schemas.openxmlformats.org/drawingml/2006/wordprocessingDrawing" xmlns:w10="urn:schemas-microsoft-com:office:word" xmlns:w="http://schemas.openxmlformats.org/wordprocessingml/2006/main" xmlns:w14="http://schemas.microsoft.com/office/word/2010/wordml" xmlns:w15="http://schemas.microsoft.com/office/word/2012/wordml" xmlns:w16se="http://schemas.microsoft.com/office/word/2015/wordml/symex" xmlns:wpg="http://schemas.microsoft.com/office/word/2010/wordprocessingGroup" xmlns:wpi="http://schemas.microsoft.com/office/word/2010/wordprocessingInk" xmlns:wne="http://schemas.microsoft.com/office/word/2006/wordml" xmlns:wps="http://schemas.microsoft.com/office/word/2010/wordprocessingShape" mc:Ignorable="w14 w15 w16se wp14">
   <w:sdt>
     <w:sdtPr>
-      <w:id w:val="104001463"/>
+      <w:id w:val="-1607348370"/>
       <w:docPartObj>
         <w:docPartGallery w:val="Page Numbers (Bottom of Page)"/>
         <w:docPartUnique/>
@@ -8439,7 +8668,7 @@
       <w:p>
         <w:pPr>
           <w:pStyle w:val="Footer"/>
-          <w:jc w:val="right"/>
+          <w:jc w:val="center"/>
         </w:pPr>
         <w:r>
           <w:fldChar w:fldCharType="begin"/>
@@ -8454,7 +8683,7 @@
           <w:rPr>
             <w:noProof/>
           </w:rPr>
-          <w:t>17</w:t>
+          <w:t>3</w:t>
         </w:r>
         <w:r>
           <w:rPr>
@@ -9686,13 +9915,17 @@
     <w:basedOn w:val="Normal"/>
     <w:next w:val="Normal"/>
     <w:link w:val="Heading1Char"/>
+    <w:autoRedefine/>
     <w:uiPriority w:val="9"/>
     <w:qFormat/>
-    <w:rsid w:val="00FC693F"/>
+    <w:rsid w:val="00BE023C"/>
     <w:pPr>
       <w:keepNext/>
       <w:keepLines/>
-      <w:spacing w:before="480" w:after="0"/>
+      <w:tabs>
+        <w:tab w:val="left" w:pos="2268"/>
+      </w:tabs>
+      <w:spacing w:after="0" w:line="360" w:lineRule="auto"/>
       <w:outlineLvl w:val="0"/>
     </w:pPr>
     <w:rPr>
@@ -9700,7 +9933,7 @@
       <w:b/>
       <w:bCs/>
       <w:color w:val="365F91" w:themeColor="accent1" w:themeShade="BF"/>
-      <w:sz w:val="28"/>
+      <w:sz w:val="36"/>
       <w:szCs w:val="28"/>
     </w:rPr>
   </w:style>
@@ -9709,14 +9942,18 @@
     <w:basedOn w:val="Normal"/>
     <w:next w:val="Normal"/>
     <w:link w:val="Heading2Char"/>
+    <w:autoRedefine/>
     <w:uiPriority w:val="9"/>
     <w:unhideWhenUsed/>
     <w:qFormat/>
-    <w:rsid w:val="00FC693F"/>
+    <w:rsid w:val="00BE023C"/>
     <w:pPr>
       <w:keepNext/>
       <w:keepLines/>
-      <w:spacing w:before="200" w:after="0"/>
+      <w:tabs>
+        <w:tab w:val="left" w:pos="2268"/>
+      </w:tabs>
+      <w:spacing w:after="0" w:line="360" w:lineRule="auto"/>
       <w:outlineLvl w:val="1"/>
     </w:pPr>
     <w:rPr>
@@ -9724,7 +9961,7 @@
       <w:b/>
       <w:bCs/>
       <w:color w:val="4F81BD" w:themeColor="accent1"/>
-      <w:sz w:val="26"/>
+      <w:sz w:val="32"/>
       <w:szCs w:val="26"/>
     </w:rPr>
   </w:style>
@@ -9733,14 +9970,15 @@
     <w:basedOn w:val="Normal"/>
     <w:next w:val="Normal"/>
     <w:link w:val="Heading3Char"/>
+    <w:autoRedefine/>
     <w:uiPriority w:val="9"/>
     <w:unhideWhenUsed/>
     <w:qFormat/>
-    <w:rsid w:val="00FC693F"/>
+    <w:rsid w:val="00343624"/>
     <w:pPr>
       <w:keepNext/>
       <w:keepLines/>
-      <w:spacing w:before="200" w:after="0"/>
+      <w:spacing w:after="240"/>
       <w:outlineLvl w:val="2"/>
     </w:pPr>
     <w:rPr>
@@ -9748,6 +9986,7 @@
       <w:b/>
       <w:bCs/>
       <w:color w:val="4F81BD" w:themeColor="accent1"/>
+      <w:sz w:val="26"/>
     </w:rPr>
   </w:style>
   <w:style w:type="paragraph" w:styleId="Heading4">
@@ -9755,11 +9994,11 @@
     <w:basedOn w:val="Normal"/>
     <w:next w:val="Normal"/>
     <w:link w:val="Heading4Char"/>
+    <w:autoRedefine/>
     <w:uiPriority w:val="9"/>
-    <w:semiHidden/>
     <w:unhideWhenUsed/>
     <w:qFormat/>
-    <w:rsid w:val="00FC693F"/>
+    <w:rsid w:val="00665BE0"/>
     <w:pPr>
       <w:keepNext/>
       <w:keepLines/>
@@ -9770,9 +10009,9 @@
       <w:rFonts w:asciiTheme="majorHAnsi" w:eastAsiaTheme="majorEastAsia" w:hAnsiTheme="majorHAnsi" w:cstheme="majorBidi"/>
       <w:b/>
       <w:bCs/>
-      <w:i/>
       <w:iCs/>
       <w:color w:val="4F81BD" w:themeColor="accent1"/>
+      <w:sz w:val="26"/>
     </w:rPr>
   </w:style>
   <w:style w:type="paragraph" w:styleId="Heading5">
@@ -9976,13 +10215,13 @@
     <w:basedOn w:val="DefaultParagraphFont"/>
     <w:link w:val="Heading1"/>
     <w:uiPriority w:val="9"/>
-    <w:rsid w:val="00FC693F"/>
+    <w:rsid w:val="00BE023C"/>
     <w:rPr>
       <w:rFonts w:asciiTheme="majorHAnsi" w:eastAsiaTheme="majorEastAsia" w:hAnsiTheme="majorHAnsi" w:cstheme="majorBidi"/>
       <w:b/>
       <w:bCs/>
       <w:color w:val="365F91" w:themeColor="accent1" w:themeShade="BF"/>
-      <w:sz w:val="28"/>
+      <w:sz w:val="36"/>
       <w:szCs w:val="28"/>
     </w:rPr>
   </w:style>
@@ -9991,13 +10230,13 @@
     <w:basedOn w:val="DefaultParagraphFont"/>
     <w:link w:val="Heading2"/>
     <w:uiPriority w:val="9"/>
-    <w:rsid w:val="00FC693F"/>
+    <w:rsid w:val="00BE023C"/>
     <w:rPr>
       <w:rFonts w:asciiTheme="majorHAnsi" w:eastAsiaTheme="majorEastAsia" w:hAnsiTheme="majorHAnsi" w:cstheme="majorBidi"/>
       <w:b/>
       <w:bCs/>
       <w:color w:val="4F81BD" w:themeColor="accent1"/>
-      <w:sz w:val="26"/>
+      <w:sz w:val="32"/>
       <w:szCs w:val="26"/>
     </w:rPr>
   </w:style>
@@ -10006,12 +10245,13 @@
     <w:basedOn w:val="DefaultParagraphFont"/>
     <w:link w:val="Heading3"/>
     <w:uiPriority w:val="9"/>
-    <w:rsid w:val="00FC693F"/>
+    <w:rsid w:val="00343624"/>
     <w:rPr>
       <w:rFonts w:asciiTheme="majorHAnsi" w:eastAsiaTheme="majorEastAsia" w:hAnsiTheme="majorHAnsi" w:cstheme="majorBidi"/>
       <w:b/>
       <w:bCs/>
       <w:color w:val="4F81BD" w:themeColor="accent1"/>
+      <w:sz w:val="26"/>
     </w:rPr>
   </w:style>
   <w:style w:type="paragraph" w:styleId="Title">
@@ -10378,15 +10618,14 @@
     <w:basedOn w:val="DefaultParagraphFont"/>
     <w:link w:val="Heading4"/>
     <w:uiPriority w:val="9"/>
-    <w:semiHidden/>
-    <w:rsid w:val="00FC693F"/>
+    <w:rsid w:val="00665BE0"/>
     <w:rPr>
       <w:rFonts w:asciiTheme="majorHAnsi" w:eastAsiaTheme="majorEastAsia" w:hAnsiTheme="majorHAnsi" w:cstheme="majorBidi"/>
       <w:b/>
       <w:bCs/>
-      <w:i/>
       <w:iCs/>
       <w:color w:val="4F81BD" w:themeColor="accent1"/>
+      <w:sz w:val="26"/>
     </w:rPr>
   </w:style>
   <w:style w:type="character" w:customStyle="1" w:styleId="Heading5Char">
@@ -21087,7 +21326,7 @@
 </file>
 
 <file path=customXml/itemProps2.xml><?xml version="1.0" encoding="utf-8"?>
-<ds:datastoreItem xmlns:ds="http://schemas.openxmlformats.org/officeDocument/2006/customXml" ds:itemID="{27464F68-2643-476A-A24D-72EDD54951C2}">
+<ds:datastoreItem xmlns:ds="http://schemas.openxmlformats.org/officeDocument/2006/customXml" ds:itemID="{916C9A2B-E7E8-4E95-8F01-762E51E2D211}">
   <ds:schemaRefs>
     <ds:schemaRef ds:uri="http://schemas.openxmlformats.org/officeDocument/2006/bibliography"/>
   </ds:schemaRefs>
